--- a/documentation/Meeting Logs/BaseLine Sprint 2.docx
+++ b/documentation/Meeting Logs/BaseLine Sprint 2.docx
@@ -1318,8 +1318,16 @@
     </w:p>
     <w:p>
       <w:r>
-        <w:pict w14:anchorId="33B58DCB">
-          <v:rect id="_x0000_i1025" style="width:0;height:1.5pt" o:hralign="center" o:hrstd="t" o:hr="t" fillcolor="#a0a0a0" stroked="f"/>
+        <w:rPr>
+          <w:noProof/>
+        </w:rPr>
+      </w:r>
+      <w:r>
+        <w:pict w14:anchorId="64B9BA37">
+          <v:rect id="Rectangle 29" o:spid="_x0000_s1040" style="width:468pt;height:1.1pt;visibility:visible;mso-wrap-style:square;mso-left-percent:-10001;mso-top-percent:-10001;mso-position-horizontal:absolute;mso-position-horizontal-relative:char;mso-position-vertical:absolute;mso-position-vertical-relative:line;mso-left-percent:-10001;mso-top-percent:-10001;v-text-anchor:top" o:gfxdata="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" filled="f">
+            <o:lock v:ext="edit" aspectratio="t"/>
+            <w10:anchorlock/>
+          </v:rect>
         </w:pict>
       </w:r>
     </w:p>
@@ -1451,8 +1459,16 @@
     </w:p>
     <w:p>
       <w:r>
-        <w:pict w14:anchorId="570D80D5">
-          <v:rect id="_x0000_i1026" style="width:0;height:1.5pt" o:hralign="center" o:hrstd="t" o:hr="t" fillcolor="#a0a0a0" stroked="f"/>
+        <w:rPr>
+          <w:noProof/>
+        </w:rPr>
+      </w:r>
+      <w:r>
+        <w:pict w14:anchorId="6D07FD06">
+          <v:rect id="Rectangle 27" o:spid="_x0000_s1039" style="width:468pt;height:1.1pt;visibility:visible;mso-wrap-style:square;mso-left-percent:-10001;mso-top-percent:-10001;mso-position-horizontal:absolute;mso-position-horizontal-relative:char;mso-position-vertical:absolute;mso-position-vertical-relative:line;mso-left-percent:-10001;mso-top-percent:-10001;v-text-anchor:top" o:gfxdata="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" filled="f">
+            <o:lock v:ext="edit" aspectratio="t"/>
+            <w10:anchorlock/>
+          </v:rect>
         </w:pict>
       </w:r>
     </w:p>
@@ -1530,8 +1546,16 @@
     </w:p>
     <w:p>
       <w:r>
-        <w:pict w14:anchorId="3C144E49">
-          <v:rect id="_x0000_i1027" style="width:0;height:1.5pt" o:hralign="center" o:hrstd="t" o:hr="t" fillcolor="#a0a0a0" stroked="f"/>
+        <w:rPr>
+          <w:noProof/>
+        </w:rPr>
+      </w:r>
+      <w:r>
+        <w:pict w14:anchorId="3C697ED0">
+          <v:rect id="Rectangle 25" o:spid="_x0000_s1038" style="width:468pt;height:1.1pt;visibility:visible;mso-wrap-style:square;mso-left-percent:-10001;mso-top-percent:-10001;mso-position-horizontal:absolute;mso-position-horizontal-relative:char;mso-position-vertical:absolute;mso-position-vertical-relative:line;mso-left-percent:-10001;mso-top-percent:-10001;v-text-anchor:top" o:gfxdata="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" filled="f">
+            <o:lock v:ext="edit" aspectratio="t"/>
+            <w10:anchorlock/>
+          </v:rect>
         </w:pict>
       </w:r>
     </w:p>
@@ -1586,8 +1610,16 @@
     </w:p>
     <w:p>
       <w:r>
-        <w:pict w14:anchorId="720C175D">
-          <v:rect id="_x0000_i1028" style="width:0;height:1.5pt" o:hralign="center" o:hrstd="t" o:hr="t" fillcolor="#a0a0a0" stroked="f"/>
+        <w:rPr>
+          <w:noProof/>
+        </w:rPr>
+      </w:r>
+      <w:r>
+        <w:pict w14:anchorId="14534DCE">
+          <v:rect id="Rectangle 23" o:spid="_x0000_s1037" style="width:468pt;height:1.1pt;visibility:visible;mso-wrap-style:square;mso-left-percent:-10001;mso-top-percent:-10001;mso-position-horizontal:absolute;mso-position-horizontal-relative:char;mso-position-vertical:absolute;mso-position-vertical-relative:line;mso-left-percent:-10001;mso-top-percent:-10001;v-text-anchor:top" o:gfxdata="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" filled="f">
+            <o:lock v:ext="edit" aspectratio="t"/>
+            <w10:anchorlock/>
+          </v:rect>
         </w:pict>
       </w:r>
     </w:p>
@@ -1658,8 +1690,16 @@
     </w:p>
     <w:p>
       <w:r>
-        <w:pict w14:anchorId="54E94A9D">
-          <v:rect id="_x0000_i1029" style="width:0;height:1.5pt" o:hralign="center" o:hrstd="t" o:hr="t" fillcolor="#a0a0a0" stroked="f"/>
+        <w:rPr>
+          <w:noProof/>
+        </w:rPr>
+      </w:r>
+      <w:r>
+        <w:pict w14:anchorId="3FE1F72E">
+          <v:rect id="Rectangle 21" o:spid="_x0000_s1036" style="width:468pt;height:1.1pt;visibility:visible;mso-wrap-style:square;mso-left-percent:-10001;mso-top-percent:-10001;mso-position-horizontal:absolute;mso-position-horizontal-relative:char;mso-position-vertical:absolute;mso-position-vertical-relative:line;mso-left-percent:-10001;mso-top-percent:-10001;v-text-anchor:top" o:gfxdata="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" filled="f">
+            <o:lock v:ext="edit" aspectratio="t"/>
+            <w10:anchorlock/>
+          </v:rect>
         </w:pict>
       </w:r>
     </w:p>
@@ -1726,8 +1766,16 @@
     </w:p>
     <w:p>
       <w:r>
-        <w:pict w14:anchorId="14E03E62">
-          <v:rect id="_x0000_i1030" style="width:0;height:1.5pt" o:hralign="center" o:hrstd="t" o:hr="t" fillcolor="#a0a0a0" stroked="f"/>
+        <w:rPr>
+          <w:noProof/>
+        </w:rPr>
+      </w:r>
+      <w:r>
+        <w:pict w14:anchorId="56043057">
+          <v:rect id="Rectangle 19" o:spid="_x0000_s1035" style="width:468pt;height:1.1pt;visibility:visible;mso-wrap-style:square;mso-left-percent:-10001;mso-top-percent:-10001;mso-position-horizontal:absolute;mso-position-horizontal-relative:char;mso-position-vertical:absolute;mso-position-vertical-relative:line;mso-left-percent:-10001;mso-top-percent:-10001;v-text-anchor:top" o:gfxdata="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" filled="f">
+            <o:lock v:ext="edit" aspectratio="t"/>
+            <w10:anchorlock/>
+          </v:rect>
         </w:pict>
       </w:r>
     </w:p>
@@ -1804,8 +1852,16 @@
     </w:p>
     <w:p>
       <w:r>
-        <w:pict w14:anchorId="79C5E4CE">
-          <v:rect id="_x0000_i1031" style="width:0;height:1.5pt" o:hralign="center" o:hrstd="t" o:hr="t" fillcolor="#a0a0a0" stroked="f"/>
+        <w:rPr>
+          <w:noProof/>
+        </w:rPr>
+      </w:r>
+      <w:r>
+        <w:pict w14:anchorId="69905498">
+          <v:rect id="Rectangle 17" o:spid="_x0000_s1034" style="width:468pt;height:1.1pt;visibility:visible;mso-wrap-style:square;mso-left-percent:-10001;mso-top-percent:-10001;mso-position-horizontal:absolute;mso-position-horizontal-relative:char;mso-position-vertical:absolute;mso-position-vertical-relative:line;mso-left-percent:-10001;mso-top-percent:-10001;v-text-anchor:top" o:gfxdata="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" filled="f">
+            <o:lock v:ext="edit" aspectratio="t"/>
+            <w10:anchorlock/>
+          </v:rect>
         </w:pict>
       </w:r>
     </w:p>
@@ -1860,8 +1916,16 @@
     </w:p>
     <w:p>
       <w:r>
-        <w:pict w14:anchorId="37E79D4F">
-          <v:rect id="_x0000_i1032" style="width:0;height:1.5pt" o:hralign="center" o:hrstd="t" o:hr="t" fillcolor="#a0a0a0" stroked="f"/>
+        <w:rPr>
+          <w:noProof/>
+        </w:rPr>
+      </w:r>
+      <w:r>
+        <w:pict w14:anchorId="0CFB2A66">
+          <v:rect id="Rectangle 15" o:spid="_x0000_s1033" style="width:468pt;height:1.1pt;visibility:visible;mso-wrap-style:square;mso-left-percent:-10001;mso-top-percent:-10001;mso-position-horizontal:absolute;mso-position-horizontal-relative:char;mso-position-vertical:absolute;mso-position-vertical-relative:line;mso-left-percent:-10001;mso-top-percent:-10001;v-text-anchor:top" o:gfxdata="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" filled="f">
+            <o:lock v:ext="edit" aspectratio="t"/>
+            <w10:anchorlock/>
+          </v:rect>
         </w:pict>
       </w:r>
     </w:p>
@@ -1906,8 +1970,16 @@
     </w:p>
     <w:p>
       <w:r>
-        <w:pict w14:anchorId="4B8ABDE2">
-          <v:rect id="_x0000_i1033" style="width:0;height:1.5pt" o:hralign="center" o:hrstd="t" o:hr="t" fillcolor="#a0a0a0" stroked="f"/>
+        <w:rPr>
+          <w:noProof/>
+        </w:rPr>
+      </w:r>
+      <w:r>
+        <w:pict w14:anchorId="14982ABB">
+          <v:rect id="Rectangle 13" o:spid="_x0000_s1032" style="width:468pt;height:1.1pt;visibility:visible;mso-wrap-style:square;mso-left-percent:-10001;mso-top-percent:-10001;mso-position-horizontal:absolute;mso-position-horizontal-relative:char;mso-position-vertical:absolute;mso-position-vertical-relative:line;mso-left-percent:-10001;mso-top-percent:-10001;v-text-anchor:top" o:gfxdata="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" filled="f">
+            <o:lock v:ext="edit" aspectratio="t"/>
+            <w10:anchorlock/>
+          </v:rect>
         </w:pict>
       </w:r>
     </w:p>
@@ -1973,8 +2045,16 @@
     </w:p>
     <w:p>
       <w:r>
-        <w:pict w14:anchorId="24A36D4E">
-          <v:rect id="_x0000_i1034" style="width:0;height:1.5pt" o:hralign="center" o:hrstd="t" o:hr="t" fillcolor="#a0a0a0" stroked="f"/>
+        <w:rPr>
+          <w:noProof/>
+        </w:rPr>
+      </w:r>
+      <w:r>
+        <w:pict w14:anchorId="0E86E1AF">
+          <v:rect id="Rectangle 11" o:spid="_x0000_s1031" style="width:468pt;height:1.1pt;visibility:visible;mso-wrap-style:square;mso-left-percent:-10001;mso-top-percent:-10001;mso-position-horizontal:absolute;mso-position-horizontal-relative:char;mso-position-vertical:absolute;mso-position-vertical-relative:line;mso-left-percent:-10001;mso-top-percent:-10001;v-text-anchor:top" o:gfxdata="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" filled="f">
+            <o:lock v:ext="edit" aspectratio="t"/>
+            <w10:anchorlock/>
+          </v:rect>
         </w:pict>
       </w:r>
     </w:p>
@@ -2029,8 +2109,16 @@
     </w:p>
     <w:p>
       <w:r>
-        <w:pict w14:anchorId="2CA519E3">
-          <v:rect id="_x0000_i1035" style="width:0;height:1.5pt" o:hralign="center" o:hrstd="t" o:hr="t" fillcolor="#a0a0a0" stroked="f"/>
+        <w:rPr>
+          <w:noProof/>
+        </w:rPr>
+      </w:r>
+      <w:r>
+        <w:pict w14:anchorId="6E56E4ED">
+          <v:rect id="Rectangle 9" o:spid="_x0000_s1030" style="width:468pt;height:1.1pt;visibility:visible;mso-wrap-style:square;mso-left-percent:-10001;mso-top-percent:-10001;mso-position-horizontal:absolute;mso-position-horizontal-relative:char;mso-position-vertical:absolute;mso-position-vertical-relative:line;mso-left-percent:-10001;mso-top-percent:-10001;v-text-anchor:top" o:gfxdata="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" filled="f">
+            <o:lock v:ext="edit" aspectratio="t"/>
+            <w10:anchorlock/>
+          </v:rect>
         </w:pict>
       </w:r>
     </w:p>
@@ -2096,8 +2184,16 @@
     </w:p>
     <w:p>
       <w:r>
-        <w:pict w14:anchorId="54DED70E">
-          <v:rect id="_x0000_i1036" style="width:0;height:1.5pt" o:hralign="center" o:hrstd="t" o:hr="t" fillcolor="#a0a0a0" stroked="f"/>
+        <w:rPr>
+          <w:noProof/>
+        </w:rPr>
+      </w:r>
+      <w:r>
+        <w:pict w14:anchorId="0E818E28">
+          <v:rect id="Rectangle 7" o:spid="_x0000_s1029" style="width:468pt;height:1.1pt;visibility:visible;mso-wrap-style:square;mso-left-percent:-10001;mso-top-percent:-10001;mso-position-horizontal:absolute;mso-position-horizontal-relative:char;mso-position-vertical:absolute;mso-position-vertical-relative:line;mso-left-percent:-10001;mso-top-percent:-10001;v-text-anchor:top" o:gfxdata="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" filled="f">
+            <o:lock v:ext="edit" aspectratio="t"/>
+            <w10:anchorlock/>
+          </v:rect>
         </w:pict>
       </w:r>
     </w:p>
@@ -2164,8 +2260,16 @@
     </w:p>
     <w:p>
       <w:r>
-        <w:pict w14:anchorId="03ED19C5">
-          <v:rect id="_x0000_i1037" style="width:0;height:1.5pt" o:hralign="center" o:hrstd="t" o:hr="t" fillcolor="#a0a0a0" stroked="f"/>
+        <w:rPr>
+          <w:noProof/>
+        </w:rPr>
+      </w:r>
+      <w:r>
+        <w:pict w14:anchorId="14B380DC">
+          <v:rect id="Rectangle 5" o:spid="_x0000_s1028" style="width:468pt;height:1.1pt;visibility:visible;mso-wrap-style:square;mso-left-percent:-10001;mso-top-percent:-10001;mso-position-horizontal:absolute;mso-position-horizontal-relative:char;mso-position-vertical:absolute;mso-position-vertical-relative:line;mso-left-percent:-10001;mso-top-percent:-10001;v-text-anchor:top" o:gfxdata="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" filled="f">
+            <o:lock v:ext="edit" aspectratio="t"/>
+            <w10:anchorlock/>
+          </v:rect>
         </w:pict>
       </w:r>
     </w:p>
@@ -2231,8 +2335,16 @@
     </w:p>
     <w:p>
       <w:r>
-        <w:pict w14:anchorId="3A023A56">
-          <v:rect id="_x0000_i1038" style="width:0;height:1.5pt" o:hralign="center" o:hrstd="t" o:hr="t" fillcolor="#a0a0a0" stroked="f"/>
+        <w:rPr>
+          <w:noProof/>
+        </w:rPr>
+      </w:r>
+      <w:r>
+        <w:pict w14:anchorId="26B25DD6">
+          <v:rect id="Rectangle 3" o:spid="_x0000_s1027" style="width:468pt;height:1.1pt;visibility:visible;mso-wrap-style:square;mso-left-percent:-10001;mso-top-percent:-10001;mso-position-horizontal:absolute;mso-position-horizontal-relative:char;mso-position-vertical:absolute;mso-position-vertical-relative:line;mso-left-percent:-10001;mso-top-percent:-10001;v-text-anchor:top" o:gfxdata="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" filled="f">
+            <o:lock v:ext="edit" aspectratio="t"/>
+            <w10:anchorlock/>
+          </v:rect>
         </w:pict>
       </w:r>
     </w:p>
@@ -2287,8 +2399,16 @@
     </w:p>
     <w:p>
       <w:r>
-        <w:pict w14:anchorId="0284CFAF">
-          <v:rect id="_x0000_i1039" style="width:0;height:1.5pt" o:hralign="center" o:hrstd="t" o:hr="t" fillcolor="#a0a0a0" stroked="f"/>
+        <w:rPr>
+          <w:noProof/>
+        </w:rPr>
+      </w:r>
+      <w:r>
+        <w:pict w14:anchorId="3FB5B2BD">
+          <v:rect id="Rectangle 1" o:spid="_x0000_s1026" style="width:468pt;height:1.1pt;visibility:visible;mso-wrap-style:square;mso-left-percent:-10001;mso-top-percent:-10001;mso-position-horizontal:absolute;mso-position-horizontal-relative:char;mso-position-vertical:absolute;mso-position-vertical-relative:line;mso-left-percent:-10001;mso-top-percent:-10001;v-text-anchor:top" o:gfxdata="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" filled="f">
+            <o:lock v:ext="edit" aspectratio="t"/>
+            <w10:anchorlock/>
+          </v:rect>
         </w:pict>
       </w:r>
     </w:p>
@@ -2833,23 +2953,7 @@
             <w:b/>
             <w:bCs/>
           </w:rPr>
-          <w:t>cs4400-findapump/documen</w:t>
-        </w:r>
-        <w:r>
-          <w:rPr>
-            <w:rStyle w:val="Hyperlink"/>
-            <w:b/>
-            <w:bCs/>
-          </w:rPr>
-          <w:t>t</w:t>
-        </w:r>
-        <w:r>
-          <w:rPr>
-            <w:rStyle w:val="Hyperlink"/>
-            <w:b/>
-            <w:bCs/>
-          </w:rPr>
-          <w:t>ation/UML/class-diagrams-current-vs-srs.md at main · kylercressall/cs4400-findapump</w:t>
+          <w:t>cs4400-findapump/documentation/UML/class-diagrams-current-vs-srs.md at main · kylercressall/cs4400-findapump</w:t>
         </w:r>
       </w:hyperlink>
     </w:p>
@@ -2921,10 +3025,7 @@
         </w:numPr>
       </w:pPr>
       <w:r>
-        <w:t>Homepage</w:t>
-      </w:r>
-      <w:r>
-        <w:t xml:space="preserve"> only renders </w:t>
+        <w:t xml:space="preserve">Homepage only renders </w:t>
       </w:r>
       <w:r>
         <w:t>MapView</w:t>
@@ -4009,7 +4110,7 @@
         </w:numPr>
       </w:pPr>
       <w:r>
-        <w:t>Performance timings</w:t>
+        <w:t>Performance timings (NF-NF-LOAD-001: p95 latency under 700ms)</w:t>
       </w:r>
     </w:p>
     <w:p>
@@ -4021,7 +4122,7 @@
         </w:numPr>
       </w:pPr>
       <w:r>
-        <w:t>Accessibility checks</w:t>
+        <w:t>Scalability (NF-NF-SCALE-001: response time under 12x baseline at 50 concurrent requests)</w:t>
       </w:r>
     </w:p>
     <w:p>
@@ -4033,7 +4134,7 @@
         </w:numPr>
       </w:pPr>
       <w:r>
-        <w:t>Basic security checks</w:t>
+        <w:t>Data consistency (NF-NF-CONSIST-001: response size variance under 10%)</w:t>
       </w:r>
     </w:p>
     <w:p>
@@ -4045,7 +4146,44 @@
         </w:numPr>
       </w:pPr>
       <w:r>
-        <w:t>Resiliency</w:t>
+        <w:t>Availability (NF-NF-AVAIL-001: error rate under 1% over 60 seconds)</w:t>
+      </w:r>
+    </w:p>
+    <w:p>
+      <w:pPr>
+        <w:pStyle w:val="ListParagraph"/>
+        <w:numPr>
+          <w:ilvl w:val="1"/>
+          <w:numId w:val="30"/>
+        </w:numPr>
+      </w:pPr>
+      <w:r>
+        <w:t>Reliability (NF-NF-REL-001: error rate under 3% over sustained interval)</w:t>
+      </w:r>
+    </w:p>
+    <w:p>
+      <w:pPr>
+        <w:pStyle w:val="ListParagraph"/>
+        <w:numPr>
+          <w:ilvl w:val="1"/>
+          <w:numId w:val="30"/>
+        </w:numPr>
+      </w:pPr>
+      <w:r>
+        <w:lastRenderedPageBreak/>
+        <w:t>Accessibility checks</w:t>
+      </w:r>
+    </w:p>
+    <w:p>
+      <w:pPr>
+        <w:pStyle w:val="ListParagraph"/>
+        <w:numPr>
+          <w:ilvl w:val="1"/>
+          <w:numId w:val="30"/>
+        </w:numPr>
+      </w:pPr>
+      <w:r>
+        <w:t>Basic security checks</w:t>
       </w:r>
     </w:p>
     <w:p>
@@ -4069,7 +4207,6 @@
     </w:p>
     <w:p>
       <w:r>
-        <w:lastRenderedPageBreak/>
         <w:t>A seeded station dataset with:</w:t>
       </w:r>
     </w:p>
@@ -4142,10 +4279,110 @@
     </w:p>
     <w:p>
       <w:pPr>
-        <w:ind w:firstLine="720"/>
-      </w:pPr>
-      <w:r>
-        <w:t>The testing environments will be finalized by the end of sprint 2. It will most likely include multiple browser types, device types, online and offline modes, and location services allowed and blocked.</w:t>
+        <w:pStyle w:val="ListParagraph"/>
+        <w:numPr>
+          <w:ilvl w:val="0"/>
+          <w:numId w:val="74"/>
+        </w:numPr>
+      </w:pPr>
+      <w:r>
+        <w:t>Runtime: Node.js v20+, pnpm package manager</w:t>
+      </w:r>
+    </w:p>
+    <w:p>
+      <w:pPr>
+        <w:pStyle w:val="ListParagraph"/>
+        <w:numPr>
+          <w:ilvl w:val="0"/>
+          <w:numId w:val="74"/>
+        </w:numPr>
+      </w:pPr>
+      <w:r>
+        <w:t>Backend: Express server running on http://localhost:4000</w:t>
+      </w:r>
+    </w:p>
+    <w:p>
+      <w:pPr>
+        <w:pStyle w:val="ListParagraph"/>
+        <w:numPr>
+          <w:ilvl w:val="0"/>
+          <w:numId w:val="74"/>
+        </w:numPr>
+      </w:pPr>
+      <w:r>
+        <w:t>Frontend: Next.js running on http://localhost:3000</w:t>
+      </w:r>
+    </w:p>
+    <w:p>
+      <w:pPr>
+        <w:pStyle w:val="ListParagraph"/>
+        <w:numPr>
+          <w:ilvl w:val="0"/>
+          <w:numId w:val="74"/>
+        </w:numPr>
+      </w:pPr>
+      <w:r>
+        <w:t>Database: SQLite via Prisma ORM</w:t>
+      </w:r>
+    </w:p>
+    <w:p>
+      <w:pPr>
+        <w:pStyle w:val="ListParagraph"/>
+        <w:numPr>
+          <w:ilvl w:val="0"/>
+          <w:numId w:val="74"/>
+        </w:numPr>
+      </w:pPr>
+      <w:r>
+        <w:t>Test Frameworks: Vitest + Supertest (backend), React Testing Library (frontend)</w:t>
+      </w:r>
+    </w:p>
+    <w:p>
+      <w:pPr>
+        <w:pStyle w:val="ListParagraph"/>
+        <w:numPr>
+          <w:ilvl w:val="0"/>
+          <w:numId w:val="74"/>
+        </w:numPr>
+      </w:pPr>
+      <w:r>
+        <w:t>Non-Functional Scripts: Node.js native fetch (no external dependencies)</w:t>
+      </w:r>
+    </w:p>
+    <w:p>
+      <w:pPr>
+        <w:pStyle w:val="ListParagraph"/>
+        <w:numPr>
+          <w:ilvl w:val="0"/>
+          <w:numId w:val="74"/>
+        </w:numPr>
+      </w:pPr>
+      <w:r>
+        <w:t>Browsers: Chrome, Safari</w:t>
+      </w:r>
+    </w:p>
+    <w:p>
+      <w:pPr>
+        <w:pStyle w:val="ListParagraph"/>
+        <w:numPr>
+          <w:ilvl w:val="0"/>
+          <w:numId w:val="74"/>
+        </w:numPr>
+      </w:pPr>
+      <w:r>
+        <w:t>Devices: Desktop and mobile (responsive design)</w:t>
+      </w:r>
+    </w:p>
+    <w:p>
+      <w:pPr>
+        <w:pStyle w:val="ListParagraph"/>
+        <w:numPr>
+          <w:ilvl w:val="0"/>
+          <w:numId w:val="74"/>
+        </w:numPr>
+      </w:pPr>
+      <w:r>
+        <w:t>Modes: Online and offline, location services allowed and blocked</w:t>
       </w:r>
     </w:p>
     <w:p>
@@ -4169,9 +4406,170 @@
     </w:p>
     <w:p>
       <w:r>
-        <w:t>Test cases will be finalized by the end of sprint 2. They will cover the expected scope of the testing plan with pass/fail information included.</w:t>
-      </w:r>
-    </w:p>
+        <w:t>Functional test cases are documented in the Comprehensive Test Plan covering:</w:t>
+      </w:r>
+    </w:p>
+    <w:p>
+      <w:pPr>
+        <w:pStyle w:val="ListParagraph"/>
+        <w:numPr>
+          <w:ilvl w:val="0"/>
+          <w:numId w:val="71"/>
+        </w:numPr>
+      </w:pPr>
+      <w:r>
+        <w:t>3 root/routing tests (FN-BB-ROOT-001 through FN-BB-ROOT-003)</w:t>
+      </w:r>
+    </w:p>
+    <w:p>
+      <w:pPr>
+        <w:pStyle w:val="ListParagraph"/>
+        <w:numPr>
+          <w:ilvl w:val="0"/>
+          <w:numId w:val="71"/>
+        </w:numPr>
+      </w:pPr>
+      <w:r>
+        <w:t>12 station API tests (FN-BB-ST-001 through FN-BB-ST-206)</w:t>
+      </w:r>
+    </w:p>
+    <w:p>
+      <w:pPr>
+        <w:pStyle w:val="ListParagraph"/>
+        <w:numPr>
+          <w:ilvl w:val="0"/>
+          <w:numId w:val="71"/>
+        </w:numPr>
+      </w:pPr>
+      <w:r>
+        <w:t>2 price API tests (FN-BB-PR-001 through FN-BB-PR-002)</w:t>
+      </w:r>
+    </w:p>
+    <w:p>
+      <w:pPr>
+        <w:pStyle w:val="ListParagraph"/>
+        <w:numPr>
+          <w:ilvl w:val="0"/>
+          <w:numId w:val="71"/>
+        </w:numPr>
+      </w:pPr>
+      <w:r>
+        <w:t>10 task API tests (FN-BB-TK-001 through FN-BB-TK-106)</w:t>
+      </w:r>
+    </w:p>
+    <w:p>
+      <w:pPr>
+        <w:pStyle w:val="ListParagraph"/>
+        <w:numPr>
+          <w:ilvl w:val="0"/>
+          <w:numId w:val="71"/>
+        </w:numPr>
+      </w:pPr>
+      <w:r>
+        <w:t>10 frontend map tests (FN-BB-FE-001 through FN-BB-FE-010)</w:t>
+      </w:r>
+    </w:p>
+    <w:p>
+      <w:pPr>
+        <w:pStyle w:val="ListParagraph"/>
+        <w:numPr>
+          <w:ilvl w:val="0"/>
+          <w:numId w:val="71"/>
+        </w:numPr>
+      </w:pPr>
+      <w:r>
+        <w:t>4 end-to-end scenarios (FN-BB-E2E-001 through FN-BB-E2E-004)</w:t>
+      </w:r>
+    </w:p>
+    <w:p>
+      <w:pPr>
+        <w:pStyle w:val="ListParagraph"/>
+        <w:numPr>
+          <w:ilvl w:val="0"/>
+          <w:numId w:val="71"/>
+        </w:numPr>
+      </w:pPr>
+      <w:r>
+        <w:t>17 white-box controller/service/component tests (FN-WB-SC/SS/TC/TS/MAP/INT series)</w:t>
+      </w:r>
+    </w:p>
+    <w:p>
+      <w:r>
+        <w:t>Non-functional automated test cases:</w:t>
+      </w:r>
+    </w:p>
+    <w:p>
+      <w:pPr>
+        <w:pStyle w:val="ListParagraph"/>
+        <w:numPr>
+          <w:ilvl w:val="0"/>
+          <w:numId w:val="72"/>
+        </w:numPr>
+      </w:pPr>
+      <w:r>
+        <w:t>NF-NF-LOAD-001: Load smoke test for endpoint latency and error rate</w:t>
+      </w:r>
+    </w:p>
+    <w:p>
+      <w:pPr>
+        <w:pStyle w:val="ListParagraph"/>
+        <w:numPr>
+          <w:ilvl w:val="0"/>
+          <w:numId w:val="72"/>
+        </w:numPr>
+      </w:pPr>
+      <w:r>
+        <w:t>NF-NF-REL-001: Reliability soak test over a timed interval</w:t>
+      </w:r>
+    </w:p>
+    <w:p>
+      <w:pPr>
+        <w:pStyle w:val="ListParagraph"/>
+        <w:numPr>
+          <w:ilvl w:val="0"/>
+          <w:numId w:val="72"/>
+        </w:numPr>
+      </w:pPr>
+      <w:r>
+        <w:t>NF-NF-SCALE-001: Scalability test – concurrent user response time degradation</w:t>
+      </w:r>
+    </w:p>
+    <w:p>
+      <w:pPr>
+        <w:pStyle w:val="ListParagraph"/>
+        <w:numPr>
+          <w:ilvl w:val="0"/>
+          <w:numId w:val="72"/>
+        </w:numPr>
+      </w:pPr>
+      <w:r>
+        <w:lastRenderedPageBreak/>
+        <w:t>NF-NF-CONSIST-001: Response consistency test – data stability across repeated requests</w:t>
+      </w:r>
+    </w:p>
+    <w:p>
+      <w:pPr>
+        <w:pStyle w:val="ListParagraph"/>
+        <w:numPr>
+          <w:ilvl w:val="0"/>
+          <w:numId w:val="72"/>
+        </w:numPr>
+      </w:pPr>
+      <w:r>
+        <w:t>NF-NF-AVAIL-001: Availability test – sustained uptime under continuous traffic</w:t>
+      </w:r>
+    </w:p>
+    <w:p>
+      <w:r>
+        <w:t>Pass/fail criteria and thresholds are defined per test in the Comprehensive Test Plan</w:t>
+      </w:r>
+    </w:p>
+    <w:p>
+      <w:r>
+        <w:t>and the Automated Testing Guide.</w:t>
+      </w:r>
+    </w:p>
+    <w:p/>
     <w:p>
       <w:r>
         <w:rPr>
@@ -4213,13 +4611,17 @@
     </w:p>
     <w:p>
       <w:r>
-        <w:t xml:space="preserve">This testing plan will be finalized by the end of sprint 2. The unit testing and integration testing will be performed in sprint 3. System testing and non-functional testing will be carried out in </w:t>
-      </w:r>
-      <w:r>
-        <w:t xml:space="preserve">sprint number </w:t>
-      </w:r>
-      <w:r>
-        <w:t>4.</w:t>
+        <w:t>This testing plan was finalized during sprint 2. Unit testing and integration testing</w:t>
+      </w:r>
+    </w:p>
+    <w:p>
+      <w:r>
+        <w:t>were performed in sprint 3. System testing and non-functional testing (scalability,</w:t>
+      </w:r>
+    </w:p>
+    <w:p>
+      <w:r>
+        <w:t>consistency, availability, load, and reliability) are carried out in sprint 4.</w:t>
       </w:r>
     </w:p>
     <w:p>
@@ -4259,11 +4661,7 @@
         <w:t> </w:t>
       </w:r>
       <w:r>
-        <w:t xml:space="preserve">The chosen testing metric for Find a Pump is testing pass rate. The project will track the percentage of automated and manual tests that are passed during each test cycle. The goal </w:t>
-      </w:r>
-      <w:r>
-        <w:lastRenderedPageBreak/>
-        <w:t>is to maintain a 100% pass rate before release to ensure that core functionality remains stable and that regressions are caught early.</w:t>
+        <w:t>The chosen testing metric for Find a Pump is testing pass rate. The project will track the percentage of automated and manual tests that are passed during each test cycle. The goal is to maintain a 100% pass rate before release to ensure that core functionality remains stable and that regressions are caught early.</w:t>
       </w:r>
     </w:p>
     <w:p>
@@ -4280,7 +4678,11 @@
         <w:t> </w:t>
       </w:r>
       <w:r>
-        <w:t>Find a Pump is committed to maintaining a high defect removal efficiency (DRE) in order to catch as many defects as possible before release. This metric measures the proportion of defects found before deployment compared to those found after release. A high DRE reduces the number of escaped defects and helps ensure a higher quality product for end users.</w:t>
+        <w:t xml:space="preserve">Find a Pump is committed to maintaining a high defect removal efficiency (DRE) in order to catch as many defects as possible before release. This metric measures the proportion of defects found before deployment compared to those found after release. A high DRE </w:t>
+      </w:r>
+      <w:r>
+        <w:lastRenderedPageBreak/>
+        <w:t>reduces the number of escaped defects and helps ensure a higher quality product for end users.</w:t>
       </w:r>
     </w:p>
     <w:p>
@@ -4567,7 +4969,6 @@
           <w:kern w:val="0"/>
           <w14:ligatures w14:val="none"/>
         </w:rPr>
-        <w:lastRenderedPageBreak/>
         <w:t>This separation ensures:</w:t>
       </w:r>
     </w:p>
@@ -4700,6 +5101,7 @@
           <w:kern w:val="0"/>
           <w14:ligatures w14:val="none"/>
         </w:rPr>
+        <w:lastRenderedPageBreak/>
         <w:t>Find-A-Pump-Project/</w:t>
       </w:r>
     </w:p>
@@ -5644,7 +6046,6 @@
           <w:kern w:val="0"/>
           <w14:ligatures w14:val="none"/>
         </w:rPr>
-        <w:lastRenderedPageBreak/>
         <w:t>git clone https://github.com/kylercressall/cs4400-findapump.git</w:t>
       </w:r>
     </w:p>
@@ -5754,6 +6155,7 @@
           <w:kern w:val="0"/>
           <w14:ligatures w14:val="none"/>
         </w:rPr>
+        <w:lastRenderedPageBreak/>
         <w:t>pnpm install</w:t>
       </w:r>
     </w:p>
@@ -6331,7 +6733,6 @@
           <w:kern w:val="0"/>
           <w14:ligatures w14:val="none"/>
         </w:rPr>
-        <w:lastRenderedPageBreak/>
         <w:t>pnpm run dev</w:t>
       </w:r>
     </w:p>
@@ -6457,6 +6858,7 @@
           <w:kern w:val="0"/>
           <w14:ligatures w14:val="none"/>
         </w:rPr>
+        <w:lastRenderedPageBreak/>
         <w:t>Viewing the Database (Optional)</w:t>
       </w:r>
     </w:p>
@@ -7623,6 +8025,119 @@
     </w:lvl>
   </w:abstractNum>
   <w:abstractNum w:abstractNumId="1" w15:restartNumberingAfterBreak="0">
+    <w:nsid w:val="03592F1D"/>
+    <w:multiLevelType w:val="hybridMultilevel"/>
+    <w:tmpl w:val="0D4445C0"/>
+    <w:lvl w:ilvl="0" w:tplc="C8A4BF3C">
+      <w:start w:val="3"/>
+      <w:numFmt w:val="bullet"/>
+      <w:lvlText w:val="-"/>
+      <w:lvlJc w:val="left"/>
+      <w:pPr>
+        <w:ind w:left="720" w:hanging="360"/>
+      </w:pPr>
+      <w:rPr>
+        <w:rFonts w:ascii="Aptos" w:eastAsiaTheme="minorHAnsi" w:hAnsi="Aptos" w:cstheme="minorBidi" w:hint="default"/>
+      </w:rPr>
+    </w:lvl>
+    <w:lvl w:ilvl="1" w:tplc="04090003" w:tentative="1">
+      <w:start w:val="1"/>
+      <w:numFmt w:val="bullet"/>
+      <w:lvlText w:val="o"/>
+      <w:lvlJc w:val="left"/>
+      <w:pPr>
+        <w:ind w:left="1440" w:hanging="360"/>
+      </w:pPr>
+      <w:rPr>
+        <w:rFonts w:ascii="Courier New" w:hAnsi="Courier New" w:cs="Courier New" w:hint="default"/>
+      </w:rPr>
+    </w:lvl>
+    <w:lvl w:ilvl="2" w:tplc="04090005" w:tentative="1">
+      <w:start w:val="1"/>
+      <w:numFmt w:val="bullet"/>
+      <w:lvlText w:val=""/>
+      <w:lvlJc w:val="left"/>
+      <w:pPr>
+        <w:ind w:left="2160" w:hanging="360"/>
+      </w:pPr>
+      <w:rPr>
+        <w:rFonts w:ascii="Wingdings" w:hAnsi="Wingdings" w:hint="default"/>
+      </w:rPr>
+    </w:lvl>
+    <w:lvl w:ilvl="3" w:tplc="04090001" w:tentative="1">
+      <w:start w:val="1"/>
+      <w:numFmt w:val="bullet"/>
+      <w:lvlText w:val=""/>
+      <w:lvlJc w:val="left"/>
+      <w:pPr>
+        <w:ind w:left="2880" w:hanging="360"/>
+      </w:pPr>
+      <w:rPr>
+        <w:rFonts w:ascii="Symbol" w:hAnsi="Symbol" w:hint="default"/>
+      </w:rPr>
+    </w:lvl>
+    <w:lvl w:ilvl="4" w:tplc="04090003" w:tentative="1">
+      <w:start w:val="1"/>
+      <w:numFmt w:val="bullet"/>
+      <w:lvlText w:val="o"/>
+      <w:lvlJc w:val="left"/>
+      <w:pPr>
+        <w:ind w:left="3600" w:hanging="360"/>
+      </w:pPr>
+      <w:rPr>
+        <w:rFonts w:ascii="Courier New" w:hAnsi="Courier New" w:cs="Courier New" w:hint="default"/>
+      </w:rPr>
+    </w:lvl>
+    <w:lvl w:ilvl="5" w:tplc="04090005" w:tentative="1">
+      <w:start w:val="1"/>
+      <w:numFmt w:val="bullet"/>
+      <w:lvlText w:val=""/>
+      <w:lvlJc w:val="left"/>
+      <w:pPr>
+        <w:ind w:left="4320" w:hanging="360"/>
+      </w:pPr>
+      <w:rPr>
+        <w:rFonts w:ascii="Wingdings" w:hAnsi="Wingdings" w:hint="default"/>
+      </w:rPr>
+    </w:lvl>
+    <w:lvl w:ilvl="6" w:tplc="04090001" w:tentative="1">
+      <w:start w:val="1"/>
+      <w:numFmt w:val="bullet"/>
+      <w:lvlText w:val=""/>
+      <w:lvlJc w:val="left"/>
+      <w:pPr>
+        <w:ind w:left="5040" w:hanging="360"/>
+      </w:pPr>
+      <w:rPr>
+        <w:rFonts w:ascii="Symbol" w:hAnsi="Symbol" w:hint="default"/>
+      </w:rPr>
+    </w:lvl>
+    <w:lvl w:ilvl="7" w:tplc="04090003" w:tentative="1">
+      <w:start w:val="1"/>
+      <w:numFmt w:val="bullet"/>
+      <w:lvlText w:val="o"/>
+      <w:lvlJc w:val="left"/>
+      <w:pPr>
+        <w:ind w:left="5760" w:hanging="360"/>
+      </w:pPr>
+      <w:rPr>
+        <w:rFonts w:ascii="Courier New" w:hAnsi="Courier New" w:cs="Courier New" w:hint="default"/>
+      </w:rPr>
+    </w:lvl>
+    <w:lvl w:ilvl="8" w:tplc="04090005" w:tentative="1">
+      <w:start w:val="1"/>
+      <w:numFmt w:val="bullet"/>
+      <w:lvlText w:val=""/>
+      <w:lvlJc w:val="left"/>
+      <w:pPr>
+        <w:ind w:left="6480" w:hanging="360"/>
+      </w:pPr>
+      <w:rPr>
+        <w:rFonts w:ascii="Wingdings" w:hAnsi="Wingdings" w:hint="default"/>
+      </w:rPr>
+    </w:lvl>
+  </w:abstractNum>
+  <w:abstractNum w:abstractNumId="2" w15:restartNumberingAfterBreak="0">
     <w:nsid w:val="037C602D"/>
     <w:multiLevelType w:val="hybridMultilevel"/>
     <w:tmpl w:val="F75C234E"/>
@@ -7708,7 +8223,7 @@
       </w:pPr>
     </w:lvl>
   </w:abstractNum>
-  <w:abstractNum w:abstractNumId="2" w15:restartNumberingAfterBreak="0">
+  <w:abstractNum w:abstractNumId="3" w15:restartNumberingAfterBreak="0">
     <w:nsid w:val="0BCA70AD"/>
     <w:multiLevelType w:val="multilevel"/>
     <w:tmpl w:val="DEA6354C"/>
@@ -7857,7 +8372,7 @@
       </w:rPr>
     </w:lvl>
   </w:abstractNum>
-  <w:abstractNum w:abstractNumId="3" w15:restartNumberingAfterBreak="0">
+  <w:abstractNum w:abstractNumId="4" w15:restartNumberingAfterBreak="0">
     <w:nsid w:val="0C070880"/>
     <w:multiLevelType w:val="hybridMultilevel"/>
     <w:tmpl w:val="AA064B02"/>
@@ -7943,7 +8458,7 @@
       </w:pPr>
     </w:lvl>
   </w:abstractNum>
-  <w:abstractNum w:abstractNumId="4" w15:restartNumberingAfterBreak="0">
+  <w:abstractNum w:abstractNumId="5" w15:restartNumberingAfterBreak="0">
     <w:nsid w:val="0D9F3091"/>
     <w:multiLevelType w:val="multilevel"/>
     <w:tmpl w:val="E05CBF34"/>
@@ -8092,7 +8607,93 @@
       </w:rPr>
     </w:lvl>
   </w:abstractNum>
-  <w:abstractNum w:abstractNumId="5" w15:restartNumberingAfterBreak="0">
+  <w:abstractNum w:abstractNumId="6" w15:restartNumberingAfterBreak="0">
+    <w:nsid w:val="0E894908"/>
+    <w:multiLevelType w:val="hybridMultilevel"/>
+    <w:tmpl w:val="0196243A"/>
+    <w:lvl w:ilvl="0" w:tplc="04090017">
+      <w:start w:val="1"/>
+      <w:numFmt w:val="lowerLetter"/>
+      <w:lvlText w:val="%1)"/>
+      <w:lvlJc w:val="left"/>
+      <w:pPr>
+        <w:ind w:left="720" w:hanging="360"/>
+      </w:pPr>
+    </w:lvl>
+    <w:lvl w:ilvl="1" w:tplc="04090019" w:tentative="1">
+      <w:start w:val="1"/>
+      <w:numFmt w:val="lowerLetter"/>
+      <w:lvlText w:val="%2."/>
+      <w:lvlJc w:val="left"/>
+      <w:pPr>
+        <w:ind w:left="1440" w:hanging="360"/>
+      </w:pPr>
+    </w:lvl>
+    <w:lvl w:ilvl="2" w:tplc="0409001B" w:tentative="1">
+      <w:start w:val="1"/>
+      <w:numFmt w:val="lowerRoman"/>
+      <w:lvlText w:val="%3."/>
+      <w:lvlJc w:val="right"/>
+      <w:pPr>
+        <w:ind w:left="2160" w:hanging="180"/>
+      </w:pPr>
+    </w:lvl>
+    <w:lvl w:ilvl="3" w:tplc="0409000F" w:tentative="1">
+      <w:start w:val="1"/>
+      <w:numFmt w:val="decimal"/>
+      <w:lvlText w:val="%4."/>
+      <w:lvlJc w:val="left"/>
+      <w:pPr>
+        <w:ind w:left="2880" w:hanging="360"/>
+      </w:pPr>
+    </w:lvl>
+    <w:lvl w:ilvl="4" w:tplc="04090019" w:tentative="1">
+      <w:start w:val="1"/>
+      <w:numFmt w:val="lowerLetter"/>
+      <w:lvlText w:val="%5."/>
+      <w:lvlJc w:val="left"/>
+      <w:pPr>
+        <w:ind w:left="3600" w:hanging="360"/>
+      </w:pPr>
+    </w:lvl>
+    <w:lvl w:ilvl="5" w:tplc="0409001B" w:tentative="1">
+      <w:start w:val="1"/>
+      <w:numFmt w:val="lowerRoman"/>
+      <w:lvlText w:val="%6."/>
+      <w:lvlJc w:val="right"/>
+      <w:pPr>
+        <w:ind w:left="4320" w:hanging="180"/>
+      </w:pPr>
+    </w:lvl>
+    <w:lvl w:ilvl="6" w:tplc="0409000F" w:tentative="1">
+      <w:start w:val="1"/>
+      <w:numFmt w:val="decimal"/>
+      <w:lvlText w:val="%7."/>
+      <w:lvlJc w:val="left"/>
+      <w:pPr>
+        <w:ind w:left="5040" w:hanging="360"/>
+      </w:pPr>
+    </w:lvl>
+    <w:lvl w:ilvl="7" w:tplc="04090019" w:tentative="1">
+      <w:start w:val="1"/>
+      <w:numFmt w:val="lowerLetter"/>
+      <w:lvlText w:val="%8."/>
+      <w:lvlJc w:val="left"/>
+      <w:pPr>
+        <w:ind w:left="5760" w:hanging="360"/>
+      </w:pPr>
+    </w:lvl>
+    <w:lvl w:ilvl="8" w:tplc="0409001B" w:tentative="1">
+      <w:start w:val="1"/>
+      <w:numFmt w:val="lowerRoman"/>
+      <w:lvlText w:val="%9."/>
+      <w:lvlJc w:val="right"/>
+      <w:pPr>
+        <w:ind w:left="6480" w:hanging="180"/>
+      </w:pPr>
+    </w:lvl>
+  </w:abstractNum>
+  <w:abstractNum w:abstractNumId="7" w15:restartNumberingAfterBreak="0">
     <w:nsid w:val="0EAE53CA"/>
     <w:multiLevelType w:val="multilevel"/>
     <w:tmpl w:val="7B38A6F6"/>
@@ -8241,7 +8842,7 @@
       </w:rPr>
     </w:lvl>
   </w:abstractNum>
-  <w:abstractNum w:abstractNumId="6" w15:restartNumberingAfterBreak="0">
+  <w:abstractNum w:abstractNumId="8" w15:restartNumberingAfterBreak="0">
     <w:nsid w:val="0F8F2380"/>
     <w:multiLevelType w:val="hybridMultilevel"/>
     <w:tmpl w:val="57BC2F36"/>
@@ -8327,7 +8928,7 @@
       </w:pPr>
     </w:lvl>
   </w:abstractNum>
-  <w:abstractNum w:abstractNumId="7" w15:restartNumberingAfterBreak="0">
+  <w:abstractNum w:abstractNumId="9" w15:restartNumberingAfterBreak="0">
     <w:nsid w:val="12DF20C2"/>
     <w:multiLevelType w:val="hybridMultilevel"/>
     <w:tmpl w:val="DDF0E5D8"/>
@@ -8440,7 +9041,7 @@
       </w:rPr>
     </w:lvl>
   </w:abstractNum>
-  <w:abstractNum w:abstractNumId="8" w15:restartNumberingAfterBreak="0">
+  <w:abstractNum w:abstractNumId="10" w15:restartNumberingAfterBreak="0">
     <w:nsid w:val="19661BB3"/>
     <w:multiLevelType w:val="multilevel"/>
     <w:tmpl w:val="9294D92E"/>
@@ -8589,7 +9190,7 @@
       </w:rPr>
     </w:lvl>
   </w:abstractNum>
-  <w:abstractNum w:abstractNumId="9" w15:restartNumberingAfterBreak="0">
+  <w:abstractNum w:abstractNumId="11" w15:restartNumberingAfterBreak="0">
     <w:nsid w:val="1A68459A"/>
     <w:multiLevelType w:val="multilevel"/>
     <w:tmpl w:val="CF522580"/>
@@ -8738,7 +9339,7 @@
       </w:rPr>
     </w:lvl>
   </w:abstractNum>
-  <w:abstractNum w:abstractNumId="10" w15:restartNumberingAfterBreak="0">
+  <w:abstractNum w:abstractNumId="12" w15:restartNumberingAfterBreak="0">
     <w:nsid w:val="1BB10759"/>
     <w:multiLevelType w:val="hybridMultilevel"/>
     <w:tmpl w:val="1C1E1192"/>
@@ -8824,7 +9425,7 @@
       </w:pPr>
     </w:lvl>
   </w:abstractNum>
-  <w:abstractNum w:abstractNumId="11" w15:restartNumberingAfterBreak="0">
+  <w:abstractNum w:abstractNumId="13" w15:restartNumberingAfterBreak="0">
     <w:nsid w:val="1BBC1F66"/>
     <w:multiLevelType w:val="hybridMultilevel"/>
     <w:tmpl w:val="685625EC"/>
@@ -8910,7 +9511,7 @@
       </w:pPr>
     </w:lvl>
   </w:abstractNum>
-  <w:abstractNum w:abstractNumId="12" w15:restartNumberingAfterBreak="0">
+  <w:abstractNum w:abstractNumId="14" w15:restartNumberingAfterBreak="0">
     <w:nsid w:val="1D57464B"/>
     <w:multiLevelType w:val="hybridMultilevel"/>
     <w:tmpl w:val="FE0A7ECA"/>
@@ -8996,7 +9597,7 @@
       </w:pPr>
     </w:lvl>
   </w:abstractNum>
-  <w:abstractNum w:abstractNumId="13" w15:restartNumberingAfterBreak="0">
+  <w:abstractNum w:abstractNumId="15" w15:restartNumberingAfterBreak="0">
     <w:nsid w:val="1F6E7817"/>
     <w:multiLevelType w:val="hybridMultilevel"/>
     <w:tmpl w:val="CB20FF0C"/>
@@ -9082,7 +9683,7 @@
       </w:pPr>
     </w:lvl>
   </w:abstractNum>
-  <w:abstractNum w:abstractNumId="14" w15:restartNumberingAfterBreak="0">
+  <w:abstractNum w:abstractNumId="16" w15:restartNumberingAfterBreak="0">
     <w:nsid w:val="204B0AAA"/>
     <w:multiLevelType w:val="multilevel"/>
     <w:tmpl w:val="AFBE84E4"/>
@@ -9231,7 +9832,7 @@
       </w:rPr>
     </w:lvl>
   </w:abstractNum>
-  <w:abstractNum w:abstractNumId="15" w15:restartNumberingAfterBreak="0">
+  <w:abstractNum w:abstractNumId="17" w15:restartNumberingAfterBreak="0">
     <w:nsid w:val="25862CF6"/>
     <w:multiLevelType w:val="hybridMultilevel"/>
     <w:tmpl w:val="15D029C4"/>
@@ -9317,7 +9918,7 @@
       </w:pPr>
     </w:lvl>
   </w:abstractNum>
-  <w:abstractNum w:abstractNumId="16" w15:restartNumberingAfterBreak="0">
+  <w:abstractNum w:abstractNumId="18" w15:restartNumberingAfterBreak="0">
     <w:nsid w:val="2A8972AB"/>
     <w:multiLevelType w:val="multilevel"/>
     <w:tmpl w:val="DB142A4A"/>
@@ -9466,7 +10067,7 @@
       </w:rPr>
     </w:lvl>
   </w:abstractNum>
-  <w:abstractNum w:abstractNumId="17" w15:restartNumberingAfterBreak="0">
+  <w:abstractNum w:abstractNumId="19" w15:restartNumberingAfterBreak="0">
     <w:nsid w:val="2AC15AA1"/>
     <w:multiLevelType w:val="hybridMultilevel"/>
     <w:tmpl w:val="438248A8"/>
@@ -9552,7 +10153,7 @@
       </w:pPr>
     </w:lvl>
   </w:abstractNum>
-  <w:abstractNum w:abstractNumId="18" w15:restartNumberingAfterBreak="0">
+  <w:abstractNum w:abstractNumId="20" w15:restartNumberingAfterBreak="0">
     <w:nsid w:val="2BDF3976"/>
     <w:multiLevelType w:val="hybridMultilevel"/>
     <w:tmpl w:val="22B85D4A"/>
@@ -9665,7 +10266,7 @@
       </w:rPr>
     </w:lvl>
   </w:abstractNum>
-  <w:abstractNum w:abstractNumId="19" w15:restartNumberingAfterBreak="0">
+  <w:abstractNum w:abstractNumId="21" w15:restartNumberingAfterBreak="0">
     <w:nsid w:val="2C8536B5"/>
     <w:multiLevelType w:val="multilevel"/>
     <w:tmpl w:val="D494DD2E"/>
@@ -9814,7 +10415,7 @@
       </w:rPr>
     </w:lvl>
   </w:abstractNum>
-  <w:abstractNum w:abstractNumId="20" w15:restartNumberingAfterBreak="0">
+  <w:abstractNum w:abstractNumId="22" w15:restartNumberingAfterBreak="0">
     <w:nsid w:val="2C916DC9"/>
     <w:multiLevelType w:val="multilevel"/>
     <w:tmpl w:val="283C079C"/>
@@ -9927,7 +10528,7 @@
       </w:pPr>
     </w:lvl>
   </w:abstractNum>
-  <w:abstractNum w:abstractNumId="21" w15:restartNumberingAfterBreak="0">
+  <w:abstractNum w:abstractNumId="23" w15:restartNumberingAfterBreak="0">
     <w:nsid w:val="2DF2683C"/>
     <w:multiLevelType w:val="hybridMultilevel"/>
     <w:tmpl w:val="367811D0"/>
@@ -10040,7 +10641,7 @@
       </w:rPr>
     </w:lvl>
   </w:abstractNum>
-  <w:abstractNum w:abstractNumId="22" w15:restartNumberingAfterBreak="0">
+  <w:abstractNum w:abstractNumId="24" w15:restartNumberingAfterBreak="0">
     <w:nsid w:val="2E33188E"/>
     <w:multiLevelType w:val="hybridMultilevel"/>
     <w:tmpl w:val="E46C9F0E"/>
@@ -10129,7 +10730,7 @@
       </w:pPr>
     </w:lvl>
   </w:abstractNum>
-  <w:abstractNum w:abstractNumId="23" w15:restartNumberingAfterBreak="0">
+  <w:abstractNum w:abstractNumId="25" w15:restartNumberingAfterBreak="0">
     <w:nsid w:val="3061346D"/>
     <w:multiLevelType w:val="multilevel"/>
     <w:tmpl w:val="F90CC86A"/>
@@ -10278,7 +10879,7 @@
       </w:rPr>
     </w:lvl>
   </w:abstractNum>
-  <w:abstractNum w:abstractNumId="24" w15:restartNumberingAfterBreak="0">
+  <w:abstractNum w:abstractNumId="26" w15:restartNumberingAfterBreak="0">
     <w:nsid w:val="31FE16F0"/>
     <w:multiLevelType w:val="hybridMultilevel"/>
     <w:tmpl w:val="43628F58"/>
@@ -10391,7 +10992,7 @@
       </w:rPr>
     </w:lvl>
   </w:abstractNum>
-  <w:abstractNum w:abstractNumId="25" w15:restartNumberingAfterBreak="0">
+  <w:abstractNum w:abstractNumId="27" w15:restartNumberingAfterBreak="0">
     <w:nsid w:val="35B6392E"/>
     <w:multiLevelType w:val="hybridMultilevel"/>
     <w:tmpl w:val="E0BE8BB2"/>
@@ -10480,7 +11081,7 @@
       </w:pPr>
     </w:lvl>
   </w:abstractNum>
-  <w:abstractNum w:abstractNumId="26" w15:restartNumberingAfterBreak="0">
+  <w:abstractNum w:abstractNumId="28" w15:restartNumberingAfterBreak="0">
     <w:nsid w:val="37434C22"/>
     <w:multiLevelType w:val="multilevel"/>
     <w:tmpl w:val="D094742C"/>
@@ -10629,7 +11230,7 @@
       </w:rPr>
     </w:lvl>
   </w:abstractNum>
-  <w:abstractNum w:abstractNumId="27" w15:restartNumberingAfterBreak="0">
+  <w:abstractNum w:abstractNumId="29" w15:restartNumberingAfterBreak="0">
     <w:nsid w:val="39552163"/>
     <w:multiLevelType w:val="multilevel"/>
     <w:tmpl w:val="11A07996"/>
@@ -10778,7 +11379,7 @@
       </w:rPr>
     </w:lvl>
   </w:abstractNum>
-  <w:abstractNum w:abstractNumId="28" w15:restartNumberingAfterBreak="0">
+  <w:abstractNum w:abstractNumId="30" w15:restartNumberingAfterBreak="0">
     <w:nsid w:val="396467C7"/>
     <w:multiLevelType w:val="multilevel"/>
     <w:tmpl w:val="137259A4"/>
@@ -10927,7 +11528,7 @@
       </w:rPr>
     </w:lvl>
   </w:abstractNum>
-  <w:abstractNum w:abstractNumId="29" w15:restartNumberingAfterBreak="0">
+  <w:abstractNum w:abstractNumId="31" w15:restartNumberingAfterBreak="0">
     <w:nsid w:val="39732BA6"/>
     <w:multiLevelType w:val="hybridMultilevel"/>
     <w:tmpl w:val="92509B2C"/>
@@ -11040,7 +11641,7 @@
       </w:rPr>
     </w:lvl>
   </w:abstractNum>
-  <w:abstractNum w:abstractNumId="30" w15:restartNumberingAfterBreak="0">
+  <w:abstractNum w:abstractNumId="32" w15:restartNumberingAfterBreak="0">
     <w:nsid w:val="3A0230BC"/>
     <w:multiLevelType w:val="hybridMultilevel"/>
     <w:tmpl w:val="90CAF708"/>
@@ -11126,7 +11727,7 @@
       </w:pPr>
     </w:lvl>
   </w:abstractNum>
-  <w:abstractNum w:abstractNumId="31" w15:restartNumberingAfterBreak="0">
+  <w:abstractNum w:abstractNumId="33" w15:restartNumberingAfterBreak="0">
     <w:nsid w:val="3B4468FD"/>
     <w:multiLevelType w:val="multilevel"/>
     <w:tmpl w:val="10E47CA8"/>
@@ -11275,7 +11876,7 @@
       </w:rPr>
     </w:lvl>
   </w:abstractNum>
-  <w:abstractNum w:abstractNumId="32" w15:restartNumberingAfterBreak="0">
+  <w:abstractNum w:abstractNumId="34" w15:restartNumberingAfterBreak="0">
     <w:nsid w:val="3BDF158F"/>
     <w:multiLevelType w:val="multilevel"/>
     <w:tmpl w:val="7C507AB0"/>
@@ -11424,7 +12025,93 @@
       </w:rPr>
     </w:lvl>
   </w:abstractNum>
-  <w:abstractNum w:abstractNumId="33" w15:restartNumberingAfterBreak="0">
+  <w:abstractNum w:abstractNumId="35" w15:restartNumberingAfterBreak="0">
+    <w:nsid w:val="3CC042A3"/>
+    <w:multiLevelType w:val="hybridMultilevel"/>
+    <w:tmpl w:val="2FE26666"/>
+    <w:lvl w:ilvl="0" w:tplc="04090019">
+      <w:start w:val="1"/>
+      <w:numFmt w:val="lowerLetter"/>
+      <w:lvlText w:val="%1."/>
+      <w:lvlJc w:val="left"/>
+      <w:pPr>
+        <w:ind w:left="720" w:hanging="360"/>
+      </w:pPr>
+    </w:lvl>
+    <w:lvl w:ilvl="1" w:tplc="04090019" w:tentative="1">
+      <w:start w:val="1"/>
+      <w:numFmt w:val="lowerLetter"/>
+      <w:lvlText w:val="%2."/>
+      <w:lvlJc w:val="left"/>
+      <w:pPr>
+        <w:ind w:left="1440" w:hanging="360"/>
+      </w:pPr>
+    </w:lvl>
+    <w:lvl w:ilvl="2" w:tplc="0409001B" w:tentative="1">
+      <w:start w:val="1"/>
+      <w:numFmt w:val="lowerRoman"/>
+      <w:lvlText w:val="%3."/>
+      <w:lvlJc w:val="right"/>
+      <w:pPr>
+        <w:ind w:left="2160" w:hanging="180"/>
+      </w:pPr>
+    </w:lvl>
+    <w:lvl w:ilvl="3" w:tplc="0409000F" w:tentative="1">
+      <w:start w:val="1"/>
+      <w:numFmt w:val="decimal"/>
+      <w:lvlText w:val="%4."/>
+      <w:lvlJc w:val="left"/>
+      <w:pPr>
+        <w:ind w:left="2880" w:hanging="360"/>
+      </w:pPr>
+    </w:lvl>
+    <w:lvl w:ilvl="4" w:tplc="04090019" w:tentative="1">
+      <w:start w:val="1"/>
+      <w:numFmt w:val="lowerLetter"/>
+      <w:lvlText w:val="%5."/>
+      <w:lvlJc w:val="left"/>
+      <w:pPr>
+        <w:ind w:left="3600" w:hanging="360"/>
+      </w:pPr>
+    </w:lvl>
+    <w:lvl w:ilvl="5" w:tplc="0409001B" w:tentative="1">
+      <w:start w:val="1"/>
+      <w:numFmt w:val="lowerRoman"/>
+      <w:lvlText w:val="%6."/>
+      <w:lvlJc w:val="right"/>
+      <w:pPr>
+        <w:ind w:left="4320" w:hanging="180"/>
+      </w:pPr>
+    </w:lvl>
+    <w:lvl w:ilvl="6" w:tplc="0409000F" w:tentative="1">
+      <w:start w:val="1"/>
+      <w:numFmt w:val="decimal"/>
+      <w:lvlText w:val="%7."/>
+      <w:lvlJc w:val="left"/>
+      <w:pPr>
+        <w:ind w:left="5040" w:hanging="360"/>
+      </w:pPr>
+    </w:lvl>
+    <w:lvl w:ilvl="7" w:tplc="04090019" w:tentative="1">
+      <w:start w:val="1"/>
+      <w:numFmt w:val="lowerLetter"/>
+      <w:lvlText w:val="%8."/>
+      <w:lvlJc w:val="left"/>
+      <w:pPr>
+        <w:ind w:left="5760" w:hanging="360"/>
+      </w:pPr>
+    </w:lvl>
+    <w:lvl w:ilvl="8" w:tplc="0409001B" w:tentative="1">
+      <w:start w:val="1"/>
+      <w:numFmt w:val="lowerRoman"/>
+      <w:lvlText w:val="%9."/>
+      <w:lvlJc w:val="right"/>
+      <w:pPr>
+        <w:ind w:left="6480" w:hanging="180"/>
+      </w:pPr>
+    </w:lvl>
+  </w:abstractNum>
+  <w:abstractNum w:abstractNumId="36" w15:restartNumberingAfterBreak="0">
     <w:nsid w:val="3E1B5B49"/>
     <w:multiLevelType w:val="multilevel"/>
     <w:tmpl w:val="954E5D60"/>
@@ -11573,7 +12260,7 @@
       </w:rPr>
     </w:lvl>
   </w:abstractNum>
-  <w:abstractNum w:abstractNumId="34" w15:restartNumberingAfterBreak="0">
+  <w:abstractNum w:abstractNumId="37" w15:restartNumberingAfterBreak="0">
     <w:nsid w:val="3ED357BB"/>
     <w:multiLevelType w:val="hybridMultilevel"/>
     <w:tmpl w:val="E4B8E560"/>
@@ -11686,7 +12373,7 @@
       </w:rPr>
     </w:lvl>
   </w:abstractNum>
-  <w:abstractNum w:abstractNumId="35" w15:restartNumberingAfterBreak="0">
+  <w:abstractNum w:abstractNumId="38" w15:restartNumberingAfterBreak="0">
     <w:nsid w:val="408A1F29"/>
     <w:multiLevelType w:val="hybridMultilevel"/>
     <w:tmpl w:val="1B948370"/>
@@ -11772,7 +12459,7 @@
       </w:pPr>
     </w:lvl>
   </w:abstractNum>
-  <w:abstractNum w:abstractNumId="36" w15:restartNumberingAfterBreak="0">
+  <w:abstractNum w:abstractNumId="39" w15:restartNumberingAfterBreak="0">
     <w:nsid w:val="41A40511"/>
     <w:multiLevelType w:val="multilevel"/>
     <w:tmpl w:val="1CB21EAE"/>
@@ -11921,7 +12608,7 @@
       </w:rPr>
     </w:lvl>
   </w:abstractNum>
-  <w:abstractNum w:abstractNumId="37" w15:restartNumberingAfterBreak="0">
+  <w:abstractNum w:abstractNumId="40" w15:restartNumberingAfterBreak="0">
     <w:nsid w:val="41F05A2F"/>
     <w:multiLevelType w:val="multilevel"/>
     <w:tmpl w:val="F884810A"/>
@@ -12070,7 +12757,7 @@
       </w:rPr>
     </w:lvl>
   </w:abstractNum>
-  <w:abstractNum w:abstractNumId="38" w15:restartNumberingAfterBreak="0">
+  <w:abstractNum w:abstractNumId="41" w15:restartNumberingAfterBreak="0">
     <w:nsid w:val="46FE45E8"/>
     <w:multiLevelType w:val="hybridMultilevel"/>
     <w:tmpl w:val="20584132"/>
@@ -12156,7 +12843,7 @@
       </w:pPr>
     </w:lvl>
   </w:abstractNum>
-  <w:abstractNum w:abstractNumId="39" w15:restartNumberingAfterBreak="0">
+  <w:abstractNum w:abstractNumId="42" w15:restartNumberingAfterBreak="0">
     <w:nsid w:val="4708374D"/>
     <w:multiLevelType w:val="hybridMultilevel"/>
     <w:tmpl w:val="73C27C5A"/>
@@ -12242,7 +12929,7 @@
       </w:pPr>
     </w:lvl>
   </w:abstractNum>
-  <w:abstractNum w:abstractNumId="40" w15:restartNumberingAfterBreak="0">
+  <w:abstractNum w:abstractNumId="43" w15:restartNumberingAfterBreak="0">
     <w:nsid w:val="4D741C67"/>
     <w:multiLevelType w:val="hybridMultilevel"/>
     <w:tmpl w:val="8C4E0358"/>
@@ -12328,7 +13015,7 @@
       </w:pPr>
     </w:lvl>
   </w:abstractNum>
-  <w:abstractNum w:abstractNumId="41" w15:restartNumberingAfterBreak="0">
+  <w:abstractNum w:abstractNumId="44" w15:restartNumberingAfterBreak="0">
     <w:nsid w:val="4E740F72"/>
     <w:multiLevelType w:val="multilevel"/>
     <w:tmpl w:val="85905CB4"/>
@@ -12477,7 +13164,7 @@
       </w:rPr>
     </w:lvl>
   </w:abstractNum>
-  <w:abstractNum w:abstractNumId="42" w15:restartNumberingAfterBreak="0">
+  <w:abstractNum w:abstractNumId="45" w15:restartNumberingAfterBreak="0">
     <w:nsid w:val="4F3A345A"/>
     <w:multiLevelType w:val="hybridMultilevel"/>
     <w:tmpl w:val="1B1AF7DC"/>
@@ -12563,7 +13250,7 @@
       </w:pPr>
     </w:lvl>
   </w:abstractNum>
-  <w:abstractNum w:abstractNumId="43" w15:restartNumberingAfterBreak="0">
+  <w:abstractNum w:abstractNumId="46" w15:restartNumberingAfterBreak="0">
     <w:nsid w:val="505523F6"/>
     <w:multiLevelType w:val="hybridMultilevel"/>
     <w:tmpl w:val="92229E14"/>
@@ -12649,7 +13336,93 @@
       </w:pPr>
     </w:lvl>
   </w:abstractNum>
-  <w:abstractNum w:abstractNumId="44" w15:restartNumberingAfterBreak="0">
+  <w:abstractNum w:abstractNumId="47" w15:restartNumberingAfterBreak="0">
+    <w:nsid w:val="50E34B3A"/>
+    <w:multiLevelType w:val="hybridMultilevel"/>
+    <w:tmpl w:val="8F8A446E"/>
+    <w:lvl w:ilvl="0" w:tplc="04090019">
+      <w:start w:val="1"/>
+      <w:numFmt w:val="lowerLetter"/>
+      <w:lvlText w:val="%1."/>
+      <w:lvlJc w:val="left"/>
+      <w:pPr>
+        <w:ind w:left="720" w:hanging="360"/>
+      </w:pPr>
+    </w:lvl>
+    <w:lvl w:ilvl="1" w:tplc="04090019" w:tentative="1">
+      <w:start w:val="1"/>
+      <w:numFmt w:val="lowerLetter"/>
+      <w:lvlText w:val="%2."/>
+      <w:lvlJc w:val="left"/>
+      <w:pPr>
+        <w:ind w:left="1440" w:hanging="360"/>
+      </w:pPr>
+    </w:lvl>
+    <w:lvl w:ilvl="2" w:tplc="0409001B" w:tentative="1">
+      <w:start w:val="1"/>
+      <w:numFmt w:val="lowerRoman"/>
+      <w:lvlText w:val="%3."/>
+      <w:lvlJc w:val="right"/>
+      <w:pPr>
+        <w:ind w:left="2160" w:hanging="180"/>
+      </w:pPr>
+    </w:lvl>
+    <w:lvl w:ilvl="3" w:tplc="0409000F" w:tentative="1">
+      <w:start w:val="1"/>
+      <w:numFmt w:val="decimal"/>
+      <w:lvlText w:val="%4."/>
+      <w:lvlJc w:val="left"/>
+      <w:pPr>
+        <w:ind w:left="2880" w:hanging="360"/>
+      </w:pPr>
+    </w:lvl>
+    <w:lvl w:ilvl="4" w:tplc="04090019" w:tentative="1">
+      <w:start w:val="1"/>
+      <w:numFmt w:val="lowerLetter"/>
+      <w:lvlText w:val="%5."/>
+      <w:lvlJc w:val="left"/>
+      <w:pPr>
+        <w:ind w:left="3600" w:hanging="360"/>
+      </w:pPr>
+    </w:lvl>
+    <w:lvl w:ilvl="5" w:tplc="0409001B" w:tentative="1">
+      <w:start w:val="1"/>
+      <w:numFmt w:val="lowerRoman"/>
+      <w:lvlText w:val="%6."/>
+      <w:lvlJc w:val="right"/>
+      <w:pPr>
+        <w:ind w:left="4320" w:hanging="180"/>
+      </w:pPr>
+    </w:lvl>
+    <w:lvl w:ilvl="6" w:tplc="0409000F" w:tentative="1">
+      <w:start w:val="1"/>
+      <w:numFmt w:val="decimal"/>
+      <w:lvlText w:val="%7."/>
+      <w:lvlJc w:val="left"/>
+      <w:pPr>
+        <w:ind w:left="5040" w:hanging="360"/>
+      </w:pPr>
+    </w:lvl>
+    <w:lvl w:ilvl="7" w:tplc="04090019" w:tentative="1">
+      <w:start w:val="1"/>
+      <w:numFmt w:val="lowerLetter"/>
+      <w:lvlText w:val="%8."/>
+      <w:lvlJc w:val="left"/>
+      <w:pPr>
+        <w:ind w:left="5760" w:hanging="360"/>
+      </w:pPr>
+    </w:lvl>
+    <w:lvl w:ilvl="8" w:tplc="0409001B" w:tentative="1">
+      <w:start w:val="1"/>
+      <w:numFmt w:val="lowerRoman"/>
+      <w:lvlText w:val="%9."/>
+      <w:lvlJc w:val="right"/>
+      <w:pPr>
+        <w:ind w:left="6480" w:hanging="180"/>
+      </w:pPr>
+    </w:lvl>
+  </w:abstractNum>
+  <w:abstractNum w:abstractNumId="48" w15:restartNumberingAfterBreak="0">
     <w:nsid w:val="56DA36DF"/>
     <w:multiLevelType w:val="hybridMultilevel"/>
     <w:tmpl w:val="A7B2F288"/>
@@ -12735,7 +13508,7 @@
       </w:pPr>
     </w:lvl>
   </w:abstractNum>
-  <w:abstractNum w:abstractNumId="45" w15:restartNumberingAfterBreak="0">
+  <w:abstractNum w:abstractNumId="49" w15:restartNumberingAfterBreak="0">
     <w:nsid w:val="57FF1AC5"/>
     <w:multiLevelType w:val="hybridMultilevel"/>
     <w:tmpl w:val="7EA2AF1E"/>
@@ -12821,7 +13594,7 @@
       </w:pPr>
     </w:lvl>
   </w:abstractNum>
-  <w:abstractNum w:abstractNumId="46" w15:restartNumberingAfterBreak="0">
+  <w:abstractNum w:abstractNumId="50" w15:restartNumberingAfterBreak="0">
     <w:nsid w:val="58655E7C"/>
     <w:multiLevelType w:val="hybridMultilevel"/>
     <w:tmpl w:val="2184407E"/>
@@ -12907,7 +13680,7 @@
       </w:pPr>
     </w:lvl>
   </w:abstractNum>
-  <w:abstractNum w:abstractNumId="47" w15:restartNumberingAfterBreak="0">
+  <w:abstractNum w:abstractNumId="51" w15:restartNumberingAfterBreak="0">
     <w:nsid w:val="5A3A3952"/>
     <w:multiLevelType w:val="multilevel"/>
     <w:tmpl w:val="8B82944A"/>
@@ -13056,7 +13829,7 @@
       </w:rPr>
     </w:lvl>
   </w:abstractNum>
-  <w:abstractNum w:abstractNumId="48" w15:restartNumberingAfterBreak="0">
+  <w:abstractNum w:abstractNumId="52" w15:restartNumberingAfterBreak="0">
     <w:nsid w:val="5AD67DF5"/>
     <w:multiLevelType w:val="multilevel"/>
     <w:tmpl w:val="CEB8EBF4"/>
@@ -13205,7 +13978,7 @@
       </w:rPr>
     </w:lvl>
   </w:abstractNum>
-  <w:abstractNum w:abstractNumId="49" w15:restartNumberingAfterBreak="0">
+  <w:abstractNum w:abstractNumId="53" w15:restartNumberingAfterBreak="0">
     <w:nsid w:val="5AF23A44"/>
     <w:multiLevelType w:val="multilevel"/>
     <w:tmpl w:val="F0D00BA8"/>
@@ -13354,7 +14127,7 @@
       </w:rPr>
     </w:lvl>
   </w:abstractNum>
-  <w:abstractNum w:abstractNumId="50" w15:restartNumberingAfterBreak="0">
+  <w:abstractNum w:abstractNumId="54" w15:restartNumberingAfterBreak="0">
     <w:nsid w:val="5B4C3DAC"/>
     <w:multiLevelType w:val="multilevel"/>
     <w:tmpl w:val="4FD4F792"/>
@@ -13503,7 +14276,7 @@
       </w:rPr>
     </w:lvl>
   </w:abstractNum>
-  <w:abstractNum w:abstractNumId="51" w15:restartNumberingAfterBreak="0">
+  <w:abstractNum w:abstractNumId="55" w15:restartNumberingAfterBreak="0">
     <w:nsid w:val="5D6661A0"/>
     <w:multiLevelType w:val="hybridMultilevel"/>
     <w:tmpl w:val="16AC49EA"/>
@@ -13589,7 +14362,7 @@
       </w:pPr>
     </w:lvl>
   </w:abstractNum>
-  <w:abstractNum w:abstractNumId="52" w15:restartNumberingAfterBreak="0">
+  <w:abstractNum w:abstractNumId="56" w15:restartNumberingAfterBreak="0">
     <w:nsid w:val="5F3C54BF"/>
     <w:multiLevelType w:val="hybridMultilevel"/>
     <w:tmpl w:val="CF6ACAD2"/>
@@ -13675,7 +14448,7 @@
       </w:pPr>
     </w:lvl>
   </w:abstractNum>
-  <w:abstractNum w:abstractNumId="53" w15:restartNumberingAfterBreak="0">
+  <w:abstractNum w:abstractNumId="57" w15:restartNumberingAfterBreak="0">
     <w:nsid w:val="5FF032FF"/>
     <w:multiLevelType w:val="multilevel"/>
     <w:tmpl w:val="2AAA3ADE"/>
@@ -13824,7 +14597,7 @@
       </w:rPr>
     </w:lvl>
   </w:abstractNum>
-  <w:abstractNum w:abstractNumId="54" w15:restartNumberingAfterBreak="0">
+  <w:abstractNum w:abstractNumId="58" w15:restartNumberingAfterBreak="0">
     <w:nsid w:val="68C230CC"/>
     <w:multiLevelType w:val="hybridMultilevel"/>
     <w:tmpl w:val="5BD679E6"/>
@@ -13910,7 +14683,7 @@
       </w:pPr>
     </w:lvl>
   </w:abstractNum>
-  <w:abstractNum w:abstractNumId="55" w15:restartNumberingAfterBreak="0">
+  <w:abstractNum w:abstractNumId="59" w15:restartNumberingAfterBreak="0">
     <w:nsid w:val="68D16A0D"/>
     <w:multiLevelType w:val="hybridMultilevel"/>
     <w:tmpl w:val="911418E0"/>
@@ -14023,7 +14796,7 @@
       </w:rPr>
     </w:lvl>
   </w:abstractNum>
-  <w:abstractNum w:abstractNumId="56" w15:restartNumberingAfterBreak="0">
+  <w:abstractNum w:abstractNumId="60" w15:restartNumberingAfterBreak="0">
     <w:nsid w:val="6A12001E"/>
     <w:multiLevelType w:val="hybridMultilevel"/>
     <w:tmpl w:val="47482C12"/>
@@ -14109,7 +14882,7 @@
       </w:pPr>
     </w:lvl>
   </w:abstractNum>
-  <w:abstractNum w:abstractNumId="57" w15:restartNumberingAfterBreak="0">
+  <w:abstractNum w:abstractNumId="61" w15:restartNumberingAfterBreak="0">
     <w:nsid w:val="6BA7294E"/>
     <w:multiLevelType w:val="hybridMultilevel"/>
     <w:tmpl w:val="8B9E96EA"/>
@@ -14195,7 +14968,7 @@
       </w:pPr>
     </w:lvl>
   </w:abstractNum>
-  <w:abstractNum w:abstractNumId="58" w15:restartNumberingAfterBreak="0">
+  <w:abstractNum w:abstractNumId="62" w15:restartNumberingAfterBreak="0">
     <w:nsid w:val="6CA659C8"/>
     <w:multiLevelType w:val="hybridMultilevel"/>
     <w:tmpl w:val="4F52694E"/>
@@ -14308,7 +15081,7 @@
       </w:rPr>
     </w:lvl>
   </w:abstractNum>
-  <w:abstractNum w:abstractNumId="59" w15:restartNumberingAfterBreak="0">
+  <w:abstractNum w:abstractNumId="63" w15:restartNumberingAfterBreak="0">
     <w:nsid w:val="703335DF"/>
     <w:multiLevelType w:val="multilevel"/>
     <w:tmpl w:val="DFA448E0"/>
@@ -14457,7 +15230,7 @@
       </w:rPr>
     </w:lvl>
   </w:abstractNum>
-  <w:abstractNum w:abstractNumId="60" w15:restartNumberingAfterBreak="0">
+  <w:abstractNum w:abstractNumId="64" w15:restartNumberingAfterBreak="0">
     <w:nsid w:val="73D21A66"/>
     <w:multiLevelType w:val="hybridMultilevel"/>
     <w:tmpl w:val="DF86DC96"/>
@@ -14543,7 +15316,7 @@
       </w:pPr>
     </w:lvl>
   </w:abstractNum>
-  <w:abstractNum w:abstractNumId="61" w15:restartNumberingAfterBreak="0">
+  <w:abstractNum w:abstractNumId="65" w15:restartNumberingAfterBreak="0">
     <w:nsid w:val="75353C0E"/>
     <w:multiLevelType w:val="hybridMultilevel"/>
     <w:tmpl w:val="29F26F6A"/>
@@ -14629,7 +15402,7 @@
       </w:pPr>
     </w:lvl>
   </w:abstractNum>
-  <w:abstractNum w:abstractNumId="62" w15:restartNumberingAfterBreak="0">
+  <w:abstractNum w:abstractNumId="66" w15:restartNumberingAfterBreak="0">
     <w:nsid w:val="78134D32"/>
     <w:multiLevelType w:val="hybridMultilevel"/>
     <w:tmpl w:val="9D8C8BA4"/>
@@ -14715,7 +15488,7 @@
       </w:pPr>
     </w:lvl>
   </w:abstractNum>
-  <w:abstractNum w:abstractNumId="63" w15:restartNumberingAfterBreak="0">
+  <w:abstractNum w:abstractNumId="67" w15:restartNumberingAfterBreak="0">
     <w:nsid w:val="788E2611"/>
     <w:multiLevelType w:val="multilevel"/>
     <w:tmpl w:val="38F0A0AC"/>
@@ -14864,7 +15637,93 @@
       </w:rPr>
     </w:lvl>
   </w:abstractNum>
-  <w:abstractNum w:abstractNumId="64" w15:restartNumberingAfterBreak="0">
+  <w:abstractNum w:abstractNumId="68" w15:restartNumberingAfterBreak="0">
+    <w:nsid w:val="7C800674"/>
+    <w:multiLevelType w:val="hybridMultilevel"/>
+    <w:tmpl w:val="8CCA89A4"/>
+    <w:lvl w:ilvl="0" w:tplc="04090019">
+      <w:start w:val="1"/>
+      <w:numFmt w:val="lowerLetter"/>
+      <w:lvlText w:val="%1."/>
+      <w:lvlJc w:val="left"/>
+      <w:pPr>
+        <w:ind w:left="720" w:hanging="360"/>
+      </w:pPr>
+    </w:lvl>
+    <w:lvl w:ilvl="1" w:tplc="04090019" w:tentative="1">
+      <w:start w:val="1"/>
+      <w:numFmt w:val="lowerLetter"/>
+      <w:lvlText w:val="%2."/>
+      <w:lvlJc w:val="left"/>
+      <w:pPr>
+        <w:ind w:left="1440" w:hanging="360"/>
+      </w:pPr>
+    </w:lvl>
+    <w:lvl w:ilvl="2" w:tplc="0409001B" w:tentative="1">
+      <w:start w:val="1"/>
+      <w:numFmt w:val="lowerRoman"/>
+      <w:lvlText w:val="%3."/>
+      <w:lvlJc w:val="right"/>
+      <w:pPr>
+        <w:ind w:left="2160" w:hanging="180"/>
+      </w:pPr>
+    </w:lvl>
+    <w:lvl w:ilvl="3" w:tplc="0409000F" w:tentative="1">
+      <w:start w:val="1"/>
+      <w:numFmt w:val="decimal"/>
+      <w:lvlText w:val="%4."/>
+      <w:lvlJc w:val="left"/>
+      <w:pPr>
+        <w:ind w:left="2880" w:hanging="360"/>
+      </w:pPr>
+    </w:lvl>
+    <w:lvl w:ilvl="4" w:tplc="04090019" w:tentative="1">
+      <w:start w:val="1"/>
+      <w:numFmt w:val="lowerLetter"/>
+      <w:lvlText w:val="%5."/>
+      <w:lvlJc w:val="left"/>
+      <w:pPr>
+        <w:ind w:left="3600" w:hanging="360"/>
+      </w:pPr>
+    </w:lvl>
+    <w:lvl w:ilvl="5" w:tplc="0409001B" w:tentative="1">
+      <w:start w:val="1"/>
+      <w:numFmt w:val="lowerRoman"/>
+      <w:lvlText w:val="%6."/>
+      <w:lvlJc w:val="right"/>
+      <w:pPr>
+        <w:ind w:left="4320" w:hanging="180"/>
+      </w:pPr>
+    </w:lvl>
+    <w:lvl w:ilvl="6" w:tplc="0409000F" w:tentative="1">
+      <w:start w:val="1"/>
+      <w:numFmt w:val="decimal"/>
+      <w:lvlText w:val="%7."/>
+      <w:lvlJc w:val="left"/>
+      <w:pPr>
+        <w:ind w:left="5040" w:hanging="360"/>
+      </w:pPr>
+    </w:lvl>
+    <w:lvl w:ilvl="7" w:tplc="04090019" w:tentative="1">
+      <w:start w:val="1"/>
+      <w:numFmt w:val="lowerLetter"/>
+      <w:lvlText w:val="%8."/>
+      <w:lvlJc w:val="left"/>
+      <w:pPr>
+        <w:ind w:left="5760" w:hanging="360"/>
+      </w:pPr>
+    </w:lvl>
+    <w:lvl w:ilvl="8" w:tplc="0409001B" w:tentative="1">
+      <w:start w:val="1"/>
+      <w:numFmt w:val="lowerRoman"/>
+      <w:lvlText w:val="%9."/>
+      <w:lvlJc w:val="right"/>
+      <w:pPr>
+        <w:ind w:left="6480" w:hanging="180"/>
+      </w:pPr>
+    </w:lvl>
+  </w:abstractNum>
+  <w:abstractNum w:abstractNumId="69" w15:restartNumberingAfterBreak="0">
     <w:nsid w:val="7CAA4AE2"/>
     <w:multiLevelType w:val="multilevel"/>
     <w:tmpl w:val="E9DC59DE"/>
@@ -15013,7 +15872,7 @@
       </w:rPr>
     </w:lvl>
   </w:abstractNum>
-  <w:abstractNum w:abstractNumId="65" w15:restartNumberingAfterBreak="0">
+  <w:abstractNum w:abstractNumId="70" w15:restartNumberingAfterBreak="0">
     <w:nsid w:val="7DBC60A4"/>
     <w:multiLevelType w:val="hybridMultilevel"/>
     <w:tmpl w:val="57CA41EE"/>
@@ -15126,7 +15985,7 @@
       </w:rPr>
     </w:lvl>
   </w:abstractNum>
-  <w:abstractNum w:abstractNumId="66" w15:restartNumberingAfterBreak="0">
+  <w:abstractNum w:abstractNumId="71" w15:restartNumberingAfterBreak="0">
     <w:nsid w:val="7DBF53CD"/>
     <w:multiLevelType w:val="hybridMultilevel"/>
     <w:tmpl w:val="328C85A4"/>
@@ -15212,7 +16071,7 @@
       </w:pPr>
     </w:lvl>
   </w:abstractNum>
-  <w:abstractNum w:abstractNumId="67" w15:restartNumberingAfterBreak="0">
+  <w:abstractNum w:abstractNumId="72" w15:restartNumberingAfterBreak="0">
     <w:nsid w:val="7E1F51D6"/>
     <w:multiLevelType w:val="hybridMultilevel"/>
     <w:tmpl w:val="786C4400"/>
@@ -15298,7 +16157,7 @@
       </w:pPr>
     </w:lvl>
   </w:abstractNum>
-  <w:abstractNum w:abstractNumId="68" w15:restartNumberingAfterBreak="0">
+  <w:abstractNum w:abstractNumId="73" w15:restartNumberingAfterBreak="0">
     <w:nsid w:val="7F135340"/>
     <w:multiLevelType w:val="hybridMultilevel"/>
     <w:tmpl w:val="1C80A518"/>
@@ -15385,211 +16244,226 @@
     </w:lvl>
   </w:abstractNum>
   <w:num w:numId="1" w16cid:durableId="1569919354">
-    <w:abstractNumId w:val="13"/>
+    <w:abstractNumId w:val="15"/>
   </w:num>
   <w:num w:numId="2" w16cid:durableId="717389571">
-    <w:abstractNumId w:val="62"/>
+    <w:abstractNumId w:val="66"/>
   </w:num>
   <w:num w:numId="3" w16cid:durableId="965693909">
-    <w:abstractNumId w:val="3"/>
+    <w:abstractNumId w:val="4"/>
   </w:num>
   <w:num w:numId="4" w16cid:durableId="359085475">
-    <w:abstractNumId w:val="67"/>
+    <w:abstractNumId w:val="72"/>
   </w:num>
   <w:num w:numId="5" w16cid:durableId="1138298219">
+    <w:abstractNumId w:val="61"/>
+  </w:num>
+  <w:num w:numId="6" w16cid:durableId="1085153168">
+    <w:abstractNumId w:val="14"/>
+  </w:num>
+  <w:num w:numId="7" w16cid:durableId="13463413">
+    <w:abstractNumId w:val="12"/>
+  </w:num>
+  <w:num w:numId="8" w16cid:durableId="1767189570">
+    <w:abstractNumId w:val="8"/>
+  </w:num>
+  <w:num w:numId="9" w16cid:durableId="342971592">
+    <w:abstractNumId w:val="48"/>
+  </w:num>
+  <w:num w:numId="10" w16cid:durableId="1389183763">
+    <w:abstractNumId w:val="65"/>
+  </w:num>
+  <w:num w:numId="11" w16cid:durableId="20060793">
+    <w:abstractNumId w:val="50"/>
+  </w:num>
+  <w:num w:numId="12" w16cid:durableId="574051552">
+    <w:abstractNumId w:val="56"/>
+  </w:num>
+  <w:num w:numId="13" w16cid:durableId="722023370">
+    <w:abstractNumId w:val="71"/>
+  </w:num>
+  <w:num w:numId="14" w16cid:durableId="437220549">
+    <w:abstractNumId w:val="73"/>
+  </w:num>
+  <w:num w:numId="15" w16cid:durableId="968705403">
+    <w:abstractNumId w:val="41"/>
+  </w:num>
+  <w:num w:numId="16" w16cid:durableId="1173379145">
+    <w:abstractNumId w:val="17"/>
+  </w:num>
+  <w:num w:numId="17" w16cid:durableId="1991594305">
+    <w:abstractNumId w:val="21"/>
+  </w:num>
+  <w:num w:numId="18" w16cid:durableId="769813716">
+    <w:abstractNumId w:val="51"/>
+  </w:num>
+  <w:num w:numId="19" w16cid:durableId="853424190">
+    <w:abstractNumId w:val="22"/>
+  </w:num>
+  <w:num w:numId="20" w16cid:durableId="790901032">
+    <w:abstractNumId w:val="28"/>
+  </w:num>
+  <w:num w:numId="21" w16cid:durableId="1863588994">
     <w:abstractNumId w:val="57"/>
   </w:num>
-  <w:num w:numId="6" w16cid:durableId="1085153168">
-    <w:abstractNumId w:val="12"/>
+  <w:num w:numId="22" w16cid:durableId="390888746">
+    <w:abstractNumId w:val="69"/>
   </w:num>
-  <w:num w:numId="7" w16cid:durableId="13463413">
-    <w:abstractNumId w:val="10"/>
+  <w:num w:numId="23" w16cid:durableId="353508035">
+    <w:abstractNumId w:val="45"/>
   </w:num>
-  <w:num w:numId="8" w16cid:durableId="1767189570">
-    <w:abstractNumId w:val="6"/>
-  </w:num>
-  <w:num w:numId="9" w16cid:durableId="342971592">
-    <w:abstractNumId w:val="44"/>
-  </w:num>
-  <w:num w:numId="10" w16cid:durableId="1389183763">
-    <w:abstractNumId w:val="61"/>
-  </w:num>
-  <w:num w:numId="11" w16cid:durableId="20060793">
+  <w:num w:numId="24" w16cid:durableId="365953218">
     <w:abstractNumId w:val="46"/>
   </w:num>
-  <w:num w:numId="12" w16cid:durableId="574051552">
+  <w:num w:numId="25" w16cid:durableId="1221282839">
+    <w:abstractNumId w:val="42"/>
+  </w:num>
+  <w:num w:numId="26" w16cid:durableId="1569144029">
+    <w:abstractNumId w:val="32"/>
+  </w:num>
+  <w:num w:numId="27" w16cid:durableId="332925574">
+    <w:abstractNumId w:val="60"/>
+  </w:num>
+  <w:num w:numId="28" w16cid:durableId="1526752680">
+    <w:abstractNumId w:val="27"/>
+  </w:num>
+  <w:num w:numId="29" w16cid:durableId="769013884">
+    <w:abstractNumId w:val="24"/>
+  </w:num>
+  <w:num w:numId="30" w16cid:durableId="1584294754">
+    <w:abstractNumId w:val="55"/>
+  </w:num>
+  <w:num w:numId="31" w16cid:durableId="1515924315">
+    <w:abstractNumId w:val="64"/>
+  </w:num>
+  <w:num w:numId="32" w16cid:durableId="1243101700">
+    <w:abstractNumId w:val="53"/>
+  </w:num>
+  <w:num w:numId="33" w16cid:durableId="1051491060">
     <w:abstractNumId w:val="52"/>
   </w:num>
-  <w:num w:numId="13" w16cid:durableId="722023370">
-    <w:abstractNumId w:val="66"/>
+  <w:num w:numId="34" w16cid:durableId="2115394434">
+    <w:abstractNumId w:val="40"/>
   </w:num>
-  <w:num w:numId="14" w16cid:durableId="437220549">
-    <w:abstractNumId w:val="68"/>
+  <w:num w:numId="35" w16cid:durableId="843055184">
+    <w:abstractNumId w:val="39"/>
   </w:num>
-  <w:num w:numId="15" w16cid:durableId="968705403">
-    <w:abstractNumId w:val="38"/>
+  <w:num w:numId="36" w16cid:durableId="1867020242">
+    <w:abstractNumId w:val="33"/>
   </w:num>
-  <w:num w:numId="16" w16cid:durableId="1173379145">
-    <w:abstractNumId w:val="15"/>
+  <w:num w:numId="37" w16cid:durableId="221066618">
+    <w:abstractNumId w:val="59"/>
   </w:num>
-  <w:num w:numId="17" w16cid:durableId="1991594305">
-    <w:abstractNumId w:val="19"/>
+  <w:num w:numId="38" w16cid:durableId="1394934567">
+    <w:abstractNumId w:val="23"/>
   </w:num>
-  <w:num w:numId="18" w16cid:durableId="769813716">
-    <w:abstractNumId w:val="47"/>
+  <w:num w:numId="39" w16cid:durableId="1616936137">
+    <w:abstractNumId w:val="49"/>
   </w:num>
-  <w:num w:numId="19" w16cid:durableId="853424190">
+  <w:num w:numId="40" w16cid:durableId="1298485008">
+    <w:abstractNumId w:val="43"/>
+  </w:num>
+  <w:num w:numId="41" w16cid:durableId="1714037957">
+    <w:abstractNumId w:val="26"/>
+  </w:num>
+  <w:num w:numId="42" w16cid:durableId="207301780">
     <w:abstractNumId w:val="20"/>
   </w:num>
-  <w:num w:numId="20" w16cid:durableId="790901032">
-    <w:abstractNumId w:val="26"/>
-  </w:num>
-  <w:num w:numId="21" w16cid:durableId="1863588994">
-    <w:abstractNumId w:val="53"/>
-  </w:num>
-  <w:num w:numId="22" w16cid:durableId="390888746">
-    <w:abstractNumId w:val="64"/>
-  </w:num>
-  <w:num w:numId="23" w16cid:durableId="353508035">
-    <w:abstractNumId w:val="42"/>
-  </w:num>
-  <w:num w:numId="24" w16cid:durableId="365953218">
-    <w:abstractNumId w:val="43"/>
-  </w:num>
-  <w:num w:numId="25" w16cid:durableId="1221282839">
-    <w:abstractNumId w:val="39"/>
-  </w:num>
-  <w:num w:numId="26" w16cid:durableId="1569144029">
-    <w:abstractNumId w:val="30"/>
-  </w:num>
-  <w:num w:numId="27" w16cid:durableId="332925574">
-    <w:abstractNumId w:val="56"/>
-  </w:num>
-  <w:num w:numId="28" w16cid:durableId="1526752680">
-    <w:abstractNumId w:val="25"/>
-  </w:num>
-  <w:num w:numId="29" w16cid:durableId="769013884">
-    <w:abstractNumId w:val="22"/>
-  </w:num>
-  <w:num w:numId="30" w16cid:durableId="1584294754">
-    <w:abstractNumId w:val="51"/>
-  </w:num>
-  <w:num w:numId="31" w16cid:durableId="1515924315">
-    <w:abstractNumId w:val="60"/>
-  </w:num>
-  <w:num w:numId="32" w16cid:durableId="1243101700">
-    <w:abstractNumId w:val="49"/>
-  </w:num>
-  <w:num w:numId="33" w16cid:durableId="1051491060">
-    <w:abstractNumId w:val="48"/>
-  </w:num>
-  <w:num w:numId="34" w16cid:durableId="2115394434">
-    <w:abstractNumId w:val="37"/>
-  </w:num>
-  <w:num w:numId="35" w16cid:durableId="843055184">
-    <w:abstractNumId w:val="36"/>
-  </w:num>
-  <w:num w:numId="36" w16cid:durableId="1867020242">
-    <w:abstractNumId w:val="31"/>
-  </w:num>
-  <w:num w:numId="37" w16cid:durableId="221066618">
-    <w:abstractNumId w:val="55"/>
-  </w:num>
-  <w:num w:numId="38" w16cid:durableId="1394934567">
-    <w:abstractNumId w:val="21"/>
-  </w:num>
-  <w:num w:numId="39" w16cid:durableId="1616936137">
-    <w:abstractNumId w:val="45"/>
-  </w:num>
-  <w:num w:numId="40" w16cid:durableId="1298485008">
-    <w:abstractNumId w:val="40"/>
-  </w:num>
-  <w:num w:numId="41" w16cid:durableId="1714037957">
-    <w:abstractNumId w:val="24"/>
-  </w:num>
-  <w:num w:numId="42" w16cid:durableId="207301780">
-    <w:abstractNumId w:val="18"/>
-  </w:num>
   <w:num w:numId="43" w16cid:durableId="1494679687">
-    <w:abstractNumId w:val="65"/>
+    <w:abstractNumId w:val="70"/>
   </w:num>
   <w:num w:numId="44" w16cid:durableId="322048867">
-    <w:abstractNumId w:val="17"/>
+    <w:abstractNumId w:val="19"/>
   </w:num>
   <w:num w:numId="45" w16cid:durableId="932320295">
     <w:abstractNumId w:val="0"/>
   </w:num>
   <w:num w:numId="46" w16cid:durableId="505747934">
+    <w:abstractNumId w:val="9"/>
+  </w:num>
+  <w:num w:numId="47" w16cid:durableId="52823535">
+    <w:abstractNumId w:val="37"/>
+  </w:num>
+  <w:num w:numId="48" w16cid:durableId="1531647939">
+    <w:abstractNumId w:val="2"/>
+  </w:num>
+  <w:num w:numId="49" w16cid:durableId="580067276">
+    <w:abstractNumId w:val="10"/>
+  </w:num>
+  <w:num w:numId="50" w16cid:durableId="64691184">
+    <w:abstractNumId w:val="11"/>
+  </w:num>
+  <w:num w:numId="51" w16cid:durableId="2073652769">
+    <w:abstractNumId w:val="3"/>
+  </w:num>
+  <w:num w:numId="52" w16cid:durableId="405542066">
+    <w:abstractNumId w:val="25"/>
+  </w:num>
+  <w:num w:numId="53" w16cid:durableId="1380321918">
+    <w:abstractNumId w:val="18"/>
+  </w:num>
+  <w:num w:numId="54" w16cid:durableId="1242257717">
+    <w:abstractNumId w:val="36"/>
+  </w:num>
+  <w:num w:numId="55" w16cid:durableId="1218588979">
+    <w:abstractNumId w:val="16"/>
+  </w:num>
+  <w:num w:numId="56" w16cid:durableId="370426470">
+    <w:abstractNumId w:val="34"/>
+  </w:num>
+  <w:num w:numId="57" w16cid:durableId="1255282655">
     <w:abstractNumId w:val="7"/>
   </w:num>
-  <w:num w:numId="47" w16cid:durableId="52823535">
-    <w:abstractNumId w:val="34"/>
+  <w:num w:numId="58" w16cid:durableId="656762087">
+    <w:abstractNumId w:val="67"/>
   </w:num>
-  <w:num w:numId="48" w16cid:durableId="1531647939">
+  <w:num w:numId="59" w16cid:durableId="2005548125">
+    <w:abstractNumId w:val="44"/>
+  </w:num>
+  <w:num w:numId="60" w16cid:durableId="365836083">
+    <w:abstractNumId w:val="63"/>
+  </w:num>
+  <w:num w:numId="61" w16cid:durableId="741290461">
+    <w:abstractNumId w:val="54"/>
+  </w:num>
+  <w:num w:numId="62" w16cid:durableId="60181353">
+    <w:abstractNumId w:val="29"/>
+  </w:num>
+  <w:num w:numId="63" w16cid:durableId="1094546069">
+    <w:abstractNumId w:val="30"/>
+  </w:num>
+  <w:num w:numId="64" w16cid:durableId="1783720271">
+    <w:abstractNumId w:val="5"/>
+  </w:num>
+  <w:num w:numId="65" w16cid:durableId="1828934617">
+    <w:abstractNumId w:val="62"/>
+  </w:num>
+  <w:num w:numId="66" w16cid:durableId="671033708">
+    <w:abstractNumId w:val="31"/>
+  </w:num>
+  <w:num w:numId="67" w16cid:durableId="672882128">
+    <w:abstractNumId w:val="38"/>
+  </w:num>
+  <w:num w:numId="68" w16cid:durableId="1692875258">
+    <w:abstractNumId w:val="58"/>
+  </w:num>
+  <w:num w:numId="69" w16cid:durableId="1321038642">
+    <w:abstractNumId w:val="13"/>
+  </w:num>
+  <w:num w:numId="70" w16cid:durableId="2001999513">
+    <w:abstractNumId w:val="6"/>
+  </w:num>
+  <w:num w:numId="71" w16cid:durableId="358706264">
+    <w:abstractNumId w:val="35"/>
+  </w:num>
+  <w:num w:numId="72" w16cid:durableId="202985338">
+    <w:abstractNumId w:val="47"/>
+  </w:num>
+  <w:num w:numId="73" w16cid:durableId="1546091317">
     <w:abstractNumId w:val="1"/>
   </w:num>
-  <w:num w:numId="49" w16cid:durableId="580067276">
-    <w:abstractNumId w:val="8"/>
-  </w:num>
-  <w:num w:numId="50" w16cid:durableId="64691184">
-    <w:abstractNumId w:val="9"/>
-  </w:num>
-  <w:num w:numId="51" w16cid:durableId="2073652769">
-    <w:abstractNumId w:val="2"/>
-  </w:num>
-  <w:num w:numId="52" w16cid:durableId="405542066">
-    <w:abstractNumId w:val="23"/>
-  </w:num>
-  <w:num w:numId="53" w16cid:durableId="1380321918">
-    <w:abstractNumId w:val="16"/>
-  </w:num>
-  <w:num w:numId="54" w16cid:durableId="1242257717">
-    <w:abstractNumId w:val="33"/>
-  </w:num>
-  <w:num w:numId="55" w16cid:durableId="1218588979">
-    <w:abstractNumId w:val="14"/>
-  </w:num>
-  <w:num w:numId="56" w16cid:durableId="370426470">
-    <w:abstractNumId w:val="32"/>
-  </w:num>
-  <w:num w:numId="57" w16cid:durableId="1255282655">
-    <w:abstractNumId w:val="5"/>
-  </w:num>
-  <w:num w:numId="58" w16cid:durableId="656762087">
-    <w:abstractNumId w:val="63"/>
-  </w:num>
-  <w:num w:numId="59" w16cid:durableId="2005548125">
-    <w:abstractNumId w:val="41"/>
-  </w:num>
-  <w:num w:numId="60" w16cid:durableId="365836083">
-    <w:abstractNumId w:val="59"/>
-  </w:num>
-  <w:num w:numId="61" w16cid:durableId="741290461">
-    <w:abstractNumId w:val="50"/>
-  </w:num>
-  <w:num w:numId="62" w16cid:durableId="60181353">
-    <w:abstractNumId w:val="27"/>
-  </w:num>
-  <w:num w:numId="63" w16cid:durableId="1094546069">
-    <w:abstractNumId w:val="28"/>
-  </w:num>
-  <w:num w:numId="64" w16cid:durableId="1783720271">
-    <w:abstractNumId w:val="4"/>
-  </w:num>
-  <w:num w:numId="65" w16cid:durableId="1828934617">
-    <w:abstractNumId w:val="58"/>
-  </w:num>
-  <w:num w:numId="66" w16cid:durableId="671033708">
-    <w:abstractNumId w:val="29"/>
-  </w:num>
-  <w:num w:numId="67" w16cid:durableId="672882128">
-    <w:abstractNumId w:val="35"/>
-  </w:num>
-  <w:num w:numId="68" w16cid:durableId="1692875258">
-    <w:abstractNumId w:val="54"/>
-  </w:num>
-  <w:num w:numId="69" w16cid:durableId="1321038642">
-    <w:abstractNumId w:val="11"/>
+  <w:num w:numId="74" w16cid:durableId="1293974312">
+    <w:abstractNumId w:val="68"/>
   </w:num>
 </w:numbering>
 </file>
@@ -16205,6 +17079,7 @@
   <w:style w:type="character" w:default="1" w:styleId="DefaultParagraphFont">
     <w:name w:val="Default Paragraph Font"/>
     <w:uiPriority w:val="1"/>
+    <w:semiHidden/>
     <w:unhideWhenUsed/>
   </w:style>
   <w:style w:type="table" w:default="1" w:styleId="TableNormal">
@@ -16806,6 +17681,16 @@
       <w:szCs w:val="20"/>
     </w:rPr>
   </w:style>
+  <w:style w:type="paragraph" w:styleId="Revision">
+    <w:name w:val="Revision"/>
+    <w:hidden/>
+    <w:uiPriority w:val="99"/>
+    <w:semiHidden/>
+    <w:rsid w:val="00045506"/>
+    <w:pPr>
+      <w:spacing w:after="0" w:line="240" w:lineRule="auto"/>
+    </w:pPr>
+  </w:style>
 </w:styles>
 </file>
 

--- a/documentation/Meeting Logs/BaseLine Sprint 2.docx
+++ b/documentation/Meeting Logs/BaseLine Sprint 2.docx
@@ -1323,7 +1323,7 @@
         </w:rPr>
       </w:r>
       <w:r>
-        <w:pict w14:anchorId="64B9BA37">
+        <w:pict w14:anchorId="56738C89">
           <v:rect id="Rectangle 29" o:spid="_x0000_s1040" style="width:468pt;height:1.1pt;visibility:visible;mso-wrap-style:square;mso-left-percent:-10001;mso-top-percent:-10001;mso-position-horizontal:absolute;mso-position-horizontal-relative:char;mso-position-vertical:absolute;mso-position-vertical-relative:line;mso-left-percent:-10001;mso-top-percent:-10001;v-text-anchor:top" o:gfxdata="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" filled="f">
             <o:lock v:ext="edit" aspectratio="t"/>
             <w10:anchorlock/>
@@ -1464,7 +1464,7 @@
         </w:rPr>
       </w:r>
       <w:r>
-        <w:pict w14:anchorId="6D07FD06">
+        <w:pict w14:anchorId="62B976BF">
           <v:rect id="Rectangle 27" o:spid="_x0000_s1039" style="width:468pt;height:1.1pt;visibility:visible;mso-wrap-style:square;mso-left-percent:-10001;mso-top-percent:-10001;mso-position-horizontal:absolute;mso-position-horizontal-relative:char;mso-position-vertical:absolute;mso-position-vertical-relative:line;mso-left-percent:-10001;mso-top-percent:-10001;v-text-anchor:top" o:gfxdata="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" filled="f">
             <o:lock v:ext="edit" aspectratio="t"/>
             <w10:anchorlock/>
@@ -1551,7 +1551,7 @@
         </w:rPr>
       </w:r>
       <w:r>
-        <w:pict w14:anchorId="3C697ED0">
+        <w:pict w14:anchorId="697658C9">
           <v:rect id="Rectangle 25" o:spid="_x0000_s1038" style="width:468pt;height:1.1pt;visibility:visible;mso-wrap-style:square;mso-left-percent:-10001;mso-top-percent:-10001;mso-position-horizontal:absolute;mso-position-horizontal-relative:char;mso-position-vertical:absolute;mso-position-vertical-relative:line;mso-left-percent:-10001;mso-top-percent:-10001;v-text-anchor:top" o:gfxdata="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" filled="f">
             <o:lock v:ext="edit" aspectratio="t"/>
             <w10:anchorlock/>
@@ -1615,7 +1615,7 @@
         </w:rPr>
       </w:r>
       <w:r>
-        <w:pict w14:anchorId="14534DCE">
+        <w:pict w14:anchorId="19A817E6">
           <v:rect id="Rectangle 23" o:spid="_x0000_s1037" style="width:468pt;height:1.1pt;visibility:visible;mso-wrap-style:square;mso-left-percent:-10001;mso-top-percent:-10001;mso-position-horizontal:absolute;mso-position-horizontal-relative:char;mso-position-vertical:absolute;mso-position-vertical-relative:line;mso-left-percent:-10001;mso-top-percent:-10001;v-text-anchor:top" o:gfxdata="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" filled="f">
             <o:lock v:ext="edit" aspectratio="t"/>
             <w10:anchorlock/>
@@ -1695,7 +1695,7 @@
         </w:rPr>
       </w:r>
       <w:r>
-        <w:pict w14:anchorId="3FE1F72E">
+        <w:pict w14:anchorId="64868BFC">
           <v:rect id="Rectangle 21" o:spid="_x0000_s1036" style="width:468pt;height:1.1pt;visibility:visible;mso-wrap-style:square;mso-left-percent:-10001;mso-top-percent:-10001;mso-position-horizontal:absolute;mso-position-horizontal-relative:char;mso-position-vertical:absolute;mso-position-vertical-relative:line;mso-left-percent:-10001;mso-top-percent:-10001;v-text-anchor:top" o:gfxdata="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" filled="f">
             <o:lock v:ext="edit" aspectratio="t"/>
             <w10:anchorlock/>
@@ -1771,7 +1771,7 @@
         </w:rPr>
       </w:r>
       <w:r>
-        <w:pict w14:anchorId="56043057">
+        <w:pict w14:anchorId="1AD78092">
           <v:rect id="Rectangle 19" o:spid="_x0000_s1035" style="width:468pt;height:1.1pt;visibility:visible;mso-wrap-style:square;mso-left-percent:-10001;mso-top-percent:-10001;mso-position-horizontal:absolute;mso-position-horizontal-relative:char;mso-position-vertical:absolute;mso-position-vertical-relative:line;mso-left-percent:-10001;mso-top-percent:-10001;v-text-anchor:top" o:gfxdata="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" filled="f">
             <o:lock v:ext="edit" aspectratio="t"/>
             <w10:anchorlock/>
@@ -1857,7 +1857,7 @@
         </w:rPr>
       </w:r>
       <w:r>
-        <w:pict w14:anchorId="69905498">
+        <w:pict w14:anchorId="2F221932">
           <v:rect id="Rectangle 17" o:spid="_x0000_s1034" style="width:468pt;height:1.1pt;visibility:visible;mso-wrap-style:square;mso-left-percent:-10001;mso-top-percent:-10001;mso-position-horizontal:absolute;mso-position-horizontal-relative:char;mso-position-vertical:absolute;mso-position-vertical-relative:line;mso-left-percent:-10001;mso-top-percent:-10001;v-text-anchor:top" o:gfxdata="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" filled="f">
             <o:lock v:ext="edit" aspectratio="t"/>
             <w10:anchorlock/>
@@ -1921,7 +1921,7 @@
         </w:rPr>
       </w:r>
       <w:r>
-        <w:pict w14:anchorId="0CFB2A66">
+        <w:pict w14:anchorId="2DC59758">
           <v:rect id="Rectangle 15" o:spid="_x0000_s1033" style="width:468pt;height:1.1pt;visibility:visible;mso-wrap-style:square;mso-left-percent:-10001;mso-top-percent:-10001;mso-position-horizontal:absolute;mso-position-horizontal-relative:char;mso-position-vertical:absolute;mso-position-vertical-relative:line;mso-left-percent:-10001;mso-top-percent:-10001;v-text-anchor:top" o:gfxdata="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" filled="f">
             <o:lock v:ext="edit" aspectratio="t"/>
             <w10:anchorlock/>
@@ -1975,7 +1975,7 @@
         </w:rPr>
       </w:r>
       <w:r>
-        <w:pict w14:anchorId="14982ABB">
+        <w:pict w14:anchorId="33122DAD">
           <v:rect id="Rectangle 13" o:spid="_x0000_s1032" style="width:468pt;height:1.1pt;visibility:visible;mso-wrap-style:square;mso-left-percent:-10001;mso-top-percent:-10001;mso-position-horizontal:absolute;mso-position-horizontal-relative:char;mso-position-vertical:absolute;mso-position-vertical-relative:line;mso-left-percent:-10001;mso-top-percent:-10001;v-text-anchor:top" o:gfxdata="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" filled="f">
             <o:lock v:ext="edit" aspectratio="t"/>
             <w10:anchorlock/>
@@ -2050,7 +2050,7 @@
         </w:rPr>
       </w:r>
       <w:r>
-        <w:pict w14:anchorId="0E86E1AF">
+        <w:pict w14:anchorId="0CA9F0D4">
           <v:rect id="Rectangle 11" o:spid="_x0000_s1031" style="width:468pt;height:1.1pt;visibility:visible;mso-wrap-style:square;mso-left-percent:-10001;mso-top-percent:-10001;mso-position-horizontal:absolute;mso-position-horizontal-relative:char;mso-position-vertical:absolute;mso-position-vertical-relative:line;mso-left-percent:-10001;mso-top-percent:-10001;v-text-anchor:top" o:gfxdata="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" filled="f">
             <o:lock v:ext="edit" aspectratio="t"/>
             <w10:anchorlock/>
@@ -2114,7 +2114,7 @@
         </w:rPr>
       </w:r>
       <w:r>
-        <w:pict w14:anchorId="6E56E4ED">
+        <w:pict w14:anchorId="3B8600B7">
           <v:rect id="Rectangle 9" o:spid="_x0000_s1030" style="width:468pt;height:1.1pt;visibility:visible;mso-wrap-style:square;mso-left-percent:-10001;mso-top-percent:-10001;mso-position-horizontal:absolute;mso-position-horizontal-relative:char;mso-position-vertical:absolute;mso-position-vertical-relative:line;mso-left-percent:-10001;mso-top-percent:-10001;v-text-anchor:top" o:gfxdata="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" filled="f">
             <o:lock v:ext="edit" aspectratio="t"/>
             <w10:anchorlock/>
@@ -2189,7 +2189,7 @@
         </w:rPr>
       </w:r>
       <w:r>
-        <w:pict w14:anchorId="0E818E28">
+        <w:pict w14:anchorId="5FFDD988">
           <v:rect id="Rectangle 7" o:spid="_x0000_s1029" style="width:468pt;height:1.1pt;visibility:visible;mso-wrap-style:square;mso-left-percent:-10001;mso-top-percent:-10001;mso-position-horizontal:absolute;mso-position-horizontal-relative:char;mso-position-vertical:absolute;mso-position-vertical-relative:line;mso-left-percent:-10001;mso-top-percent:-10001;v-text-anchor:top" o:gfxdata="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" filled="f">
             <o:lock v:ext="edit" aspectratio="t"/>
             <w10:anchorlock/>
@@ -2265,7 +2265,7 @@
         </w:rPr>
       </w:r>
       <w:r>
-        <w:pict w14:anchorId="14B380DC">
+        <w:pict w14:anchorId="74E06407">
           <v:rect id="Rectangle 5" o:spid="_x0000_s1028" style="width:468pt;height:1.1pt;visibility:visible;mso-wrap-style:square;mso-left-percent:-10001;mso-top-percent:-10001;mso-position-horizontal:absolute;mso-position-horizontal-relative:char;mso-position-vertical:absolute;mso-position-vertical-relative:line;mso-left-percent:-10001;mso-top-percent:-10001;v-text-anchor:top" o:gfxdata="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" filled="f">
             <o:lock v:ext="edit" aspectratio="t"/>
             <w10:anchorlock/>
@@ -2340,7 +2340,7 @@
         </w:rPr>
       </w:r>
       <w:r>
-        <w:pict w14:anchorId="26B25DD6">
+        <w:pict w14:anchorId="7BFCC78A">
           <v:rect id="Rectangle 3" o:spid="_x0000_s1027" style="width:468pt;height:1.1pt;visibility:visible;mso-wrap-style:square;mso-left-percent:-10001;mso-top-percent:-10001;mso-position-horizontal:absolute;mso-position-horizontal-relative:char;mso-position-vertical:absolute;mso-position-vertical-relative:line;mso-left-percent:-10001;mso-top-percent:-10001;v-text-anchor:top" o:gfxdata="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" filled="f">
             <o:lock v:ext="edit" aspectratio="t"/>
             <w10:anchorlock/>
@@ -2404,7 +2404,7 @@
         </w:rPr>
       </w:r>
       <w:r>
-        <w:pict w14:anchorId="3FB5B2BD">
+        <w:pict w14:anchorId="7C9C6E24">
           <v:rect id="Rectangle 1" o:spid="_x0000_s1026" style="width:468pt;height:1.1pt;visibility:visible;mso-wrap-style:square;mso-left-percent:-10001;mso-top-percent:-10001;mso-position-horizontal:absolute;mso-position-horizontal-relative:char;mso-position-vertical:absolute;mso-position-vertical-relative:line;mso-left-percent:-10001;mso-top-percent:-10001;v-text-anchor:top" o:gfxdata="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" filled="f">
             <o:lock v:ext="edit" aspectratio="t"/>
             <w10:anchorlock/>
@@ -7194,6 +7194,168 @@
           <w:bCs/>
         </w:rPr>
       </w:pPr>
+      <w:r>
+        <w:rPr>
+          <w:b/>
+          <w:bCs/>
+        </w:rPr>
+        <w:t>Running Tests</w:t>
+      </w:r>
+    </w:p>
+    <w:p>
+      <w:pPr>
+        <w:rPr>
+          <w:b/>
+          <w:bCs/>
+        </w:rPr>
+      </w:pPr>
+      <w:r>
+        <w:rPr>
+          <w:b/>
+          <w:bCs/>
+        </w:rPr>
+        <w:t>Functional Tests (Backend)</w:t>
+      </w:r>
+    </w:p>
+    <w:p/>
+    <w:p>
+      <w:r>
+        <w:t>From the find-a-pump-code directory:</w:t>
+      </w:r>
+    </w:p>
+    <w:p>
+      <w:pPr>
+        <w:ind w:firstLine="720"/>
+      </w:pPr>
+      <w:r>
+        <w:t>pnpm test:backend</w:t>
+      </w:r>
+    </w:p>
+    <w:p>
+      <w:pPr>
+        <w:ind w:firstLine="720"/>
+      </w:pPr>
+      <w:r>
+        <w:t>pnpm test:backend:coverage</w:t>
+      </w:r>
+    </w:p>
+    <w:p/>
+    <w:p>
+      <w:pPr>
+        <w:rPr>
+          <w:b/>
+          <w:bCs/>
+        </w:rPr>
+      </w:pPr>
+      <w:r>
+        <w:rPr>
+          <w:b/>
+          <w:bCs/>
+        </w:rPr>
+        <w:t>Non-Functional Tests</w:t>
+      </w:r>
+    </w:p>
+    <w:p/>
+    <w:p>
+      <w:r>
+        <w:t>Start the backend first in one terminal:</w:t>
+      </w:r>
+    </w:p>
+    <w:p>
+      <w:pPr>
+        <w:ind w:firstLine="720"/>
+      </w:pPr>
+      <w:r>
+        <w:t>cd find-a-pump-code</w:t>
+      </w:r>
+    </w:p>
+    <w:p>
+      <w:pPr>
+        <w:ind w:firstLine="720"/>
+      </w:pPr>
+      <w:r>
+        <w:t>pnpm run dev</w:t>
+      </w:r>
+    </w:p>
+    <w:p>
+      <w:r>
+        <w:t>Then in a second terminal:</w:t>
+      </w:r>
+    </w:p>
+    <w:p>
+      <w:pPr>
+        <w:ind w:left="720"/>
+      </w:pPr>
+      <w:r>
+        <w:lastRenderedPageBreak/>
+        <w:t>cd find-a-pump-code</w:t>
+      </w:r>
+    </w:p>
+    <w:p>
+      <w:pPr>
+        <w:ind w:left="720"/>
+      </w:pPr>
+      <w:r>
+        <w:t>pnpm test:nf:load</w:t>
+      </w:r>
+    </w:p>
+    <w:p>
+      <w:pPr>
+        <w:ind w:left="720"/>
+      </w:pPr>
+      <w:r>
+        <w:t>pnpm test:nf:reliability</w:t>
+      </w:r>
+    </w:p>
+    <w:p>
+      <w:pPr>
+        <w:ind w:left="720"/>
+      </w:pPr>
+      <w:r>
+        <w:t>pnpm test:nf:scalability</w:t>
+      </w:r>
+    </w:p>
+    <w:p>
+      <w:pPr>
+        <w:ind w:left="720"/>
+      </w:pPr>
+      <w:r>
+        <w:t>pnpm test:nf:consistency</w:t>
+      </w:r>
+    </w:p>
+    <w:p>
+      <w:pPr>
+        <w:ind w:left="720"/>
+      </w:pPr>
+      <w:r>
+        <w:t>pnpm test:nf:availability</w:t>
+      </w:r>
+    </w:p>
+    <w:p/>
+    <w:p>
+      <w:pPr>
+        <w:rPr>
+          <w:b/>
+          <w:bCs/>
+        </w:rPr>
+      </w:pPr>
+      <w:r>
+        <w:rPr>
+          <w:b/>
+          <w:bCs/>
+        </w:rPr>
+        <w:t>Test Documentation</w:t>
+      </w:r>
+    </w:p>
+    <w:p>
+      <w:r>
+        <w:t>Comprehensive Test Plan: documentation/Testing Docs/Comprehensive Test Plan - Find A Pump.md</w:t>
+      </w:r>
+    </w:p>
+    <w:p>
+      <w:r>
+        <w:t>Automated Testing Guide: documentation/Testing Docs/AUTOMATED_TESTING.md</w:t>
+      </w:r>
     </w:p>
     <w:sectPr>
       <w:pgSz w:w="12240" w:h="15840"/>

--- a/documentation/Meeting Logs/BaseLine Sprint 2.docx
+++ b/documentation/Meeting Logs/BaseLine Sprint 2.docx
@@ -519,4573 +519,6 @@
           <w:sz w:val="32"/>
           <w:szCs w:val="32"/>
         </w:rPr>
-        <w:t>Meeting Logs Appendix (A)</w:t>
-      </w:r>
-    </w:p>
-    <w:p>
-      <w:r>
-        <w:t xml:space="preserve">Can Be found </w:t>
-      </w:r>
-      <w:r>
-        <w:t xml:space="preserve">within </w:t>
-      </w:r>
-      <w:hyperlink r:id="rId6" w:history="1">
-        <w:r>
-          <w:rPr>
-            <w:rStyle w:val="Hyperlink"/>
-          </w:rPr>
-          <w:t>cs4400-findapump/documentation/Meeting Logs at main · kylercressall/cs4400-findapump</w:t>
-        </w:r>
-      </w:hyperlink>
-    </w:p>
-    <w:p>
-      <w:pPr>
-        <w:rPr>
-          <w:sz w:val="32"/>
-          <w:szCs w:val="32"/>
-        </w:rPr>
-      </w:pPr>
-      <w:r>
-        <w:rPr>
-          <w:sz w:val="32"/>
-          <w:szCs w:val="32"/>
-        </w:rPr>
-        <w:t xml:space="preserve">Backlog and Sprints Appendix (b) </w:t>
-      </w:r>
-    </w:p>
-    <w:p>
-      <w:pPr>
-        <w:spacing w:after="0" w:line="240" w:lineRule="auto"/>
-        <w:rPr>
-          <w:rFonts w:ascii="Times New Roman" w:eastAsia="Times New Roman" w:hAnsi="Times New Roman" w:cs="Times New Roman"/>
-          <w:kern w:val="0"/>
-          <w14:ligatures w14:val="none"/>
-        </w:rPr>
-      </w:pPr>
-      <w:r>
-        <w:rPr>
-          <w:rFonts w:ascii="Noto Serif CJK SC" w:eastAsia="Times New Roman" w:hAnsi="Noto Serif CJK SC" w:cs="Times New Roman"/>
-          <w:color w:val="000000"/>
-          <w:kern w:val="0"/>
-          <w:sz w:val="32"/>
-          <w:szCs w:val="32"/>
-          <w14:ligatures w14:val="none"/>
-        </w:rPr>
-        <w:t>Backlog Spri</w:t>
-      </w:r>
-      <w:r>
-        <w:rPr>
-          <w:rFonts w:ascii="Noto Serif CJK SC" w:eastAsia="Times New Roman" w:hAnsi="Noto Serif CJK SC" w:cs="Times New Roman"/>
-          <w:color w:val="000000"/>
-          <w:kern w:val="0"/>
-          <w:sz w:val="32"/>
-          <w:szCs w:val="32"/>
-          <w14:ligatures w14:val="none"/>
-        </w:rPr>
-        <w:t>nt</w:t>
-      </w:r>
-      <w:r>
-        <w:rPr>
-          <w:rFonts w:ascii="Noto Serif CJK SC" w:eastAsia="Times New Roman" w:hAnsi="Noto Serif CJK SC" w:cs="Times New Roman"/>
-          <w:color w:val="000000"/>
-          <w:kern w:val="0"/>
-          <w:sz w:val="32"/>
-          <w:szCs w:val="32"/>
-          <w14:ligatures w14:val="none"/>
-        </w:rPr>
-        <w:t xml:space="preserve"> 1:</w:t>
-      </w:r>
-    </w:p>
-    <w:tbl>
-      <w:tblPr>
-        <w:tblStyle w:val="TableGrid"/>
-        <w:tblW w:w="10165" w:type="dxa"/>
-        <w:tblLook w:val="04A0" w:firstRow="1" w:lastRow="0" w:firstColumn="1" w:lastColumn="0" w:noHBand="0" w:noVBand="1"/>
-      </w:tblPr>
-      <w:tblGrid>
-        <w:gridCol w:w="605"/>
-        <w:gridCol w:w="2033"/>
-        <w:gridCol w:w="1764"/>
-        <w:gridCol w:w="2253"/>
-        <w:gridCol w:w="3510"/>
-      </w:tblGrid>
-      <w:tr>
-        <w:tc>
-          <w:tcPr>
-            <w:tcW w:w="605" w:type="dxa"/>
-            <w:hideMark/>
-          </w:tcPr>
-          <w:p>
-            <w:pPr>
-              <w:rPr>
-                <w:rFonts w:ascii="Times New Roman" w:eastAsia="Times New Roman" w:hAnsi="Times New Roman" w:cs="Times New Roman"/>
-                <w:kern w:val="0"/>
-                <w14:ligatures w14:val="none"/>
-              </w:rPr>
-            </w:pPr>
-            <w:r>
-              <w:rPr>
-                <w:rFonts w:ascii="Noto Serif CJK SC" w:eastAsia="Times New Roman" w:hAnsi="Noto Serif CJK SC" w:cs="Times New Roman"/>
-                <w:b/>
-                <w:bCs/>
-                <w:color w:val="000000"/>
-                <w:kern w:val="0"/>
-                <w:sz w:val="28"/>
-                <w:szCs w:val="28"/>
-                <w14:ligatures w14:val="none"/>
-              </w:rPr>
-              <w:t>ID</w:t>
-            </w:r>
-          </w:p>
-        </w:tc>
-        <w:tc>
-          <w:tcPr>
-            <w:tcW w:w="2033" w:type="dxa"/>
-            <w:hideMark/>
-          </w:tcPr>
-          <w:p>
-            <w:pPr>
-              <w:rPr>
-                <w:rFonts w:ascii="Times New Roman" w:eastAsia="Times New Roman" w:hAnsi="Times New Roman" w:cs="Times New Roman"/>
-                <w:kern w:val="0"/>
-                <w14:ligatures w14:val="none"/>
-              </w:rPr>
-            </w:pPr>
-            <w:r>
-              <w:rPr>
-                <w:rFonts w:ascii="Noto Serif CJK SC" w:eastAsia="Times New Roman" w:hAnsi="Noto Serif CJK SC" w:cs="Times New Roman"/>
-                <w:b/>
-                <w:bCs/>
-                <w:color w:val="000000"/>
-                <w:kern w:val="0"/>
-                <w:sz w:val="28"/>
-                <w:szCs w:val="28"/>
-                <w14:ligatures w14:val="none"/>
-              </w:rPr>
-              <w:t>Task</w:t>
-            </w:r>
-          </w:p>
-        </w:tc>
-        <w:tc>
-          <w:tcPr>
-            <w:tcW w:w="1764" w:type="dxa"/>
-            <w:hideMark/>
-          </w:tcPr>
-          <w:p>
-            <w:pPr>
-              <w:rPr>
-                <w:rFonts w:ascii="Times New Roman" w:eastAsia="Times New Roman" w:hAnsi="Times New Roman" w:cs="Times New Roman"/>
-                <w:kern w:val="0"/>
-                <w14:ligatures w14:val="none"/>
-              </w:rPr>
-            </w:pPr>
-            <w:r>
-              <w:rPr>
-                <w:rFonts w:ascii="Noto Serif CJK SC" w:eastAsia="Times New Roman" w:hAnsi="Noto Serif CJK SC" w:cs="Times New Roman"/>
-                <w:b/>
-                <w:bCs/>
-                <w:color w:val="000000"/>
-                <w:kern w:val="0"/>
-                <w:sz w:val="28"/>
-                <w:szCs w:val="28"/>
-                <w14:ligatures w14:val="none"/>
-              </w:rPr>
-              <w:t>Priority</w:t>
-            </w:r>
-          </w:p>
-        </w:tc>
-        <w:tc>
-          <w:tcPr>
-            <w:tcW w:w="2253" w:type="dxa"/>
-            <w:hideMark/>
-          </w:tcPr>
-          <w:p>
-            <w:pPr>
-              <w:rPr>
-                <w:rFonts w:ascii="Times New Roman" w:eastAsia="Times New Roman" w:hAnsi="Times New Roman" w:cs="Times New Roman"/>
-                <w:kern w:val="0"/>
-                <w14:ligatures w14:val="none"/>
-              </w:rPr>
-            </w:pPr>
-            <w:r>
-              <w:rPr>
-                <w:rFonts w:ascii="Noto Serif CJK SC" w:eastAsia="Times New Roman" w:hAnsi="Noto Serif CJK SC" w:cs="Times New Roman"/>
-                <w:b/>
-                <w:bCs/>
-                <w:color w:val="000000"/>
-                <w:kern w:val="0"/>
-                <w:sz w:val="28"/>
-                <w:szCs w:val="28"/>
-                <w14:ligatures w14:val="none"/>
-              </w:rPr>
-              <w:t>Status</w:t>
-            </w:r>
-          </w:p>
-        </w:tc>
-        <w:tc>
-          <w:tcPr>
-            <w:tcW w:w="3510" w:type="dxa"/>
-            <w:hideMark/>
-          </w:tcPr>
-          <w:p>
-            <w:pPr>
-              <w:rPr>
-                <w:rFonts w:ascii="Times New Roman" w:eastAsia="Times New Roman" w:hAnsi="Times New Roman" w:cs="Times New Roman"/>
-                <w:kern w:val="0"/>
-                <w14:ligatures w14:val="none"/>
-              </w:rPr>
-            </w:pPr>
-            <w:r>
-              <w:rPr>
-                <w:rFonts w:ascii="Noto Serif CJK SC" w:eastAsia="Times New Roman" w:hAnsi="Noto Serif CJK SC" w:cs="Times New Roman"/>
-                <w:b/>
-                <w:bCs/>
-                <w:color w:val="000000"/>
-                <w:kern w:val="0"/>
-                <w:sz w:val="28"/>
-                <w:szCs w:val="28"/>
-                <w14:ligatures w14:val="none"/>
-              </w:rPr>
-              <w:t>Assigned To</w:t>
-            </w:r>
-          </w:p>
-        </w:tc>
-      </w:tr>
-      <w:tr>
-        <w:tc>
-          <w:tcPr>
-            <w:tcW w:w="605" w:type="dxa"/>
-            <w:hideMark/>
-          </w:tcPr>
-          <w:p>
-            <w:pPr>
-              <w:rPr>
-                <w:rFonts w:ascii="Times New Roman" w:eastAsia="Times New Roman" w:hAnsi="Times New Roman" w:cs="Times New Roman"/>
-                <w:kern w:val="0"/>
-                <w14:ligatures w14:val="none"/>
-              </w:rPr>
-            </w:pPr>
-            <w:r>
-              <w:rPr>
-                <w:rFonts w:ascii="Noto Serif CJK SC" w:eastAsia="Times New Roman" w:hAnsi="Noto Serif CJK SC" w:cs="Times New Roman"/>
-                <w:color w:val="000000"/>
-                <w:kern w:val="0"/>
-                <w:sz w:val="28"/>
-                <w:szCs w:val="28"/>
-                <w14:ligatures w14:val="none"/>
-              </w:rPr>
-              <w:t>1a</w:t>
-            </w:r>
-          </w:p>
-        </w:tc>
-        <w:tc>
-          <w:tcPr>
-            <w:tcW w:w="2033" w:type="dxa"/>
-            <w:hideMark/>
-          </w:tcPr>
-          <w:p>
-            <w:pPr>
-              <w:rPr>
-                <w:rFonts w:ascii="Times New Roman" w:eastAsia="Times New Roman" w:hAnsi="Times New Roman" w:cs="Times New Roman"/>
-                <w:kern w:val="0"/>
-                <w14:ligatures w14:val="none"/>
-              </w:rPr>
-            </w:pPr>
-            <w:r>
-              <w:rPr>
-                <w:rFonts w:ascii="Noto Serif CJK SC" w:eastAsia="Times New Roman" w:hAnsi="Noto Serif CJK SC" w:cs="Times New Roman"/>
-                <w:color w:val="000000"/>
-                <w:kern w:val="0"/>
-                <w:sz w:val="28"/>
-                <w:szCs w:val="28"/>
-                <w14:ligatures w14:val="none"/>
-              </w:rPr>
-              <w:t>Brainstorm Ideas</w:t>
-            </w:r>
-          </w:p>
-        </w:tc>
-        <w:tc>
-          <w:tcPr>
-            <w:tcW w:w="1764" w:type="dxa"/>
-            <w:hideMark/>
-          </w:tcPr>
-          <w:p>
-            <w:pPr>
-              <w:rPr>
-                <w:rFonts w:ascii="Times New Roman" w:eastAsia="Times New Roman" w:hAnsi="Times New Roman" w:cs="Times New Roman"/>
-                <w:kern w:val="0"/>
-                <w14:ligatures w14:val="none"/>
-              </w:rPr>
-            </w:pPr>
-            <w:r>
-              <w:rPr>
-                <w:rFonts w:ascii="Noto Serif CJK SC" w:eastAsia="Times New Roman" w:hAnsi="Noto Serif CJK SC" w:cs="Times New Roman"/>
-                <w:color w:val="000000"/>
-                <w:kern w:val="0"/>
-                <w:sz w:val="28"/>
-                <w:szCs w:val="28"/>
-                <w14:ligatures w14:val="none"/>
-              </w:rPr>
-              <w:t>High</w:t>
-            </w:r>
-          </w:p>
-        </w:tc>
-        <w:tc>
-          <w:tcPr>
-            <w:tcW w:w="2253" w:type="dxa"/>
-            <w:hideMark/>
-          </w:tcPr>
-          <w:p>
-            <w:pPr>
-              <w:rPr>
-                <w:rFonts w:ascii="Times New Roman" w:eastAsia="Times New Roman" w:hAnsi="Times New Roman" w:cs="Times New Roman"/>
-                <w:kern w:val="0"/>
-                <w14:ligatures w14:val="none"/>
-              </w:rPr>
-            </w:pPr>
-            <w:r>
-              <w:rPr>
-                <w:rFonts w:ascii="Noto Serif CJK SC" w:eastAsia="Times New Roman" w:hAnsi="Noto Serif CJK SC" w:cs="Times New Roman"/>
-                <w:color w:val="000000"/>
-                <w:kern w:val="0"/>
-                <w:sz w:val="28"/>
-                <w:szCs w:val="28"/>
-                <w14:ligatures w14:val="none"/>
-              </w:rPr>
-              <w:t>Complete</w:t>
-            </w:r>
-          </w:p>
-        </w:tc>
-        <w:tc>
-          <w:tcPr>
-            <w:tcW w:w="3510" w:type="dxa"/>
-            <w:hideMark/>
-          </w:tcPr>
-          <w:p>
-            <w:pPr>
-              <w:rPr>
-                <w:rFonts w:ascii="Times New Roman" w:eastAsia="Times New Roman" w:hAnsi="Times New Roman" w:cs="Times New Roman"/>
-                <w:kern w:val="0"/>
-                <w14:ligatures w14:val="none"/>
-              </w:rPr>
-            </w:pPr>
-            <w:r>
-              <w:rPr>
-                <w:rFonts w:ascii="Noto Serif CJK SC" w:eastAsia="Times New Roman" w:hAnsi="Noto Serif CJK SC" w:cs="Times New Roman"/>
-                <w:color w:val="000000"/>
-                <w:kern w:val="0"/>
-                <w:sz w:val="28"/>
-                <w:szCs w:val="28"/>
-                <w14:ligatures w14:val="none"/>
-              </w:rPr>
-              <w:t>Team-wide</w:t>
-            </w:r>
-          </w:p>
-        </w:tc>
-      </w:tr>
-      <w:tr>
-        <w:tc>
-          <w:tcPr>
-            <w:tcW w:w="605" w:type="dxa"/>
-            <w:hideMark/>
-          </w:tcPr>
-          <w:p>
-            <w:pPr>
-              <w:rPr>
-                <w:rFonts w:ascii="Times New Roman" w:eastAsia="Times New Roman" w:hAnsi="Times New Roman" w:cs="Times New Roman"/>
-                <w:kern w:val="0"/>
-                <w14:ligatures w14:val="none"/>
-              </w:rPr>
-            </w:pPr>
-            <w:r>
-              <w:rPr>
-                <w:rFonts w:ascii="Noto Serif CJK SC" w:eastAsia="Times New Roman" w:hAnsi="Noto Serif CJK SC" w:cs="Times New Roman"/>
-                <w:color w:val="000000"/>
-                <w:kern w:val="0"/>
-                <w:sz w:val="28"/>
-                <w:szCs w:val="28"/>
-                <w14:ligatures w14:val="none"/>
-              </w:rPr>
-              <w:t>1b</w:t>
-            </w:r>
-          </w:p>
-        </w:tc>
-        <w:tc>
-          <w:tcPr>
-            <w:tcW w:w="2033" w:type="dxa"/>
-            <w:hideMark/>
-          </w:tcPr>
-          <w:p>
-            <w:pPr>
-              <w:rPr>
-                <w:rFonts w:ascii="Times New Roman" w:eastAsia="Times New Roman" w:hAnsi="Times New Roman" w:cs="Times New Roman"/>
-                <w:kern w:val="0"/>
-                <w14:ligatures w14:val="none"/>
-              </w:rPr>
-            </w:pPr>
-            <w:r>
-              <w:rPr>
-                <w:rFonts w:ascii="Noto Serif CJK SC" w:eastAsia="Times New Roman" w:hAnsi="Noto Serif CJK SC" w:cs="Times New Roman"/>
-                <w:color w:val="000000"/>
-                <w:kern w:val="0"/>
-                <w:sz w:val="28"/>
-                <w:szCs w:val="28"/>
-                <w14:ligatures w14:val="none"/>
-              </w:rPr>
-              <w:t>Create Github Repo</w:t>
-            </w:r>
-          </w:p>
-        </w:tc>
-        <w:tc>
-          <w:tcPr>
-            <w:tcW w:w="1764" w:type="dxa"/>
-            <w:hideMark/>
-          </w:tcPr>
-          <w:p>
-            <w:pPr>
-              <w:rPr>
-                <w:rFonts w:ascii="Times New Roman" w:eastAsia="Times New Roman" w:hAnsi="Times New Roman" w:cs="Times New Roman"/>
-                <w:kern w:val="0"/>
-                <w14:ligatures w14:val="none"/>
-              </w:rPr>
-            </w:pPr>
-            <w:r>
-              <w:rPr>
-                <w:rFonts w:ascii="Noto Serif CJK SC" w:eastAsia="Times New Roman" w:hAnsi="Noto Serif CJK SC" w:cs="Times New Roman"/>
-                <w:color w:val="000000"/>
-                <w:kern w:val="0"/>
-                <w:sz w:val="28"/>
-                <w:szCs w:val="28"/>
-                <w14:ligatures w14:val="none"/>
-              </w:rPr>
-              <w:t>High</w:t>
-            </w:r>
-          </w:p>
-        </w:tc>
-        <w:tc>
-          <w:tcPr>
-            <w:tcW w:w="2253" w:type="dxa"/>
-            <w:hideMark/>
-          </w:tcPr>
-          <w:p>
-            <w:pPr>
-              <w:rPr>
-                <w:rFonts w:ascii="Times New Roman" w:eastAsia="Times New Roman" w:hAnsi="Times New Roman" w:cs="Times New Roman"/>
-                <w:kern w:val="0"/>
-                <w14:ligatures w14:val="none"/>
-              </w:rPr>
-            </w:pPr>
-            <w:r>
-              <w:rPr>
-                <w:rFonts w:ascii="Noto Serif CJK SC" w:eastAsia="Times New Roman" w:hAnsi="Noto Serif CJK SC" w:cs="Times New Roman"/>
-                <w:color w:val="000000"/>
-                <w:kern w:val="0"/>
-                <w:sz w:val="28"/>
-                <w:szCs w:val="28"/>
-                <w14:ligatures w14:val="none"/>
-              </w:rPr>
-              <w:t>Complete</w:t>
-            </w:r>
-          </w:p>
-        </w:tc>
-        <w:tc>
-          <w:tcPr>
-            <w:tcW w:w="3510" w:type="dxa"/>
-            <w:hideMark/>
-          </w:tcPr>
-          <w:p>
-            <w:pPr>
-              <w:rPr>
-                <w:rFonts w:ascii="Times New Roman" w:eastAsia="Times New Roman" w:hAnsi="Times New Roman" w:cs="Times New Roman"/>
-                <w:kern w:val="0"/>
-                <w14:ligatures w14:val="none"/>
-              </w:rPr>
-            </w:pPr>
-            <w:r>
-              <w:rPr>
-                <w:rFonts w:ascii="Noto Serif CJK SC" w:eastAsia="Times New Roman" w:hAnsi="Noto Serif CJK SC" w:cs="Times New Roman"/>
-                <w:color w:val="000000"/>
-                <w:kern w:val="0"/>
-                <w:sz w:val="28"/>
-                <w:szCs w:val="28"/>
-                <w14:ligatures w14:val="none"/>
-              </w:rPr>
-              <w:t>Kyler C</w:t>
-            </w:r>
-          </w:p>
-        </w:tc>
-      </w:tr>
-      <w:tr>
-        <w:tc>
-          <w:tcPr>
-            <w:tcW w:w="605" w:type="dxa"/>
-            <w:hideMark/>
-          </w:tcPr>
-          <w:p>
-            <w:pPr>
-              <w:rPr>
-                <w:rFonts w:ascii="Times New Roman" w:eastAsia="Times New Roman" w:hAnsi="Times New Roman" w:cs="Times New Roman"/>
-                <w:kern w:val="0"/>
-                <w14:ligatures w14:val="none"/>
-              </w:rPr>
-            </w:pPr>
-            <w:r>
-              <w:rPr>
-                <w:rFonts w:ascii="Noto Serif CJK SC" w:eastAsia="Times New Roman" w:hAnsi="Noto Serif CJK SC" w:cs="Times New Roman"/>
-                <w:color w:val="000000"/>
-                <w:kern w:val="0"/>
-                <w:sz w:val="28"/>
-                <w:szCs w:val="28"/>
-                <w14:ligatures w14:val="none"/>
-              </w:rPr>
-              <w:t xml:space="preserve">1c </w:t>
-            </w:r>
-          </w:p>
-        </w:tc>
-        <w:tc>
-          <w:tcPr>
-            <w:tcW w:w="2033" w:type="dxa"/>
-            <w:hideMark/>
-          </w:tcPr>
-          <w:p>
-            <w:pPr>
-              <w:rPr>
-                <w:rFonts w:ascii="Times New Roman" w:eastAsia="Times New Roman" w:hAnsi="Times New Roman" w:cs="Times New Roman"/>
-                <w:kern w:val="0"/>
-                <w14:ligatures w14:val="none"/>
-              </w:rPr>
-            </w:pPr>
-            <w:r>
-              <w:rPr>
-                <w:rFonts w:ascii="Noto Serif CJK SC" w:eastAsia="Times New Roman" w:hAnsi="Noto Serif CJK SC" w:cs="Times New Roman"/>
-                <w:color w:val="000000"/>
-                <w:kern w:val="0"/>
-                <w:sz w:val="28"/>
-                <w:szCs w:val="28"/>
-                <w14:ligatures w14:val="none"/>
-              </w:rPr>
-              <w:t xml:space="preserve">Project Description (description and justificaiton </w:t>
-            </w:r>
-          </w:p>
-        </w:tc>
-        <w:tc>
-          <w:tcPr>
-            <w:tcW w:w="1764" w:type="dxa"/>
-            <w:hideMark/>
-          </w:tcPr>
-          <w:p>
-            <w:pPr>
-              <w:rPr>
-                <w:rFonts w:ascii="Times New Roman" w:eastAsia="Times New Roman" w:hAnsi="Times New Roman" w:cs="Times New Roman"/>
-                <w:kern w:val="0"/>
-                <w14:ligatures w14:val="none"/>
-              </w:rPr>
-            </w:pPr>
-            <w:r>
-              <w:rPr>
-                <w:rFonts w:ascii="Noto Serif CJK SC" w:eastAsia="Times New Roman" w:hAnsi="Noto Serif CJK SC" w:cs="Times New Roman"/>
-                <w:color w:val="000000"/>
-                <w:kern w:val="0"/>
-                <w:sz w:val="28"/>
-                <w:szCs w:val="28"/>
-                <w14:ligatures w14:val="none"/>
-              </w:rPr>
-              <w:t>Medium</w:t>
-            </w:r>
-          </w:p>
-        </w:tc>
-        <w:tc>
-          <w:tcPr>
-            <w:tcW w:w="2253" w:type="dxa"/>
-            <w:hideMark/>
-          </w:tcPr>
-          <w:p>
-            <w:pPr>
-              <w:rPr>
-                <w:rFonts w:ascii="Times New Roman" w:eastAsia="Times New Roman" w:hAnsi="Times New Roman" w:cs="Times New Roman"/>
-                <w:kern w:val="0"/>
-                <w14:ligatures w14:val="none"/>
-              </w:rPr>
-            </w:pPr>
-            <w:r>
-              <w:rPr>
-                <w:rFonts w:ascii="Noto Serif CJK SC" w:eastAsia="Times New Roman" w:hAnsi="Noto Serif CJK SC" w:cs="Times New Roman"/>
-                <w:color w:val="000000"/>
-                <w:kern w:val="0"/>
-                <w:sz w:val="28"/>
-                <w:szCs w:val="28"/>
-                <w14:ligatures w14:val="none"/>
-              </w:rPr>
-              <w:t>Complete</w:t>
-            </w:r>
-          </w:p>
-        </w:tc>
-        <w:tc>
-          <w:tcPr>
-            <w:tcW w:w="3510" w:type="dxa"/>
-            <w:hideMark/>
-          </w:tcPr>
-          <w:p>
-            <w:pPr>
-              <w:rPr>
-                <w:rFonts w:ascii="Times New Roman" w:eastAsia="Times New Roman" w:hAnsi="Times New Roman" w:cs="Times New Roman"/>
-                <w:kern w:val="0"/>
-                <w14:ligatures w14:val="none"/>
-              </w:rPr>
-            </w:pPr>
-            <w:r>
-              <w:rPr>
-                <w:rFonts w:ascii="Noto Serif CJK SC" w:eastAsia="Times New Roman" w:hAnsi="Noto Serif CJK SC" w:cs="Times New Roman"/>
-                <w:color w:val="000000"/>
-                <w:kern w:val="0"/>
-                <w:sz w:val="28"/>
-                <w:szCs w:val="28"/>
-                <w14:ligatures w14:val="none"/>
-              </w:rPr>
-              <w:t>Nate C</w:t>
-            </w:r>
-          </w:p>
-        </w:tc>
-      </w:tr>
-      <w:tr>
-        <w:tc>
-          <w:tcPr>
-            <w:tcW w:w="605" w:type="dxa"/>
-            <w:hideMark/>
-          </w:tcPr>
-          <w:p>
-            <w:pPr>
-              <w:rPr>
-                <w:rFonts w:ascii="Times New Roman" w:eastAsia="Times New Roman" w:hAnsi="Times New Roman" w:cs="Times New Roman"/>
-                <w:kern w:val="0"/>
-                <w14:ligatures w14:val="none"/>
-              </w:rPr>
-            </w:pPr>
-            <w:r>
-              <w:rPr>
-                <w:rFonts w:ascii="Noto Serif CJK SC" w:eastAsia="Times New Roman" w:hAnsi="Noto Serif CJK SC" w:cs="Times New Roman"/>
-                <w:color w:val="000000"/>
-                <w:kern w:val="0"/>
-                <w:sz w:val="28"/>
-                <w:szCs w:val="28"/>
-                <w14:ligatures w14:val="none"/>
-              </w:rPr>
-              <w:t>1d</w:t>
-            </w:r>
-          </w:p>
-        </w:tc>
-        <w:tc>
-          <w:tcPr>
-            <w:tcW w:w="2033" w:type="dxa"/>
-            <w:hideMark/>
-          </w:tcPr>
-          <w:p>
-            <w:pPr>
-              <w:rPr>
-                <w:rFonts w:ascii="Times New Roman" w:eastAsia="Times New Roman" w:hAnsi="Times New Roman" w:cs="Times New Roman"/>
-                <w:kern w:val="0"/>
-                <w14:ligatures w14:val="none"/>
-              </w:rPr>
-            </w:pPr>
-            <w:r>
-              <w:rPr>
-                <w:rFonts w:ascii="Noto Serif CJK SC" w:eastAsia="Times New Roman" w:hAnsi="Noto Serif CJK SC" w:cs="Times New Roman"/>
-                <w:color w:val="000000"/>
-                <w:kern w:val="0"/>
-                <w:sz w:val="28"/>
-                <w:szCs w:val="28"/>
-                <w14:ligatures w14:val="none"/>
-              </w:rPr>
-              <w:t>Project Description (API research and Google maps API)</w:t>
-            </w:r>
-          </w:p>
-        </w:tc>
-        <w:tc>
-          <w:tcPr>
-            <w:tcW w:w="1764" w:type="dxa"/>
-            <w:hideMark/>
-          </w:tcPr>
-          <w:p>
-            <w:pPr>
-              <w:rPr>
-                <w:rFonts w:ascii="Times New Roman" w:eastAsia="Times New Roman" w:hAnsi="Times New Roman" w:cs="Times New Roman"/>
-                <w:kern w:val="0"/>
-                <w14:ligatures w14:val="none"/>
-              </w:rPr>
-            </w:pPr>
-            <w:r>
-              <w:rPr>
-                <w:rFonts w:ascii="Noto Serif CJK SC" w:eastAsia="Times New Roman" w:hAnsi="Noto Serif CJK SC" w:cs="Times New Roman"/>
-                <w:color w:val="000000"/>
-                <w:kern w:val="0"/>
-                <w:sz w:val="28"/>
-                <w:szCs w:val="28"/>
-                <w14:ligatures w14:val="none"/>
-              </w:rPr>
-              <w:t>Medium</w:t>
-            </w:r>
-          </w:p>
-        </w:tc>
-        <w:tc>
-          <w:tcPr>
-            <w:tcW w:w="2253" w:type="dxa"/>
-            <w:hideMark/>
-          </w:tcPr>
-          <w:p>
-            <w:pPr>
-              <w:rPr>
-                <w:rFonts w:ascii="Times New Roman" w:eastAsia="Times New Roman" w:hAnsi="Times New Roman" w:cs="Times New Roman"/>
-                <w:kern w:val="0"/>
-                <w14:ligatures w14:val="none"/>
-              </w:rPr>
-            </w:pPr>
-            <w:r>
-              <w:rPr>
-                <w:rFonts w:ascii="Noto Serif CJK SC" w:eastAsia="Times New Roman" w:hAnsi="Noto Serif CJK SC" w:cs="Times New Roman"/>
-                <w:color w:val="000000"/>
-                <w:kern w:val="0"/>
-                <w:sz w:val="28"/>
-                <w:szCs w:val="28"/>
-                <w14:ligatures w14:val="none"/>
-              </w:rPr>
-              <w:t>Complete</w:t>
-            </w:r>
-          </w:p>
-        </w:tc>
-        <w:tc>
-          <w:tcPr>
-            <w:tcW w:w="3510" w:type="dxa"/>
-            <w:hideMark/>
-          </w:tcPr>
-          <w:p>
-            <w:pPr>
-              <w:rPr>
-                <w:rFonts w:ascii="Times New Roman" w:eastAsia="Times New Roman" w:hAnsi="Times New Roman" w:cs="Times New Roman"/>
-                <w:kern w:val="0"/>
-                <w14:ligatures w14:val="none"/>
-              </w:rPr>
-            </w:pPr>
-            <w:r>
-              <w:rPr>
-                <w:rFonts w:ascii="Noto Serif CJK SC" w:eastAsia="Times New Roman" w:hAnsi="Noto Serif CJK SC" w:cs="Times New Roman"/>
-                <w:color w:val="000000"/>
-                <w:kern w:val="0"/>
-                <w:sz w:val="28"/>
-                <w:szCs w:val="28"/>
-                <w14:ligatures w14:val="none"/>
-              </w:rPr>
-              <w:t>Kyler C</w:t>
-            </w:r>
-          </w:p>
-        </w:tc>
-      </w:tr>
-      <w:tr>
-        <w:tc>
-          <w:tcPr>
-            <w:tcW w:w="605" w:type="dxa"/>
-            <w:hideMark/>
-          </w:tcPr>
-          <w:p>
-            <w:pPr>
-              <w:rPr>
-                <w:rFonts w:ascii="Times New Roman" w:eastAsia="Times New Roman" w:hAnsi="Times New Roman" w:cs="Times New Roman"/>
-                <w:kern w:val="0"/>
-                <w14:ligatures w14:val="none"/>
-              </w:rPr>
-            </w:pPr>
-            <w:r>
-              <w:rPr>
-                <w:rFonts w:ascii="Noto Serif CJK SC" w:eastAsia="Times New Roman" w:hAnsi="Noto Serif CJK SC" w:cs="Times New Roman"/>
-                <w:color w:val="000000"/>
-                <w:kern w:val="0"/>
-                <w:sz w:val="28"/>
-                <w:szCs w:val="28"/>
-                <w14:ligatures w14:val="none"/>
-              </w:rPr>
-              <w:t>1e</w:t>
-            </w:r>
-          </w:p>
-        </w:tc>
-        <w:tc>
-          <w:tcPr>
-            <w:tcW w:w="2033" w:type="dxa"/>
-            <w:hideMark/>
-          </w:tcPr>
-          <w:p>
-            <w:pPr>
-              <w:rPr>
-                <w:rFonts w:ascii="Times New Roman" w:eastAsia="Times New Roman" w:hAnsi="Times New Roman" w:cs="Times New Roman"/>
-                <w:kern w:val="0"/>
-                <w14:ligatures w14:val="none"/>
-              </w:rPr>
-            </w:pPr>
-            <w:r>
-              <w:rPr>
-                <w:rFonts w:ascii="Noto Serif CJK SC" w:eastAsia="Times New Roman" w:hAnsi="Noto Serif CJK SC" w:cs="Times New Roman"/>
-                <w:color w:val="000000"/>
-                <w:kern w:val="0"/>
-                <w:sz w:val="28"/>
-                <w:szCs w:val="28"/>
-                <w14:ligatures w14:val="none"/>
-              </w:rPr>
-              <w:t xml:space="preserve">Project Description </w:t>
-            </w:r>
-            <w:r>
-              <w:rPr>
-                <w:rFonts w:ascii="Noto Serif CJK SC" w:eastAsia="Times New Roman" w:hAnsi="Noto Serif CJK SC" w:cs="Times New Roman"/>
-                <w:color w:val="000000"/>
-                <w:kern w:val="0"/>
-                <w:sz w:val="28"/>
-                <w:szCs w:val="28"/>
-                <w14:ligatures w14:val="none"/>
-              </w:rPr>
-              <w:lastRenderedPageBreak/>
-              <w:t>(Potential features and stakeholders)</w:t>
-            </w:r>
-          </w:p>
-        </w:tc>
-        <w:tc>
-          <w:tcPr>
-            <w:tcW w:w="1764" w:type="dxa"/>
-            <w:hideMark/>
-          </w:tcPr>
-          <w:p>
-            <w:pPr>
-              <w:rPr>
-                <w:rFonts w:ascii="Times New Roman" w:eastAsia="Times New Roman" w:hAnsi="Times New Roman" w:cs="Times New Roman"/>
-                <w:kern w:val="0"/>
-                <w14:ligatures w14:val="none"/>
-              </w:rPr>
-            </w:pPr>
-            <w:r>
-              <w:rPr>
-                <w:rFonts w:ascii="Noto Serif CJK SC" w:eastAsia="Times New Roman" w:hAnsi="Noto Serif CJK SC" w:cs="Times New Roman"/>
-                <w:color w:val="000000"/>
-                <w:kern w:val="0"/>
-                <w:sz w:val="28"/>
-                <w:szCs w:val="28"/>
-                <w14:ligatures w14:val="none"/>
-              </w:rPr>
-              <w:lastRenderedPageBreak/>
-              <w:t>Medium</w:t>
-            </w:r>
-          </w:p>
-        </w:tc>
-        <w:tc>
-          <w:tcPr>
-            <w:tcW w:w="2253" w:type="dxa"/>
-            <w:hideMark/>
-          </w:tcPr>
-          <w:p>
-            <w:pPr>
-              <w:rPr>
-                <w:rFonts w:ascii="Times New Roman" w:eastAsia="Times New Roman" w:hAnsi="Times New Roman" w:cs="Times New Roman"/>
-                <w:kern w:val="0"/>
-                <w14:ligatures w14:val="none"/>
-              </w:rPr>
-            </w:pPr>
-            <w:r>
-              <w:rPr>
-                <w:rFonts w:ascii="Noto Serif CJK SC" w:eastAsia="Times New Roman" w:hAnsi="Noto Serif CJK SC" w:cs="Times New Roman"/>
-                <w:color w:val="000000"/>
-                <w:kern w:val="0"/>
-                <w:sz w:val="28"/>
-                <w:szCs w:val="28"/>
-                <w14:ligatures w14:val="none"/>
-              </w:rPr>
-              <w:t>Complete</w:t>
-            </w:r>
-          </w:p>
-        </w:tc>
-        <w:tc>
-          <w:tcPr>
-            <w:tcW w:w="3510" w:type="dxa"/>
-            <w:hideMark/>
-          </w:tcPr>
-          <w:p>
-            <w:pPr>
-              <w:rPr>
-                <w:rFonts w:ascii="Times New Roman" w:eastAsia="Times New Roman" w:hAnsi="Times New Roman" w:cs="Times New Roman"/>
-                <w:kern w:val="0"/>
-                <w14:ligatures w14:val="none"/>
-              </w:rPr>
-            </w:pPr>
-            <w:r>
-              <w:rPr>
-                <w:rFonts w:ascii="Noto Serif CJK SC" w:eastAsia="Times New Roman" w:hAnsi="Noto Serif CJK SC" w:cs="Times New Roman"/>
-                <w:color w:val="000000"/>
-                <w:kern w:val="0"/>
-                <w:sz w:val="28"/>
-                <w:szCs w:val="28"/>
-                <w14:ligatures w14:val="none"/>
-              </w:rPr>
-              <w:t>Thomas R</w:t>
-            </w:r>
-          </w:p>
-        </w:tc>
-      </w:tr>
-      <w:tr>
-        <w:tc>
-          <w:tcPr>
-            <w:tcW w:w="605" w:type="dxa"/>
-            <w:hideMark/>
-          </w:tcPr>
-          <w:p>
-            <w:pPr>
-              <w:rPr>
-                <w:rFonts w:ascii="Times New Roman" w:eastAsia="Times New Roman" w:hAnsi="Times New Roman" w:cs="Times New Roman"/>
-                <w:kern w:val="0"/>
-                <w14:ligatures w14:val="none"/>
-              </w:rPr>
-            </w:pPr>
-            <w:r>
-              <w:rPr>
-                <w:rFonts w:ascii="Noto Serif CJK SC" w:eastAsia="Times New Roman" w:hAnsi="Noto Serif CJK SC" w:cs="Times New Roman"/>
-                <w:color w:val="000000"/>
-                <w:kern w:val="0"/>
-                <w:sz w:val="28"/>
-                <w:szCs w:val="28"/>
-                <w14:ligatures w14:val="none"/>
-              </w:rPr>
-              <w:t>1f</w:t>
-            </w:r>
-          </w:p>
-        </w:tc>
-        <w:tc>
-          <w:tcPr>
-            <w:tcW w:w="2033" w:type="dxa"/>
-            <w:hideMark/>
-          </w:tcPr>
-          <w:p>
-            <w:pPr>
-              <w:rPr>
-                <w:rFonts w:ascii="Times New Roman" w:eastAsia="Times New Roman" w:hAnsi="Times New Roman" w:cs="Times New Roman"/>
-                <w:kern w:val="0"/>
-                <w14:ligatures w14:val="none"/>
-              </w:rPr>
-            </w:pPr>
-            <w:r>
-              <w:rPr>
-                <w:rFonts w:ascii="Noto Serif CJK SC" w:eastAsia="Times New Roman" w:hAnsi="Noto Serif CJK SC" w:cs="Times New Roman"/>
-                <w:color w:val="000000"/>
-                <w:kern w:val="0"/>
-                <w:sz w:val="28"/>
-                <w:szCs w:val="28"/>
-                <w14:ligatures w14:val="none"/>
-              </w:rPr>
-              <w:t>Project Description (Tech stack and measuring success)</w:t>
-            </w:r>
-          </w:p>
-        </w:tc>
-        <w:tc>
-          <w:tcPr>
-            <w:tcW w:w="1764" w:type="dxa"/>
-            <w:hideMark/>
-          </w:tcPr>
-          <w:p>
-            <w:pPr>
-              <w:rPr>
-                <w:rFonts w:ascii="Times New Roman" w:eastAsia="Times New Roman" w:hAnsi="Times New Roman" w:cs="Times New Roman"/>
-                <w:kern w:val="0"/>
-                <w14:ligatures w14:val="none"/>
-              </w:rPr>
-            </w:pPr>
-            <w:r>
-              <w:rPr>
-                <w:rFonts w:ascii="Noto Serif CJK SC" w:eastAsia="Times New Roman" w:hAnsi="Noto Serif CJK SC" w:cs="Times New Roman"/>
-                <w:color w:val="000000"/>
-                <w:kern w:val="0"/>
-                <w:sz w:val="28"/>
-                <w:szCs w:val="28"/>
-                <w14:ligatures w14:val="none"/>
-              </w:rPr>
-              <w:t>Medium</w:t>
-            </w:r>
-          </w:p>
-        </w:tc>
-        <w:tc>
-          <w:tcPr>
-            <w:tcW w:w="2253" w:type="dxa"/>
-            <w:hideMark/>
-          </w:tcPr>
-          <w:p>
-            <w:pPr>
-              <w:rPr>
-                <w:rFonts w:ascii="Times New Roman" w:eastAsia="Times New Roman" w:hAnsi="Times New Roman" w:cs="Times New Roman"/>
-                <w:kern w:val="0"/>
-                <w14:ligatures w14:val="none"/>
-              </w:rPr>
-            </w:pPr>
-            <w:r>
-              <w:rPr>
-                <w:rFonts w:ascii="Noto Serif CJK SC" w:eastAsia="Times New Roman" w:hAnsi="Noto Serif CJK SC" w:cs="Times New Roman"/>
-                <w:color w:val="000000"/>
-                <w:kern w:val="0"/>
-                <w:sz w:val="28"/>
-                <w:szCs w:val="28"/>
-                <w14:ligatures w14:val="none"/>
-              </w:rPr>
-              <w:t>Complete</w:t>
-            </w:r>
-          </w:p>
-        </w:tc>
-        <w:tc>
-          <w:tcPr>
-            <w:tcW w:w="3510" w:type="dxa"/>
-            <w:hideMark/>
-          </w:tcPr>
-          <w:p>
-            <w:pPr>
-              <w:rPr>
-                <w:rFonts w:ascii="Times New Roman" w:eastAsia="Times New Roman" w:hAnsi="Times New Roman" w:cs="Times New Roman"/>
-                <w:kern w:val="0"/>
-                <w14:ligatures w14:val="none"/>
-              </w:rPr>
-            </w:pPr>
-            <w:r>
-              <w:rPr>
-                <w:rFonts w:ascii="Noto Serif CJK SC" w:eastAsia="Times New Roman" w:hAnsi="Noto Serif CJK SC" w:cs="Times New Roman"/>
-                <w:color w:val="000000"/>
-                <w:kern w:val="0"/>
-                <w:sz w:val="28"/>
-                <w:szCs w:val="28"/>
-                <w14:ligatures w14:val="none"/>
-              </w:rPr>
-              <w:t>Eric P</w:t>
-            </w:r>
-          </w:p>
-        </w:tc>
-      </w:tr>
-      <w:tr>
-        <w:tc>
-          <w:tcPr>
-            <w:tcW w:w="605" w:type="dxa"/>
-            <w:hideMark/>
-          </w:tcPr>
-          <w:p>
-            <w:pPr>
-              <w:rPr>
-                <w:rFonts w:ascii="Times New Roman" w:eastAsia="Times New Roman" w:hAnsi="Times New Roman" w:cs="Times New Roman"/>
-                <w:kern w:val="0"/>
-                <w14:ligatures w14:val="none"/>
-              </w:rPr>
-            </w:pPr>
-            <w:r>
-              <w:rPr>
-                <w:rFonts w:ascii="Noto Serif CJK SC" w:eastAsia="Times New Roman" w:hAnsi="Noto Serif CJK SC" w:cs="Times New Roman"/>
-                <w:color w:val="000000"/>
-                <w:kern w:val="0"/>
-                <w:sz w:val="28"/>
-                <w:szCs w:val="28"/>
-                <w14:ligatures w14:val="none"/>
-              </w:rPr>
-              <w:t>1g</w:t>
-            </w:r>
-          </w:p>
-        </w:tc>
-        <w:tc>
-          <w:tcPr>
-            <w:tcW w:w="2033" w:type="dxa"/>
-            <w:hideMark/>
-          </w:tcPr>
-          <w:p>
-            <w:pPr>
-              <w:rPr>
-                <w:rFonts w:ascii="Times New Roman" w:eastAsia="Times New Roman" w:hAnsi="Times New Roman" w:cs="Times New Roman"/>
-                <w:kern w:val="0"/>
-                <w14:ligatures w14:val="none"/>
-              </w:rPr>
-            </w:pPr>
-            <w:r>
-              <w:rPr>
-                <w:rFonts w:ascii="Noto Serif CJK SC" w:eastAsia="Times New Roman" w:hAnsi="Noto Serif CJK SC" w:cs="Times New Roman"/>
-                <w:color w:val="000000"/>
-                <w:kern w:val="0"/>
-                <w:sz w:val="28"/>
-                <w:szCs w:val="28"/>
-                <w14:ligatures w14:val="none"/>
-              </w:rPr>
-              <w:t>Functional Requirements Outline</w:t>
-            </w:r>
-          </w:p>
-        </w:tc>
-        <w:tc>
-          <w:tcPr>
-            <w:tcW w:w="1764" w:type="dxa"/>
-            <w:hideMark/>
-          </w:tcPr>
-          <w:p>
-            <w:pPr>
-              <w:rPr>
-                <w:rFonts w:ascii="Times New Roman" w:eastAsia="Times New Roman" w:hAnsi="Times New Roman" w:cs="Times New Roman"/>
-                <w:kern w:val="0"/>
-                <w14:ligatures w14:val="none"/>
-              </w:rPr>
-            </w:pPr>
-            <w:r>
-              <w:rPr>
-                <w:rFonts w:ascii="Noto Serif CJK SC" w:eastAsia="Times New Roman" w:hAnsi="Noto Serif CJK SC" w:cs="Times New Roman"/>
-                <w:color w:val="000000"/>
-                <w:kern w:val="0"/>
-                <w:sz w:val="28"/>
-                <w:szCs w:val="28"/>
-                <w14:ligatures w14:val="none"/>
-              </w:rPr>
-              <w:t>Medium</w:t>
-            </w:r>
-          </w:p>
-        </w:tc>
-        <w:tc>
-          <w:tcPr>
-            <w:tcW w:w="2253" w:type="dxa"/>
-            <w:hideMark/>
-          </w:tcPr>
-          <w:p>
-            <w:pPr>
-              <w:rPr>
-                <w:rFonts w:ascii="Times New Roman" w:eastAsia="Times New Roman" w:hAnsi="Times New Roman" w:cs="Times New Roman"/>
-                <w:kern w:val="0"/>
-                <w14:ligatures w14:val="none"/>
-              </w:rPr>
-            </w:pPr>
-            <w:r>
-              <w:rPr>
-                <w:rFonts w:ascii="Noto Serif CJK SC" w:eastAsia="Times New Roman" w:hAnsi="Noto Serif CJK SC" w:cs="Times New Roman"/>
-                <w:color w:val="000000"/>
-                <w:kern w:val="0"/>
-                <w:sz w:val="28"/>
-                <w:szCs w:val="28"/>
-                <w14:ligatures w14:val="none"/>
-              </w:rPr>
-              <w:t>Complete</w:t>
-            </w:r>
-          </w:p>
-        </w:tc>
-        <w:tc>
-          <w:tcPr>
-            <w:tcW w:w="3510" w:type="dxa"/>
-            <w:hideMark/>
-          </w:tcPr>
-          <w:p>
-            <w:pPr>
-              <w:rPr>
-                <w:rFonts w:ascii="Times New Roman" w:eastAsia="Times New Roman" w:hAnsi="Times New Roman" w:cs="Times New Roman"/>
-                <w:kern w:val="0"/>
-                <w14:ligatures w14:val="none"/>
-              </w:rPr>
-            </w:pPr>
-            <w:r>
-              <w:rPr>
-                <w:rFonts w:ascii="Noto Serif CJK SC" w:eastAsia="Times New Roman" w:hAnsi="Noto Serif CJK SC" w:cs="Times New Roman"/>
-                <w:color w:val="000000"/>
-                <w:kern w:val="0"/>
-                <w:sz w:val="28"/>
-                <w:szCs w:val="28"/>
-                <w14:ligatures w14:val="none"/>
-              </w:rPr>
-              <w:t>Nate C, Kyler C</w:t>
-            </w:r>
-          </w:p>
-        </w:tc>
-      </w:tr>
-      <w:tr>
-        <w:tc>
-          <w:tcPr>
-            <w:tcW w:w="605" w:type="dxa"/>
-            <w:hideMark/>
-          </w:tcPr>
-          <w:p>
-            <w:pPr>
-              <w:rPr>
-                <w:rFonts w:ascii="Times New Roman" w:eastAsia="Times New Roman" w:hAnsi="Times New Roman" w:cs="Times New Roman"/>
-                <w:kern w:val="0"/>
-                <w14:ligatures w14:val="none"/>
-              </w:rPr>
-            </w:pPr>
-            <w:r>
-              <w:rPr>
-                <w:rFonts w:ascii="Noto Serif CJK SC" w:eastAsia="Times New Roman" w:hAnsi="Noto Serif CJK SC" w:cs="Times New Roman"/>
-                <w:color w:val="000000"/>
-                <w:kern w:val="0"/>
-                <w:sz w:val="28"/>
-                <w:szCs w:val="28"/>
-                <w14:ligatures w14:val="none"/>
-              </w:rPr>
-              <w:t>1h</w:t>
-            </w:r>
-          </w:p>
-        </w:tc>
-        <w:tc>
-          <w:tcPr>
-            <w:tcW w:w="2033" w:type="dxa"/>
-            <w:hideMark/>
-          </w:tcPr>
-          <w:p>
-            <w:pPr>
-              <w:rPr>
-                <w:rFonts w:ascii="Times New Roman" w:eastAsia="Times New Roman" w:hAnsi="Times New Roman" w:cs="Times New Roman"/>
-                <w:kern w:val="0"/>
-                <w14:ligatures w14:val="none"/>
-              </w:rPr>
-            </w:pPr>
-            <w:r>
-              <w:rPr>
-                <w:rFonts w:ascii="Noto Serif CJK SC" w:eastAsia="Times New Roman" w:hAnsi="Noto Serif CJK SC" w:cs="Times New Roman"/>
-                <w:color w:val="000000"/>
-                <w:kern w:val="0"/>
-                <w:sz w:val="28"/>
-                <w:szCs w:val="28"/>
-                <w14:ligatures w14:val="none"/>
-              </w:rPr>
-              <w:t>Non-functional Requirements Outline</w:t>
-            </w:r>
-          </w:p>
-        </w:tc>
-        <w:tc>
-          <w:tcPr>
-            <w:tcW w:w="1764" w:type="dxa"/>
-            <w:hideMark/>
-          </w:tcPr>
-          <w:p>
-            <w:pPr>
-              <w:rPr>
-                <w:rFonts w:ascii="Times New Roman" w:eastAsia="Times New Roman" w:hAnsi="Times New Roman" w:cs="Times New Roman"/>
-                <w:kern w:val="0"/>
-                <w14:ligatures w14:val="none"/>
-              </w:rPr>
-            </w:pPr>
-            <w:r>
-              <w:rPr>
-                <w:rFonts w:ascii="Noto Serif CJK SC" w:eastAsia="Times New Roman" w:hAnsi="Noto Serif CJK SC" w:cs="Times New Roman"/>
-                <w:color w:val="000000"/>
-                <w:kern w:val="0"/>
-                <w:sz w:val="28"/>
-                <w:szCs w:val="28"/>
-                <w14:ligatures w14:val="none"/>
-              </w:rPr>
-              <w:t>Medium</w:t>
-            </w:r>
-          </w:p>
-        </w:tc>
-        <w:tc>
-          <w:tcPr>
-            <w:tcW w:w="2253" w:type="dxa"/>
-            <w:hideMark/>
-          </w:tcPr>
-          <w:p>
-            <w:pPr>
-              <w:rPr>
-                <w:rFonts w:ascii="Times New Roman" w:eastAsia="Times New Roman" w:hAnsi="Times New Roman" w:cs="Times New Roman"/>
-                <w:kern w:val="0"/>
-                <w14:ligatures w14:val="none"/>
-              </w:rPr>
-            </w:pPr>
-            <w:r>
-              <w:rPr>
-                <w:rFonts w:ascii="Noto Serif CJK SC" w:eastAsia="Times New Roman" w:hAnsi="Noto Serif CJK SC" w:cs="Times New Roman"/>
-                <w:color w:val="000000"/>
-                <w:kern w:val="0"/>
-                <w:sz w:val="28"/>
-                <w:szCs w:val="28"/>
-                <w14:ligatures w14:val="none"/>
-              </w:rPr>
-              <w:t>Complete</w:t>
-            </w:r>
-          </w:p>
-        </w:tc>
-        <w:tc>
-          <w:tcPr>
-            <w:tcW w:w="3510" w:type="dxa"/>
-            <w:hideMark/>
-          </w:tcPr>
-          <w:p>
-            <w:pPr>
-              <w:rPr>
-                <w:rFonts w:ascii="Times New Roman" w:eastAsia="Times New Roman" w:hAnsi="Times New Roman" w:cs="Times New Roman"/>
-                <w:kern w:val="0"/>
-                <w14:ligatures w14:val="none"/>
-              </w:rPr>
-            </w:pPr>
-            <w:r>
-              <w:rPr>
-                <w:rFonts w:ascii="Noto Serif CJK SC" w:eastAsia="Times New Roman" w:hAnsi="Noto Serif CJK SC" w:cs="Times New Roman"/>
-                <w:color w:val="000000"/>
-                <w:kern w:val="0"/>
-                <w:sz w:val="28"/>
-                <w:szCs w:val="28"/>
-                <w14:ligatures w14:val="none"/>
-              </w:rPr>
-              <w:t>Thomas R, Eric P</w:t>
-            </w:r>
-          </w:p>
-        </w:tc>
-      </w:tr>
-      <w:tr>
-        <w:tc>
-          <w:tcPr>
-            <w:tcW w:w="605" w:type="dxa"/>
-            <w:hideMark/>
-          </w:tcPr>
-          <w:p>
-            <w:pPr>
-              <w:rPr>
-                <w:rFonts w:ascii="Times New Roman" w:eastAsia="Times New Roman" w:hAnsi="Times New Roman" w:cs="Times New Roman"/>
-                <w:kern w:val="0"/>
-                <w14:ligatures w14:val="none"/>
-              </w:rPr>
-            </w:pPr>
-            <w:r>
-              <w:rPr>
-                <w:rFonts w:ascii="Noto Serif CJK SC" w:eastAsia="Times New Roman" w:hAnsi="Noto Serif CJK SC" w:cs="Times New Roman"/>
-                <w:color w:val="000000"/>
-                <w:kern w:val="0"/>
-                <w:sz w:val="28"/>
-                <w:szCs w:val="28"/>
-                <w14:ligatures w14:val="none"/>
-              </w:rPr>
-              <w:t>1i</w:t>
-            </w:r>
-          </w:p>
-        </w:tc>
-        <w:tc>
-          <w:tcPr>
-            <w:tcW w:w="2033" w:type="dxa"/>
-            <w:hideMark/>
-          </w:tcPr>
-          <w:p>
-            <w:pPr>
-              <w:rPr>
-                <w:rFonts w:ascii="Times New Roman" w:eastAsia="Times New Roman" w:hAnsi="Times New Roman" w:cs="Times New Roman"/>
-                <w:kern w:val="0"/>
-                <w14:ligatures w14:val="none"/>
-              </w:rPr>
-            </w:pPr>
-            <w:r>
-              <w:rPr>
-                <w:rFonts w:ascii="Noto Serif CJK SC" w:eastAsia="Times New Roman" w:hAnsi="Noto Serif CJK SC" w:cs="Times New Roman"/>
-                <w:color w:val="000000"/>
-                <w:kern w:val="0"/>
-                <w:sz w:val="28"/>
-                <w:szCs w:val="28"/>
-                <w14:ligatures w14:val="none"/>
-              </w:rPr>
-              <w:t>Class Diagram</w:t>
-            </w:r>
-          </w:p>
-        </w:tc>
-        <w:tc>
-          <w:tcPr>
-            <w:tcW w:w="1764" w:type="dxa"/>
-            <w:hideMark/>
-          </w:tcPr>
-          <w:p>
-            <w:pPr>
-              <w:rPr>
-                <w:rFonts w:ascii="Times New Roman" w:eastAsia="Times New Roman" w:hAnsi="Times New Roman" w:cs="Times New Roman"/>
-                <w:kern w:val="0"/>
-                <w14:ligatures w14:val="none"/>
-              </w:rPr>
-            </w:pPr>
-            <w:r>
-              <w:rPr>
-                <w:rFonts w:ascii="Noto Serif CJK SC" w:eastAsia="Times New Roman" w:hAnsi="Noto Serif CJK SC" w:cs="Times New Roman"/>
-                <w:color w:val="000000"/>
-                <w:kern w:val="0"/>
-                <w:sz w:val="28"/>
-                <w:szCs w:val="28"/>
-                <w14:ligatures w14:val="none"/>
-              </w:rPr>
-              <w:t>Medium</w:t>
-            </w:r>
-          </w:p>
-        </w:tc>
-        <w:tc>
-          <w:tcPr>
-            <w:tcW w:w="2253" w:type="dxa"/>
-            <w:hideMark/>
-          </w:tcPr>
-          <w:p>
-            <w:pPr>
-              <w:rPr>
-                <w:rFonts w:ascii="Times New Roman" w:eastAsia="Times New Roman" w:hAnsi="Times New Roman" w:cs="Times New Roman"/>
-                <w:kern w:val="0"/>
-                <w14:ligatures w14:val="none"/>
-              </w:rPr>
-            </w:pPr>
-            <w:r>
-              <w:rPr>
-                <w:rFonts w:ascii="Noto Serif CJK SC" w:eastAsia="Times New Roman" w:hAnsi="Noto Serif CJK SC" w:cs="Times New Roman"/>
-                <w:color w:val="000000"/>
-                <w:kern w:val="0"/>
-                <w:sz w:val="28"/>
-                <w:szCs w:val="28"/>
-                <w14:ligatures w14:val="none"/>
-              </w:rPr>
-              <w:t>Complete</w:t>
-            </w:r>
-          </w:p>
-        </w:tc>
-        <w:tc>
-          <w:tcPr>
-            <w:tcW w:w="3510" w:type="dxa"/>
-            <w:hideMark/>
-          </w:tcPr>
-          <w:p>
-            <w:pPr>
-              <w:rPr>
-                <w:rFonts w:ascii="Times New Roman" w:eastAsia="Times New Roman" w:hAnsi="Times New Roman" w:cs="Times New Roman"/>
-                <w:kern w:val="0"/>
-                <w14:ligatures w14:val="none"/>
-              </w:rPr>
-            </w:pPr>
-            <w:r>
-              <w:rPr>
-                <w:rFonts w:ascii="Noto Serif CJK SC" w:eastAsia="Times New Roman" w:hAnsi="Noto Serif CJK SC" w:cs="Times New Roman"/>
-                <w:color w:val="000000"/>
-                <w:kern w:val="0"/>
-                <w:sz w:val="28"/>
-                <w:szCs w:val="28"/>
-                <w14:ligatures w14:val="none"/>
-              </w:rPr>
-              <w:t>Eric P</w:t>
-            </w:r>
-          </w:p>
-        </w:tc>
-      </w:tr>
-      <w:tr>
-        <w:tc>
-          <w:tcPr>
-            <w:tcW w:w="605" w:type="dxa"/>
-            <w:hideMark/>
-          </w:tcPr>
-          <w:p>
-            <w:pPr>
-              <w:rPr>
-                <w:rFonts w:ascii="Times New Roman" w:eastAsia="Times New Roman" w:hAnsi="Times New Roman" w:cs="Times New Roman"/>
-                <w:kern w:val="0"/>
-                <w14:ligatures w14:val="none"/>
-              </w:rPr>
-            </w:pPr>
-            <w:r>
-              <w:rPr>
-                <w:rFonts w:ascii="Noto Serif CJK SC" w:eastAsia="Times New Roman" w:hAnsi="Noto Serif CJK SC" w:cs="Times New Roman"/>
-                <w:color w:val="000000"/>
-                <w:kern w:val="0"/>
-                <w:sz w:val="28"/>
-                <w:szCs w:val="28"/>
-                <w14:ligatures w14:val="none"/>
-              </w:rPr>
-              <w:t>1j</w:t>
-            </w:r>
-          </w:p>
-        </w:tc>
-        <w:tc>
-          <w:tcPr>
-            <w:tcW w:w="2033" w:type="dxa"/>
-            <w:hideMark/>
-          </w:tcPr>
-          <w:p>
-            <w:pPr>
-              <w:rPr>
-                <w:rFonts w:ascii="Times New Roman" w:eastAsia="Times New Roman" w:hAnsi="Times New Roman" w:cs="Times New Roman"/>
-                <w:kern w:val="0"/>
-                <w14:ligatures w14:val="none"/>
-              </w:rPr>
-            </w:pPr>
-            <w:r>
-              <w:rPr>
-                <w:rFonts w:ascii="Noto Serif CJK SC" w:eastAsia="Times New Roman" w:hAnsi="Noto Serif CJK SC" w:cs="Times New Roman"/>
-                <w:color w:val="000000"/>
-                <w:kern w:val="0"/>
-                <w:sz w:val="28"/>
-                <w:szCs w:val="28"/>
-                <w14:ligatures w14:val="none"/>
-              </w:rPr>
-              <w:t>Use Case Diagram</w:t>
-            </w:r>
-          </w:p>
-        </w:tc>
-        <w:tc>
-          <w:tcPr>
-            <w:tcW w:w="1764" w:type="dxa"/>
-            <w:hideMark/>
-          </w:tcPr>
-          <w:p>
-            <w:pPr>
-              <w:rPr>
-                <w:rFonts w:ascii="Times New Roman" w:eastAsia="Times New Roman" w:hAnsi="Times New Roman" w:cs="Times New Roman"/>
-                <w:kern w:val="0"/>
-                <w14:ligatures w14:val="none"/>
-              </w:rPr>
-            </w:pPr>
-            <w:r>
-              <w:rPr>
-                <w:rFonts w:ascii="Noto Serif CJK SC" w:eastAsia="Times New Roman" w:hAnsi="Noto Serif CJK SC" w:cs="Times New Roman"/>
-                <w:color w:val="000000"/>
-                <w:kern w:val="0"/>
-                <w:sz w:val="28"/>
-                <w:szCs w:val="28"/>
-                <w14:ligatures w14:val="none"/>
-              </w:rPr>
-              <w:t>Medium</w:t>
-            </w:r>
-          </w:p>
-        </w:tc>
-        <w:tc>
-          <w:tcPr>
-            <w:tcW w:w="2253" w:type="dxa"/>
-            <w:hideMark/>
-          </w:tcPr>
-          <w:p>
-            <w:pPr>
-              <w:rPr>
-                <w:rFonts w:ascii="Times New Roman" w:eastAsia="Times New Roman" w:hAnsi="Times New Roman" w:cs="Times New Roman"/>
-                <w:kern w:val="0"/>
-                <w14:ligatures w14:val="none"/>
-              </w:rPr>
-            </w:pPr>
-            <w:r>
-              <w:rPr>
-                <w:rFonts w:ascii="Noto Serif CJK SC" w:eastAsia="Times New Roman" w:hAnsi="Noto Serif CJK SC" w:cs="Times New Roman"/>
-                <w:color w:val="000000"/>
-                <w:kern w:val="0"/>
-                <w:sz w:val="28"/>
-                <w:szCs w:val="28"/>
-                <w14:ligatures w14:val="none"/>
-              </w:rPr>
-              <w:t>Complete</w:t>
-            </w:r>
-          </w:p>
-        </w:tc>
-        <w:tc>
-          <w:tcPr>
-            <w:tcW w:w="3510" w:type="dxa"/>
-            <w:hideMark/>
-          </w:tcPr>
-          <w:p>
-            <w:pPr>
-              <w:rPr>
-                <w:rFonts w:ascii="Times New Roman" w:eastAsia="Times New Roman" w:hAnsi="Times New Roman" w:cs="Times New Roman"/>
-                <w:kern w:val="0"/>
-                <w14:ligatures w14:val="none"/>
-              </w:rPr>
-            </w:pPr>
-            <w:r>
-              <w:rPr>
-                <w:rFonts w:ascii="Noto Serif CJK SC" w:eastAsia="Times New Roman" w:hAnsi="Noto Serif CJK SC" w:cs="Times New Roman"/>
-                <w:color w:val="000000"/>
-                <w:kern w:val="0"/>
-                <w:sz w:val="28"/>
-                <w:szCs w:val="28"/>
-                <w14:ligatures w14:val="none"/>
-              </w:rPr>
-              <w:t>Nate C</w:t>
-            </w:r>
-          </w:p>
-        </w:tc>
-      </w:tr>
-      <w:tr>
-        <w:tc>
-          <w:tcPr>
-            <w:tcW w:w="605" w:type="dxa"/>
-            <w:hideMark/>
-          </w:tcPr>
-          <w:p>
-            <w:pPr>
-              <w:rPr>
-                <w:rFonts w:ascii="Times New Roman" w:eastAsia="Times New Roman" w:hAnsi="Times New Roman" w:cs="Times New Roman"/>
-                <w:kern w:val="0"/>
-                <w14:ligatures w14:val="none"/>
-              </w:rPr>
-            </w:pPr>
-            <w:r>
-              <w:rPr>
-                <w:rFonts w:ascii="Noto Serif CJK SC" w:eastAsia="Times New Roman" w:hAnsi="Noto Serif CJK SC" w:cs="Times New Roman"/>
-                <w:color w:val="000000"/>
-                <w:kern w:val="0"/>
-                <w:sz w:val="28"/>
-                <w:szCs w:val="28"/>
-                <w14:ligatures w14:val="none"/>
-              </w:rPr>
-              <w:t>1k</w:t>
-            </w:r>
-          </w:p>
-        </w:tc>
-        <w:tc>
-          <w:tcPr>
-            <w:tcW w:w="2033" w:type="dxa"/>
-            <w:hideMark/>
-          </w:tcPr>
-          <w:p>
-            <w:pPr>
-              <w:rPr>
-                <w:rFonts w:ascii="Times New Roman" w:eastAsia="Times New Roman" w:hAnsi="Times New Roman" w:cs="Times New Roman"/>
-                <w:kern w:val="0"/>
-                <w14:ligatures w14:val="none"/>
-              </w:rPr>
-            </w:pPr>
-            <w:r>
-              <w:rPr>
-                <w:rFonts w:ascii="Noto Serif CJK SC" w:eastAsia="Times New Roman" w:hAnsi="Noto Serif CJK SC" w:cs="Times New Roman"/>
-                <w:color w:val="000000"/>
-                <w:kern w:val="0"/>
-                <w:sz w:val="28"/>
-                <w:szCs w:val="28"/>
-                <w14:ligatures w14:val="none"/>
-              </w:rPr>
-              <w:t>ERM Diagram</w:t>
-            </w:r>
-          </w:p>
-        </w:tc>
-        <w:tc>
-          <w:tcPr>
-            <w:tcW w:w="1764" w:type="dxa"/>
-            <w:hideMark/>
-          </w:tcPr>
-          <w:p>
-            <w:pPr>
-              <w:rPr>
-                <w:rFonts w:ascii="Times New Roman" w:eastAsia="Times New Roman" w:hAnsi="Times New Roman" w:cs="Times New Roman"/>
-                <w:kern w:val="0"/>
-                <w14:ligatures w14:val="none"/>
-              </w:rPr>
-            </w:pPr>
-            <w:r>
-              <w:rPr>
-                <w:rFonts w:ascii="Noto Serif CJK SC" w:eastAsia="Times New Roman" w:hAnsi="Noto Serif CJK SC" w:cs="Times New Roman"/>
-                <w:color w:val="000000"/>
-                <w:kern w:val="0"/>
-                <w:sz w:val="28"/>
-                <w:szCs w:val="28"/>
-                <w14:ligatures w14:val="none"/>
-              </w:rPr>
-              <w:t>Medium</w:t>
-            </w:r>
-          </w:p>
-        </w:tc>
-        <w:tc>
-          <w:tcPr>
-            <w:tcW w:w="2253" w:type="dxa"/>
-            <w:hideMark/>
-          </w:tcPr>
-          <w:p>
-            <w:pPr>
-              <w:rPr>
-                <w:rFonts w:ascii="Times New Roman" w:eastAsia="Times New Roman" w:hAnsi="Times New Roman" w:cs="Times New Roman"/>
-                <w:kern w:val="0"/>
-                <w14:ligatures w14:val="none"/>
-              </w:rPr>
-            </w:pPr>
-            <w:r>
-              <w:rPr>
-                <w:rFonts w:ascii="Noto Serif CJK SC" w:eastAsia="Times New Roman" w:hAnsi="Noto Serif CJK SC" w:cs="Times New Roman"/>
-                <w:color w:val="000000"/>
-                <w:kern w:val="0"/>
-                <w:sz w:val="28"/>
-                <w:szCs w:val="28"/>
-                <w14:ligatures w14:val="none"/>
-              </w:rPr>
-              <w:t>Complete</w:t>
-            </w:r>
-          </w:p>
-        </w:tc>
-        <w:tc>
-          <w:tcPr>
-            <w:tcW w:w="3510" w:type="dxa"/>
-            <w:hideMark/>
-          </w:tcPr>
-          <w:p>
-            <w:pPr>
-              <w:rPr>
-                <w:rFonts w:ascii="Times New Roman" w:eastAsia="Times New Roman" w:hAnsi="Times New Roman" w:cs="Times New Roman"/>
-                <w:kern w:val="0"/>
-                <w14:ligatures w14:val="none"/>
-              </w:rPr>
-            </w:pPr>
-            <w:r>
-              <w:rPr>
-                <w:rFonts w:ascii="Noto Serif CJK SC" w:eastAsia="Times New Roman" w:hAnsi="Noto Serif CJK SC" w:cs="Times New Roman"/>
-                <w:color w:val="000000"/>
-                <w:kern w:val="0"/>
-                <w:sz w:val="28"/>
-                <w:szCs w:val="28"/>
-                <w14:ligatures w14:val="none"/>
-              </w:rPr>
-              <w:t>Kyler C</w:t>
-            </w:r>
-          </w:p>
-        </w:tc>
-      </w:tr>
-      <w:tr>
-        <w:tc>
-          <w:tcPr>
-            <w:tcW w:w="605" w:type="dxa"/>
-            <w:hideMark/>
-          </w:tcPr>
-          <w:p>
-            <w:pPr>
-              <w:rPr>
-                <w:rFonts w:ascii="Times New Roman" w:eastAsia="Times New Roman" w:hAnsi="Times New Roman" w:cs="Times New Roman"/>
-                <w:kern w:val="0"/>
-                <w14:ligatures w14:val="none"/>
-              </w:rPr>
-            </w:pPr>
-            <w:r>
-              <w:rPr>
-                <w:rFonts w:ascii="Noto Serif CJK SC" w:eastAsia="Times New Roman" w:hAnsi="Noto Serif CJK SC" w:cs="Times New Roman"/>
-                <w:color w:val="000000"/>
-                <w:kern w:val="0"/>
-                <w:sz w:val="28"/>
-                <w:szCs w:val="28"/>
-                <w14:ligatures w14:val="none"/>
-              </w:rPr>
-              <w:t>1l</w:t>
-            </w:r>
-          </w:p>
-        </w:tc>
-        <w:tc>
-          <w:tcPr>
-            <w:tcW w:w="2033" w:type="dxa"/>
-            <w:hideMark/>
-          </w:tcPr>
-          <w:p>
-            <w:pPr>
-              <w:rPr>
-                <w:rFonts w:ascii="Times New Roman" w:eastAsia="Times New Roman" w:hAnsi="Times New Roman" w:cs="Times New Roman"/>
-                <w:kern w:val="0"/>
-                <w14:ligatures w14:val="none"/>
-              </w:rPr>
-            </w:pPr>
-            <w:r>
-              <w:rPr>
-                <w:rFonts w:ascii="Noto Serif CJK SC" w:eastAsia="Times New Roman" w:hAnsi="Noto Serif CJK SC" w:cs="Times New Roman"/>
-                <w:color w:val="000000"/>
-                <w:kern w:val="0"/>
-                <w:sz w:val="28"/>
-                <w:szCs w:val="28"/>
-                <w14:ligatures w14:val="none"/>
-              </w:rPr>
-              <w:t>Architecture Diagram</w:t>
-            </w:r>
-          </w:p>
-        </w:tc>
-        <w:tc>
-          <w:tcPr>
-            <w:tcW w:w="1764" w:type="dxa"/>
-            <w:hideMark/>
-          </w:tcPr>
-          <w:p>
-            <w:pPr>
-              <w:rPr>
-                <w:rFonts w:ascii="Times New Roman" w:eastAsia="Times New Roman" w:hAnsi="Times New Roman" w:cs="Times New Roman"/>
-                <w:kern w:val="0"/>
-                <w14:ligatures w14:val="none"/>
-              </w:rPr>
-            </w:pPr>
-            <w:r>
-              <w:rPr>
-                <w:rFonts w:ascii="Noto Serif CJK SC" w:eastAsia="Times New Roman" w:hAnsi="Noto Serif CJK SC" w:cs="Times New Roman"/>
-                <w:color w:val="000000"/>
-                <w:kern w:val="0"/>
-                <w:sz w:val="28"/>
-                <w:szCs w:val="28"/>
-                <w14:ligatures w14:val="none"/>
-              </w:rPr>
-              <w:t>Medium</w:t>
-            </w:r>
-          </w:p>
-        </w:tc>
-        <w:tc>
-          <w:tcPr>
-            <w:tcW w:w="2253" w:type="dxa"/>
-            <w:hideMark/>
-          </w:tcPr>
-          <w:p>
-            <w:pPr>
-              <w:rPr>
-                <w:rFonts w:ascii="Times New Roman" w:eastAsia="Times New Roman" w:hAnsi="Times New Roman" w:cs="Times New Roman"/>
-                <w:kern w:val="0"/>
-                <w14:ligatures w14:val="none"/>
-              </w:rPr>
-            </w:pPr>
-            <w:r>
-              <w:rPr>
-                <w:rFonts w:ascii="Noto Serif CJK SC" w:eastAsia="Times New Roman" w:hAnsi="Noto Serif CJK SC" w:cs="Times New Roman"/>
-                <w:color w:val="000000"/>
-                <w:kern w:val="0"/>
-                <w:sz w:val="28"/>
-                <w:szCs w:val="28"/>
-                <w14:ligatures w14:val="none"/>
-              </w:rPr>
-              <w:t>Complete</w:t>
-            </w:r>
-          </w:p>
-        </w:tc>
-        <w:tc>
-          <w:tcPr>
-            <w:tcW w:w="3510" w:type="dxa"/>
-            <w:hideMark/>
-          </w:tcPr>
-          <w:p>
-            <w:pPr>
-              <w:rPr>
-                <w:rFonts w:ascii="Times New Roman" w:eastAsia="Times New Roman" w:hAnsi="Times New Roman" w:cs="Times New Roman"/>
-                <w:kern w:val="0"/>
-                <w14:ligatures w14:val="none"/>
-              </w:rPr>
-            </w:pPr>
-            <w:r>
-              <w:rPr>
-                <w:rFonts w:ascii="Noto Serif CJK SC" w:eastAsia="Times New Roman" w:hAnsi="Noto Serif CJK SC" w:cs="Times New Roman"/>
-                <w:color w:val="000000"/>
-                <w:kern w:val="0"/>
-                <w:sz w:val="28"/>
-                <w:szCs w:val="28"/>
-                <w14:ligatures w14:val="none"/>
-              </w:rPr>
-              <w:t>Thomas R</w:t>
-            </w:r>
-          </w:p>
-        </w:tc>
-      </w:tr>
-      <w:tr>
-        <w:tc>
-          <w:tcPr>
-            <w:tcW w:w="605" w:type="dxa"/>
-            <w:hideMark/>
-          </w:tcPr>
-          <w:p>
-            <w:pPr>
-              <w:rPr>
-                <w:rFonts w:ascii="Times New Roman" w:eastAsia="Times New Roman" w:hAnsi="Times New Roman" w:cs="Times New Roman"/>
-                <w:kern w:val="0"/>
-                <w14:ligatures w14:val="none"/>
-              </w:rPr>
-            </w:pPr>
-            <w:r>
-              <w:rPr>
-                <w:rFonts w:ascii="Noto Serif CJK SC" w:eastAsia="Times New Roman" w:hAnsi="Noto Serif CJK SC" w:cs="Times New Roman"/>
-                <w:color w:val="000000"/>
-                <w:kern w:val="0"/>
-                <w:sz w:val="28"/>
-                <w:szCs w:val="28"/>
-                <w14:ligatures w14:val="none"/>
-              </w:rPr>
-              <w:t>1m</w:t>
-            </w:r>
-          </w:p>
-        </w:tc>
-        <w:tc>
-          <w:tcPr>
-            <w:tcW w:w="2033" w:type="dxa"/>
-            <w:hideMark/>
-          </w:tcPr>
-          <w:p>
-            <w:pPr>
-              <w:rPr>
-                <w:rFonts w:ascii="Times New Roman" w:eastAsia="Times New Roman" w:hAnsi="Times New Roman" w:cs="Times New Roman"/>
-                <w:kern w:val="0"/>
-                <w14:ligatures w14:val="none"/>
-              </w:rPr>
-            </w:pPr>
-            <w:r>
-              <w:rPr>
-                <w:rFonts w:ascii="Noto Serif CJK SC" w:eastAsia="Times New Roman" w:hAnsi="Noto Serif CJK SC" w:cs="Times New Roman"/>
-                <w:color w:val="000000"/>
-                <w:kern w:val="0"/>
-                <w:sz w:val="28"/>
-                <w:szCs w:val="28"/>
-                <w14:ligatures w14:val="none"/>
-              </w:rPr>
-              <w:t xml:space="preserve">Setup Google Maps API Key </w:t>
-            </w:r>
-          </w:p>
-        </w:tc>
-        <w:tc>
-          <w:tcPr>
-            <w:tcW w:w="1764" w:type="dxa"/>
-            <w:hideMark/>
-          </w:tcPr>
-          <w:p>
-            <w:pPr>
-              <w:rPr>
-                <w:rFonts w:ascii="Times New Roman" w:eastAsia="Times New Roman" w:hAnsi="Times New Roman" w:cs="Times New Roman"/>
-                <w:kern w:val="0"/>
-                <w14:ligatures w14:val="none"/>
-              </w:rPr>
-            </w:pPr>
-            <w:r>
-              <w:rPr>
-                <w:rFonts w:ascii="Noto Serif CJK SC" w:eastAsia="Times New Roman" w:hAnsi="Noto Serif CJK SC" w:cs="Times New Roman"/>
-                <w:color w:val="000000"/>
-                <w:kern w:val="0"/>
-                <w:sz w:val="28"/>
-                <w:szCs w:val="28"/>
-                <w14:ligatures w14:val="none"/>
-              </w:rPr>
-              <w:t>Medium</w:t>
-            </w:r>
-          </w:p>
-        </w:tc>
-        <w:tc>
-          <w:tcPr>
-            <w:tcW w:w="2253" w:type="dxa"/>
-            <w:hideMark/>
-          </w:tcPr>
-          <w:p>
-            <w:pPr>
-              <w:rPr>
-                <w:rFonts w:ascii="Times New Roman" w:eastAsia="Times New Roman" w:hAnsi="Times New Roman" w:cs="Times New Roman"/>
-                <w:kern w:val="0"/>
-                <w14:ligatures w14:val="none"/>
-              </w:rPr>
-            </w:pPr>
-            <w:r>
-              <w:rPr>
-                <w:rFonts w:ascii="Noto Serif CJK SC" w:eastAsia="Times New Roman" w:hAnsi="Noto Serif CJK SC" w:cs="Times New Roman"/>
-                <w:color w:val="000000"/>
-                <w:kern w:val="0"/>
-                <w:sz w:val="28"/>
-                <w:szCs w:val="28"/>
-                <w14:ligatures w14:val="none"/>
-              </w:rPr>
-              <w:t>Complete</w:t>
-            </w:r>
-          </w:p>
-        </w:tc>
-        <w:tc>
-          <w:tcPr>
-            <w:tcW w:w="3510" w:type="dxa"/>
-            <w:hideMark/>
-          </w:tcPr>
-          <w:p>
-            <w:pPr>
-              <w:rPr>
-                <w:rFonts w:ascii="Times New Roman" w:eastAsia="Times New Roman" w:hAnsi="Times New Roman" w:cs="Times New Roman"/>
-                <w:kern w:val="0"/>
-                <w14:ligatures w14:val="none"/>
-              </w:rPr>
-            </w:pPr>
-            <w:r>
-              <w:rPr>
-                <w:rFonts w:ascii="Noto Serif CJK SC" w:eastAsia="Times New Roman" w:hAnsi="Noto Serif CJK SC" w:cs="Times New Roman"/>
-                <w:color w:val="000000"/>
-                <w:kern w:val="0"/>
-                <w:sz w:val="28"/>
-                <w:szCs w:val="28"/>
-                <w14:ligatures w14:val="none"/>
-              </w:rPr>
-              <w:t>Nate C</w:t>
-            </w:r>
-          </w:p>
-        </w:tc>
-      </w:tr>
-      <w:tr>
-        <w:tc>
-          <w:tcPr>
-            <w:tcW w:w="605" w:type="dxa"/>
-            <w:hideMark/>
-          </w:tcPr>
-          <w:p>
-            <w:pPr>
-              <w:rPr>
-                <w:rFonts w:ascii="Times New Roman" w:eastAsia="Times New Roman" w:hAnsi="Times New Roman" w:cs="Times New Roman"/>
-                <w:kern w:val="0"/>
-                <w14:ligatures w14:val="none"/>
-              </w:rPr>
-            </w:pPr>
-            <w:r>
-              <w:rPr>
-                <w:rFonts w:ascii="Noto Serif CJK SC" w:eastAsia="Times New Roman" w:hAnsi="Noto Serif CJK SC" w:cs="Times New Roman"/>
-                <w:color w:val="000000"/>
-                <w:kern w:val="0"/>
-                <w:sz w:val="28"/>
-                <w:szCs w:val="28"/>
-                <w14:ligatures w14:val="none"/>
-              </w:rPr>
-              <w:t>1n</w:t>
-            </w:r>
-          </w:p>
-        </w:tc>
-        <w:tc>
-          <w:tcPr>
-            <w:tcW w:w="2033" w:type="dxa"/>
-            <w:hideMark/>
-          </w:tcPr>
-          <w:p>
-            <w:pPr>
-              <w:rPr>
-                <w:rFonts w:ascii="Times New Roman" w:eastAsia="Times New Roman" w:hAnsi="Times New Roman" w:cs="Times New Roman"/>
-                <w:kern w:val="0"/>
-                <w14:ligatures w14:val="none"/>
-              </w:rPr>
-            </w:pPr>
-            <w:r>
-              <w:rPr>
-                <w:rFonts w:ascii="Noto Serif CJK SC" w:eastAsia="Times New Roman" w:hAnsi="Noto Serif CJK SC" w:cs="Times New Roman"/>
-                <w:color w:val="000000"/>
-                <w:kern w:val="0"/>
-                <w:sz w:val="28"/>
-                <w:szCs w:val="28"/>
-                <w14:ligatures w14:val="none"/>
-              </w:rPr>
-              <w:t>Setup initial database</w:t>
-            </w:r>
-          </w:p>
-        </w:tc>
-        <w:tc>
-          <w:tcPr>
-            <w:tcW w:w="1764" w:type="dxa"/>
-            <w:hideMark/>
-          </w:tcPr>
-          <w:p>
-            <w:pPr>
-              <w:rPr>
-                <w:rFonts w:ascii="Times New Roman" w:eastAsia="Times New Roman" w:hAnsi="Times New Roman" w:cs="Times New Roman"/>
-                <w:kern w:val="0"/>
-                <w14:ligatures w14:val="none"/>
-              </w:rPr>
-            </w:pPr>
-            <w:r>
-              <w:rPr>
-                <w:rFonts w:ascii="Noto Serif CJK SC" w:eastAsia="Times New Roman" w:hAnsi="Noto Serif CJK SC" w:cs="Times New Roman"/>
-                <w:color w:val="000000"/>
-                <w:kern w:val="0"/>
-                <w:sz w:val="28"/>
-                <w:szCs w:val="28"/>
-                <w14:ligatures w14:val="none"/>
-              </w:rPr>
-              <w:t>Medium</w:t>
-            </w:r>
-          </w:p>
-        </w:tc>
-        <w:tc>
-          <w:tcPr>
-            <w:tcW w:w="2253" w:type="dxa"/>
-            <w:hideMark/>
-          </w:tcPr>
-          <w:p>
-            <w:pPr>
-              <w:rPr>
-                <w:rFonts w:ascii="Times New Roman" w:eastAsia="Times New Roman" w:hAnsi="Times New Roman" w:cs="Times New Roman"/>
-                <w:kern w:val="0"/>
-                <w14:ligatures w14:val="none"/>
-              </w:rPr>
-            </w:pPr>
-            <w:r>
-              <w:rPr>
-                <w:rFonts w:ascii="Noto Serif CJK SC" w:eastAsia="Times New Roman" w:hAnsi="Noto Serif CJK SC" w:cs="Times New Roman"/>
-                <w:color w:val="000000"/>
-                <w:kern w:val="0"/>
-                <w:sz w:val="28"/>
-                <w:szCs w:val="28"/>
-                <w14:ligatures w14:val="none"/>
-              </w:rPr>
-              <w:t>Complete</w:t>
-            </w:r>
-          </w:p>
-        </w:tc>
-        <w:tc>
-          <w:tcPr>
-            <w:tcW w:w="3510" w:type="dxa"/>
-            <w:hideMark/>
-          </w:tcPr>
-          <w:p>
-            <w:pPr>
-              <w:rPr>
-                <w:rFonts w:ascii="Times New Roman" w:eastAsia="Times New Roman" w:hAnsi="Times New Roman" w:cs="Times New Roman"/>
-                <w:kern w:val="0"/>
-                <w14:ligatures w14:val="none"/>
-              </w:rPr>
-            </w:pPr>
-            <w:r>
-              <w:rPr>
-                <w:rFonts w:ascii="Noto Serif CJK SC" w:eastAsia="Times New Roman" w:hAnsi="Noto Serif CJK SC" w:cs="Times New Roman"/>
-                <w:color w:val="000000"/>
-                <w:kern w:val="0"/>
-                <w:sz w:val="28"/>
-                <w:szCs w:val="28"/>
-                <w14:ligatures w14:val="none"/>
-              </w:rPr>
-              <w:t>Kyler C</w:t>
-            </w:r>
-          </w:p>
-        </w:tc>
-      </w:tr>
-      <w:tr>
-        <w:tc>
-          <w:tcPr>
-            <w:tcW w:w="605" w:type="dxa"/>
-            <w:hideMark/>
-          </w:tcPr>
-          <w:p>
-            <w:pPr>
-              <w:rPr>
-                <w:rFonts w:ascii="Times New Roman" w:eastAsia="Times New Roman" w:hAnsi="Times New Roman" w:cs="Times New Roman"/>
-                <w:kern w:val="0"/>
-                <w14:ligatures w14:val="none"/>
-              </w:rPr>
-            </w:pPr>
-            <w:r>
-              <w:rPr>
-                <w:rFonts w:ascii="Noto Serif CJK SC" w:eastAsia="Times New Roman" w:hAnsi="Noto Serif CJK SC" w:cs="Times New Roman"/>
-                <w:color w:val="000000"/>
-                <w:kern w:val="0"/>
-                <w:sz w:val="28"/>
-                <w:szCs w:val="28"/>
-                <w14:ligatures w14:val="none"/>
-              </w:rPr>
-              <w:t>1o</w:t>
-            </w:r>
-          </w:p>
-        </w:tc>
-        <w:tc>
-          <w:tcPr>
-            <w:tcW w:w="2033" w:type="dxa"/>
-            <w:hideMark/>
-          </w:tcPr>
-          <w:p>
-            <w:pPr>
-              <w:rPr>
-                <w:rFonts w:ascii="Times New Roman" w:eastAsia="Times New Roman" w:hAnsi="Times New Roman" w:cs="Times New Roman"/>
-                <w:kern w:val="0"/>
-                <w14:ligatures w14:val="none"/>
-              </w:rPr>
-            </w:pPr>
-            <w:r>
-              <w:rPr>
-                <w:rFonts w:ascii="Noto Serif CJK SC" w:eastAsia="Times New Roman" w:hAnsi="Noto Serif CJK SC" w:cs="Times New Roman"/>
-                <w:color w:val="000000"/>
-                <w:kern w:val="0"/>
-                <w:sz w:val="28"/>
-                <w:szCs w:val="28"/>
-                <w14:ligatures w14:val="none"/>
-              </w:rPr>
-              <w:t>Create initial mapping pins</w:t>
-            </w:r>
-          </w:p>
-        </w:tc>
-        <w:tc>
-          <w:tcPr>
-            <w:tcW w:w="1764" w:type="dxa"/>
-            <w:hideMark/>
-          </w:tcPr>
-          <w:p>
-            <w:pPr>
-              <w:rPr>
-                <w:rFonts w:ascii="Times New Roman" w:eastAsia="Times New Roman" w:hAnsi="Times New Roman" w:cs="Times New Roman"/>
-                <w:kern w:val="0"/>
-                <w14:ligatures w14:val="none"/>
-              </w:rPr>
-            </w:pPr>
-            <w:r>
-              <w:rPr>
-                <w:rFonts w:ascii="Noto Serif CJK SC" w:eastAsia="Times New Roman" w:hAnsi="Noto Serif CJK SC" w:cs="Times New Roman"/>
-                <w:color w:val="000000"/>
-                <w:kern w:val="0"/>
-                <w:sz w:val="28"/>
-                <w:szCs w:val="28"/>
-                <w14:ligatures w14:val="none"/>
-              </w:rPr>
-              <w:t>Medium</w:t>
-            </w:r>
-          </w:p>
-        </w:tc>
-        <w:tc>
-          <w:tcPr>
-            <w:tcW w:w="2253" w:type="dxa"/>
-            <w:hideMark/>
-          </w:tcPr>
-          <w:p>
-            <w:pPr>
-              <w:rPr>
-                <w:rFonts w:ascii="Times New Roman" w:eastAsia="Times New Roman" w:hAnsi="Times New Roman" w:cs="Times New Roman"/>
-                <w:kern w:val="0"/>
-                <w14:ligatures w14:val="none"/>
-              </w:rPr>
-            </w:pPr>
-            <w:r>
-              <w:rPr>
-                <w:rFonts w:ascii="Noto Serif CJK SC" w:eastAsia="Times New Roman" w:hAnsi="Noto Serif CJK SC" w:cs="Times New Roman"/>
-                <w:color w:val="000000"/>
-                <w:kern w:val="0"/>
-                <w:sz w:val="28"/>
-                <w:szCs w:val="28"/>
-                <w14:ligatures w14:val="none"/>
-              </w:rPr>
-              <w:t>Complete</w:t>
-            </w:r>
-          </w:p>
-        </w:tc>
-        <w:tc>
-          <w:tcPr>
-            <w:tcW w:w="3510" w:type="dxa"/>
-            <w:hideMark/>
-          </w:tcPr>
-          <w:p>
-            <w:pPr>
-              <w:rPr>
-                <w:rFonts w:ascii="Times New Roman" w:eastAsia="Times New Roman" w:hAnsi="Times New Roman" w:cs="Times New Roman"/>
-                <w:kern w:val="0"/>
-                <w14:ligatures w14:val="none"/>
-              </w:rPr>
-            </w:pPr>
-            <w:r>
-              <w:rPr>
-                <w:rFonts w:ascii="Noto Serif CJK SC" w:eastAsia="Times New Roman" w:hAnsi="Noto Serif CJK SC" w:cs="Times New Roman"/>
-                <w:color w:val="000000"/>
-                <w:kern w:val="0"/>
-                <w:sz w:val="28"/>
-                <w:szCs w:val="28"/>
-                <w14:ligatures w14:val="none"/>
-              </w:rPr>
-              <w:t>Eric P</w:t>
-            </w:r>
-          </w:p>
-        </w:tc>
-      </w:tr>
-      <w:tr>
-        <w:tc>
-          <w:tcPr>
-            <w:tcW w:w="605" w:type="dxa"/>
-            <w:hideMark/>
-          </w:tcPr>
-          <w:p>
-            <w:pPr>
-              <w:rPr>
-                <w:rFonts w:ascii="Times New Roman" w:eastAsia="Times New Roman" w:hAnsi="Times New Roman" w:cs="Times New Roman"/>
-                <w:kern w:val="0"/>
-                <w14:ligatures w14:val="none"/>
-              </w:rPr>
-            </w:pPr>
-            <w:r>
-              <w:rPr>
-                <w:rFonts w:ascii="Noto Serif CJK SC" w:eastAsia="Times New Roman" w:hAnsi="Noto Serif CJK SC" w:cs="Times New Roman"/>
-                <w:color w:val="000000"/>
-                <w:kern w:val="0"/>
-                <w:sz w:val="28"/>
-                <w:szCs w:val="28"/>
-                <w14:ligatures w14:val="none"/>
-              </w:rPr>
-              <w:t>1p</w:t>
-            </w:r>
-          </w:p>
-        </w:tc>
-        <w:tc>
-          <w:tcPr>
-            <w:tcW w:w="2033" w:type="dxa"/>
-            <w:hideMark/>
-          </w:tcPr>
-          <w:p>
-            <w:pPr>
-              <w:rPr>
-                <w:rFonts w:ascii="Times New Roman" w:eastAsia="Times New Roman" w:hAnsi="Times New Roman" w:cs="Times New Roman"/>
-                <w:kern w:val="0"/>
-                <w14:ligatures w14:val="none"/>
-              </w:rPr>
-            </w:pPr>
-            <w:r>
-              <w:rPr>
-                <w:rFonts w:ascii="Noto Serif CJK SC" w:eastAsia="Times New Roman" w:hAnsi="Noto Serif CJK SC" w:cs="Times New Roman"/>
-                <w:color w:val="000000"/>
-                <w:kern w:val="0"/>
-                <w:sz w:val="28"/>
-                <w:szCs w:val="28"/>
-                <w14:ligatures w14:val="none"/>
-              </w:rPr>
-              <w:t>Create dummy data for the first sprint</w:t>
-            </w:r>
-          </w:p>
-        </w:tc>
-        <w:tc>
-          <w:tcPr>
-            <w:tcW w:w="1764" w:type="dxa"/>
-            <w:hideMark/>
-          </w:tcPr>
-          <w:p>
-            <w:pPr>
-              <w:rPr>
-                <w:rFonts w:ascii="Times New Roman" w:eastAsia="Times New Roman" w:hAnsi="Times New Roman" w:cs="Times New Roman"/>
-                <w:kern w:val="0"/>
-                <w14:ligatures w14:val="none"/>
-              </w:rPr>
-            </w:pPr>
-            <w:r>
-              <w:rPr>
-                <w:rFonts w:ascii="Noto Serif CJK SC" w:eastAsia="Times New Roman" w:hAnsi="Noto Serif CJK SC" w:cs="Times New Roman"/>
-                <w:color w:val="000000"/>
-                <w:kern w:val="0"/>
-                <w:sz w:val="28"/>
-                <w:szCs w:val="28"/>
-                <w14:ligatures w14:val="none"/>
-              </w:rPr>
-              <w:t>Medium</w:t>
-            </w:r>
-          </w:p>
-        </w:tc>
-        <w:tc>
-          <w:tcPr>
-            <w:tcW w:w="2253" w:type="dxa"/>
-            <w:hideMark/>
-          </w:tcPr>
-          <w:p>
-            <w:pPr>
-              <w:rPr>
-                <w:rFonts w:ascii="Times New Roman" w:eastAsia="Times New Roman" w:hAnsi="Times New Roman" w:cs="Times New Roman"/>
-                <w:kern w:val="0"/>
-                <w14:ligatures w14:val="none"/>
-              </w:rPr>
-            </w:pPr>
-            <w:r>
-              <w:rPr>
-                <w:rFonts w:ascii="Noto Serif CJK SC" w:eastAsia="Times New Roman" w:hAnsi="Noto Serif CJK SC" w:cs="Times New Roman"/>
-                <w:color w:val="000000"/>
-                <w:kern w:val="0"/>
-                <w:sz w:val="28"/>
-                <w:szCs w:val="28"/>
-                <w14:ligatures w14:val="none"/>
-              </w:rPr>
-              <w:t>Complete</w:t>
-            </w:r>
-          </w:p>
-        </w:tc>
-        <w:tc>
-          <w:tcPr>
-            <w:tcW w:w="3510" w:type="dxa"/>
-            <w:hideMark/>
-          </w:tcPr>
-          <w:p>
-            <w:pPr>
-              <w:rPr>
-                <w:rFonts w:ascii="Times New Roman" w:eastAsia="Times New Roman" w:hAnsi="Times New Roman" w:cs="Times New Roman"/>
-                <w:kern w:val="0"/>
-                <w14:ligatures w14:val="none"/>
-              </w:rPr>
-            </w:pPr>
-            <w:r>
-              <w:rPr>
-                <w:rFonts w:ascii="Noto Serif CJK SC" w:eastAsia="Times New Roman" w:hAnsi="Noto Serif CJK SC" w:cs="Times New Roman"/>
-                <w:color w:val="000000"/>
-                <w:kern w:val="0"/>
-                <w:sz w:val="28"/>
-                <w:szCs w:val="28"/>
-                <w14:ligatures w14:val="none"/>
-              </w:rPr>
-              <w:t>Thomas R</w:t>
-            </w:r>
-          </w:p>
-        </w:tc>
-      </w:tr>
-      <w:tr>
-        <w:tc>
-          <w:tcPr>
-            <w:tcW w:w="605" w:type="dxa"/>
-            <w:hideMark/>
-          </w:tcPr>
-          <w:p>
-            <w:pPr>
-              <w:rPr>
-                <w:rFonts w:ascii="Times New Roman" w:eastAsia="Times New Roman" w:hAnsi="Times New Roman" w:cs="Times New Roman"/>
-                <w:kern w:val="0"/>
-                <w14:ligatures w14:val="none"/>
-              </w:rPr>
-            </w:pPr>
-            <w:r>
-              <w:rPr>
-                <w:rFonts w:ascii="Noto Serif CJK SC" w:eastAsia="Times New Roman" w:hAnsi="Noto Serif CJK SC" w:cs="Times New Roman"/>
-                <w:color w:val="000000"/>
-                <w:kern w:val="0"/>
-                <w:sz w:val="28"/>
-                <w:szCs w:val="28"/>
-                <w14:ligatures w14:val="none"/>
-              </w:rPr>
-              <w:t>1r</w:t>
-            </w:r>
-          </w:p>
-        </w:tc>
-        <w:tc>
-          <w:tcPr>
-            <w:tcW w:w="2033" w:type="dxa"/>
-            <w:hideMark/>
-          </w:tcPr>
-          <w:p>
-            <w:pPr>
-              <w:rPr>
-                <w:rFonts w:ascii="Times New Roman" w:eastAsia="Times New Roman" w:hAnsi="Times New Roman" w:cs="Times New Roman"/>
-                <w:kern w:val="0"/>
-                <w14:ligatures w14:val="none"/>
-              </w:rPr>
-            </w:pPr>
-            <w:r>
-              <w:rPr>
-                <w:rFonts w:ascii="Noto Serif CJK SC" w:eastAsia="Times New Roman" w:hAnsi="Noto Serif CJK SC" w:cs="Times New Roman"/>
-                <w:color w:val="000000"/>
-                <w:kern w:val="0"/>
-                <w:sz w:val="28"/>
-                <w:szCs w:val="28"/>
-                <w14:ligatures w14:val="none"/>
-              </w:rPr>
-              <w:t>Record demo video</w:t>
-            </w:r>
-          </w:p>
-        </w:tc>
-        <w:tc>
-          <w:tcPr>
-            <w:tcW w:w="1764" w:type="dxa"/>
-            <w:hideMark/>
-          </w:tcPr>
-          <w:p>
-            <w:pPr>
-              <w:rPr>
-                <w:rFonts w:ascii="Times New Roman" w:eastAsia="Times New Roman" w:hAnsi="Times New Roman" w:cs="Times New Roman"/>
-                <w:kern w:val="0"/>
-                <w14:ligatures w14:val="none"/>
-              </w:rPr>
-            </w:pPr>
-            <w:r>
-              <w:rPr>
-                <w:rFonts w:ascii="Noto Serif CJK SC" w:eastAsia="Times New Roman" w:hAnsi="Noto Serif CJK SC" w:cs="Times New Roman"/>
-                <w:color w:val="000000"/>
-                <w:kern w:val="0"/>
-                <w:sz w:val="28"/>
-                <w:szCs w:val="28"/>
-                <w14:ligatures w14:val="none"/>
-              </w:rPr>
-              <w:t>Medium</w:t>
-            </w:r>
-          </w:p>
-        </w:tc>
-        <w:tc>
-          <w:tcPr>
-            <w:tcW w:w="2253" w:type="dxa"/>
-            <w:hideMark/>
-          </w:tcPr>
-          <w:p>
-            <w:pPr>
-              <w:rPr>
-                <w:rFonts w:ascii="Times New Roman" w:eastAsia="Times New Roman" w:hAnsi="Times New Roman" w:cs="Times New Roman"/>
-                <w:kern w:val="0"/>
-                <w14:ligatures w14:val="none"/>
-              </w:rPr>
-            </w:pPr>
-            <w:r>
-              <w:rPr>
-                <w:rFonts w:ascii="Noto Serif CJK SC" w:eastAsia="Times New Roman" w:hAnsi="Noto Serif CJK SC" w:cs="Times New Roman"/>
-                <w:color w:val="000000"/>
-                <w:kern w:val="0"/>
-                <w:sz w:val="28"/>
-                <w:szCs w:val="28"/>
-                <w14:ligatures w14:val="none"/>
-              </w:rPr>
-              <w:t>Complete</w:t>
-            </w:r>
-          </w:p>
-        </w:tc>
-        <w:tc>
-          <w:tcPr>
-            <w:tcW w:w="3510" w:type="dxa"/>
-            <w:hideMark/>
-          </w:tcPr>
-          <w:p>
-            <w:pPr>
-              <w:rPr>
-                <w:rFonts w:ascii="Times New Roman" w:eastAsia="Times New Roman" w:hAnsi="Times New Roman" w:cs="Times New Roman"/>
-                <w:kern w:val="0"/>
-                <w14:ligatures w14:val="none"/>
-              </w:rPr>
-            </w:pPr>
-            <w:r>
-              <w:rPr>
-                <w:rFonts w:ascii="Noto Serif CJK SC" w:eastAsia="Times New Roman" w:hAnsi="Noto Serif CJK SC" w:cs="Times New Roman"/>
-                <w:color w:val="000000"/>
-                <w:kern w:val="0"/>
-                <w:sz w:val="28"/>
-                <w:szCs w:val="28"/>
-                <w14:ligatures w14:val="none"/>
-              </w:rPr>
-              <w:t>Kyler C</w:t>
-            </w:r>
-          </w:p>
-        </w:tc>
-      </w:tr>
-      <w:tr>
-        <w:tc>
-          <w:tcPr>
-            <w:tcW w:w="605" w:type="dxa"/>
-            <w:hideMark/>
-          </w:tcPr>
-          <w:p>
-            <w:pPr>
-              <w:rPr>
-                <w:rFonts w:ascii="Times New Roman" w:eastAsia="Times New Roman" w:hAnsi="Times New Roman" w:cs="Times New Roman"/>
-                <w:kern w:val="0"/>
-                <w14:ligatures w14:val="none"/>
-              </w:rPr>
-            </w:pPr>
-            <w:r>
-              <w:rPr>
-                <w:rFonts w:ascii="Noto Serif CJK SC" w:eastAsia="Times New Roman" w:hAnsi="Noto Serif CJK SC" w:cs="Times New Roman"/>
-                <w:color w:val="000000"/>
-                <w:kern w:val="0"/>
-                <w:sz w:val="28"/>
-                <w:szCs w:val="28"/>
-                <w14:ligatures w14:val="none"/>
-              </w:rPr>
-              <w:t>1q</w:t>
-            </w:r>
-          </w:p>
-        </w:tc>
-        <w:tc>
-          <w:tcPr>
-            <w:tcW w:w="2033" w:type="dxa"/>
-            <w:hideMark/>
-          </w:tcPr>
-          <w:p>
-            <w:pPr>
-              <w:rPr>
-                <w:rFonts w:ascii="Times New Roman" w:eastAsia="Times New Roman" w:hAnsi="Times New Roman" w:cs="Times New Roman"/>
-                <w:kern w:val="0"/>
-                <w14:ligatures w14:val="none"/>
-              </w:rPr>
-            </w:pPr>
-            <w:r>
-              <w:rPr>
-                <w:rFonts w:ascii="Noto Serif CJK SC" w:eastAsia="Times New Roman" w:hAnsi="Noto Serif CJK SC" w:cs="Times New Roman"/>
-                <w:color w:val="000000"/>
-                <w:kern w:val="0"/>
-                <w:sz w:val="28"/>
-                <w:szCs w:val="28"/>
-                <w14:ligatures w14:val="none"/>
-              </w:rPr>
-              <w:t>Wrap up documentation for sprint 1 and submit</w:t>
-            </w:r>
-          </w:p>
-        </w:tc>
-        <w:tc>
-          <w:tcPr>
-            <w:tcW w:w="1764" w:type="dxa"/>
-            <w:hideMark/>
-          </w:tcPr>
-          <w:p>
-            <w:pPr>
-              <w:rPr>
-                <w:rFonts w:ascii="Times New Roman" w:eastAsia="Times New Roman" w:hAnsi="Times New Roman" w:cs="Times New Roman"/>
-                <w:kern w:val="0"/>
-                <w14:ligatures w14:val="none"/>
-              </w:rPr>
-            </w:pPr>
-            <w:r>
-              <w:rPr>
-                <w:rFonts w:ascii="Noto Serif CJK SC" w:eastAsia="Times New Roman" w:hAnsi="Noto Serif CJK SC" w:cs="Times New Roman"/>
-                <w:color w:val="000000"/>
-                <w:kern w:val="0"/>
-                <w:sz w:val="28"/>
-                <w:szCs w:val="28"/>
-                <w14:ligatures w14:val="none"/>
-              </w:rPr>
-              <w:t>High</w:t>
-            </w:r>
-          </w:p>
-        </w:tc>
-        <w:tc>
-          <w:tcPr>
-            <w:tcW w:w="2253" w:type="dxa"/>
-            <w:hideMark/>
-          </w:tcPr>
-          <w:p>
-            <w:pPr>
-              <w:rPr>
-                <w:rFonts w:ascii="Times New Roman" w:eastAsia="Times New Roman" w:hAnsi="Times New Roman" w:cs="Times New Roman"/>
-                <w:kern w:val="0"/>
-                <w14:ligatures w14:val="none"/>
-              </w:rPr>
-            </w:pPr>
-            <w:r>
-              <w:rPr>
-                <w:rFonts w:ascii="Noto Serif CJK SC" w:eastAsia="Times New Roman" w:hAnsi="Noto Serif CJK SC" w:cs="Times New Roman"/>
-                <w:color w:val="000000"/>
-                <w:kern w:val="0"/>
-                <w:sz w:val="28"/>
-                <w:szCs w:val="28"/>
-                <w14:ligatures w14:val="none"/>
-              </w:rPr>
-              <w:t>Complete</w:t>
-            </w:r>
-          </w:p>
-        </w:tc>
-        <w:tc>
-          <w:tcPr>
-            <w:tcW w:w="3510" w:type="dxa"/>
-            <w:hideMark/>
-          </w:tcPr>
-          <w:p>
-            <w:pPr>
-              <w:rPr>
-                <w:rFonts w:ascii="Times New Roman" w:eastAsia="Times New Roman" w:hAnsi="Times New Roman" w:cs="Times New Roman"/>
-                <w:kern w:val="0"/>
-                <w14:ligatures w14:val="none"/>
-              </w:rPr>
-            </w:pPr>
-            <w:r>
-              <w:rPr>
-                <w:rFonts w:ascii="Noto Serif CJK SC" w:eastAsia="Times New Roman" w:hAnsi="Noto Serif CJK SC" w:cs="Times New Roman"/>
-                <w:color w:val="000000"/>
-                <w:kern w:val="0"/>
-                <w:sz w:val="28"/>
-                <w:szCs w:val="28"/>
-                <w14:ligatures w14:val="none"/>
-              </w:rPr>
-              <w:t>Eric P</w:t>
-            </w:r>
-          </w:p>
-        </w:tc>
-      </w:tr>
-      <w:tr>
-        <w:tc>
-          <w:tcPr>
-            <w:tcW w:w="605" w:type="dxa"/>
-            <w:hideMark/>
-          </w:tcPr>
-          <w:p>
-            <w:pPr>
-              <w:rPr>
-                <w:rFonts w:ascii="Times New Roman" w:eastAsia="Times New Roman" w:hAnsi="Times New Roman" w:cs="Times New Roman"/>
-                <w:kern w:val="0"/>
-                <w14:ligatures w14:val="none"/>
-              </w:rPr>
-            </w:pPr>
-          </w:p>
-        </w:tc>
-        <w:tc>
-          <w:tcPr>
-            <w:tcW w:w="2033" w:type="dxa"/>
-            <w:hideMark/>
-          </w:tcPr>
-          <w:p>
-            <w:pPr>
-              <w:rPr>
-                <w:rFonts w:ascii="Times New Roman" w:eastAsia="Times New Roman" w:hAnsi="Times New Roman" w:cs="Times New Roman"/>
-                <w:kern w:val="0"/>
-                <w:sz w:val="20"/>
-                <w:szCs w:val="20"/>
-                <w14:ligatures w14:val="none"/>
-              </w:rPr>
-            </w:pPr>
-          </w:p>
-        </w:tc>
-        <w:tc>
-          <w:tcPr>
-            <w:tcW w:w="1764" w:type="dxa"/>
-            <w:hideMark/>
-          </w:tcPr>
-          <w:p>
-            <w:pPr>
-              <w:rPr>
-                <w:rFonts w:ascii="Times New Roman" w:eastAsia="Times New Roman" w:hAnsi="Times New Roman" w:cs="Times New Roman"/>
-                <w:kern w:val="0"/>
-                <w:sz w:val="20"/>
-                <w:szCs w:val="20"/>
-                <w14:ligatures w14:val="none"/>
-              </w:rPr>
-            </w:pPr>
-          </w:p>
-        </w:tc>
-        <w:tc>
-          <w:tcPr>
-            <w:tcW w:w="2253" w:type="dxa"/>
-            <w:hideMark/>
-          </w:tcPr>
-          <w:p>
-            <w:pPr>
-              <w:rPr>
-                <w:rFonts w:ascii="Times New Roman" w:eastAsia="Times New Roman" w:hAnsi="Times New Roman" w:cs="Times New Roman"/>
-                <w:kern w:val="0"/>
-                <w:sz w:val="20"/>
-                <w:szCs w:val="20"/>
-                <w14:ligatures w14:val="none"/>
-              </w:rPr>
-            </w:pPr>
-          </w:p>
-        </w:tc>
-        <w:tc>
-          <w:tcPr>
-            <w:tcW w:w="3510" w:type="dxa"/>
-            <w:hideMark/>
-          </w:tcPr>
-          <w:p>
-            <w:pPr>
-              <w:rPr>
-                <w:rFonts w:ascii="Times New Roman" w:eastAsia="Times New Roman" w:hAnsi="Times New Roman" w:cs="Times New Roman"/>
-                <w:kern w:val="0"/>
-                <w:sz w:val="20"/>
-                <w:szCs w:val="20"/>
-                <w14:ligatures w14:val="none"/>
-              </w:rPr>
-            </w:pPr>
-          </w:p>
-        </w:tc>
-      </w:tr>
-    </w:tbl>
-    <w:p>
-      <w:pPr>
-        <w:spacing w:after="0" w:line="240" w:lineRule="auto"/>
-        <w:rPr>
-          <w:rFonts w:ascii="Times New Roman" w:eastAsia="Times New Roman" w:hAnsi="Times New Roman" w:cs="Times New Roman"/>
-          <w:kern w:val="0"/>
-          <w14:ligatures w14:val="none"/>
-        </w:rPr>
-      </w:pPr>
-      <w:r>
-        <w:rPr>
-          <w:rFonts w:ascii="Noto Serif CJK SC" w:eastAsia="Times New Roman" w:hAnsi="Noto Serif CJK SC" w:cs="Times New Roman"/>
-          <w:color w:val="000000"/>
-          <w:kern w:val="0"/>
-          <w:sz w:val="32"/>
-          <w:szCs w:val="32"/>
-          <w14:ligatures w14:val="none"/>
-        </w:rPr>
-        <w:t>Backlog Sprint 2:</w:t>
-      </w:r>
-    </w:p>
-    <w:tbl>
-      <w:tblPr>
-        <w:tblStyle w:val="TableGrid"/>
-        <w:tblW w:w="10165" w:type="dxa"/>
-        <w:tblLook w:val="04A0" w:firstRow="1" w:lastRow="0" w:firstColumn="1" w:lastColumn="0" w:noHBand="0" w:noVBand="1"/>
-      </w:tblPr>
-      <w:tblGrid>
-        <w:gridCol w:w="529"/>
-        <w:gridCol w:w="1959"/>
-        <w:gridCol w:w="1233"/>
-        <w:gridCol w:w="1356"/>
-        <w:gridCol w:w="5088"/>
-      </w:tblGrid>
-      <w:tr>
-        <w:tc>
-          <w:tcPr>
-            <w:tcW w:w="529" w:type="dxa"/>
-            <w:hideMark/>
-          </w:tcPr>
-          <w:p>
-            <w:pPr>
-              <w:rPr>
-                <w:rFonts w:ascii="Times New Roman" w:eastAsia="Times New Roman" w:hAnsi="Times New Roman" w:cs="Times New Roman"/>
-                <w:kern w:val="0"/>
-                <w14:ligatures w14:val="none"/>
-              </w:rPr>
-            </w:pPr>
-            <w:r>
-              <w:rPr>
-                <w:rFonts w:ascii="Noto Serif CJK SC" w:eastAsia="Times New Roman" w:hAnsi="Noto Serif CJK SC" w:cs="Times New Roman"/>
-                <w:b/>
-                <w:bCs/>
-                <w:color w:val="000000"/>
-                <w:kern w:val="0"/>
-                <w:sz w:val="28"/>
-                <w:szCs w:val="28"/>
-                <w14:ligatures w14:val="none"/>
-              </w:rPr>
-              <w:t>ID</w:t>
-            </w:r>
-          </w:p>
-        </w:tc>
-        <w:tc>
-          <w:tcPr>
-            <w:tcW w:w="1959" w:type="dxa"/>
-            <w:hideMark/>
-          </w:tcPr>
-          <w:p>
-            <w:pPr>
-              <w:rPr>
-                <w:rFonts w:ascii="Times New Roman" w:eastAsia="Times New Roman" w:hAnsi="Times New Roman" w:cs="Times New Roman"/>
-                <w:kern w:val="0"/>
-                <w14:ligatures w14:val="none"/>
-              </w:rPr>
-            </w:pPr>
-            <w:r>
-              <w:rPr>
-                <w:rFonts w:ascii="Noto Serif CJK SC" w:eastAsia="Times New Roman" w:hAnsi="Noto Serif CJK SC" w:cs="Times New Roman"/>
-                <w:b/>
-                <w:bCs/>
-                <w:color w:val="000000"/>
-                <w:kern w:val="0"/>
-                <w:sz w:val="28"/>
-                <w:szCs w:val="28"/>
-                <w14:ligatures w14:val="none"/>
-              </w:rPr>
-              <w:t>Task</w:t>
-            </w:r>
-          </w:p>
-        </w:tc>
-        <w:tc>
-          <w:tcPr>
-            <w:tcW w:w="1233" w:type="dxa"/>
-            <w:hideMark/>
-          </w:tcPr>
-          <w:p>
-            <w:pPr>
-              <w:rPr>
-                <w:rFonts w:ascii="Times New Roman" w:eastAsia="Times New Roman" w:hAnsi="Times New Roman" w:cs="Times New Roman"/>
-                <w:kern w:val="0"/>
-                <w14:ligatures w14:val="none"/>
-              </w:rPr>
-            </w:pPr>
-            <w:r>
-              <w:rPr>
-                <w:rFonts w:ascii="Noto Serif CJK SC" w:eastAsia="Times New Roman" w:hAnsi="Noto Serif CJK SC" w:cs="Times New Roman"/>
-                <w:b/>
-                <w:bCs/>
-                <w:color w:val="000000"/>
-                <w:kern w:val="0"/>
-                <w:sz w:val="28"/>
-                <w:szCs w:val="28"/>
-                <w14:ligatures w14:val="none"/>
-              </w:rPr>
-              <w:t>Priority</w:t>
-            </w:r>
-          </w:p>
-        </w:tc>
-        <w:tc>
-          <w:tcPr>
-            <w:tcW w:w="1356" w:type="dxa"/>
-            <w:hideMark/>
-          </w:tcPr>
-          <w:p>
-            <w:pPr>
-              <w:rPr>
-                <w:rFonts w:ascii="Times New Roman" w:eastAsia="Times New Roman" w:hAnsi="Times New Roman" w:cs="Times New Roman"/>
-                <w:kern w:val="0"/>
-                <w14:ligatures w14:val="none"/>
-              </w:rPr>
-            </w:pPr>
-            <w:r>
-              <w:rPr>
-                <w:rFonts w:ascii="Noto Serif CJK SC" w:eastAsia="Times New Roman" w:hAnsi="Noto Serif CJK SC" w:cs="Times New Roman"/>
-                <w:b/>
-                <w:bCs/>
-                <w:color w:val="000000"/>
-                <w:kern w:val="0"/>
-                <w:sz w:val="28"/>
-                <w:szCs w:val="28"/>
-                <w14:ligatures w14:val="none"/>
-              </w:rPr>
-              <w:t>Status</w:t>
-            </w:r>
-          </w:p>
-        </w:tc>
-        <w:tc>
-          <w:tcPr>
-            <w:tcW w:w="5088" w:type="dxa"/>
-            <w:hideMark/>
-          </w:tcPr>
-          <w:p>
-            <w:pPr>
-              <w:rPr>
-                <w:rFonts w:ascii="Times New Roman" w:eastAsia="Times New Roman" w:hAnsi="Times New Roman" w:cs="Times New Roman"/>
-                <w:kern w:val="0"/>
-                <w14:ligatures w14:val="none"/>
-              </w:rPr>
-            </w:pPr>
-            <w:r>
-              <w:rPr>
-                <w:rFonts w:ascii="Noto Serif CJK SC" w:eastAsia="Times New Roman" w:hAnsi="Noto Serif CJK SC" w:cs="Times New Roman"/>
-                <w:b/>
-                <w:bCs/>
-                <w:color w:val="000000"/>
-                <w:kern w:val="0"/>
-                <w:sz w:val="28"/>
-                <w:szCs w:val="28"/>
-                <w14:ligatures w14:val="none"/>
-              </w:rPr>
-              <w:t>Assigned To</w:t>
-            </w:r>
-          </w:p>
-        </w:tc>
-      </w:tr>
-      <w:tr>
-        <w:tc>
-          <w:tcPr>
-            <w:tcW w:w="529" w:type="dxa"/>
-            <w:hideMark/>
-          </w:tcPr>
-          <w:p>
-            <w:pPr>
-              <w:rPr>
-                <w:rFonts w:ascii="Times New Roman" w:eastAsia="Times New Roman" w:hAnsi="Times New Roman" w:cs="Times New Roman"/>
-                <w:kern w:val="0"/>
-                <w14:ligatures w14:val="none"/>
-              </w:rPr>
-            </w:pPr>
-            <w:r>
-              <w:rPr>
-                <w:rFonts w:ascii="Noto Serif CJK SC" w:eastAsia="Times New Roman" w:hAnsi="Noto Serif CJK SC" w:cs="Times New Roman"/>
-                <w:color w:val="000000"/>
-                <w:kern w:val="0"/>
-                <w:sz w:val="28"/>
-                <w:szCs w:val="28"/>
-                <w14:ligatures w14:val="none"/>
-              </w:rPr>
-              <w:lastRenderedPageBreak/>
-              <w:t>2a</w:t>
-            </w:r>
-          </w:p>
-        </w:tc>
-        <w:tc>
-          <w:tcPr>
-            <w:tcW w:w="1959" w:type="dxa"/>
-            <w:hideMark/>
-          </w:tcPr>
-          <w:p>
-            <w:pPr>
-              <w:rPr>
-                <w:rFonts w:ascii="Times New Roman" w:eastAsia="Times New Roman" w:hAnsi="Times New Roman" w:cs="Times New Roman"/>
-                <w:kern w:val="0"/>
-                <w14:ligatures w14:val="none"/>
-              </w:rPr>
-            </w:pPr>
-            <w:r>
-              <w:rPr>
-                <w:rFonts w:ascii="Noto Serif CJK SC" w:eastAsia="Times New Roman" w:hAnsi="Noto Serif CJK SC" w:cs="Times New Roman"/>
-                <w:color w:val="000000"/>
-                <w:kern w:val="0"/>
-                <w:sz w:val="28"/>
-                <w:szCs w:val="28"/>
-                <w14:ligatures w14:val="none"/>
-              </w:rPr>
-              <w:t>Additional Fixes to Sprint 1 (as we learn new requirements)</w:t>
-            </w:r>
-          </w:p>
-        </w:tc>
-        <w:tc>
-          <w:tcPr>
-            <w:tcW w:w="1233" w:type="dxa"/>
-            <w:hideMark/>
-          </w:tcPr>
-          <w:p>
-            <w:pPr>
-              <w:rPr>
-                <w:rFonts w:ascii="Times New Roman" w:eastAsia="Times New Roman" w:hAnsi="Times New Roman" w:cs="Times New Roman"/>
-                <w:kern w:val="0"/>
-                <w14:ligatures w14:val="none"/>
-              </w:rPr>
-            </w:pPr>
-            <w:r>
-              <w:rPr>
-                <w:rFonts w:ascii="Noto Serif CJK SC" w:eastAsia="Times New Roman" w:hAnsi="Noto Serif CJK SC" w:cs="Times New Roman"/>
-                <w:color w:val="000000"/>
-                <w:kern w:val="0"/>
-                <w:sz w:val="28"/>
-                <w:szCs w:val="28"/>
-                <w14:ligatures w14:val="none"/>
-              </w:rPr>
-              <w:t>High</w:t>
-            </w:r>
-          </w:p>
-        </w:tc>
-        <w:tc>
-          <w:tcPr>
-            <w:tcW w:w="1356" w:type="dxa"/>
-            <w:hideMark/>
-          </w:tcPr>
-          <w:p>
-            <w:pPr>
-              <w:rPr>
-                <w:rFonts w:ascii="Times New Roman" w:eastAsia="Times New Roman" w:hAnsi="Times New Roman" w:cs="Times New Roman"/>
-                <w:kern w:val="0"/>
-                <w14:ligatures w14:val="none"/>
-              </w:rPr>
-            </w:pPr>
-            <w:r>
-              <w:rPr>
-                <w:rFonts w:ascii="Noto Serif CJK SC" w:eastAsia="Times New Roman" w:hAnsi="Noto Serif CJK SC" w:cs="Times New Roman"/>
-                <w:color w:val="000000"/>
-                <w:kern w:val="0"/>
-                <w:sz w:val="28"/>
-                <w:szCs w:val="28"/>
-                <w14:ligatures w14:val="none"/>
-              </w:rPr>
-              <w:t>Complete</w:t>
-            </w:r>
-          </w:p>
-        </w:tc>
-        <w:tc>
-          <w:tcPr>
-            <w:tcW w:w="5088" w:type="dxa"/>
-            <w:hideMark/>
-          </w:tcPr>
-          <w:p>
-            <w:pPr>
-              <w:rPr>
-                <w:rFonts w:ascii="Times New Roman" w:eastAsia="Times New Roman" w:hAnsi="Times New Roman" w:cs="Times New Roman"/>
-                <w:kern w:val="0"/>
-                <w14:ligatures w14:val="none"/>
-              </w:rPr>
-            </w:pPr>
-            <w:r>
-              <w:rPr>
-                <w:rFonts w:ascii="Noto Serif CJK SC" w:eastAsia="Times New Roman" w:hAnsi="Noto Serif CJK SC" w:cs="Times New Roman"/>
-                <w:color w:val="000000"/>
-                <w:kern w:val="0"/>
-                <w:sz w:val="28"/>
-                <w:szCs w:val="28"/>
-                <w14:ligatures w14:val="none"/>
-              </w:rPr>
-              <w:t>Eric P, Nate C</w:t>
-            </w:r>
-          </w:p>
-        </w:tc>
-      </w:tr>
-      <w:tr>
-        <w:tc>
-          <w:tcPr>
-            <w:tcW w:w="529" w:type="dxa"/>
-            <w:hideMark/>
-          </w:tcPr>
-          <w:p>
-            <w:pPr>
-              <w:rPr>
-                <w:rFonts w:ascii="Times New Roman" w:eastAsia="Times New Roman" w:hAnsi="Times New Roman" w:cs="Times New Roman"/>
-                <w:kern w:val="0"/>
-                <w14:ligatures w14:val="none"/>
-              </w:rPr>
-            </w:pPr>
-            <w:r>
-              <w:rPr>
-                <w:rFonts w:ascii="Noto Serif CJK SC" w:eastAsia="Times New Roman" w:hAnsi="Noto Serif CJK SC" w:cs="Times New Roman"/>
-                <w:color w:val="000000"/>
-                <w:kern w:val="0"/>
-                <w:sz w:val="28"/>
-                <w:szCs w:val="28"/>
-                <w14:ligatures w14:val="none"/>
-              </w:rPr>
-              <w:t>2b</w:t>
-            </w:r>
-          </w:p>
-        </w:tc>
-        <w:tc>
-          <w:tcPr>
-            <w:tcW w:w="1959" w:type="dxa"/>
-            <w:hideMark/>
-          </w:tcPr>
-          <w:p>
-            <w:pPr>
-              <w:rPr>
-                <w:rFonts w:ascii="Times New Roman" w:eastAsia="Times New Roman" w:hAnsi="Times New Roman" w:cs="Times New Roman"/>
-                <w:kern w:val="0"/>
-                <w14:ligatures w14:val="none"/>
-              </w:rPr>
-            </w:pPr>
-            <w:r>
-              <w:rPr>
-                <w:rFonts w:ascii="Noto Serif CJK SC" w:eastAsia="Times New Roman" w:hAnsi="Noto Serif CJK SC" w:cs="Times New Roman"/>
-                <w:color w:val="000000"/>
-                <w:kern w:val="0"/>
-                <w:sz w:val="28"/>
-                <w:szCs w:val="28"/>
-                <w14:ligatures w14:val="none"/>
-              </w:rPr>
-              <w:t>Route API to show station pricing</w:t>
-            </w:r>
-          </w:p>
-        </w:tc>
-        <w:tc>
-          <w:tcPr>
-            <w:tcW w:w="1233" w:type="dxa"/>
-            <w:hideMark/>
-          </w:tcPr>
-          <w:p>
-            <w:pPr>
-              <w:rPr>
-                <w:rFonts w:ascii="Times New Roman" w:eastAsia="Times New Roman" w:hAnsi="Times New Roman" w:cs="Times New Roman"/>
-                <w:kern w:val="0"/>
-                <w14:ligatures w14:val="none"/>
-              </w:rPr>
-            </w:pPr>
-            <w:r>
-              <w:rPr>
-                <w:rFonts w:ascii="Noto Serif CJK SC" w:eastAsia="Times New Roman" w:hAnsi="Noto Serif CJK SC" w:cs="Times New Roman"/>
-                <w:color w:val="000000"/>
-                <w:kern w:val="0"/>
-                <w:sz w:val="28"/>
-                <w:szCs w:val="28"/>
-                <w14:ligatures w14:val="none"/>
-              </w:rPr>
-              <w:t>Medium</w:t>
-            </w:r>
-          </w:p>
-        </w:tc>
-        <w:tc>
-          <w:tcPr>
-            <w:tcW w:w="1356" w:type="dxa"/>
-            <w:hideMark/>
-          </w:tcPr>
-          <w:p>
-            <w:pPr>
-              <w:rPr>
-                <w:rFonts w:ascii="Times New Roman" w:eastAsia="Times New Roman" w:hAnsi="Times New Roman" w:cs="Times New Roman"/>
-                <w:kern w:val="0"/>
-                <w14:ligatures w14:val="none"/>
-              </w:rPr>
-            </w:pPr>
-            <w:r>
-              <w:rPr>
-                <w:rFonts w:ascii="Noto Serif CJK SC" w:eastAsia="Times New Roman" w:hAnsi="Noto Serif CJK SC" w:cs="Times New Roman"/>
-                <w:color w:val="000000"/>
-                <w:kern w:val="0"/>
-                <w:sz w:val="28"/>
-                <w:szCs w:val="28"/>
-                <w14:ligatures w14:val="none"/>
-              </w:rPr>
-              <w:t>In-progress</w:t>
-            </w:r>
-          </w:p>
-        </w:tc>
-        <w:tc>
-          <w:tcPr>
-            <w:tcW w:w="5088" w:type="dxa"/>
-            <w:hideMark/>
-          </w:tcPr>
-          <w:p>
-            <w:pPr>
-              <w:rPr>
-                <w:rFonts w:ascii="Times New Roman" w:eastAsia="Times New Roman" w:hAnsi="Times New Roman" w:cs="Times New Roman"/>
-                <w:kern w:val="0"/>
-                <w14:ligatures w14:val="none"/>
-              </w:rPr>
-            </w:pPr>
-            <w:r>
-              <w:rPr>
-                <w:rFonts w:ascii="Noto Serif CJK SC" w:eastAsia="Times New Roman" w:hAnsi="Noto Serif CJK SC" w:cs="Times New Roman"/>
-                <w:color w:val="000000"/>
-                <w:kern w:val="0"/>
-                <w:sz w:val="28"/>
-                <w:szCs w:val="28"/>
-                <w14:ligatures w14:val="none"/>
-              </w:rPr>
-              <w:t>Nate C</w:t>
-            </w:r>
-          </w:p>
-        </w:tc>
-      </w:tr>
-      <w:tr>
-        <w:tc>
-          <w:tcPr>
-            <w:tcW w:w="529" w:type="dxa"/>
-            <w:hideMark/>
-          </w:tcPr>
-          <w:p>
-            <w:pPr>
-              <w:rPr>
-                <w:rFonts w:ascii="Times New Roman" w:eastAsia="Times New Roman" w:hAnsi="Times New Roman" w:cs="Times New Roman"/>
-                <w:kern w:val="0"/>
-                <w14:ligatures w14:val="none"/>
-              </w:rPr>
-            </w:pPr>
-            <w:r>
-              <w:rPr>
-                <w:rFonts w:ascii="Noto Serif CJK SC" w:eastAsia="Times New Roman" w:hAnsi="Noto Serif CJK SC" w:cs="Times New Roman"/>
-                <w:color w:val="000000"/>
-                <w:kern w:val="0"/>
-                <w:sz w:val="28"/>
-                <w:szCs w:val="28"/>
-                <w14:ligatures w14:val="none"/>
-              </w:rPr>
-              <w:t>2c</w:t>
-            </w:r>
-          </w:p>
-        </w:tc>
-        <w:tc>
-          <w:tcPr>
-            <w:tcW w:w="1959" w:type="dxa"/>
-            <w:hideMark/>
-          </w:tcPr>
-          <w:p>
-            <w:pPr>
-              <w:rPr>
-                <w:rFonts w:ascii="Times New Roman" w:eastAsia="Times New Roman" w:hAnsi="Times New Roman" w:cs="Times New Roman"/>
-                <w:kern w:val="0"/>
-                <w14:ligatures w14:val="none"/>
-              </w:rPr>
-            </w:pPr>
-            <w:r>
-              <w:rPr>
-                <w:rFonts w:ascii="Noto Serif CJK SC" w:eastAsia="Times New Roman" w:hAnsi="Noto Serif CJK SC" w:cs="Times New Roman"/>
-                <w:color w:val="000000"/>
-                <w:kern w:val="0"/>
-                <w:sz w:val="28"/>
-                <w:szCs w:val="28"/>
-                <w14:ligatures w14:val="none"/>
-              </w:rPr>
-              <w:t>Create filters for displaying fuel prices</w:t>
-            </w:r>
-          </w:p>
-        </w:tc>
-        <w:tc>
-          <w:tcPr>
-            <w:tcW w:w="1233" w:type="dxa"/>
-            <w:hideMark/>
-          </w:tcPr>
-          <w:p>
-            <w:pPr>
-              <w:rPr>
-                <w:rFonts w:ascii="Times New Roman" w:eastAsia="Times New Roman" w:hAnsi="Times New Roman" w:cs="Times New Roman"/>
-                <w:kern w:val="0"/>
-                <w14:ligatures w14:val="none"/>
-              </w:rPr>
-            </w:pPr>
-            <w:r>
-              <w:rPr>
-                <w:rFonts w:ascii="Noto Serif CJK SC" w:eastAsia="Times New Roman" w:hAnsi="Noto Serif CJK SC" w:cs="Times New Roman"/>
-                <w:color w:val="000000"/>
-                <w:kern w:val="0"/>
-                <w:sz w:val="28"/>
-                <w:szCs w:val="28"/>
-                <w14:ligatures w14:val="none"/>
-              </w:rPr>
-              <w:t>Medium</w:t>
-            </w:r>
-          </w:p>
-        </w:tc>
-        <w:tc>
-          <w:tcPr>
-            <w:tcW w:w="1356" w:type="dxa"/>
-            <w:hideMark/>
-          </w:tcPr>
-          <w:p>
-            <w:pPr>
-              <w:rPr>
-                <w:rFonts w:ascii="Times New Roman" w:eastAsia="Times New Roman" w:hAnsi="Times New Roman" w:cs="Times New Roman"/>
-                <w:kern w:val="0"/>
-                <w14:ligatures w14:val="none"/>
-              </w:rPr>
-            </w:pPr>
-            <w:r>
-              <w:rPr>
-                <w:rFonts w:ascii="Noto Serif CJK SC" w:eastAsia="Times New Roman" w:hAnsi="Noto Serif CJK SC" w:cs="Times New Roman"/>
-                <w:color w:val="000000"/>
-                <w:kern w:val="0"/>
-                <w:sz w:val="28"/>
-                <w:szCs w:val="28"/>
-                <w14:ligatures w14:val="none"/>
-              </w:rPr>
-              <w:t>In-progress</w:t>
-            </w:r>
-          </w:p>
-        </w:tc>
-        <w:tc>
-          <w:tcPr>
-            <w:tcW w:w="5088" w:type="dxa"/>
-            <w:hideMark/>
-          </w:tcPr>
-          <w:p>
-            <w:pPr>
-              <w:rPr>
-                <w:rFonts w:ascii="Times New Roman" w:eastAsia="Times New Roman" w:hAnsi="Times New Roman" w:cs="Times New Roman"/>
-                <w:kern w:val="0"/>
-                <w14:ligatures w14:val="none"/>
-              </w:rPr>
-            </w:pPr>
-            <w:r>
-              <w:rPr>
-                <w:rFonts w:ascii="Noto Serif CJK SC" w:eastAsia="Times New Roman" w:hAnsi="Noto Serif CJK SC" w:cs="Times New Roman"/>
-                <w:color w:val="000000"/>
-                <w:kern w:val="0"/>
-                <w:sz w:val="28"/>
-                <w:szCs w:val="28"/>
-                <w14:ligatures w14:val="none"/>
-              </w:rPr>
-              <w:t>Eric P</w:t>
-            </w:r>
-          </w:p>
-        </w:tc>
-      </w:tr>
-      <w:tr>
-        <w:tc>
-          <w:tcPr>
-            <w:tcW w:w="529" w:type="dxa"/>
-            <w:hideMark/>
-          </w:tcPr>
-          <w:p>
-            <w:pPr>
-              <w:rPr>
-                <w:rFonts w:ascii="Times New Roman" w:eastAsia="Times New Roman" w:hAnsi="Times New Roman" w:cs="Times New Roman"/>
-                <w:kern w:val="0"/>
-                <w14:ligatures w14:val="none"/>
-              </w:rPr>
-            </w:pPr>
-            <w:r>
-              <w:rPr>
-                <w:rFonts w:ascii="Noto Serif CJK SC" w:eastAsia="Times New Roman" w:hAnsi="Noto Serif CJK SC" w:cs="Times New Roman"/>
-                <w:color w:val="000000"/>
-                <w:kern w:val="0"/>
-                <w:sz w:val="28"/>
-                <w:szCs w:val="28"/>
-                <w14:ligatures w14:val="none"/>
-              </w:rPr>
-              <w:t>2d</w:t>
-            </w:r>
-          </w:p>
-        </w:tc>
-        <w:tc>
-          <w:tcPr>
-            <w:tcW w:w="1959" w:type="dxa"/>
-            <w:hideMark/>
-          </w:tcPr>
-          <w:p>
-            <w:pPr>
-              <w:rPr>
-                <w:rFonts w:ascii="Times New Roman" w:eastAsia="Times New Roman" w:hAnsi="Times New Roman" w:cs="Times New Roman"/>
-                <w:kern w:val="0"/>
-                <w14:ligatures w14:val="none"/>
-              </w:rPr>
-            </w:pPr>
-            <w:r>
-              <w:rPr>
-                <w:rFonts w:ascii="Noto Serif CJK SC" w:eastAsia="Times New Roman" w:hAnsi="Noto Serif CJK SC" w:cs="Times New Roman"/>
-                <w:color w:val="000000"/>
-                <w:kern w:val="0"/>
-                <w:sz w:val="28"/>
-                <w:szCs w:val="28"/>
-                <w14:ligatures w14:val="none"/>
-              </w:rPr>
-              <w:t>Create UI for filtering options</w:t>
-            </w:r>
-          </w:p>
-        </w:tc>
-        <w:tc>
-          <w:tcPr>
-            <w:tcW w:w="1233" w:type="dxa"/>
-            <w:hideMark/>
-          </w:tcPr>
-          <w:p>
-            <w:pPr>
-              <w:rPr>
-                <w:rFonts w:ascii="Times New Roman" w:eastAsia="Times New Roman" w:hAnsi="Times New Roman" w:cs="Times New Roman"/>
-                <w:kern w:val="0"/>
-                <w14:ligatures w14:val="none"/>
-              </w:rPr>
-            </w:pPr>
-            <w:r>
-              <w:rPr>
-                <w:rFonts w:ascii="Noto Serif CJK SC" w:eastAsia="Times New Roman" w:hAnsi="Noto Serif CJK SC" w:cs="Times New Roman"/>
-                <w:color w:val="000000"/>
-                <w:kern w:val="0"/>
-                <w:sz w:val="28"/>
-                <w:szCs w:val="28"/>
-                <w14:ligatures w14:val="none"/>
-              </w:rPr>
-              <w:t>Medium</w:t>
-            </w:r>
-          </w:p>
-        </w:tc>
-        <w:tc>
-          <w:tcPr>
-            <w:tcW w:w="1356" w:type="dxa"/>
-            <w:hideMark/>
-          </w:tcPr>
-          <w:p>
-            <w:pPr>
-              <w:rPr>
-                <w:rFonts w:ascii="Times New Roman" w:eastAsia="Times New Roman" w:hAnsi="Times New Roman" w:cs="Times New Roman"/>
-                <w:kern w:val="0"/>
-                <w14:ligatures w14:val="none"/>
-              </w:rPr>
-            </w:pPr>
-            <w:r>
-              <w:rPr>
-                <w:rFonts w:ascii="Noto Serif CJK SC" w:eastAsia="Times New Roman" w:hAnsi="Noto Serif CJK SC" w:cs="Times New Roman"/>
-                <w:color w:val="000000"/>
-                <w:kern w:val="0"/>
-                <w:sz w:val="28"/>
-                <w:szCs w:val="28"/>
-                <w14:ligatures w14:val="none"/>
-              </w:rPr>
-              <w:t>In-progress</w:t>
-            </w:r>
-          </w:p>
-        </w:tc>
-        <w:tc>
-          <w:tcPr>
-            <w:tcW w:w="5088" w:type="dxa"/>
-            <w:hideMark/>
-          </w:tcPr>
-          <w:p>
-            <w:pPr>
-              <w:rPr>
-                <w:rFonts w:ascii="Times New Roman" w:eastAsia="Times New Roman" w:hAnsi="Times New Roman" w:cs="Times New Roman"/>
-                <w:kern w:val="0"/>
-                <w14:ligatures w14:val="none"/>
-              </w:rPr>
-            </w:pPr>
-            <w:r>
-              <w:rPr>
-                <w:rFonts w:ascii="Noto Serif CJK SC" w:eastAsia="Times New Roman" w:hAnsi="Noto Serif CJK SC" w:cs="Times New Roman"/>
-                <w:color w:val="000000"/>
-                <w:kern w:val="0"/>
-                <w:sz w:val="28"/>
-                <w:szCs w:val="28"/>
-                <w14:ligatures w14:val="none"/>
-              </w:rPr>
-              <w:t>Eric P, Thomas R</w:t>
-            </w:r>
-          </w:p>
-        </w:tc>
-      </w:tr>
-      <w:tr>
-        <w:tc>
-          <w:tcPr>
-            <w:tcW w:w="529" w:type="dxa"/>
-            <w:hideMark/>
-          </w:tcPr>
-          <w:p>
-            <w:pPr>
-              <w:rPr>
-                <w:rFonts w:ascii="Times New Roman" w:eastAsia="Times New Roman" w:hAnsi="Times New Roman" w:cs="Times New Roman"/>
-                <w:kern w:val="0"/>
-                <w14:ligatures w14:val="none"/>
-              </w:rPr>
-            </w:pPr>
-            <w:r>
-              <w:rPr>
-                <w:rFonts w:ascii="Noto Serif CJK SC" w:eastAsia="Times New Roman" w:hAnsi="Noto Serif CJK SC" w:cs="Times New Roman"/>
-                <w:color w:val="000000"/>
-                <w:kern w:val="0"/>
-                <w:sz w:val="28"/>
-                <w:szCs w:val="28"/>
-                <w14:ligatures w14:val="none"/>
-              </w:rPr>
-              <w:t>2e</w:t>
-            </w:r>
-          </w:p>
-        </w:tc>
-        <w:tc>
-          <w:tcPr>
-            <w:tcW w:w="1959" w:type="dxa"/>
-            <w:hideMark/>
-          </w:tcPr>
-          <w:p>
-            <w:pPr>
-              <w:rPr>
-                <w:rFonts w:ascii="Times New Roman" w:eastAsia="Times New Roman" w:hAnsi="Times New Roman" w:cs="Times New Roman"/>
-                <w:kern w:val="0"/>
-                <w14:ligatures w14:val="none"/>
-              </w:rPr>
-            </w:pPr>
-            <w:r>
-              <w:rPr>
-                <w:rFonts w:ascii="Noto Serif CJK SC" w:eastAsia="Times New Roman" w:hAnsi="Noto Serif CJK SC" w:cs="Times New Roman"/>
-                <w:color w:val="000000"/>
-                <w:kern w:val="0"/>
-                <w:sz w:val="28"/>
-                <w:szCs w:val="28"/>
-                <w14:ligatures w14:val="none"/>
-              </w:rPr>
-              <w:t>Create list view of stations</w:t>
-            </w:r>
-          </w:p>
-        </w:tc>
-        <w:tc>
-          <w:tcPr>
-            <w:tcW w:w="1233" w:type="dxa"/>
-            <w:hideMark/>
-          </w:tcPr>
-          <w:p>
-            <w:pPr>
-              <w:rPr>
-                <w:rFonts w:ascii="Times New Roman" w:eastAsia="Times New Roman" w:hAnsi="Times New Roman" w:cs="Times New Roman"/>
-                <w:kern w:val="0"/>
-                <w14:ligatures w14:val="none"/>
-              </w:rPr>
-            </w:pPr>
-            <w:r>
-              <w:rPr>
-                <w:rFonts w:ascii="Noto Serif CJK SC" w:eastAsia="Times New Roman" w:hAnsi="Noto Serif CJK SC" w:cs="Times New Roman"/>
-                <w:color w:val="000000"/>
-                <w:kern w:val="0"/>
-                <w:sz w:val="28"/>
-                <w:szCs w:val="28"/>
-                <w14:ligatures w14:val="none"/>
-              </w:rPr>
-              <w:t>Medium</w:t>
-            </w:r>
-          </w:p>
-        </w:tc>
-        <w:tc>
-          <w:tcPr>
-            <w:tcW w:w="1356" w:type="dxa"/>
-            <w:hideMark/>
-          </w:tcPr>
-          <w:p>
-            <w:pPr>
-              <w:rPr>
-                <w:rFonts w:ascii="Times New Roman" w:eastAsia="Times New Roman" w:hAnsi="Times New Roman" w:cs="Times New Roman"/>
-                <w:kern w:val="0"/>
-                <w14:ligatures w14:val="none"/>
-              </w:rPr>
-            </w:pPr>
-            <w:r>
-              <w:rPr>
-                <w:rFonts w:ascii="Noto Serif CJK SC" w:eastAsia="Times New Roman" w:hAnsi="Noto Serif CJK SC" w:cs="Times New Roman"/>
-                <w:color w:val="000000"/>
-                <w:kern w:val="0"/>
-                <w:sz w:val="28"/>
-                <w:szCs w:val="28"/>
-                <w14:ligatures w14:val="none"/>
-              </w:rPr>
-              <w:t>In-progress</w:t>
-            </w:r>
-          </w:p>
-        </w:tc>
-        <w:tc>
-          <w:tcPr>
-            <w:tcW w:w="5088" w:type="dxa"/>
-            <w:hideMark/>
-          </w:tcPr>
-          <w:p>
-            <w:pPr>
-              <w:rPr>
-                <w:rFonts w:ascii="Times New Roman" w:eastAsia="Times New Roman" w:hAnsi="Times New Roman" w:cs="Times New Roman"/>
-                <w:kern w:val="0"/>
-                <w14:ligatures w14:val="none"/>
-              </w:rPr>
-            </w:pPr>
-            <w:r>
-              <w:rPr>
-                <w:rFonts w:ascii="Noto Serif CJK SC" w:eastAsia="Times New Roman" w:hAnsi="Noto Serif CJK SC" w:cs="Times New Roman"/>
-                <w:color w:val="000000"/>
-                <w:kern w:val="0"/>
-                <w:sz w:val="28"/>
-                <w:szCs w:val="28"/>
-                <w14:ligatures w14:val="none"/>
-              </w:rPr>
-              <w:t>Thomas R</w:t>
-            </w:r>
-          </w:p>
-        </w:tc>
-      </w:tr>
-      <w:tr>
-        <w:tc>
-          <w:tcPr>
-            <w:tcW w:w="529" w:type="dxa"/>
-            <w:hideMark/>
-          </w:tcPr>
-          <w:p>
-            <w:pPr>
-              <w:rPr>
-                <w:rFonts w:ascii="Times New Roman" w:eastAsia="Times New Roman" w:hAnsi="Times New Roman" w:cs="Times New Roman"/>
-                <w:kern w:val="0"/>
-                <w14:ligatures w14:val="none"/>
-              </w:rPr>
-            </w:pPr>
-            <w:r>
-              <w:rPr>
-                <w:rFonts w:ascii="Noto Serif CJK SC" w:eastAsia="Times New Roman" w:hAnsi="Noto Serif CJK SC" w:cs="Times New Roman"/>
-                <w:color w:val="000000"/>
-                <w:kern w:val="0"/>
-                <w:sz w:val="28"/>
-                <w:szCs w:val="28"/>
-                <w14:ligatures w14:val="none"/>
-              </w:rPr>
-              <w:t>2f</w:t>
-            </w:r>
-          </w:p>
-        </w:tc>
-        <w:tc>
-          <w:tcPr>
-            <w:tcW w:w="1959" w:type="dxa"/>
-            <w:hideMark/>
-          </w:tcPr>
-          <w:p>
-            <w:pPr>
-              <w:rPr>
-                <w:rFonts w:ascii="Times New Roman" w:eastAsia="Times New Roman" w:hAnsi="Times New Roman" w:cs="Times New Roman"/>
-                <w:kern w:val="0"/>
-                <w14:ligatures w14:val="none"/>
-              </w:rPr>
-            </w:pPr>
-            <w:r>
-              <w:rPr>
-                <w:rFonts w:ascii="Noto Serif CJK SC" w:eastAsia="Times New Roman" w:hAnsi="Noto Serif CJK SC" w:cs="Times New Roman"/>
-                <w:color w:val="000000"/>
-                <w:kern w:val="0"/>
-                <w:sz w:val="28"/>
-                <w:szCs w:val="28"/>
-                <w14:ligatures w14:val="none"/>
-              </w:rPr>
-              <w:t>Cache API data to offline database</w:t>
-            </w:r>
-          </w:p>
-        </w:tc>
-        <w:tc>
-          <w:tcPr>
-            <w:tcW w:w="1233" w:type="dxa"/>
-            <w:hideMark/>
-          </w:tcPr>
-          <w:p>
-            <w:pPr>
-              <w:rPr>
-                <w:rFonts w:ascii="Times New Roman" w:eastAsia="Times New Roman" w:hAnsi="Times New Roman" w:cs="Times New Roman"/>
-                <w:kern w:val="0"/>
-                <w14:ligatures w14:val="none"/>
-              </w:rPr>
-            </w:pPr>
-            <w:r>
-              <w:rPr>
-                <w:rFonts w:ascii="Noto Serif CJK SC" w:eastAsia="Times New Roman" w:hAnsi="Noto Serif CJK SC" w:cs="Times New Roman"/>
-                <w:color w:val="000000"/>
-                <w:kern w:val="0"/>
-                <w:sz w:val="28"/>
-                <w:szCs w:val="28"/>
-                <w14:ligatures w14:val="none"/>
-              </w:rPr>
-              <w:t>Medium</w:t>
-            </w:r>
-          </w:p>
-        </w:tc>
-        <w:tc>
-          <w:tcPr>
-            <w:tcW w:w="1356" w:type="dxa"/>
-            <w:hideMark/>
-          </w:tcPr>
-          <w:p>
-            <w:pPr>
-              <w:rPr>
-                <w:rFonts w:ascii="Times New Roman" w:eastAsia="Times New Roman" w:hAnsi="Times New Roman" w:cs="Times New Roman"/>
-                <w:kern w:val="0"/>
-                <w14:ligatures w14:val="none"/>
-              </w:rPr>
-            </w:pPr>
-            <w:r>
-              <w:rPr>
-                <w:rFonts w:ascii="Noto Serif CJK SC" w:eastAsia="Times New Roman" w:hAnsi="Noto Serif CJK SC" w:cs="Times New Roman"/>
-                <w:color w:val="000000"/>
-                <w:kern w:val="0"/>
-                <w:sz w:val="28"/>
-                <w:szCs w:val="28"/>
-                <w14:ligatures w14:val="none"/>
-              </w:rPr>
-              <w:t>In-progress</w:t>
-            </w:r>
-          </w:p>
-        </w:tc>
-        <w:tc>
-          <w:tcPr>
-            <w:tcW w:w="5088" w:type="dxa"/>
-            <w:hideMark/>
-          </w:tcPr>
-          <w:p>
-            <w:pPr>
-              <w:rPr>
-                <w:rFonts w:ascii="Times New Roman" w:eastAsia="Times New Roman" w:hAnsi="Times New Roman" w:cs="Times New Roman"/>
-                <w:kern w:val="0"/>
-                <w14:ligatures w14:val="none"/>
-              </w:rPr>
-            </w:pPr>
-            <w:r>
-              <w:rPr>
-                <w:rFonts w:ascii="Noto Serif CJK SC" w:eastAsia="Times New Roman" w:hAnsi="Noto Serif CJK SC" w:cs="Times New Roman"/>
-                <w:color w:val="000000"/>
-                <w:kern w:val="0"/>
-                <w:sz w:val="28"/>
-                <w:szCs w:val="28"/>
-                <w14:ligatures w14:val="none"/>
-              </w:rPr>
-              <w:t>Kyler C</w:t>
-            </w:r>
-          </w:p>
-        </w:tc>
-      </w:tr>
-      <w:tr>
-        <w:tc>
-          <w:tcPr>
-            <w:tcW w:w="529" w:type="dxa"/>
-            <w:hideMark/>
-          </w:tcPr>
-          <w:p>
-            <w:pPr>
-              <w:rPr>
-                <w:rFonts w:ascii="Times New Roman" w:eastAsia="Times New Roman" w:hAnsi="Times New Roman" w:cs="Times New Roman"/>
-                <w:kern w:val="0"/>
-                <w14:ligatures w14:val="none"/>
-              </w:rPr>
-            </w:pPr>
-            <w:r>
-              <w:rPr>
-                <w:rFonts w:ascii="Noto Serif CJK SC" w:eastAsia="Times New Roman" w:hAnsi="Noto Serif CJK SC" w:cs="Times New Roman"/>
-                <w:color w:val="000000"/>
-                <w:kern w:val="0"/>
-                <w:sz w:val="28"/>
-                <w:szCs w:val="28"/>
-                <w14:ligatures w14:val="none"/>
-              </w:rPr>
-              <w:t>2g</w:t>
-            </w:r>
-          </w:p>
-        </w:tc>
-        <w:tc>
-          <w:tcPr>
-            <w:tcW w:w="1959" w:type="dxa"/>
-            <w:hideMark/>
-          </w:tcPr>
-          <w:p>
-            <w:pPr>
-              <w:rPr>
-                <w:rFonts w:ascii="Times New Roman" w:eastAsia="Times New Roman" w:hAnsi="Times New Roman" w:cs="Times New Roman"/>
-                <w:kern w:val="0"/>
-                <w14:ligatures w14:val="none"/>
-              </w:rPr>
-            </w:pPr>
-            <w:r>
-              <w:rPr>
-                <w:rFonts w:ascii="Noto Serif CJK SC" w:eastAsia="Times New Roman" w:hAnsi="Noto Serif CJK SC" w:cs="Times New Roman"/>
-                <w:color w:val="000000"/>
-                <w:kern w:val="0"/>
-                <w:sz w:val="28"/>
-                <w:szCs w:val="28"/>
-                <w14:ligatures w14:val="none"/>
-              </w:rPr>
-              <w:t>Revise Test Plan</w:t>
-            </w:r>
-          </w:p>
-        </w:tc>
-        <w:tc>
-          <w:tcPr>
-            <w:tcW w:w="1233" w:type="dxa"/>
-            <w:hideMark/>
-          </w:tcPr>
-          <w:p>
-            <w:pPr>
-              <w:rPr>
-                <w:rFonts w:ascii="Times New Roman" w:eastAsia="Times New Roman" w:hAnsi="Times New Roman" w:cs="Times New Roman"/>
-                <w:kern w:val="0"/>
-                <w14:ligatures w14:val="none"/>
-              </w:rPr>
-            </w:pPr>
-            <w:r>
-              <w:rPr>
-                <w:rFonts w:ascii="Noto Serif CJK SC" w:eastAsia="Times New Roman" w:hAnsi="Noto Serif CJK SC" w:cs="Times New Roman"/>
-                <w:color w:val="000000"/>
-                <w:kern w:val="0"/>
-                <w:sz w:val="28"/>
-                <w:szCs w:val="28"/>
-                <w14:ligatures w14:val="none"/>
-              </w:rPr>
-              <w:t>Medium</w:t>
-            </w:r>
-          </w:p>
-        </w:tc>
-        <w:tc>
-          <w:tcPr>
-            <w:tcW w:w="1356" w:type="dxa"/>
-            <w:hideMark/>
-          </w:tcPr>
-          <w:p>
-            <w:pPr>
-              <w:rPr>
-                <w:rFonts w:ascii="Times New Roman" w:eastAsia="Times New Roman" w:hAnsi="Times New Roman" w:cs="Times New Roman"/>
-                <w:kern w:val="0"/>
-                <w14:ligatures w14:val="none"/>
-              </w:rPr>
-            </w:pPr>
-            <w:r>
-              <w:rPr>
-                <w:rFonts w:ascii="Noto Serif CJK SC" w:eastAsia="Times New Roman" w:hAnsi="Noto Serif CJK SC" w:cs="Times New Roman"/>
-                <w:color w:val="000000"/>
-                <w:kern w:val="0"/>
-                <w:sz w:val="28"/>
-                <w:szCs w:val="28"/>
-                <w14:ligatures w14:val="none"/>
-              </w:rPr>
-              <w:t>In-progress</w:t>
-            </w:r>
-          </w:p>
-        </w:tc>
-        <w:tc>
-          <w:tcPr>
-            <w:tcW w:w="5088" w:type="dxa"/>
-            <w:hideMark/>
-          </w:tcPr>
-          <w:p>
-            <w:pPr>
-              <w:rPr>
-                <w:rFonts w:ascii="Times New Roman" w:eastAsia="Times New Roman" w:hAnsi="Times New Roman" w:cs="Times New Roman"/>
-                <w:kern w:val="0"/>
-                <w14:ligatures w14:val="none"/>
-              </w:rPr>
-            </w:pPr>
-            <w:r>
-              <w:rPr>
-                <w:rFonts w:ascii="Noto Serif CJK SC" w:eastAsia="Times New Roman" w:hAnsi="Noto Serif CJK SC" w:cs="Times New Roman"/>
-                <w:color w:val="000000"/>
-                <w:kern w:val="0"/>
-                <w:sz w:val="28"/>
-                <w:szCs w:val="28"/>
-                <w14:ligatures w14:val="none"/>
-              </w:rPr>
-              <w:t>Eric P, Nate C</w:t>
-            </w:r>
-          </w:p>
-        </w:tc>
-      </w:tr>
-      <w:tr>
-        <w:tc>
-          <w:tcPr>
-            <w:tcW w:w="529" w:type="dxa"/>
-            <w:hideMark/>
-          </w:tcPr>
-          <w:p>
-            <w:pPr>
-              <w:rPr>
-                <w:rFonts w:ascii="Times New Roman" w:eastAsia="Times New Roman" w:hAnsi="Times New Roman" w:cs="Times New Roman"/>
-                <w:kern w:val="0"/>
-                <w14:ligatures w14:val="none"/>
-              </w:rPr>
-            </w:pPr>
-            <w:r>
-              <w:rPr>
-                <w:rFonts w:ascii="Noto Serif CJK SC" w:eastAsia="Times New Roman" w:hAnsi="Noto Serif CJK SC" w:cs="Times New Roman"/>
-                <w:color w:val="000000"/>
-                <w:kern w:val="0"/>
-                <w:sz w:val="28"/>
-                <w:szCs w:val="28"/>
-                <w14:ligatures w14:val="none"/>
-              </w:rPr>
-              <w:t>2h</w:t>
-            </w:r>
-          </w:p>
-        </w:tc>
-        <w:tc>
-          <w:tcPr>
-            <w:tcW w:w="1959" w:type="dxa"/>
-            <w:hideMark/>
-          </w:tcPr>
-          <w:p>
-            <w:pPr>
-              <w:rPr>
-                <w:rFonts w:ascii="Times New Roman" w:eastAsia="Times New Roman" w:hAnsi="Times New Roman" w:cs="Times New Roman"/>
-                <w:kern w:val="0"/>
-                <w14:ligatures w14:val="none"/>
-              </w:rPr>
-            </w:pPr>
-            <w:r>
-              <w:rPr>
-                <w:rFonts w:ascii="Noto Serif CJK SC" w:eastAsia="Times New Roman" w:hAnsi="Noto Serif CJK SC" w:cs="Times New Roman"/>
-                <w:color w:val="000000"/>
-                <w:kern w:val="0"/>
-                <w:sz w:val="28"/>
-                <w:szCs w:val="28"/>
-                <w14:ligatures w14:val="none"/>
-              </w:rPr>
-              <w:t>Create functional test plan (start automated testing)</w:t>
-            </w:r>
-          </w:p>
-        </w:tc>
-        <w:tc>
-          <w:tcPr>
-            <w:tcW w:w="1233" w:type="dxa"/>
-            <w:hideMark/>
-          </w:tcPr>
-          <w:p>
-            <w:pPr>
-              <w:rPr>
-                <w:rFonts w:ascii="Times New Roman" w:eastAsia="Times New Roman" w:hAnsi="Times New Roman" w:cs="Times New Roman"/>
-                <w:kern w:val="0"/>
-                <w14:ligatures w14:val="none"/>
-              </w:rPr>
-            </w:pPr>
-            <w:r>
-              <w:rPr>
-                <w:rFonts w:ascii="Noto Serif CJK SC" w:eastAsia="Times New Roman" w:hAnsi="Noto Serif CJK SC" w:cs="Times New Roman"/>
-                <w:color w:val="000000"/>
-                <w:kern w:val="0"/>
-                <w:sz w:val="28"/>
-                <w:szCs w:val="28"/>
-                <w14:ligatures w14:val="none"/>
-              </w:rPr>
-              <w:t>Medium</w:t>
-            </w:r>
-          </w:p>
-        </w:tc>
-        <w:tc>
-          <w:tcPr>
-            <w:tcW w:w="1356" w:type="dxa"/>
-            <w:hideMark/>
-          </w:tcPr>
-          <w:p>
-            <w:pPr>
-              <w:rPr>
-                <w:rFonts w:ascii="Times New Roman" w:eastAsia="Times New Roman" w:hAnsi="Times New Roman" w:cs="Times New Roman"/>
-                <w:kern w:val="0"/>
-                <w14:ligatures w14:val="none"/>
-              </w:rPr>
-            </w:pPr>
-            <w:r>
-              <w:rPr>
-                <w:rFonts w:ascii="Noto Serif CJK SC" w:eastAsia="Times New Roman" w:hAnsi="Noto Serif CJK SC" w:cs="Times New Roman"/>
-                <w:color w:val="000000"/>
-                <w:kern w:val="0"/>
-                <w:sz w:val="28"/>
-                <w:szCs w:val="28"/>
-                <w14:ligatures w14:val="none"/>
-              </w:rPr>
-              <w:t>In-progress</w:t>
-            </w:r>
-          </w:p>
-        </w:tc>
-        <w:tc>
-          <w:tcPr>
-            <w:tcW w:w="5088" w:type="dxa"/>
-            <w:hideMark/>
-          </w:tcPr>
-          <w:p>
-            <w:pPr>
-              <w:rPr>
-                <w:rFonts w:ascii="Times New Roman" w:eastAsia="Times New Roman" w:hAnsi="Times New Roman" w:cs="Times New Roman"/>
-                <w:kern w:val="0"/>
-                <w14:ligatures w14:val="none"/>
-              </w:rPr>
-            </w:pPr>
-            <w:r>
-              <w:rPr>
-                <w:rFonts w:ascii="Noto Serif CJK SC" w:eastAsia="Times New Roman" w:hAnsi="Noto Serif CJK SC" w:cs="Times New Roman"/>
-                <w:color w:val="000000"/>
-                <w:kern w:val="0"/>
-                <w:sz w:val="28"/>
-                <w:szCs w:val="28"/>
-                <w14:ligatures w14:val="none"/>
-              </w:rPr>
-              <w:t>Nate C</w:t>
-            </w:r>
-          </w:p>
-        </w:tc>
-      </w:tr>
-      <w:tr>
-        <w:tc>
-          <w:tcPr>
-            <w:tcW w:w="529" w:type="dxa"/>
-            <w:hideMark/>
-          </w:tcPr>
-          <w:p>
-            <w:pPr>
-              <w:rPr>
-                <w:rFonts w:ascii="Times New Roman" w:eastAsia="Times New Roman" w:hAnsi="Times New Roman" w:cs="Times New Roman"/>
-                <w:kern w:val="0"/>
-                <w14:ligatures w14:val="none"/>
-              </w:rPr>
-            </w:pPr>
-            <w:r>
-              <w:rPr>
-                <w:rFonts w:ascii="Noto Serif CJK SC" w:eastAsia="Times New Roman" w:hAnsi="Noto Serif CJK SC" w:cs="Times New Roman"/>
-                <w:color w:val="000000"/>
-                <w:kern w:val="0"/>
-                <w:sz w:val="28"/>
-                <w:szCs w:val="28"/>
-                <w14:ligatures w14:val="none"/>
-              </w:rPr>
-              <w:t>2i</w:t>
-            </w:r>
-          </w:p>
-        </w:tc>
-        <w:tc>
-          <w:tcPr>
-            <w:tcW w:w="1959" w:type="dxa"/>
-            <w:hideMark/>
-          </w:tcPr>
-          <w:p>
-            <w:pPr>
-              <w:rPr>
-                <w:rFonts w:ascii="Times New Roman" w:eastAsia="Times New Roman" w:hAnsi="Times New Roman" w:cs="Times New Roman"/>
-                <w:kern w:val="0"/>
-                <w14:ligatures w14:val="none"/>
-              </w:rPr>
-            </w:pPr>
-            <w:r>
-              <w:rPr>
-                <w:rFonts w:ascii="Noto Serif CJK SC" w:eastAsia="Times New Roman" w:hAnsi="Noto Serif CJK SC" w:cs="Times New Roman"/>
-                <w:color w:val="000000"/>
-                <w:kern w:val="0"/>
-                <w:sz w:val="28"/>
-                <w:szCs w:val="28"/>
-                <w14:ligatures w14:val="none"/>
-              </w:rPr>
-              <w:t>Create non-functional test plan</w:t>
-            </w:r>
-          </w:p>
-        </w:tc>
-        <w:tc>
-          <w:tcPr>
-            <w:tcW w:w="1233" w:type="dxa"/>
-            <w:hideMark/>
-          </w:tcPr>
-          <w:p>
-            <w:pPr>
-              <w:rPr>
-                <w:rFonts w:ascii="Times New Roman" w:eastAsia="Times New Roman" w:hAnsi="Times New Roman" w:cs="Times New Roman"/>
-                <w:kern w:val="0"/>
-                <w14:ligatures w14:val="none"/>
-              </w:rPr>
-            </w:pPr>
-            <w:r>
-              <w:rPr>
-                <w:rFonts w:ascii="Noto Serif CJK SC" w:eastAsia="Times New Roman" w:hAnsi="Noto Serif CJK SC" w:cs="Times New Roman"/>
-                <w:color w:val="000000"/>
-                <w:kern w:val="0"/>
-                <w:sz w:val="28"/>
-                <w:szCs w:val="28"/>
-                <w14:ligatures w14:val="none"/>
-              </w:rPr>
-              <w:t>Medium</w:t>
-            </w:r>
-          </w:p>
-        </w:tc>
-        <w:tc>
-          <w:tcPr>
-            <w:tcW w:w="1356" w:type="dxa"/>
-            <w:hideMark/>
-          </w:tcPr>
-          <w:p>
-            <w:pPr>
-              <w:rPr>
-                <w:rFonts w:ascii="Times New Roman" w:eastAsia="Times New Roman" w:hAnsi="Times New Roman" w:cs="Times New Roman"/>
-                <w:kern w:val="0"/>
-                <w14:ligatures w14:val="none"/>
-              </w:rPr>
-            </w:pPr>
-            <w:r>
-              <w:rPr>
-                <w:rFonts w:ascii="Noto Serif CJK SC" w:eastAsia="Times New Roman" w:hAnsi="Noto Serif CJK SC" w:cs="Times New Roman"/>
-                <w:color w:val="000000"/>
-                <w:kern w:val="0"/>
-                <w:sz w:val="28"/>
-                <w:szCs w:val="28"/>
-                <w14:ligatures w14:val="none"/>
-              </w:rPr>
-              <w:t>In-progress</w:t>
-            </w:r>
-          </w:p>
-        </w:tc>
-        <w:tc>
-          <w:tcPr>
-            <w:tcW w:w="5088" w:type="dxa"/>
-            <w:hideMark/>
-          </w:tcPr>
-          <w:p>
-            <w:pPr>
-              <w:rPr>
-                <w:rFonts w:ascii="Times New Roman" w:eastAsia="Times New Roman" w:hAnsi="Times New Roman" w:cs="Times New Roman"/>
-                <w:kern w:val="0"/>
-                <w14:ligatures w14:val="none"/>
-              </w:rPr>
-            </w:pPr>
-            <w:r>
-              <w:rPr>
-                <w:rFonts w:ascii="Noto Serif CJK SC" w:eastAsia="Times New Roman" w:hAnsi="Noto Serif CJK SC" w:cs="Times New Roman"/>
-                <w:color w:val="000000"/>
-                <w:kern w:val="0"/>
-                <w:sz w:val="28"/>
-                <w:szCs w:val="28"/>
-                <w14:ligatures w14:val="none"/>
-              </w:rPr>
-              <w:t>Thomas R</w:t>
-            </w:r>
-          </w:p>
-        </w:tc>
-      </w:tr>
-      <w:tr>
-        <w:tc>
-          <w:tcPr>
-            <w:tcW w:w="529" w:type="dxa"/>
-            <w:hideMark/>
-          </w:tcPr>
-          <w:p>
-            <w:pPr>
-              <w:rPr>
-                <w:rFonts w:ascii="Times New Roman" w:eastAsia="Times New Roman" w:hAnsi="Times New Roman" w:cs="Times New Roman"/>
-                <w:kern w:val="0"/>
-                <w14:ligatures w14:val="none"/>
-              </w:rPr>
-            </w:pPr>
-            <w:r>
-              <w:rPr>
-                <w:rFonts w:ascii="Noto Serif CJK SC" w:eastAsia="Times New Roman" w:hAnsi="Noto Serif CJK SC" w:cs="Times New Roman"/>
-                <w:color w:val="000000"/>
-                <w:kern w:val="0"/>
-                <w:sz w:val="28"/>
-                <w:szCs w:val="28"/>
-                <w14:ligatures w14:val="none"/>
-              </w:rPr>
-              <w:t>2j</w:t>
-            </w:r>
-          </w:p>
-        </w:tc>
-        <w:tc>
-          <w:tcPr>
-            <w:tcW w:w="1959" w:type="dxa"/>
-            <w:hideMark/>
-          </w:tcPr>
-          <w:p>
-            <w:pPr>
-              <w:rPr>
-                <w:rFonts w:ascii="Times New Roman" w:eastAsia="Times New Roman" w:hAnsi="Times New Roman" w:cs="Times New Roman"/>
-                <w:kern w:val="0"/>
-                <w14:ligatures w14:val="none"/>
-              </w:rPr>
-            </w:pPr>
-            <w:r>
-              <w:rPr>
-                <w:rFonts w:ascii="Noto Serif CJK SC" w:eastAsia="Times New Roman" w:hAnsi="Noto Serif CJK SC" w:cs="Times New Roman"/>
-                <w:color w:val="000000"/>
-                <w:kern w:val="0"/>
-                <w:sz w:val="28"/>
-                <w:szCs w:val="28"/>
-                <w14:ligatures w14:val="none"/>
-              </w:rPr>
-              <w:t>Organize backlog</w:t>
-            </w:r>
-          </w:p>
-        </w:tc>
-        <w:tc>
-          <w:tcPr>
-            <w:tcW w:w="1233" w:type="dxa"/>
-            <w:hideMark/>
-          </w:tcPr>
-          <w:p>
-            <w:pPr>
-              <w:rPr>
-                <w:rFonts w:ascii="Times New Roman" w:eastAsia="Times New Roman" w:hAnsi="Times New Roman" w:cs="Times New Roman"/>
-                <w:kern w:val="0"/>
-                <w14:ligatures w14:val="none"/>
-              </w:rPr>
-            </w:pPr>
-            <w:r>
-              <w:rPr>
-                <w:rFonts w:ascii="Noto Serif CJK SC" w:eastAsia="Times New Roman" w:hAnsi="Noto Serif CJK SC" w:cs="Times New Roman"/>
-                <w:color w:val="000000"/>
-                <w:kern w:val="0"/>
-                <w:sz w:val="28"/>
-                <w:szCs w:val="28"/>
-                <w14:ligatures w14:val="none"/>
-              </w:rPr>
-              <w:t>Low</w:t>
-            </w:r>
-          </w:p>
-        </w:tc>
-        <w:tc>
-          <w:tcPr>
-            <w:tcW w:w="1356" w:type="dxa"/>
-            <w:hideMark/>
-          </w:tcPr>
-          <w:p>
-            <w:pPr>
-              <w:rPr>
-                <w:rFonts w:ascii="Times New Roman" w:eastAsia="Times New Roman" w:hAnsi="Times New Roman" w:cs="Times New Roman"/>
-                <w:kern w:val="0"/>
-                <w14:ligatures w14:val="none"/>
-              </w:rPr>
-            </w:pPr>
-            <w:r>
-              <w:rPr>
-                <w:rFonts w:ascii="Noto Serif CJK SC" w:eastAsia="Times New Roman" w:hAnsi="Noto Serif CJK SC" w:cs="Times New Roman"/>
-                <w:color w:val="000000"/>
-                <w:kern w:val="0"/>
-                <w:sz w:val="28"/>
-                <w:szCs w:val="28"/>
-                <w14:ligatures w14:val="none"/>
-              </w:rPr>
-              <w:t>In-progress</w:t>
-            </w:r>
-          </w:p>
-        </w:tc>
-        <w:tc>
-          <w:tcPr>
-            <w:tcW w:w="5088" w:type="dxa"/>
-            <w:hideMark/>
-          </w:tcPr>
-          <w:p>
-            <w:pPr>
-              <w:rPr>
-                <w:rFonts w:ascii="Times New Roman" w:eastAsia="Times New Roman" w:hAnsi="Times New Roman" w:cs="Times New Roman"/>
-                <w:kern w:val="0"/>
-                <w14:ligatures w14:val="none"/>
-              </w:rPr>
-            </w:pPr>
-            <w:r>
-              <w:rPr>
-                <w:rFonts w:ascii="Noto Serif CJK SC" w:eastAsia="Times New Roman" w:hAnsi="Noto Serif CJK SC" w:cs="Times New Roman"/>
-                <w:color w:val="000000"/>
-                <w:kern w:val="0"/>
-                <w:sz w:val="28"/>
-                <w:szCs w:val="28"/>
-                <w14:ligatures w14:val="none"/>
-              </w:rPr>
-              <w:t>Kyler C</w:t>
-            </w:r>
-          </w:p>
-        </w:tc>
-      </w:tr>
-    </w:tbl>
-    <w:p>
-      <w:pPr>
-        <w:rPr>
-          <w:sz w:val="32"/>
-          <w:szCs w:val="32"/>
-        </w:rPr>
-      </w:pPr>
-    </w:p>
-    <w:p>
-      <w:pPr>
-        <w:rPr>
-          <w:sz w:val="32"/>
-          <w:szCs w:val="32"/>
-        </w:rPr>
-      </w:pPr>
-      <w:r>
-        <w:rPr>
-          <w:sz w:val="32"/>
-          <w:szCs w:val="32"/>
-        </w:rPr>
-        <w:t>Contribution Form</w:t>
-      </w:r>
-      <w:r>
-        <w:rPr>
-          <w:sz w:val="32"/>
-          <w:szCs w:val="32"/>
-        </w:rPr>
-        <w:t xml:space="preserve"> Appendix (C) </w:t>
-      </w:r>
-      <w:r>
-        <w:rPr>
-          <w:sz w:val="32"/>
-          <w:szCs w:val="32"/>
-        </w:rPr>
-        <w:t xml:space="preserve"> </w:t>
-      </w:r>
-    </w:p>
-    <w:tbl>
-      <w:tblPr>
-        <w:tblStyle w:val="TableGrid"/>
-        <w:tblW w:w="9587" w:type="dxa"/>
-        <w:tblLook w:val="04A0" w:firstRow="1" w:lastRow="0" w:firstColumn="1" w:lastColumn="0" w:noHBand="0" w:noVBand="1"/>
-      </w:tblPr>
-      <w:tblGrid>
-        <w:gridCol w:w="1597"/>
-        <w:gridCol w:w="1598"/>
-        <w:gridCol w:w="3195"/>
-        <w:gridCol w:w="1598"/>
-        <w:gridCol w:w="1599"/>
-      </w:tblGrid>
-      <w:tr>
-        <w:trPr>
-          <w:trHeight w:val="606"/>
-        </w:trPr>
-        <w:tc>
-          <w:tcPr>
-            <w:tcW w:w="1597" w:type="dxa"/>
-          </w:tcPr>
-          <w:p>
-            <w:r>
-              <w:t>Team Name</w:t>
-            </w:r>
-          </w:p>
-          <w:p>
-            <w:r>
-              <w:t>Gas Guzzlers</w:t>
-            </w:r>
-          </w:p>
-        </w:tc>
-        <w:tc>
-          <w:tcPr>
-            <w:tcW w:w="1598" w:type="dxa"/>
-          </w:tcPr>
-          <w:p>
-            <w:r>
-              <w:t>Sprint #</w:t>
-            </w:r>
-            <w:r>
-              <w:t xml:space="preserve"> 2</w:t>
-            </w:r>
-          </w:p>
-        </w:tc>
-        <w:tc>
-          <w:tcPr>
-            <w:tcW w:w="3195" w:type="dxa"/>
-          </w:tcPr>
-          <w:p>
-            <w:r>
-              <w:t>Date</w:t>
-            </w:r>
-            <w:r>
-              <w:t xml:space="preserve"> 3/22/26</w:t>
-            </w:r>
-          </w:p>
-        </w:tc>
-        <w:tc>
-          <w:tcPr>
-            <w:tcW w:w="3197" w:type="dxa"/>
-            <w:gridSpan w:val="2"/>
-          </w:tcPr>
-          <w:p>
-            <w:r>
-              <w:t>Team Score</w:t>
-            </w:r>
-            <w:r>
-              <w:t xml:space="preserve"> 100%</w:t>
-            </w:r>
-          </w:p>
-        </w:tc>
-      </w:tr>
-      <w:tr>
-        <w:trPr>
-          <w:trHeight w:val="295"/>
-        </w:trPr>
-        <w:tc>
-          <w:tcPr>
-            <w:tcW w:w="3195" w:type="dxa"/>
-            <w:gridSpan w:val="2"/>
-          </w:tcPr>
-          <w:p>
-            <w:r>
-              <w:t>Name</w:t>
-            </w:r>
-          </w:p>
-        </w:tc>
-        <w:tc>
-          <w:tcPr>
-            <w:tcW w:w="3195" w:type="dxa"/>
-          </w:tcPr>
-          <w:p>
-            <w:r>
-              <w:t>Contribution (%)</w:t>
-            </w:r>
-          </w:p>
-        </w:tc>
-        <w:tc>
-          <w:tcPr>
-            <w:tcW w:w="1598" w:type="dxa"/>
-          </w:tcPr>
-          <w:p>
-            <w:r>
-              <w:t>Signature</w:t>
-            </w:r>
-          </w:p>
-        </w:tc>
-        <w:tc>
-          <w:tcPr>
-            <w:tcW w:w="1599" w:type="dxa"/>
-          </w:tcPr>
-          <w:p>
-            <w:r>
-              <w:t>Individual</w:t>
-            </w:r>
-          </w:p>
-        </w:tc>
-      </w:tr>
-      <w:tr>
-        <w:trPr>
-          <w:trHeight w:val="295"/>
-        </w:trPr>
-        <w:tc>
-          <w:tcPr>
-            <w:tcW w:w="3195" w:type="dxa"/>
-            <w:gridSpan w:val="2"/>
-          </w:tcPr>
-          <w:p>
-            <w:r>
-              <w:lastRenderedPageBreak/>
-              <w:t>Eric Parral</w:t>
-            </w:r>
-          </w:p>
-        </w:tc>
-        <w:tc>
-          <w:tcPr>
-            <w:tcW w:w="3195" w:type="dxa"/>
-          </w:tcPr>
-          <w:p>
-            <w:r>
-              <w:t>25%</w:t>
-            </w:r>
-          </w:p>
-        </w:tc>
-        <w:tc>
-          <w:tcPr>
-            <w:tcW w:w="1598" w:type="dxa"/>
-          </w:tcPr>
-          <w:p>
-            <w:r>
-              <w:t>Eric Parral</w:t>
-            </w:r>
-          </w:p>
-        </w:tc>
-        <w:tc>
-          <w:tcPr>
-            <w:tcW w:w="1599" w:type="dxa"/>
-          </w:tcPr>
-          <w:p>
-            <w:r>
-              <w:t>25</w:t>
-            </w:r>
-          </w:p>
-        </w:tc>
-      </w:tr>
-      <w:tr>
-        <w:trPr>
-          <w:trHeight w:val="557"/>
-        </w:trPr>
-        <w:tc>
-          <w:tcPr>
-            <w:tcW w:w="3195" w:type="dxa"/>
-            <w:gridSpan w:val="2"/>
-          </w:tcPr>
-          <w:p>
-            <w:r>
-              <w:t>Nathan Carlson</w:t>
-            </w:r>
-          </w:p>
-        </w:tc>
-        <w:tc>
-          <w:tcPr>
-            <w:tcW w:w="3195" w:type="dxa"/>
-          </w:tcPr>
-          <w:p>
-            <w:r>
-              <w:t>25%</w:t>
-            </w:r>
-          </w:p>
-        </w:tc>
-        <w:tc>
-          <w:tcPr>
-            <w:tcW w:w="1598" w:type="dxa"/>
-          </w:tcPr>
-          <w:p>
-            <w:r>
-              <w:t>Nathan Carlson</w:t>
-            </w:r>
-          </w:p>
-        </w:tc>
-        <w:tc>
-          <w:tcPr>
-            <w:tcW w:w="1599" w:type="dxa"/>
-          </w:tcPr>
-          <w:p>
-            <w:r>
-              <w:t>25</w:t>
-            </w:r>
-          </w:p>
-        </w:tc>
-      </w:tr>
-      <w:tr>
-        <w:trPr>
-          <w:trHeight w:val="295"/>
-        </w:trPr>
-        <w:tc>
-          <w:tcPr>
-            <w:tcW w:w="3195" w:type="dxa"/>
-            <w:gridSpan w:val="2"/>
-          </w:tcPr>
-          <w:p>
-            <w:r>
-              <w:t>Kyler Cressall</w:t>
-            </w:r>
-          </w:p>
-        </w:tc>
-        <w:tc>
-          <w:tcPr>
-            <w:tcW w:w="3195" w:type="dxa"/>
-          </w:tcPr>
-          <w:p>
-            <w:r>
-              <w:t>25%</w:t>
-            </w:r>
-          </w:p>
-        </w:tc>
-        <w:tc>
-          <w:tcPr>
-            <w:tcW w:w="1598" w:type="dxa"/>
-          </w:tcPr>
-          <w:p>
-            <w:r>
-              <w:t>Kyler Cressall</w:t>
-            </w:r>
-          </w:p>
-        </w:tc>
-        <w:tc>
-          <w:tcPr>
-            <w:tcW w:w="1599" w:type="dxa"/>
-          </w:tcPr>
-          <w:p>
-            <w:r>
-              <w:t>25</w:t>
-            </w:r>
-          </w:p>
-        </w:tc>
-      </w:tr>
-      <w:tr>
-        <w:trPr>
-          <w:trHeight w:val="295"/>
-        </w:trPr>
-        <w:tc>
-          <w:tcPr>
-            <w:tcW w:w="3195" w:type="dxa"/>
-            <w:gridSpan w:val="2"/>
-          </w:tcPr>
-          <w:p>
-            <w:r>
-              <w:t xml:space="preserve">Thomas Ross </w:t>
-            </w:r>
-          </w:p>
-        </w:tc>
-        <w:tc>
-          <w:tcPr>
-            <w:tcW w:w="3195" w:type="dxa"/>
-          </w:tcPr>
-          <w:p>
-            <w:r>
-              <w:t>25%</w:t>
-            </w:r>
-          </w:p>
-        </w:tc>
-        <w:tc>
-          <w:tcPr>
-            <w:tcW w:w="1598" w:type="dxa"/>
-          </w:tcPr>
-          <w:p>
-            <w:r>
-              <w:t>Thomas Ross</w:t>
-            </w:r>
-          </w:p>
-        </w:tc>
-        <w:tc>
-          <w:tcPr>
-            <w:tcW w:w="1599" w:type="dxa"/>
-          </w:tcPr>
-          <w:p>
-            <w:r>
-              <w:t>25</w:t>
-            </w:r>
-          </w:p>
-        </w:tc>
-      </w:tr>
-    </w:tbl>
-    <w:p>
-      <w:pPr>
-        <w:rPr>
-          <w:sz w:val="32"/>
-          <w:szCs w:val="32"/>
-        </w:rPr>
-      </w:pPr>
-    </w:p>
-    <w:p>
-      <w:pPr>
-        <w:rPr>
-          <w:sz w:val="32"/>
-          <w:szCs w:val="32"/>
-        </w:rPr>
-      </w:pPr>
-      <w:r>
-        <w:rPr>
-          <w:sz w:val="32"/>
-          <w:szCs w:val="32"/>
-        </w:rPr>
         <w:t>Software Requirements Specification (SRS)</w:t>
       </w:r>
     </w:p>
@@ -5210,6 +643,7 @@
         </w:numPr>
       </w:pPr>
       <w:r>
+        <w:lastRenderedPageBreak/>
         <w:t xml:space="preserve">FR-CD-10: The system shall include the station address in the detailed view. </w:t>
       </w:r>
     </w:p>
@@ -5237,7 +671,6 @@
     </w:p>
     <w:p>
       <w:r>
-        <w:lastRenderedPageBreak/>
         <w:pict w14:anchorId="0252F07C">
           <v:rect id="_x0000_i1026" style="width:0;height:1.5pt" o:hralign="center" o:hrstd="t" o:hr="t" fillcolor="#a0a0a0" stroked="f"/>
         </w:pict>
@@ -5444,6 +877,7 @@
         </w:numPr>
       </w:pPr>
       <w:r>
+        <w:lastRenderedPageBreak/>
         <w:t xml:space="preserve">FR-DH-6: The system shall display timestamps for all pricing data. </w:t>
       </w:r>
     </w:p>
@@ -5478,7 +912,6 @@
         </w:numPr>
       </w:pPr>
       <w:r>
-        <w:lastRenderedPageBreak/>
         <w:t xml:space="preserve">FR-EH-2: The system shall display a message when no stations match the selected filters. </w:t>
       </w:r>
     </w:p>
@@ -5656,6 +1089,7 @@
     </w:p>
     <w:p>
       <w:r>
+        <w:lastRenderedPageBreak/>
         <w:t>2.3 Usability and User Experience (NFR-UX)</w:t>
       </w:r>
     </w:p>
@@ -5689,7 +1123,6 @@
         </w:numPr>
       </w:pPr>
       <w:r>
-        <w:lastRenderedPageBreak/>
         <w:t xml:space="preserve">NFR-UX-3: The system shall support responsive design for desktop and mobile devices. </w:t>
       </w:r>
     </w:p>
@@ -5869,6 +1302,7 @@
         </w:numPr>
       </w:pPr>
       <w:r>
+        <w:lastRenderedPageBreak/>
         <w:t xml:space="preserve">NFR-MA-3: The system shall support automated testing. </w:t>
       </w:r>
     </w:p>
@@ -5896,7 +1330,6 @@
     </w:p>
     <w:p>
       <w:r>
-        <w:lastRenderedPageBreak/>
         <w:pict w14:anchorId="5814DD2D">
           <v:rect id="_x0000_i1035" style="width:0;height:1.5pt" o:hralign="center" o:hrstd="t" o:hr="t" fillcolor="#a0a0a0" stroked="f"/>
         </w:pict>
@@ -6105,6 +1538,7 @@
         </w:numPr>
       </w:pPr>
       <w:r>
+        <w:lastRenderedPageBreak/>
         <w:t xml:space="preserve">NFR-LM-1: The system shall log into all system errors. </w:t>
       </w:r>
     </w:p>
@@ -6138,7 +1572,6 @@
         </w:numPr>
       </w:pPr>
       <w:r>
-        <w:lastRenderedPageBreak/>
         <w:t xml:space="preserve">NFR-LM-4: The system shall notify administrators of critical failures. </w:t>
       </w:r>
     </w:p>
@@ -6289,6 +1722,7 @@
           <w:sz w:val="32"/>
           <w:szCs w:val="32"/>
         </w:rPr>
+        <w:lastRenderedPageBreak/>
         <w:drawing>
           <wp:anchor distT="0" distB="0" distL="114300" distR="114300" simplePos="0" relativeHeight="251658240" behindDoc="0" locked="0" layoutInCell="1" allowOverlap="1" wp14:anchorId="168D9671" wp14:editId="69448633">
             <wp:simplePos x="0" y="0"/>
@@ -6302,7 +1736,7 @@
             <wp:effectExtent l="0" t="0" r="6350" b="9525"/>
             <wp:wrapTopAndBottom/>
             <wp:docPr id="533371822" name="Video 2" descr="Find a Pump Sprint 2 demo">
-              <a:hlinkClick xmlns:a="http://schemas.openxmlformats.org/drawingml/2006/main" r:id="rId7"/>
+              <a:hlinkClick xmlns:a="http://schemas.openxmlformats.org/drawingml/2006/main" r:id="rId6"/>
             </wp:docPr>
             <wp:cNvGraphicFramePr>
               <a:graphicFrameLocks xmlns:a="http://schemas.openxmlformats.org/drawingml/2006/main" noChangeAspect="1"/>
@@ -6312,12 +1746,12 @@
                 <pic:pic xmlns:pic="http://schemas.openxmlformats.org/drawingml/2006/picture">
                   <pic:nvPicPr>
                     <pic:cNvPr id="533371822" name="Video 2" descr="Find a Pump Sprint 2 demo">
-                      <a:hlinkClick r:id="rId7"/>
+                      <a:hlinkClick r:id="rId6"/>
                     </pic:cNvPr>
                     <pic:cNvPicPr/>
                   </pic:nvPicPr>
                   <pic:blipFill>
-                    <a:blip r:embed="rId8">
+                    <a:blip r:embed="rId7">
                       <a:extLst>
                         <a:ext uri="{28A0092B-C50C-407E-A947-70E740481C1C}">
                           <a14:useLocalDpi xmlns:a14="http://schemas.microsoft.com/office/drawing/2010/main" val="0"/>
@@ -6366,7 +1800,6 @@
           <w:sz w:val="32"/>
           <w:szCs w:val="32"/>
         </w:rPr>
-        <w:lastRenderedPageBreak/>
         <w:t>Source Code</w:t>
       </w:r>
     </w:p>
@@ -6374,7 +1807,7 @@
       <w:r>
         <w:t xml:space="preserve">Can be found at </w:t>
       </w:r>
-      <w:hyperlink r:id="rId9" w:history="1">
+      <w:hyperlink r:id="rId8" w:history="1">
         <w:r>
           <w:rPr>
             <w:rStyle w:val="Hyperlink"/>
@@ -6441,7 +1874,7 @@
                     <pic:cNvPicPr/>
                   </pic:nvPicPr>
                   <pic:blipFill>
-                    <a:blip r:embed="rId10">
+                    <a:blip r:embed="rId9">
                       <a:extLst>
                         <a:ext uri="{28A0092B-C50C-407E-A947-70E740481C1C}">
                           <a14:useLocalDpi xmlns:a14="http://schemas.microsoft.com/office/drawing/2010/main" val="0"/>
@@ -6476,7 +1909,7 @@
       <w:r>
         <w:t xml:space="preserve">Table 1: </w:t>
       </w:r>
-      <w:hyperlink r:id="rId11" w:history="1">
+      <w:hyperlink r:id="rId10" w:history="1">
         <w:r>
           <w:rPr>
             <w:rStyle w:val="Hyperlink"/>
@@ -6487,7 +1920,11 @@
     </w:p>
     <w:p>
       <w:r>
-        <w:t>This diagram illustrates the three-tier architecture of the Find A Pump system. The React frontend communicates with the Node.js Express backend via RESTful APIs. The backend integrates with external services including the Fuel Pricing API and Google Maps API. A SQLite database stores caught pricing data and user preferences. This design ensures separation of concerns and supports scalability.</w:t>
+        <w:t xml:space="preserve">This diagram illustrates the three-tier architecture of the Find A Pump system. The React frontend communicates with the Node.js Express backend via RESTful APIs. The backend integrates with external services including the Fuel Pricing API and Google Maps API. A </w:t>
+      </w:r>
+      <w:r>
+        <w:lastRenderedPageBreak/>
+        <w:t>SQLite database stores caught pricing data and user preferences. This design ensures separation of concerns and supports scalability.</w:t>
       </w:r>
     </w:p>
     <w:p>
@@ -6532,7 +1969,7 @@
                     <pic:cNvPicPr/>
                   </pic:nvPicPr>
                   <pic:blipFill>
-                    <a:blip r:embed="rId12" cstate="print">
+                    <a:blip r:embed="rId11" cstate="print">
                       <a:extLst>
                         <a:ext uri="{28A0092B-C50C-407E-A947-70E740481C1C}">
                           <a14:useLocalDpi xmlns:a14="http://schemas.microsoft.com/office/drawing/2010/main" val="0"/>
@@ -6564,10 +2001,9 @@
         <w:pStyle w:val="Caption"/>
       </w:pPr>
       <w:r>
-        <w:lastRenderedPageBreak/>
         <w:t xml:space="preserve">Table 2: </w:t>
       </w:r>
-      <w:hyperlink r:id="rId13" w:history="1">
+      <w:hyperlink r:id="rId12" w:history="1">
         <w:r>
           <w:rPr>
             <w:rStyle w:val="Hyperlink"/>
@@ -6607,6 +2043,7 @@
         <w:rPr>
           <w:noProof/>
         </w:rPr>
+        <w:lastRenderedPageBreak/>
         <w:drawing>
           <wp:inline distT="0" distB="0" distL="0" distR="0" wp14:anchorId="09911750" wp14:editId="1E3803E6">
             <wp:extent cx="4647063" cy="4977720"/>
@@ -6623,7 +2060,7 @@
                     <pic:cNvPicPr/>
                   </pic:nvPicPr>
                   <pic:blipFill>
-                    <a:blip r:embed="rId14">
+                    <a:blip r:embed="rId13">
                       <a:extLst>
                         <a:ext uri="{28A0092B-C50C-407E-A947-70E740481C1C}">
                           <a14:useLocalDpi xmlns:a14="http://schemas.microsoft.com/office/drawing/2010/main" val="0"/>
@@ -6657,7 +2094,7 @@
       <w:r>
         <w:t xml:space="preserve">Table 3: </w:t>
       </w:r>
-      <w:hyperlink r:id="rId15" w:history="1">
+      <w:hyperlink r:id="rId14" w:history="1">
         <w:r>
           <w:rPr>
             <w:rStyle w:val="Hyperlink"/>
@@ -6695,7 +2132,6 @@
           <w:b/>
           <w:bCs/>
         </w:rPr>
-        <w:lastRenderedPageBreak/>
         <w:t xml:space="preserve">Class Diagram </w:t>
       </w:r>
       <w:commentRangeEnd w:id="0"/>
@@ -6724,7 +2160,7 @@
         </w:rPr>
         <w:t xml:space="preserve">Images can be found at </w:t>
       </w:r>
-      <w:hyperlink r:id="rId20" w:history="1">
+      <w:hyperlink r:id="rId19" w:history="1">
         <w:r>
           <w:rPr>
             <w:rStyle w:val="Hyperlink"/>
@@ -6796,6 +2232,7 @@
         </w:numPr>
       </w:pPr>
       <w:r>
+        <w:lastRenderedPageBreak/>
         <w:t>Homepage only renders MapView.</w:t>
       </w:r>
     </w:p>
@@ -7063,7 +2500,6 @@
           <w:b/>
           <w:bCs/>
         </w:rPr>
-        <w:lastRenderedPageBreak/>
         <w:t>Partial or missing relative to the SRS:</w:t>
       </w:r>
     </w:p>
@@ -7112,6 +2548,7 @@
         </w:numPr>
       </w:pPr>
       <w:r>
+        <w:lastRenderedPageBreak/>
         <w:t>Input validation is limited to a few numeric query checks in MapsController; there is no shared validation middleware.</w:t>
       </w:r>
     </w:p>
@@ -7549,7 +2986,6 @@
           <w:rFonts w:ascii="Aptos" w:hAnsi="Aptos"/>
           <w:color w:val="000000"/>
         </w:rPr>
-        <w:lastRenderedPageBreak/>
         <w:t>Expanded unit and integration test coverage for both frontend components and backend APIs.</w:t>
       </w:r>
     </w:p>
@@ -7632,6 +3068,7 @@
           <w:bCs/>
           <w:color w:val="000000"/>
         </w:rPr>
+        <w:lastRenderedPageBreak/>
         <w:t>Impact:</w:t>
       </w:r>
       <w:r>
@@ -8084,7 +3521,6 @@
           <w:bCs/>
           <w:color w:val="000000"/>
         </w:rPr>
-        <w:lastRenderedPageBreak/>
         <w:t>Related Requirement:</w:t>
       </w:r>
       <w:r>
@@ -8149,9 +3585,10 @@
           <w:sz w:val="32"/>
           <w:szCs w:val="32"/>
         </w:rPr>
+        <w:lastRenderedPageBreak/>
         <w:t xml:space="preserve">Can we linked to </w:t>
       </w:r>
-      <w:hyperlink r:id="rId21" w:history="1">
+      <w:hyperlink r:id="rId20" w:history="1">
         <w:r>
           <w:rPr>
             <w:rStyle w:val="Hyperlink"/>
@@ -8283,13 +3720,16 @@
           <w:b/>
           <w:bCs/>
         </w:rPr>
+        <w:t>Design metric:</w:t>
+      </w:r>
+    </w:p>
+    <w:p>
+      <w:r>
+        <w:t xml:space="preserve">The design metric chosen for Find a Pump is high cohesion. This will be achieved by clearly dividing responsibilities and ensuring that each module has a single, well-defined purpose. </w:t>
+      </w:r>
+      <w:r>
         <w:lastRenderedPageBreak/>
-        <w:t>Design metric:</w:t>
-      </w:r>
-    </w:p>
-    <w:p>
-      <w:r>
-        <w:t>The design metric chosen for Find a Pump is high cohesion. This will be achieved by clearly dividing responsibilities and ensuring that each module has a single, well-defined purpose. High cohesion improves maintainability, makes the system easier to understand, and helps isolate defects, which in turn facilitates faster debugging and more reliable enhancements.</w:t>
+        <w:t>High cohesion improves maintainability, makes the system easier to understand, and helps isolate defects, which in turn facilitates faster debugging and more reliable enhancements.</w:t>
       </w:r>
     </w:p>
     <w:p>
@@ -8523,7 +3963,6 @@
           <w:kern w:val="0"/>
           <w14:ligatures w14:val="none"/>
         </w:rPr>
-        <w:lastRenderedPageBreak/>
         <w:t>A Next.js frontend</w:t>
       </w:r>
     </w:p>
@@ -8619,6 +4058,7 @@
           <w:kern w:val="0"/>
           <w14:ligatures w14:val="none"/>
         </w:rPr>
+        <w:lastRenderedPageBreak/>
         <w:t>The backend follows industry-standard architecture:</w:t>
       </w:r>
     </w:p>
@@ -9912,7 +5352,6 @@
           <w:kern w:val="0"/>
           <w14:ligatures w14:val="none"/>
         </w:rPr>
-        <w:lastRenderedPageBreak/>
         <w:t>cd apps/backend</w:t>
       </w:r>
     </w:p>
@@ -10029,6 +5468,7 @@
           <w:kern w:val="0"/>
           <w14:ligatures w14:val="none"/>
         </w:rPr>
+        <w:lastRenderedPageBreak/>
         <w:t>cd ../..</w:t>
       </w:r>
     </w:p>
@@ -10183,7 +5623,7 @@
         </w:rPr>
         <w:t>Frontend: </w:t>
       </w:r>
-      <w:hyperlink r:id="rId22" w:history="1">
+      <w:hyperlink r:id="rId21" w:history="1">
         <w:r>
           <w:rPr>
             <w:rFonts w:ascii="Times New Roman" w:eastAsia="Times New Roman" w:hAnsi="Times New Roman" w:cs="Times New Roman"/>
@@ -10219,7 +5659,7 @@
         </w:rPr>
         <w:t>Backend: </w:t>
       </w:r>
-      <w:hyperlink r:id="rId23" w:history="1">
+      <w:hyperlink r:id="rId22" w:history="1">
         <w:r>
           <w:rPr>
             <w:rFonts w:ascii="Times New Roman" w:eastAsia="Times New Roman" w:hAnsi="Times New Roman" w:cs="Times New Roman"/>
@@ -10397,7 +5837,7 @@
           <w14:ligatures w14:val="none"/>
         </w:rPr>
       </w:pPr>
-      <w:hyperlink r:id="rId24" w:history="1">
+      <w:hyperlink r:id="rId23" w:history="1">
         <w:r>
           <w:rPr>
             <w:rFonts w:ascii="Times New Roman" w:eastAsia="Times New Roman" w:hAnsi="Times New Roman" w:cs="Times New Roman"/>
@@ -11082,6 +6522,4573 @@
         </w:rPr>
         <w:t>Automated Testing Guide: documentation/Testing Docs/AUTOMATED_TESTING.md</w:t>
       </w:r>
+    </w:p>
+    <w:p/>
+    <w:p>
+      <w:pPr>
+        <w:rPr>
+          <w:sz w:val="32"/>
+          <w:szCs w:val="32"/>
+        </w:rPr>
+      </w:pPr>
+      <w:r>
+        <w:rPr>
+          <w:sz w:val="32"/>
+          <w:szCs w:val="32"/>
+        </w:rPr>
+        <w:t>Meeting Logs Appendix (A)</w:t>
+      </w:r>
+    </w:p>
+    <w:p>
+      <w:r>
+        <w:lastRenderedPageBreak/>
+        <w:t xml:space="preserve">Can Be found within </w:t>
+      </w:r>
+      <w:hyperlink r:id="rId24" w:history="1">
+        <w:r>
+          <w:rPr>
+            <w:rStyle w:val="Hyperlink"/>
+          </w:rPr>
+          <w:t>cs4400-findapump/documentation/Meeting Logs at main · kylercressall/cs4400-findapump</w:t>
+        </w:r>
+      </w:hyperlink>
+    </w:p>
+    <w:p>
+      <w:r>
+        <w:t>Where the meeting logs that are applicable would be weeks 7-11 which coincide with February 22</w:t>
+      </w:r>
+      <w:r>
+        <w:rPr>
+          <w:vertAlign w:val="superscript"/>
+        </w:rPr>
+        <w:t>nd</w:t>
+      </w:r>
+      <w:r>
+        <w:t xml:space="preserve"> 2026 to March 22</w:t>
+      </w:r>
+      <w:r>
+        <w:rPr>
+          <w:vertAlign w:val="superscript"/>
+        </w:rPr>
+        <w:t>nd</w:t>
+      </w:r>
+      <w:r>
+        <w:t xml:space="preserve"> 2026</w:t>
+      </w:r>
+    </w:p>
+    <w:p>
+      <w:pPr>
+        <w:rPr>
+          <w:sz w:val="32"/>
+          <w:szCs w:val="32"/>
+        </w:rPr>
+      </w:pPr>
+      <w:r>
+        <w:rPr>
+          <w:sz w:val="32"/>
+          <w:szCs w:val="32"/>
+        </w:rPr>
+        <w:t xml:space="preserve">Backlog and Sprints Appendix (b) </w:t>
+      </w:r>
+    </w:p>
+    <w:p>
+      <w:pPr>
+        <w:spacing w:after="0" w:line="240" w:lineRule="auto"/>
+        <w:rPr>
+          <w:rFonts w:ascii="Times New Roman" w:eastAsia="Times New Roman" w:hAnsi="Times New Roman" w:cs="Times New Roman"/>
+          <w:kern w:val="0"/>
+          <w14:ligatures w14:val="none"/>
+        </w:rPr>
+      </w:pPr>
+      <w:r>
+        <w:rPr>
+          <w:rFonts w:ascii="Noto Serif CJK SC" w:eastAsia="Times New Roman" w:hAnsi="Noto Serif CJK SC" w:cs="Times New Roman"/>
+          <w:color w:val="000000"/>
+          <w:kern w:val="0"/>
+          <w:sz w:val="32"/>
+          <w:szCs w:val="32"/>
+          <w14:ligatures w14:val="none"/>
+        </w:rPr>
+        <w:t>Backlog Spri</w:t>
+      </w:r>
+      <w:r>
+        <w:rPr>
+          <w:rFonts w:ascii="Noto Serif CJK SC" w:eastAsia="Times New Roman" w:hAnsi="Noto Serif CJK SC" w:cs="Times New Roman"/>
+          <w:color w:val="000000"/>
+          <w:kern w:val="0"/>
+          <w:sz w:val="32"/>
+          <w:szCs w:val="32"/>
+          <w14:ligatures w14:val="none"/>
+        </w:rPr>
+        <w:t>nt</w:t>
+      </w:r>
+      <w:r>
+        <w:rPr>
+          <w:rFonts w:ascii="Noto Serif CJK SC" w:eastAsia="Times New Roman" w:hAnsi="Noto Serif CJK SC" w:cs="Times New Roman"/>
+          <w:color w:val="000000"/>
+          <w:kern w:val="0"/>
+          <w:sz w:val="32"/>
+          <w:szCs w:val="32"/>
+          <w14:ligatures w14:val="none"/>
+        </w:rPr>
+        <w:t xml:space="preserve"> 1:</w:t>
+      </w:r>
+    </w:p>
+    <w:tbl>
+      <w:tblPr>
+        <w:tblStyle w:val="TableGrid"/>
+        <w:tblW w:w="10165" w:type="dxa"/>
+        <w:tblLook w:val="04A0" w:firstRow="1" w:lastRow="0" w:firstColumn="1" w:lastColumn="0" w:noHBand="0" w:noVBand="1"/>
+      </w:tblPr>
+      <w:tblGrid>
+        <w:gridCol w:w="605"/>
+        <w:gridCol w:w="2033"/>
+        <w:gridCol w:w="1764"/>
+        <w:gridCol w:w="2253"/>
+        <w:gridCol w:w="3510"/>
+      </w:tblGrid>
+      <w:tr>
+        <w:tc>
+          <w:tcPr>
+            <w:tcW w:w="605" w:type="dxa"/>
+            <w:hideMark/>
+          </w:tcPr>
+          <w:p>
+            <w:pPr>
+              <w:rPr>
+                <w:rFonts w:ascii="Times New Roman" w:eastAsia="Times New Roman" w:hAnsi="Times New Roman" w:cs="Times New Roman"/>
+                <w:kern w:val="0"/>
+                <w14:ligatures w14:val="none"/>
+              </w:rPr>
+            </w:pPr>
+            <w:r>
+              <w:rPr>
+                <w:rFonts w:ascii="Noto Serif CJK SC" w:eastAsia="Times New Roman" w:hAnsi="Noto Serif CJK SC" w:cs="Times New Roman"/>
+                <w:b/>
+                <w:bCs/>
+                <w:color w:val="000000"/>
+                <w:kern w:val="0"/>
+                <w:sz w:val="28"/>
+                <w:szCs w:val="28"/>
+                <w14:ligatures w14:val="none"/>
+              </w:rPr>
+              <w:t>ID</w:t>
+            </w:r>
+          </w:p>
+        </w:tc>
+        <w:tc>
+          <w:tcPr>
+            <w:tcW w:w="2033" w:type="dxa"/>
+            <w:hideMark/>
+          </w:tcPr>
+          <w:p>
+            <w:pPr>
+              <w:rPr>
+                <w:rFonts w:ascii="Times New Roman" w:eastAsia="Times New Roman" w:hAnsi="Times New Roman" w:cs="Times New Roman"/>
+                <w:kern w:val="0"/>
+                <w14:ligatures w14:val="none"/>
+              </w:rPr>
+            </w:pPr>
+            <w:r>
+              <w:rPr>
+                <w:rFonts w:ascii="Noto Serif CJK SC" w:eastAsia="Times New Roman" w:hAnsi="Noto Serif CJK SC" w:cs="Times New Roman"/>
+                <w:b/>
+                <w:bCs/>
+                <w:color w:val="000000"/>
+                <w:kern w:val="0"/>
+                <w:sz w:val="28"/>
+                <w:szCs w:val="28"/>
+                <w14:ligatures w14:val="none"/>
+              </w:rPr>
+              <w:t>Task</w:t>
+            </w:r>
+          </w:p>
+        </w:tc>
+        <w:tc>
+          <w:tcPr>
+            <w:tcW w:w="1764" w:type="dxa"/>
+            <w:hideMark/>
+          </w:tcPr>
+          <w:p>
+            <w:pPr>
+              <w:rPr>
+                <w:rFonts w:ascii="Times New Roman" w:eastAsia="Times New Roman" w:hAnsi="Times New Roman" w:cs="Times New Roman"/>
+                <w:kern w:val="0"/>
+                <w14:ligatures w14:val="none"/>
+              </w:rPr>
+            </w:pPr>
+            <w:r>
+              <w:rPr>
+                <w:rFonts w:ascii="Noto Serif CJK SC" w:eastAsia="Times New Roman" w:hAnsi="Noto Serif CJK SC" w:cs="Times New Roman"/>
+                <w:b/>
+                <w:bCs/>
+                <w:color w:val="000000"/>
+                <w:kern w:val="0"/>
+                <w:sz w:val="28"/>
+                <w:szCs w:val="28"/>
+                <w14:ligatures w14:val="none"/>
+              </w:rPr>
+              <w:t>Priority</w:t>
+            </w:r>
+          </w:p>
+        </w:tc>
+        <w:tc>
+          <w:tcPr>
+            <w:tcW w:w="2253" w:type="dxa"/>
+            <w:hideMark/>
+          </w:tcPr>
+          <w:p>
+            <w:pPr>
+              <w:rPr>
+                <w:rFonts w:ascii="Times New Roman" w:eastAsia="Times New Roman" w:hAnsi="Times New Roman" w:cs="Times New Roman"/>
+                <w:kern w:val="0"/>
+                <w14:ligatures w14:val="none"/>
+              </w:rPr>
+            </w:pPr>
+            <w:r>
+              <w:rPr>
+                <w:rFonts w:ascii="Noto Serif CJK SC" w:eastAsia="Times New Roman" w:hAnsi="Noto Serif CJK SC" w:cs="Times New Roman"/>
+                <w:b/>
+                <w:bCs/>
+                <w:color w:val="000000"/>
+                <w:kern w:val="0"/>
+                <w:sz w:val="28"/>
+                <w:szCs w:val="28"/>
+                <w14:ligatures w14:val="none"/>
+              </w:rPr>
+              <w:t>Status</w:t>
+            </w:r>
+          </w:p>
+        </w:tc>
+        <w:tc>
+          <w:tcPr>
+            <w:tcW w:w="3510" w:type="dxa"/>
+            <w:hideMark/>
+          </w:tcPr>
+          <w:p>
+            <w:pPr>
+              <w:rPr>
+                <w:rFonts w:ascii="Times New Roman" w:eastAsia="Times New Roman" w:hAnsi="Times New Roman" w:cs="Times New Roman"/>
+                <w:kern w:val="0"/>
+                <w14:ligatures w14:val="none"/>
+              </w:rPr>
+            </w:pPr>
+            <w:r>
+              <w:rPr>
+                <w:rFonts w:ascii="Noto Serif CJK SC" w:eastAsia="Times New Roman" w:hAnsi="Noto Serif CJK SC" w:cs="Times New Roman"/>
+                <w:b/>
+                <w:bCs/>
+                <w:color w:val="000000"/>
+                <w:kern w:val="0"/>
+                <w:sz w:val="28"/>
+                <w:szCs w:val="28"/>
+                <w14:ligatures w14:val="none"/>
+              </w:rPr>
+              <w:t>Assigned To</w:t>
+            </w:r>
+          </w:p>
+        </w:tc>
+      </w:tr>
+      <w:tr>
+        <w:tc>
+          <w:tcPr>
+            <w:tcW w:w="605" w:type="dxa"/>
+            <w:hideMark/>
+          </w:tcPr>
+          <w:p>
+            <w:pPr>
+              <w:rPr>
+                <w:rFonts w:ascii="Times New Roman" w:eastAsia="Times New Roman" w:hAnsi="Times New Roman" w:cs="Times New Roman"/>
+                <w:kern w:val="0"/>
+                <w14:ligatures w14:val="none"/>
+              </w:rPr>
+            </w:pPr>
+            <w:r>
+              <w:rPr>
+                <w:rFonts w:ascii="Noto Serif CJK SC" w:eastAsia="Times New Roman" w:hAnsi="Noto Serif CJK SC" w:cs="Times New Roman"/>
+                <w:color w:val="000000"/>
+                <w:kern w:val="0"/>
+                <w:sz w:val="28"/>
+                <w:szCs w:val="28"/>
+                <w14:ligatures w14:val="none"/>
+              </w:rPr>
+              <w:t>1a</w:t>
+            </w:r>
+          </w:p>
+        </w:tc>
+        <w:tc>
+          <w:tcPr>
+            <w:tcW w:w="2033" w:type="dxa"/>
+            <w:hideMark/>
+          </w:tcPr>
+          <w:p>
+            <w:pPr>
+              <w:rPr>
+                <w:rFonts w:ascii="Times New Roman" w:eastAsia="Times New Roman" w:hAnsi="Times New Roman" w:cs="Times New Roman"/>
+                <w:kern w:val="0"/>
+                <w14:ligatures w14:val="none"/>
+              </w:rPr>
+            </w:pPr>
+            <w:r>
+              <w:rPr>
+                <w:rFonts w:ascii="Noto Serif CJK SC" w:eastAsia="Times New Roman" w:hAnsi="Noto Serif CJK SC" w:cs="Times New Roman"/>
+                <w:color w:val="000000"/>
+                <w:kern w:val="0"/>
+                <w:sz w:val="28"/>
+                <w:szCs w:val="28"/>
+                <w14:ligatures w14:val="none"/>
+              </w:rPr>
+              <w:t>Brainstorm Ideas</w:t>
+            </w:r>
+          </w:p>
+        </w:tc>
+        <w:tc>
+          <w:tcPr>
+            <w:tcW w:w="1764" w:type="dxa"/>
+            <w:hideMark/>
+          </w:tcPr>
+          <w:p>
+            <w:pPr>
+              <w:rPr>
+                <w:rFonts w:ascii="Times New Roman" w:eastAsia="Times New Roman" w:hAnsi="Times New Roman" w:cs="Times New Roman"/>
+                <w:kern w:val="0"/>
+                <w14:ligatures w14:val="none"/>
+              </w:rPr>
+            </w:pPr>
+            <w:r>
+              <w:rPr>
+                <w:rFonts w:ascii="Noto Serif CJK SC" w:eastAsia="Times New Roman" w:hAnsi="Noto Serif CJK SC" w:cs="Times New Roman"/>
+                <w:color w:val="000000"/>
+                <w:kern w:val="0"/>
+                <w:sz w:val="28"/>
+                <w:szCs w:val="28"/>
+                <w14:ligatures w14:val="none"/>
+              </w:rPr>
+              <w:t>High</w:t>
+            </w:r>
+          </w:p>
+        </w:tc>
+        <w:tc>
+          <w:tcPr>
+            <w:tcW w:w="2253" w:type="dxa"/>
+            <w:hideMark/>
+          </w:tcPr>
+          <w:p>
+            <w:pPr>
+              <w:rPr>
+                <w:rFonts w:ascii="Times New Roman" w:eastAsia="Times New Roman" w:hAnsi="Times New Roman" w:cs="Times New Roman"/>
+                <w:kern w:val="0"/>
+                <w14:ligatures w14:val="none"/>
+              </w:rPr>
+            </w:pPr>
+            <w:r>
+              <w:rPr>
+                <w:rFonts w:ascii="Noto Serif CJK SC" w:eastAsia="Times New Roman" w:hAnsi="Noto Serif CJK SC" w:cs="Times New Roman"/>
+                <w:color w:val="000000"/>
+                <w:kern w:val="0"/>
+                <w:sz w:val="28"/>
+                <w:szCs w:val="28"/>
+                <w14:ligatures w14:val="none"/>
+              </w:rPr>
+              <w:t>Complete</w:t>
+            </w:r>
+          </w:p>
+        </w:tc>
+        <w:tc>
+          <w:tcPr>
+            <w:tcW w:w="3510" w:type="dxa"/>
+            <w:hideMark/>
+          </w:tcPr>
+          <w:p>
+            <w:pPr>
+              <w:rPr>
+                <w:rFonts w:ascii="Times New Roman" w:eastAsia="Times New Roman" w:hAnsi="Times New Roman" w:cs="Times New Roman"/>
+                <w:kern w:val="0"/>
+                <w14:ligatures w14:val="none"/>
+              </w:rPr>
+            </w:pPr>
+            <w:r>
+              <w:rPr>
+                <w:rFonts w:ascii="Noto Serif CJK SC" w:eastAsia="Times New Roman" w:hAnsi="Noto Serif CJK SC" w:cs="Times New Roman"/>
+                <w:color w:val="000000"/>
+                <w:kern w:val="0"/>
+                <w:sz w:val="28"/>
+                <w:szCs w:val="28"/>
+                <w14:ligatures w14:val="none"/>
+              </w:rPr>
+              <w:t>Team-wide</w:t>
+            </w:r>
+          </w:p>
+        </w:tc>
+      </w:tr>
+      <w:tr>
+        <w:tc>
+          <w:tcPr>
+            <w:tcW w:w="605" w:type="dxa"/>
+            <w:hideMark/>
+          </w:tcPr>
+          <w:p>
+            <w:pPr>
+              <w:rPr>
+                <w:rFonts w:ascii="Times New Roman" w:eastAsia="Times New Roman" w:hAnsi="Times New Roman" w:cs="Times New Roman"/>
+                <w:kern w:val="0"/>
+                <w14:ligatures w14:val="none"/>
+              </w:rPr>
+            </w:pPr>
+            <w:r>
+              <w:rPr>
+                <w:rFonts w:ascii="Noto Serif CJK SC" w:eastAsia="Times New Roman" w:hAnsi="Noto Serif CJK SC" w:cs="Times New Roman"/>
+                <w:color w:val="000000"/>
+                <w:kern w:val="0"/>
+                <w:sz w:val="28"/>
+                <w:szCs w:val="28"/>
+                <w14:ligatures w14:val="none"/>
+              </w:rPr>
+              <w:t>1b</w:t>
+            </w:r>
+          </w:p>
+        </w:tc>
+        <w:tc>
+          <w:tcPr>
+            <w:tcW w:w="2033" w:type="dxa"/>
+            <w:hideMark/>
+          </w:tcPr>
+          <w:p>
+            <w:pPr>
+              <w:rPr>
+                <w:rFonts w:ascii="Times New Roman" w:eastAsia="Times New Roman" w:hAnsi="Times New Roman" w:cs="Times New Roman"/>
+                <w:kern w:val="0"/>
+                <w14:ligatures w14:val="none"/>
+              </w:rPr>
+            </w:pPr>
+            <w:r>
+              <w:rPr>
+                <w:rFonts w:ascii="Noto Serif CJK SC" w:eastAsia="Times New Roman" w:hAnsi="Noto Serif CJK SC" w:cs="Times New Roman"/>
+                <w:color w:val="000000"/>
+                <w:kern w:val="0"/>
+                <w:sz w:val="28"/>
+                <w:szCs w:val="28"/>
+                <w14:ligatures w14:val="none"/>
+              </w:rPr>
+              <w:t>Create Github Repo</w:t>
+            </w:r>
+          </w:p>
+        </w:tc>
+        <w:tc>
+          <w:tcPr>
+            <w:tcW w:w="1764" w:type="dxa"/>
+            <w:hideMark/>
+          </w:tcPr>
+          <w:p>
+            <w:pPr>
+              <w:rPr>
+                <w:rFonts w:ascii="Times New Roman" w:eastAsia="Times New Roman" w:hAnsi="Times New Roman" w:cs="Times New Roman"/>
+                <w:kern w:val="0"/>
+                <w14:ligatures w14:val="none"/>
+              </w:rPr>
+            </w:pPr>
+            <w:r>
+              <w:rPr>
+                <w:rFonts w:ascii="Noto Serif CJK SC" w:eastAsia="Times New Roman" w:hAnsi="Noto Serif CJK SC" w:cs="Times New Roman"/>
+                <w:color w:val="000000"/>
+                <w:kern w:val="0"/>
+                <w:sz w:val="28"/>
+                <w:szCs w:val="28"/>
+                <w14:ligatures w14:val="none"/>
+              </w:rPr>
+              <w:t>High</w:t>
+            </w:r>
+          </w:p>
+        </w:tc>
+        <w:tc>
+          <w:tcPr>
+            <w:tcW w:w="2253" w:type="dxa"/>
+            <w:hideMark/>
+          </w:tcPr>
+          <w:p>
+            <w:pPr>
+              <w:rPr>
+                <w:rFonts w:ascii="Times New Roman" w:eastAsia="Times New Roman" w:hAnsi="Times New Roman" w:cs="Times New Roman"/>
+                <w:kern w:val="0"/>
+                <w14:ligatures w14:val="none"/>
+              </w:rPr>
+            </w:pPr>
+            <w:r>
+              <w:rPr>
+                <w:rFonts w:ascii="Noto Serif CJK SC" w:eastAsia="Times New Roman" w:hAnsi="Noto Serif CJK SC" w:cs="Times New Roman"/>
+                <w:color w:val="000000"/>
+                <w:kern w:val="0"/>
+                <w:sz w:val="28"/>
+                <w:szCs w:val="28"/>
+                <w14:ligatures w14:val="none"/>
+              </w:rPr>
+              <w:t>Complete</w:t>
+            </w:r>
+          </w:p>
+        </w:tc>
+        <w:tc>
+          <w:tcPr>
+            <w:tcW w:w="3510" w:type="dxa"/>
+            <w:hideMark/>
+          </w:tcPr>
+          <w:p>
+            <w:pPr>
+              <w:rPr>
+                <w:rFonts w:ascii="Times New Roman" w:eastAsia="Times New Roman" w:hAnsi="Times New Roman" w:cs="Times New Roman"/>
+                <w:kern w:val="0"/>
+                <w14:ligatures w14:val="none"/>
+              </w:rPr>
+            </w:pPr>
+            <w:r>
+              <w:rPr>
+                <w:rFonts w:ascii="Noto Serif CJK SC" w:eastAsia="Times New Roman" w:hAnsi="Noto Serif CJK SC" w:cs="Times New Roman"/>
+                <w:color w:val="000000"/>
+                <w:kern w:val="0"/>
+                <w:sz w:val="28"/>
+                <w:szCs w:val="28"/>
+                <w14:ligatures w14:val="none"/>
+              </w:rPr>
+              <w:t>Kyler C</w:t>
+            </w:r>
+          </w:p>
+        </w:tc>
+      </w:tr>
+      <w:tr>
+        <w:tc>
+          <w:tcPr>
+            <w:tcW w:w="605" w:type="dxa"/>
+            <w:hideMark/>
+          </w:tcPr>
+          <w:p>
+            <w:pPr>
+              <w:rPr>
+                <w:rFonts w:ascii="Times New Roman" w:eastAsia="Times New Roman" w:hAnsi="Times New Roman" w:cs="Times New Roman"/>
+                <w:kern w:val="0"/>
+                <w14:ligatures w14:val="none"/>
+              </w:rPr>
+            </w:pPr>
+            <w:r>
+              <w:rPr>
+                <w:rFonts w:ascii="Noto Serif CJK SC" w:eastAsia="Times New Roman" w:hAnsi="Noto Serif CJK SC" w:cs="Times New Roman"/>
+                <w:color w:val="000000"/>
+                <w:kern w:val="0"/>
+                <w:sz w:val="28"/>
+                <w:szCs w:val="28"/>
+                <w14:ligatures w14:val="none"/>
+              </w:rPr>
+              <w:t xml:space="preserve">1c </w:t>
+            </w:r>
+          </w:p>
+        </w:tc>
+        <w:tc>
+          <w:tcPr>
+            <w:tcW w:w="2033" w:type="dxa"/>
+            <w:hideMark/>
+          </w:tcPr>
+          <w:p>
+            <w:pPr>
+              <w:rPr>
+                <w:rFonts w:ascii="Times New Roman" w:eastAsia="Times New Roman" w:hAnsi="Times New Roman" w:cs="Times New Roman"/>
+                <w:kern w:val="0"/>
+                <w14:ligatures w14:val="none"/>
+              </w:rPr>
+            </w:pPr>
+            <w:r>
+              <w:rPr>
+                <w:rFonts w:ascii="Noto Serif CJK SC" w:eastAsia="Times New Roman" w:hAnsi="Noto Serif CJK SC" w:cs="Times New Roman"/>
+                <w:color w:val="000000"/>
+                <w:kern w:val="0"/>
+                <w:sz w:val="28"/>
+                <w:szCs w:val="28"/>
+                <w14:ligatures w14:val="none"/>
+              </w:rPr>
+              <w:t xml:space="preserve">Project Description (description and justificaiton </w:t>
+            </w:r>
+          </w:p>
+        </w:tc>
+        <w:tc>
+          <w:tcPr>
+            <w:tcW w:w="1764" w:type="dxa"/>
+            <w:hideMark/>
+          </w:tcPr>
+          <w:p>
+            <w:pPr>
+              <w:rPr>
+                <w:rFonts w:ascii="Times New Roman" w:eastAsia="Times New Roman" w:hAnsi="Times New Roman" w:cs="Times New Roman"/>
+                <w:kern w:val="0"/>
+                <w14:ligatures w14:val="none"/>
+              </w:rPr>
+            </w:pPr>
+            <w:r>
+              <w:rPr>
+                <w:rFonts w:ascii="Noto Serif CJK SC" w:eastAsia="Times New Roman" w:hAnsi="Noto Serif CJK SC" w:cs="Times New Roman"/>
+                <w:color w:val="000000"/>
+                <w:kern w:val="0"/>
+                <w:sz w:val="28"/>
+                <w:szCs w:val="28"/>
+                <w14:ligatures w14:val="none"/>
+              </w:rPr>
+              <w:t>Medium</w:t>
+            </w:r>
+          </w:p>
+        </w:tc>
+        <w:tc>
+          <w:tcPr>
+            <w:tcW w:w="2253" w:type="dxa"/>
+            <w:hideMark/>
+          </w:tcPr>
+          <w:p>
+            <w:pPr>
+              <w:rPr>
+                <w:rFonts w:ascii="Times New Roman" w:eastAsia="Times New Roman" w:hAnsi="Times New Roman" w:cs="Times New Roman"/>
+                <w:kern w:val="0"/>
+                <w14:ligatures w14:val="none"/>
+              </w:rPr>
+            </w:pPr>
+            <w:r>
+              <w:rPr>
+                <w:rFonts w:ascii="Noto Serif CJK SC" w:eastAsia="Times New Roman" w:hAnsi="Noto Serif CJK SC" w:cs="Times New Roman"/>
+                <w:color w:val="000000"/>
+                <w:kern w:val="0"/>
+                <w:sz w:val="28"/>
+                <w:szCs w:val="28"/>
+                <w14:ligatures w14:val="none"/>
+              </w:rPr>
+              <w:t>Complete</w:t>
+            </w:r>
+          </w:p>
+        </w:tc>
+        <w:tc>
+          <w:tcPr>
+            <w:tcW w:w="3510" w:type="dxa"/>
+            <w:hideMark/>
+          </w:tcPr>
+          <w:p>
+            <w:pPr>
+              <w:rPr>
+                <w:rFonts w:ascii="Times New Roman" w:eastAsia="Times New Roman" w:hAnsi="Times New Roman" w:cs="Times New Roman"/>
+                <w:kern w:val="0"/>
+                <w14:ligatures w14:val="none"/>
+              </w:rPr>
+            </w:pPr>
+            <w:r>
+              <w:rPr>
+                <w:rFonts w:ascii="Noto Serif CJK SC" w:eastAsia="Times New Roman" w:hAnsi="Noto Serif CJK SC" w:cs="Times New Roman"/>
+                <w:color w:val="000000"/>
+                <w:kern w:val="0"/>
+                <w:sz w:val="28"/>
+                <w:szCs w:val="28"/>
+                <w14:ligatures w14:val="none"/>
+              </w:rPr>
+              <w:t>Nate C</w:t>
+            </w:r>
+          </w:p>
+        </w:tc>
+      </w:tr>
+      <w:tr>
+        <w:tc>
+          <w:tcPr>
+            <w:tcW w:w="605" w:type="dxa"/>
+            <w:hideMark/>
+          </w:tcPr>
+          <w:p>
+            <w:pPr>
+              <w:rPr>
+                <w:rFonts w:ascii="Times New Roman" w:eastAsia="Times New Roman" w:hAnsi="Times New Roman" w:cs="Times New Roman"/>
+                <w:kern w:val="0"/>
+                <w14:ligatures w14:val="none"/>
+              </w:rPr>
+            </w:pPr>
+            <w:r>
+              <w:rPr>
+                <w:rFonts w:ascii="Noto Serif CJK SC" w:eastAsia="Times New Roman" w:hAnsi="Noto Serif CJK SC" w:cs="Times New Roman"/>
+                <w:color w:val="000000"/>
+                <w:kern w:val="0"/>
+                <w:sz w:val="28"/>
+                <w:szCs w:val="28"/>
+                <w14:ligatures w14:val="none"/>
+              </w:rPr>
+              <w:t>1d</w:t>
+            </w:r>
+          </w:p>
+        </w:tc>
+        <w:tc>
+          <w:tcPr>
+            <w:tcW w:w="2033" w:type="dxa"/>
+            <w:hideMark/>
+          </w:tcPr>
+          <w:p>
+            <w:pPr>
+              <w:rPr>
+                <w:rFonts w:ascii="Times New Roman" w:eastAsia="Times New Roman" w:hAnsi="Times New Roman" w:cs="Times New Roman"/>
+                <w:kern w:val="0"/>
+                <w14:ligatures w14:val="none"/>
+              </w:rPr>
+            </w:pPr>
+            <w:r>
+              <w:rPr>
+                <w:rFonts w:ascii="Noto Serif CJK SC" w:eastAsia="Times New Roman" w:hAnsi="Noto Serif CJK SC" w:cs="Times New Roman"/>
+                <w:color w:val="000000"/>
+                <w:kern w:val="0"/>
+                <w:sz w:val="28"/>
+                <w:szCs w:val="28"/>
+                <w14:ligatures w14:val="none"/>
+              </w:rPr>
+              <w:t>Project Description (API research and Google maps API)</w:t>
+            </w:r>
+          </w:p>
+        </w:tc>
+        <w:tc>
+          <w:tcPr>
+            <w:tcW w:w="1764" w:type="dxa"/>
+            <w:hideMark/>
+          </w:tcPr>
+          <w:p>
+            <w:pPr>
+              <w:rPr>
+                <w:rFonts w:ascii="Times New Roman" w:eastAsia="Times New Roman" w:hAnsi="Times New Roman" w:cs="Times New Roman"/>
+                <w:kern w:val="0"/>
+                <w14:ligatures w14:val="none"/>
+              </w:rPr>
+            </w:pPr>
+            <w:r>
+              <w:rPr>
+                <w:rFonts w:ascii="Noto Serif CJK SC" w:eastAsia="Times New Roman" w:hAnsi="Noto Serif CJK SC" w:cs="Times New Roman"/>
+                <w:color w:val="000000"/>
+                <w:kern w:val="0"/>
+                <w:sz w:val="28"/>
+                <w:szCs w:val="28"/>
+                <w14:ligatures w14:val="none"/>
+              </w:rPr>
+              <w:t>Medium</w:t>
+            </w:r>
+          </w:p>
+        </w:tc>
+        <w:tc>
+          <w:tcPr>
+            <w:tcW w:w="2253" w:type="dxa"/>
+            <w:hideMark/>
+          </w:tcPr>
+          <w:p>
+            <w:pPr>
+              <w:rPr>
+                <w:rFonts w:ascii="Times New Roman" w:eastAsia="Times New Roman" w:hAnsi="Times New Roman" w:cs="Times New Roman"/>
+                <w:kern w:val="0"/>
+                <w14:ligatures w14:val="none"/>
+              </w:rPr>
+            </w:pPr>
+            <w:r>
+              <w:rPr>
+                <w:rFonts w:ascii="Noto Serif CJK SC" w:eastAsia="Times New Roman" w:hAnsi="Noto Serif CJK SC" w:cs="Times New Roman"/>
+                <w:color w:val="000000"/>
+                <w:kern w:val="0"/>
+                <w:sz w:val="28"/>
+                <w:szCs w:val="28"/>
+                <w14:ligatures w14:val="none"/>
+              </w:rPr>
+              <w:t>Complete</w:t>
+            </w:r>
+          </w:p>
+        </w:tc>
+        <w:tc>
+          <w:tcPr>
+            <w:tcW w:w="3510" w:type="dxa"/>
+            <w:hideMark/>
+          </w:tcPr>
+          <w:p>
+            <w:pPr>
+              <w:rPr>
+                <w:rFonts w:ascii="Times New Roman" w:eastAsia="Times New Roman" w:hAnsi="Times New Roman" w:cs="Times New Roman"/>
+                <w:kern w:val="0"/>
+                <w14:ligatures w14:val="none"/>
+              </w:rPr>
+            </w:pPr>
+            <w:r>
+              <w:rPr>
+                <w:rFonts w:ascii="Noto Serif CJK SC" w:eastAsia="Times New Roman" w:hAnsi="Noto Serif CJK SC" w:cs="Times New Roman"/>
+                <w:color w:val="000000"/>
+                <w:kern w:val="0"/>
+                <w:sz w:val="28"/>
+                <w:szCs w:val="28"/>
+                <w14:ligatures w14:val="none"/>
+              </w:rPr>
+              <w:t>Kyler C</w:t>
+            </w:r>
+          </w:p>
+        </w:tc>
+      </w:tr>
+      <w:tr>
+        <w:tc>
+          <w:tcPr>
+            <w:tcW w:w="605" w:type="dxa"/>
+            <w:hideMark/>
+          </w:tcPr>
+          <w:p>
+            <w:pPr>
+              <w:rPr>
+                <w:rFonts w:ascii="Times New Roman" w:eastAsia="Times New Roman" w:hAnsi="Times New Roman" w:cs="Times New Roman"/>
+                <w:kern w:val="0"/>
+                <w14:ligatures w14:val="none"/>
+              </w:rPr>
+            </w:pPr>
+            <w:r>
+              <w:rPr>
+                <w:rFonts w:ascii="Noto Serif CJK SC" w:eastAsia="Times New Roman" w:hAnsi="Noto Serif CJK SC" w:cs="Times New Roman"/>
+                <w:color w:val="000000"/>
+                <w:kern w:val="0"/>
+                <w:sz w:val="28"/>
+                <w:szCs w:val="28"/>
+                <w14:ligatures w14:val="none"/>
+              </w:rPr>
+              <w:t>1e</w:t>
+            </w:r>
+          </w:p>
+        </w:tc>
+        <w:tc>
+          <w:tcPr>
+            <w:tcW w:w="2033" w:type="dxa"/>
+            <w:hideMark/>
+          </w:tcPr>
+          <w:p>
+            <w:pPr>
+              <w:rPr>
+                <w:rFonts w:ascii="Times New Roman" w:eastAsia="Times New Roman" w:hAnsi="Times New Roman" w:cs="Times New Roman"/>
+                <w:kern w:val="0"/>
+                <w14:ligatures w14:val="none"/>
+              </w:rPr>
+            </w:pPr>
+            <w:r>
+              <w:rPr>
+                <w:rFonts w:ascii="Noto Serif CJK SC" w:eastAsia="Times New Roman" w:hAnsi="Noto Serif CJK SC" w:cs="Times New Roman"/>
+                <w:color w:val="000000"/>
+                <w:kern w:val="0"/>
+                <w:sz w:val="28"/>
+                <w:szCs w:val="28"/>
+                <w14:ligatures w14:val="none"/>
+              </w:rPr>
+              <w:t>Project Description (Potential features and stakeholders)</w:t>
+            </w:r>
+          </w:p>
+        </w:tc>
+        <w:tc>
+          <w:tcPr>
+            <w:tcW w:w="1764" w:type="dxa"/>
+            <w:hideMark/>
+          </w:tcPr>
+          <w:p>
+            <w:pPr>
+              <w:rPr>
+                <w:rFonts w:ascii="Times New Roman" w:eastAsia="Times New Roman" w:hAnsi="Times New Roman" w:cs="Times New Roman"/>
+                <w:kern w:val="0"/>
+                <w14:ligatures w14:val="none"/>
+              </w:rPr>
+            </w:pPr>
+            <w:r>
+              <w:rPr>
+                <w:rFonts w:ascii="Noto Serif CJK SC" w:eastAsia="Times New Roman" w:hAnsi="Noto Serif CJK SC" w:cs="Times New Roman"/>
+                <w:color w:val="000000"/>
+                <w:kern w:val="0"/>
+                <w:sz w:val="28"/>
+                <w:szCs w:val="28"/>
+                <w14:ligatures w14:val="none"/>
+              </w:rPr>
+              <w:t>Medium</w:t>
+            </w:r>
+          </w:p>
+        </w:tc>
+        <w:tc>
+          <w:tcPr>
+            <w:tcW w:w="2253" w:type="dxa"/>
+            <w:hideMark/>
+          </w:tcPr>
+          <w:p>
+            <w:pPr>
+              <w:rPr>
+                <w:rFonts w:ascii="Times New Roman" w:eastAsia="Times New Roman" w:hAnsi="Times New Roman" w:cs="Times New Roman"/>
+                <w:kern w:val="0"/>
+                <w14:ligatures w14:val="none"/>
+              </w:rPr>
+            </w:pPr>
+            <w:r>
+              <w:rPr>
+                <w:rFonts w:ascii="Noto Serif CJK SC" w:eastAsia="Times New Roman" w:hAnsi="Noto Serif CJK SC" w:cs="Times New Roman"/>
+                <w:color w:val="000000"/>
+                <w:kern w:val="0"/>
+                <w:sz w:val="28"/>
+                <w:szCs w:val="28"/>
+                <w14:ligatures w14:val="none"/>
+              </w:rPr>
+              <w:t>Complete</w:t>
+            </w:r>
+          </w:p>
+        </w:tc>
+        <w:tc>
+          <w:tcPr>
+            <w:tcW w:w="3510" w:type="dxa"/>
+            <w:hideMark/>
+          </w:tcPr>
+          <w:p>
+            <w:pPr>
+              <w:rPr>
+                <w:rFonts w:ascii="Times New Roman" w:eastAsia="Times New Roman" w:hAnsi="Times New Roman" w:cs="Times New Roman"/>
+                <w:kern w:val="0"/>
+                <w14:ligatures w14:val="none"/>
+              </w:rPr>
+            </w:pPr>
+            <w:r>
+              <w:rPr>
+                <w:rFonts w:ascii="Noto Serif CJK SC" w:eastAsia="Times New Roman" w:hAnsi="Noto Serif CJK SC" w:cs="Times New Roman"/>
+                <w:color w:val="000000"/>
+                <w:kern w:val="0"/>
+                <w:sz w:val="28"/>
+                <w:szCs w:val="28"/>
+                <w14:ligatures w14:val="none"/>
+              </w:rPr>
+              <w:t>Thomas R</w:t>
+            </w:r>
+          </w:p>
+        </w:tc>
+      </w:tr>
+      <w:tr>
+        <w:tc>
+          <w:tcPr>
+            <w:tcW w:w="605" w:type="dxa"/>
+            <w:hideMark/>
+          </w:tcPr>
+          <w:p>
+            <w:pPr>
+              <w:rPr>
+                <w:rFonts w:ascii="Times New Roman" w:eastAsia="Times New Roman" w:hAnsi="Times New Roman" w:cs="Times New Roman"/>
+                <w:kern w:val="0"/>
+                <w14:ligatures w14:val="none"/>
+              </w:rPr>
+            </w:pPr>
+            <w:r>
+              <w:rPr>
+                <w:rFonts w:ascii="Noto Serif CJK SC" w:eastAsia="Times New Roman" w:hAnsi="Noto Serif CJK SC" w:cs="Times New Roman"/>
+                <w:color w:val="000000"/>
+                <w:kern w:val="0"/>
+                <w:sz w:val="28"/>
+                <w:szCs w:val="28"/>
+                <w14:ligatures w14:val="none"/>
+              </w:rPr>
+              <w:t>1f</w:t>
+            </w:r>
+          </w:p>
+        </w:tc>
+        <w:tc>
+          <w:tcPr>
+            <w:tcW w:w="2033" w:type="dxa"/>
+            <w:hideMark/>
+          </w:tcPr>
+          <w:p>
+            <w:pPr>
+              <w:rPr>
+                <w:rFonts w:ascii="Times New Roman" w:eastAsia="Times New Roman" w:hAnsi="Times New Roman" w:cs="Times New Roman"/>
+                <w:kern w:val="0"/>
+                <w14:ligatures w14:val="none"/>
+              </w:rPr>
+            </w:pPr>
+            <w:r>
+              <w:rPr>
+                <w:rFonts w:ascii="Noto Serif CJK SC" w:eastAsia="Times New Roman" w:hAnsi="Noto Serif CJK SC" w:cs="Times New Roman"/>
+                <w:color w:val="000000"/>
+                <w:kern w:val="0"/>
+                <w:sz w:val="28"/>
+                <w:szCs w:val="28"/>
+                <w14:ligatures w14:val="none"/>
+              </w:rPr>
+              <w:t>Project Description (Tech stack and measuring success)</w:t>
+            </w:r>
+          </w:p>
+        </w:tc>
+        <w:tc>
+          <w:tcPr>
+            <w:tcW w:w="1764" w:type="dxa"/>
+            <w:hideMark/>
+          </w:tcPr>
+          <w:p>
+            <w:pPr>
+              <w:rPr>
+                <w:rFonts w:ascii="Times New Roman" w:eastAsia="Times New Roman" w:hAnsi="Times New Roman" w:cs="Times New Roman"/>
+                <w:kern w:val="0"/>
+                <w14:ligatures w14:val="none"/>
+              </w:rPr>
+            </w:pPr>
+            <w:r>
+              <w:rPr>
+                <w:rFonts w:ascii="Noto Serif CJK SC" w:eastAsia="Times New Roman" w:hAnsi="Noto Serif CJK SC" w:cs="Times New Roman"/>
+                <w:color w:val="000000"/>
+                <w:kern w:val="0"/>
+                <w:sz w:val="28"/>
+                <w:szCs w:val="28"/>
+                <w14:ligatures w14:val="none"/>
+              </w:rPr>
+              <w:t>Medium</w:t>
+            </w:r>
+          </w:p>
+        </w:tc>
+        <w:tc>
+          <w:tcPr>
+            <w:tcW w:w="2253" w:type="dxa"/>
+            <w:hideMark/>
+          </w:tcPr>
+          <w:p>
+            <w:pPr>
+              <w:rPr>
+                <w:rFonts w:ascii="Times New Roman" w:eastAsia="Times New Roman" w:hAnsi="Times New Roman" w:cs="Times New Roman"/>
+                <w:kern w:val="0"/>
+                <w14:ligatures w14:val="none"/>
+              </w:rPr>
+            </w:pPr>
+            <w:r>
+              <w:rPr>
+                <w:rFonts w:ascii="Noto Serif CJK SC" w:eastAsia="Times New Roman" w:hAnsi="Noto Serif CJK SC" w:cs="Times New Roman"/>
+                <w:color w:val="000000"/>
+                <w:kern w:val="0"/>
+                <w:sz w:val="28"/>
+                <w:szCs w:val="28"/>
+                <w14:ligatures w14:val="none"/>
+              </w:rPr>
+              <w:t>Complete</w:t>
+            </w:r>
+          </w:p>
+        </w:tc>
+        <w:tc>
+          <w:tcPr>
+            <w:tcW w:w="3510" w:type="dxa"/>
+            <w:hideMark/>
+          </w:tcPr>
+          <w:p>
+            <w:pPr>
+              <w:rPr>
+                <w:rFonts w:ascii="Times New Roman" w:eastAsia="Times New Roman" w:hAnsi="Times New Roman" w:cs="Times New Roman"/>
+                <w:kern w:val="0"/>
+                <w14:ligatures w14:val="none"/>
+              </w:rPr>
+            </w:pPr>
+            <w:r>
+              <w:rPr>
+                <w:rFonts w:ascii="Noto Serif CJK SC" w:eastAsia="Times New Roman" w:hAnsi="Noto Serif CJK SC" w:cs="Times New Roman"/>
+                <w:color w:val="000000"/>
+                <w:kern w:val="0"/>
+                <w:sz w:val="28"/>
+                <w:szCs w:val="28"/>
+                <w14:ligatures w14:val="none"/>
+              </w:rPr>
+              <w:t>Eric P</w:t>
+            </w:r>
+          </w:p>
+        </w:tc>
+      </w:tr>
+      <w:tr>
+        <w:tc>
+          <w:tcPr>
+            <w:tcW w:w="605" w:type="dxa"/>
+            <w:hideMark/>
+          </w:tcPr>
+          <w:p>
+            <w:pPr>
+              <w:rPr>
+                <w:rFonts w:ascii="Times New Roman" w:eastAsia="Times New Roman" w:hAnsi="Times New Roman" w:cs="Times New Roman"/>
+                <w:kern w:val="0"/>
+                <w14:ligatures w14:val="none"/>
+              </w:rPr>
+            </w:pPr>
+            <w:r>
+              <w:rPr>
+                <w:rFonts w:ascii="Noto Serif CJK SC" w:eastAsia="Times New Roman" w:hAnsi="Noto Serif CJK SC" w:cs="Times New Roman"/>
+                <w:color w:val="000000"/>
+                <w:kern w:val="0"/>
+                <w:sz w:val="28"/>
+                <w:szCs w:val="28"/>
+                <w14:ligatures w14:val="none"/>
+              </w:rPr>
+              <w:t>1g</w:t>
+            </w:r>
+          </w:p>
+        </w:tc>
+        <w:tc>
+          <w:tcPr>
+            <w:tcW w:w="2033" w:type="dxa"/>
+            <w:hideMark/>
+          </w:tcPr>
+          <w:p>
+            <w:pPr>
+              <w:rPr>
+                <w:rFonts w:ascii="Times New Roman" w:eastAsia="Times New Roman" w:hAnsi="Times New Roman" w:cs="Times New Roman"/>
+                <w:kern w:val="0"/>
+                <w14:ligatures w14:val="none"/>
+              </w:rPr>
+            </w:pPr>
+            <w:r>
+              <w:rPr>
+                <w:rFonts w:ascii="Noto Serif CJK SC" w:eastAsia="Times New Roman" w:hAnsi="Noto Serif CJK SC" w:cs="Times New Roman"/>
+                <w:color w:val="000000"/>
+                <w:kern w:val="0"/>
+                <w:sz w:val="28"/>
+                <w:szCs w:val="28"/>
+                <w14:ligatures w14:val="none"/>
+              </w:rPr>
+              <w:t>Functional Requirements Outline</w:t>
+            </w:r>
+          </w:p>
+        </w:tc>
+        <w:tc>
+          <w:tcPr>
+            <w:tcW w:w="1764" w:type="dxa"/>
+            <w:hideMark/>
+          </w:tcPr>
+          <w:p>
+            <w:pPr>
+              <w:rPr>
+                <w:rFonts w:ascii="Times New Roman" w:eastAsia="Times New Roman" w:hAnsi="Times New Roman" w:cs="Times New Roman"/>
+                <w:kern w:val="0"/>
+                <w14:ligatures w14:val="none"/>
+              </w:rPr>
+            </w:pPr>
+            <w:r>
+              <w:rPr>
+                <w:rFonts w:ascii="Noto Serif CJK SC" w:eastAsia="Times New Roman" w:hAnsi="Noto Serif CJK SC" w:cs="Times New Roman"/>
+                <w:color w:val="000000"/>
+                <w:kern w:val="0"/>
+                <w:sz w:val="28"/>
+                <w:szCs w:val="28"/>
+                <w14:ligatures w14:val="none"/>
+              </w:rPr>
+              <w:t>Medium</w:t>
+            </w:r>
+          </w:p>
+        </w:tc>
+        <w:tc>
+          <w:tcPr>
+            <w:tcW w:w="2253" w:type="dxa"/>
+            <w:hideMark/>
+          </w:tcPr>
+          <w:p>
+            <w:pPr>
+              <w:rPr>
+                <w:rFonts w:ascii="Times New Roman" w:eastAsia="Times New Roman" w:hAnsi="Times New Roman" w:cs="Times New Roman"/>
+                <w:kern w:val="0"/>
+                <w14:ligatures w14:val="none"/>
+              </w:rPr>
+            </w:pPr>
+            <w:r>
+              <w:rPr>
+                <w:rFonts w:ascii="Noto Serif CJK SC" w:eastAsia="Times New Roman" w:hAnsi="Noto Serif CJK SC" w:cs="Times New Roman"/>
+                <w:color w:val="000000"/>
+                <w:kern w:val="0"/>
+                <w:sz w:val="28"/>
+                <w:szCs w:val="28"/>
+                <w14:ligatures w14:val="none"/>
+              </w:rPr>
+              <w:t>Complete</w:t>
+            </w:r>
+          </w:p>
+        </w:tc>
+        <w:tc>
+          <w:tcPr>
+            <w:tcW w:w="3510" w:type="dxa"/>
+            <w:hideMark/>
+          </w:tcPr>
+          <w:p>
+            <w:pPr>
+              <w:rPr>
+                <w:rFonts w:ascii="Times New Roman" w:eastAsia="Times New Roman" w:hAnsi="Times New Roman" w:cs="Times New Roman"/>
+                <w:kern w:val="0"/>
+                <w14:ligatures w14:val="none"/>
+              </w:rPr>
+            </w:pPr>
+            <w:r>
+              <w:rPr>
+                <w:rFonts w:ascii="Noto Serif CJK SC" w:eastAsia="Times New Roman" w:hAnsi="Noto Serif CJK SC" w:cs="Times New Roman"/>
+                <w:color w:val="000000"/>
+                <w:kern w:val="0"/>
+                <w:sz w:val="28"/>
+                <w:szCs w:val="28"/>
+                <w14:ligatures w14:val="none"/>
+              </w:rPr>
+              <w:t>Nate C, Kyler C</w:t>
+            </w:r>
+          </w:p>
+        </w:tc>
+      </w:tr>
+      <w:tr>
+        <w:tc>
+          <w:tcPr>
+            <w:tcW w:w="605" w:type="dxa"/>
+            <w:hideMark/>
+          </w:tcPr>
+          <w:p>
+            <w:pPr>
+              <w:rPr>
+                <w:rFonts w:ascii="Times New Roman" w:eastAsia="Times New Roman" w:hAnsi="Times New Roman" w:cs="Times New Roman"/>
+                <w:kern w:val="0"/>
+                <w14:ligatures w14:val="none"/>
+              </w:rPr>
+            </w:pPr>
+            <w:r>
+              <w:rPr>
+                <w:rFonts w:ascii="Noto Serif CJK SC" w:eastAsia="Times New Roman" w:hAnsi="Noto Serif CJK SC" w:cs="Times New Roman"/>
+                <w:color w:val="000000"/>
+                <w:kern w:val="0"/>
+                <w:sz w:val="28"/>
+                <w:szCs w:val="28"/>
+                <w14:ligatures w14:val="none"/>
+              </w:rPr>
+              <w:t>1h</w:t>
+            </w:r>
+          </w:p>
+        </w:tc>
+        <w:tc>
+          <w:tcPr>
+            <w:tcW w:w="2033" w:type="dxa"/>
+            <w:hideMark/>
+          </w:tcPr>
+          <w:p>
+            <w:pPr>
+              <w:rPr>
+                <w:rFonts w:ascii="Times New Roman" w:eastAsia="Times New Roman" w:hAnsi="Times New Roman" w:cs="Times New Roman"/>
+                <w:kern w:val="0"/>
+                <w14:ligatures w14:val="none"/>
+              </w:rPr>
+            </w:pPr>
+            <w:r>
+              <w:rPr>
+                <w:rFonts w:ascii="Noto Serif CJK SC" w:eastAsia="Times New Roman" w:hAnsi="Noto Serif CJK SC" w:cs="Times New Roman"/>
+                <w:color w:val="000000"/>
+                <w:kern w:val="0"/>
+                <w:sz w:val="28"/>
+                <w:szCs w:val="28"/>
+                <w14:ligatures w14:val="none"/>
+              </w:rPr>
+              <w:t>Non-functional Requirements Outline</w:t>
+            </w:r>
+          </w:p>
+        </w:tc>
+        <w:tc>
+          <w:tcPr>
+            <w:tcW w:w="1764" w:type="dxa"/>
+            <w:hideMark/>
+          </w:tcPr>
+          <w:p>
+            <w:pPr>
+              <w:rPr>
+                <w:rFonts w:ascii="Times New Roman" w:eastAsia="Times New Roman" w:hAnsi="Times New Roman" w:cs="Times New Roman"/>
+                <w:kern w:val="0"/>
+                <w14:ligatures w14:val="none"/>
+              </w:rPr>
+            </w:pPr>
+            <w:r>
+              <w:rPr>
+                <w:rFonts w:ascii="Noto Serif CJK SC" w:eastAsia="Times New Roman" w:hAnsi="Noto Serif CJK SC" w:cs="Times New Roman"/>
+                <w:color w:val="000000"/>
+                <w:kern w:val="0"/>
+                <w:sz w:val="28"/>
+                <w:szCs w:val="28"/>
+                <w14:ligatures w14:val="none"/>
+              </w:rPr>
+              <w:t>Medium</w:t>
+            </w:r>
+          </w:p>
+        </w:tc>
+        <w:tc>
+          <w:tcPr>
+            <w:tcW w:w="2253" w:type="dxa"/>
+            <w:hideMark/>
+          </w:tcPr>
+          <w:p>
+            <w:pPr>
+              <w:rPr>
+                <w:rFonts w:ascii="Times New Roman" w:eastAsia="Times New Roman" w:hAnsi="Times New Roman" w:cs="Times New Roman"/>
+                <w:kern w:val="0"/>
+                <w14:ligatures w14:val="none"/>
+              </w:rPr>
+            </w:pPr>
+            <w:r>
+              <w:rPr>
+                <w:rFonts w:ascii="Noto Serif CJK SC" w:eastAsia="Times New Roman" w:hAnsi="Noto Serif CJK SC" w:cs="Times New Roman"/>
+                <w:color w:val="000000"/>
+                <w:kern w:val="0"/>
+                <w:sz w:val="28"/>
+                <w:szCs w:val="28"/>
+                <w14:ligatures w14:val="none"/>
+              </w:rPr>
+              <w:t>Complete</w:t>
+            </w:r>
+          </w:p>
+        </w:tc>
+        <w:tc>
+          <w:tcPr>
+            <w:tcW w:w="3510" w:type="dxa"/>
+            <w:hideMark/>
+          </w:tcPr>
+          <w:p>
+            <w:pPr>
+              <w:rPr>
+                <w:rFonts w:ascii="Times New Roman" w:eastAsia="Times New Roman" w:hAnsi="Times New Roman" w:cs="Times New Roman"/>
+                <w:kern w:val="0"/>
+                <w14:ligatures w14:val="none"/>
+              </w:rPr>
+            </w:pPr>
+            <w:r>
+              <w:rPr>
+                <w:rFonts w:ascii="Noto Serif CJK SC" w:eastAsia="Times New Roman" w:hAnsi="Noto Serif CJK SC" w:cs="Times New Roman"/>
+                <w:color w:val="000000"/>
+                <w:kern w:val="0"/>
+                <w:sz w:val="28"/>
+                <w:szCs w:val="28"/>
+                <w14:ligatures w14:val="none"/>
+              </w:rPr>
+              <w:t>Thomas R, Eric P</w:t>
+            </w:r>
+          </w:p>
+        </w:tc>
+      </w:tr>
+      <w:tr>
+        <w:tc>
+          <w:tcPr>
+            <w:tcW w:w="605" w:type="dxa"/>
+            <w:hideMark/>
+          </w:tcPr>
+          <w:p>
+            <w:pPr>
+              <w:rPr>
+                <w:rFonts w:ascii="Times New Roman" w:eastAsia="Times New Roman" w:hAnsi="Times New Roman" w:cs="Times New Roman"/>
+                <w:kern w:val="0"/>
+                <w14:ligatures w14:val="none"/>
+              </w:rPr>
+            </w:pPr>
+            <w:r>
+              <w:rPr>
+                <w:rFonts w:ascii="Noto Serif CJK SC" w:eastAsia="Times New Roman" w:hAnsi="Noto Serif CJK SC" w:cs="Times New Roman"/>
+                <w:color w:val="000000"/>
+                <w:kern w:val="0"/>
+                <w:sz w:val="28"/>
+                <w:szCs w:val="28"/>
+                <w14:ligatures w14:val="none"/>
+              </w:rPr>
+              <w:lastRenderedPageBreak/>
+              <w:t>1i</w:t>
+            </w:r>
+          </w:p>
+        </w:tc>
+        <w:tc>
+          <w:tcPr>
+            <w:tcW w:w="2033" w:type="dxa"/>
+            <w:hideMark/>
+          </w:tcPr>
+          <w:p>
+            <w:pPr>
+              <w:rPr>
+                <w:rFonts w:ascii="Times New Roman" w:eastAsia="Times New Roman" w:hAnsi="Times New Roman" w:cs="Times New Roman"/>
+                <w:kern w:val="0"/>
+                <w14:ligatures w14:val="none"/>
+              </w:rPr>
+            </w:pPr>
+            <w:r>
+              <w:rPr>
+                <w:rFonts w:ascii="Noto Serif CJK SC" w:eastAsia="Times New Roman" w:hAnsi="Noto Serif CJK SC" w:cs="Times New Roman"/>
+                <w:color w:val="000000"/>
+                <w:kern w:val="0"/>
+                <w:sz w:val="28"/>
+                <w:szCs w:val="28"/>
+                <w14:ligatures w14:val="none"/>
+              </w:rPr>
+              <w:t>Class Diagram</w:t>
+            </w:r>
+          </w:p>
+        </w:tc>
+        <w:tc>
+          <w:tcPr>
+            <w:tcW w:w="1764" w:type="dxa"/>
+            <w:hideMark/>
+          </w:tcPr>
+          <w:p>
+            <w:pPr>
+              <w:rPr>
+                <w:rFonts w:ascii="Times New Roman" w:eastAsia="Times New Roman" w:hAnsi="Times New Roman" w:cs="Times New Roman"/>
+                <w:kern w:val="0"/>
+                <w14:ligatures w14:val="none"/>
+              </w:rPr>
+            </w:pPr>
+            <w:r>
+              <w:rPr>
+                <w:rFonts w:ascii="Noto Serif CJK SC" w:eastAsia="Times New Roman" w:hAnsi="Noto Serif CJK SC" w:cs="Times New Roman"/>
+                <w:color w:val="000000"/>
+                <w:kern w:val="0"/>
+                <w:sz w:val="28"/>
+                <w:szCs w:val="28"/>
+                <w14:ligatures w14:val="none"/>
+              </w:rPr>
+              <w:t>Medium</w:t>
+            </w:r>
+          </w:p>
+        </w:tc>
+        <w:tc>
+          <w:tcPr>
+            <w:tcW w:w="2253" w:type="dxa"/>
+            <w:hideMark/>
+          </w:tcPr>
+          <w:p>
+            <w:pPr>
+              <w:rPr>
+                <w:rFonts w:ascii="Times New Roman" w:eastAsia="Times New Roman" w:hAnsi="Times New Roman" w:cs="Times New Roman"/>
+                <w:kern w:val="0"/>
+                <w14:ligatures w14:val="none"/>
+              </w:rPr>
+            </w:pPr>
+            <w:r>
+              <w:rPr>
+                <w:rFonts w:ascii="Noto Serif CJK SC" w:eastAsia="Times New Roman" w:hAnsi="Noto Serif CJK SC" w:cs="Times New Roman"/>
+                <w:color w:val="000000"/>
+                <w:kern w:val="0"/>
+                <w:sz w:val="28"/>
+                <w:szCs w:val="28"/>
+                <w14:ligatures w14:val="none"/>
+              </w:rPr>
+              <w:t>Complete</w:t>
+            </w:r>
+          </w:p>
+        </w:tc>
+        <w:tc>
+          <w:tcPr>
+            <w:tcW w:w="3510" w:type="dxa"/>
+            <w:hideMark/>
+          </w:tcPr>
+          <w:p>
+            <w:pPr>
+              <w:rPr>
+                <w:rFonts w:ascii="Times New Roman" w:eastAsia="Times New Roman" w:hAnsi="Times New Roman" w:cs="Times New Roman"/>
+                <w:kern w:val="0"/>
+                <w14:ligatures w14:val="none"/>
+              </w:rPr>
+            </w:pPr>
+            <w:r>
+              <w:rPr>
+                <w:rFonts w:ascii="Noto Serif CJK SC" w:eastAsia="Times New Roman" w:hAnsi="Noto Serif CJK SC" w:cs="Times New Roman"/>
+                <w:color w:val="000000"/>
+                <w:kern w:val="0"/>
+                <w:sz w:val="28"/>
+                <w:szCs w:val="28"/>
+                <w14:ligatures w14:val="none"/>
+              </w:rPr>
+              <w:t>Eric P</w:t>
+            </w:r>
+          </w:p>
+        </w:tc>
+      </w:tr>
+      <w:tr>
+        <w:tc>
+          <w:tcPr>
+            <w:tcW w:w="605" w:type="dxa"/>
+            <w:hideMark/>
+          </w:tcPr>
+          <w:p>
+            <w:pPr>
+              <w:rPr>
+                <w:rFonts w:ascii="Times New Roman" w:eastAsia="Times New Roman" w:hAnsi="Times New Roman" w:cs="Times New Roman"/>
+                <w:kern w:val="0"/>
+                <w14:ligatures w14:val="none"/>
+              </w:rPr>
+            </w:pPr>
+            <w:r>
+              <w:rPr>
+                <w:rFonts w:ascii="Noto Serif CJK SC" w:eastAsia="Times New Roman" w:hAnsi="Noto Serif CJK SC" w:cs="Times New Roman"/>
+                <w:color w:val="000000"/>
+                <w:kern w:val="0"/>
+                <w:sz w:val="28"/>
+                <w:szCs w:val="28"/>
+                <w14:ligatures w14:val="none"/>
+              </w:rPr>
+              <w:t>1j</w:t>
+            </w:r>
+          </w:p>
+        </w:tc>
+        <w:tc>
+          <w:tcPr>
+            <w:tcW w:w="2033" w:type="dxa"/>
+            <w:hideMark/>
+          </w:tcPr>
+          <w:p>
+            <w:pPr>
+              <w:rPr>
+                <w:rFonts w:ascii="Times New Roman" w:eastAsia="Times New Roman" w:hAnsi="Times New Roman" w:cs="Times New Roman"/>
+                <w:kern w:val="0"/>
+                <w14:ligatures w14:val="none"/>
+              </w:rPr>
+            </w:pPr>
+            <w:r>
+              <w:rPr>
+                <w:rFonts w:ascii="Noto Serif CJK SC" w:eastAsia="Times New Roman" w:hAnsi="Noto Serif CJK SC" w:cs="Times New Roman"/>
+                <w:color w:val="000000"/>
+                <w:kern w:val="0"/>
+                <w:sz w:val="28"/>
+                <w:szCs w:val="28"/>
+                <w14:ligatures w14:val="none"/>
+              </w:rPr>
+              <w:t>Use Case Diagram</w:t>
+            </w:r>
+          </w:p>
+        </w:tc>
+        <w:tc>
+          <w:tcPr>
+            <w:tcW w:w="1764" w:type="dxa"/>
+            <w:hideMark/>
+          </w:tcPr>
+          <w:p>
+            <w:pPr>
+              <w:rPr>
+                <w:rFonts w:ascii="Times New Roman" w:eastAsia="Times New Roman" w:hAnsi="Times New Roman" w:cs="Times New Roman"/>
+                <w:kern w:val="0"/>
+                <w14:ligatures w14:val="none"/>
+              </w:rPr>
+            </w:pPr>
+            <w:r>
+              <w:rPr>
+                <w:rFonts w:ascii="Noto Serif CJK SC" w:eastAsia="Times New Roman" w:hAnsi="Noto Serif CJK SC" w:cs="Times New Roman"/>
+                <w:color w:val="000000"/>
+                <w:kern w:val="0"/>
+                <w:sz w:val="28"/>
+                <w:szCs w:val="28"/>
+                <w14:ligatures w14:val="none"/>
+              </w:rPr>
+              <w:t>Medium</w:t>
+            </w:r>
+          </w:p>
+        </w:tc>
+        <w:tc>
+          <w:tcPr>
+            <w:tcW w:w="2253" w:type="dxa"/>
+            <w:hideMark/>
+          </w:tcPr>
+          <w:p>
+            <w:pPr>
+              <w:rPr>
+                <w:rFonts w:ascii="Times New Roman" w:eastAsia="Times New Roman" w:hAnsi="Times New Roman" w:cs="Times New Roman"/>
+                <w:kern w:val="0"/>
+                <w14:ligatures w14:val="none"/>
+              </w:rPr>
+            </w:pPr>
+            <w:r>
+              <w:rPr>
+                <w:rFonts w:ascii="Noto Serif CJK SC" w:eastAsia="Times New Roman" w:hAnsi="Noto Serif CJK SC" w:cs="Times New Roman"/>
+                <w:color w:val="000000"/>
+                <w:kern w:val="0"/>
+                <w:sz w:val="28"/>
+                <w:szCs w:val="28"/>
+                <w14:ligatures w14:val="none"/>
+              </w:rPr>
+              <w:t>Complete</w:t>
+            </w:r>
+          </w:p>
+        </w:tc>
+        <w:tc>
+          <w:tcPr>
+            <w:tcW w:w="3510" w:type="dxa"/>
+            <w:hideMark/>
+          </w:tcPr>
+          <w:p>
+            <w:pPr>
+              <w:rPr>
+                <w:rFonts w:ascii="Times New Roman" w:eastAsia="Times New Roman" w:hAnsi="Times New Roman" w:cs="Times New Roman"/>
+                <w:kern w:val="0"/>
+                <w14:ligatures w14:val="none"/>
+              </w:rPr>
+            </w:pPr>
+            <w:r>
+              <w:rPr>
+                <w:rFonts w:ascii="Noto Serif CJK SC" w:eastAsia="Times New Roman" w:hAnsi="Noto Serif CJK SC" w:cs="Times New Roman"/>
+                <w:color w:val="000000"/>
+                <w:kern w:val="0"/>
+                <w:sz w:val="28"/>
+                <w:szCs w:val="28"/>
+                <w14:ligatures w14:val="none"/>
+              </w:rPr>
+              <w:t>Nate C</w:t>
+            </w:r>
+          </w:p>
+        </w:tc>
+      </w:tr>
+      <w:tr>
+        <w:tc>
+          <w:tcPr>
+            <w:tcW w:w="605" w:type="dxa"/>
+            <w:hideMark/>
+          </w:tcPr>
+          <w:p>
+            <w:pPr>
+              <w:rPr>
+                <w:rFonts w:ascii="Times New Roman" w:eastAsia="Times New Roman" w:hAnsi="Times New Roman" w:cs="Times New Roman"/>
+                <w:kern w:val="0"/>
+                <w14:ligatures w14:val="none"/>
+              </w:rPr>
+            </w:pPr>
+            <w:r>
+              <w:rPr>
+                <w:rFonts w:ascii="Noto Serif CJK SC" w:eastAsia="Times New Roman" w:hAnsi="Noto Serif CJK SC" w:cs="Times New Roman"/>
+                <w:color w:val="000000"/>
+                <w:kern w:val="0"/>
+                <w:sz w:val="28"/>
+                <w:szCs w:val="28"/>
+                <w14:ligatures w14:val="none"/>
+              </w:rPr>
+              <w:t>1k</w:t>
+            </w:r>
+          </w:p>
+        </w:tc>
+        <w:tc>
+          <w:tcPr>
+            <w:tcW w:w="2033" w:type="dxa"/>
+            <w:hideMark/>
+          </w:tcPr>
+          <w:p>
+            <w:pPr>
+              <w:rPr>
+                <w:rFonts w:ascii="Times New Roman" w:eastAsia="Times New Roman" w:hAnsi="Times New Roman" w:cs="Times New Roman"/>
+                <w:kern w:val="0"/>
+                <w14:ligatures w14:val="none"/>
+              </w:rPr>
+            </w:pPr>
+            <w:r>
+              <w:rPr>
+                <w:rFonts w:ascii="Noto Serif CJK SC" w:eastAsia="Times New Roman" w:hAnsi="Noto Serif CJK SC" w:cs="Times New Roman"/>
+                <w:color w:val="000000"/>
+                <w:kern w:val="0"/>
+                <w:sz w:val="28"/>
+                <w:szCs w:val="28"/>
+                <w14:ligatures w14:val="none"/>
+              </w:rPr>
+              <w:t>ERM Diagram</w:t>
+            </w:r>
+          </w:p>
+        </w:tc>
+        <w:tc>
+          <w:tcPr>
+            <w:tcW w:w="1764" w:type="dxa"/>
+            <w:hideMark/>
+          </w:tcPr>
+          <w:p>
+            <w:pPr>
+              <w:rPr>
+                <w:rFonts w:ascii="Times New Roman" w:eastAsia="Times New Roman" w:hAnsi="Times New Roman" w:cs="Times New Roman"/>
+                <w:kern w:val="0"/>
+                <w14:ligatures w14:val="none"/>
+              </w:rPr>
+            </w:pPr>
+            <w:r>
+              <w:rPr>
+                <w:rFonts w:ascii="Noto Serif CJK SC" w:eastAsia="Times New Roman" w:hAnsi="Noto Serif CJK SC" w:cs="Times New Roman"/>
+                <w:color w:val="000000"/>
+                <w:kern w:val="0"/>
+                <w:sz w:val="28"/>
+                <w:szCs w:val="28"/>
+                <w14:ligatures w14:val="none"/>
+              </w:rPr>
+              <w:t>Medium</w:t>
+            </w:r>
+          </w:p>
+        </w:tc>
+        <w:tc>
+          <w:tcPr>
+            <w:tcW w:w="2253" w:type="dxa"/>
+            <w:hideMark/>
+          </w:tcPr>
+          <w:p>
+            <w:pPr>
+              <w:rPr>
+                <w:rFonts w:ascii="Times New Roman" w:eastAsia="Times New Roman" w:hAnsi="Times New Roman" w:cs="Times New Roman"/>
+                <w:kern w:val="0"/>
+                <w14:ligatures w14:val="none"/>
+              </w:rPr>
+            </w:pPr>
+            <w:r>
+              <w:rPr>
+                <w:rFonts w:ascii="Noto Serif CJK SC" w:eastAsia="Times New Roman" w:hAnsi="Noto Serif CJK SC" w:cs="Times New Roman"/>
+                <w:color w:val="000000"/>
+                <w:kern w:val="0"/>
+                <w:sz w:val="28"/>
+                <w:szCs w:val="28"/>
+                <w14:ligatures w14:val="none"/>
+              </w:rPr>
+              <w:t>Complete</w:t>
+            </w:r>
+          </w:p>
+        </w:tc>
+        <w:tc>
+          <w:tcPr>
+            <w:tcW w:w="3510" w:type="dxa"/>
+            <w:hideMark/>
+          </w:tcPr>
+          <w:p>
+            <w:pPr>
+              <w:rPr>
+                <w:rFonts w:ascii="Times New Roman" w:eastAsia="Times New Roman" w:hAnsi="Times New Roman" w:cs="Times New Roman"/>
+                <w:kern w:val="0"/>
+                <w14:ligatures w14:val="none"/>
+              </w:rPr>
+            </w:pPr>
+            <w:r>
+              <w:rPr>
+                <w:rFonts w:ascii="Noto Serif CJK SC" w:eastAsia="Times New Roman" w:hAnsi="Noto Serif CJK SC" w:cs="Times New Roman"/>
+                <w:color w:val="000000"/>
+                <w:kern w:val="0"/>
+                <w:sz w:val="28"/>
+                <w:szCs w:val="28"/>
+                <w14:ligatures w14:val="none"/>
+              </w:rPr>
+              <w:t>Kyler C</w:t>
+            </w:r>
+          </w:p>
+        </w:tc>
+      </w:tr>
+      <w:tr>
+        <w:tc>
+          <w:tcPr>
+            <w:tcW w:w="605" w:type="dxa"/>
+            <w:hideMark/>
+          </w:tcPr>
+          <w:p>
+            <w:pPr>
+              <w:rPr>
+                <w:rFonts w:ascii="Times New Roman" w:eastAsia="Times New Roman" w:hAnsi="Times New Roman" w:cs="Times New Roman"/>
+                <w:kern w:val="0"/>
+                <w14:ligatures w14:val="none"/>
+              </w:rPr>
+            </w:pPr>
+            <w:r>
+              <w:rPr>
+                <w:rFonts w:ascii="Noto Serif CJK SC" w:eastAsia="Times New Roman" w:hAnsi="Noto Serif CJK SC" w:cs="Times New Roman"/>
+                <w:color w:val="000000"/>
+                <w:kern w:val="0"/>
+                <w:sz w:val="28"/>
+                <w:szCs w:val="28"/>
+                <w14:ligatures w14:val="none"/>
+              </w:rPr>
+              <w:t>1l</w:t>
+            </w:r>
+          </w:p>
+        </w:tc>
+        <w:tc>
+          <w:tcPr>
+            <w:tcW w:w="2033" w:type="dxa"/>
+            <w:hideMark/>
+          </w:tcPr>
+          <w:p>
+            <w:pPr>
+              <w:rPr>
+                <w:rFonts w:ascii="Times New Roman" w:eastAsia="Times New Roman" w:hAnsi="Times New Roman" w:cs="Times New Roman"/>
+                <w:kern w:val="0"/>
+                <w14:ligatures w14:val="none"/>
+              </w:rPr>
+            </w:pPr>
+            <w:r>
+              <w:rPr>
+                <w:rFonts w:ascii="Noto Serif CJK SC" w:eastAsia="Times New Roman" w:hAnsi="Noto Serif CJK SC" w:cs="Times New Roman"/>
+                <w:color w:val="000000"/>
+                <w:kern w:val="0"/>
+                <w:sz w:val="28"/>
+                <w:szCs w:val="28"/>
+                <w14:ligatures w14:val="none"/>
+              </w:rPr>
+              <w:t>Architecture Diagram</w:t>
+            </w:r>
+          </w:p>
+        </w:tc>
+        <w:tc>
+          <w:tcPr>
+            <w:tcW w:w="1764" w:type="dxa"/>
+            <w:hideMark/>
+          </w:tcPr>
+          <w:p>
+            <w:pPr>
+              <w:rPr>
+                <w:rFonts w:ascii="Times New Roman" w:eastAsia="Times New Roman" w:hAnsi="Times New Roman" w:cs="Times New Roman"/>
+                <w:kern w:val="0"/>
+                <w14:ligatures w14:val="none"/>
+              </w:rPr>
+            </w:pPr>
+            <w:r>
+              <w:rPr>
+                <w:rFonts w:ascii="Noto Serif CJK SC" w:eastAsia="Times New Roman" w:hAnsi="Noto Serif CJK SC" w:cs="Times New Roman"/>
+                <w:color w:val="000000"/>
+                <w:kern w:val="0"/>
+                <w:sz w:val="28"/>
+                <w:szCs w:val="28"/>
+                <w14:ligatures w14:val="none"/>
+              </w:rPr>
+              <w:t>Medium</w:t>
+            </w:r>
+          </w:p>
+        </w:tc>
+        <w:tc>
+          <w:tcPr>
+            <w:tcW w:w="2253" w:type="dxa"/>
+            <w:hideMark/>
+          </w:tcPr>
+          <w:p>
+            <w:pPr>
+              <w:rPr>
+                <w:rFonts w:ascii="Times New Roman" w:eastAsia="Times New Roman" w:hAnsi="Times New Roman" w:cs="Times New Roman"/>
+                <w:kern w:val="0"/>
+                <w14:ligatures w14:val="none"/>
+              </w:rPr>
+            </w:pPr>
+            <w:r>
+              <w:rPr>
+                <w:rFonts w:ascii="Noto Serif CJK SC" w:eastAsia="Times New Roman" w:hAnsi="Noto Serif CJK SC" w:cs="Times New Roman"/>
+                <w:color w:val="000000"/>
+                <w:kern w:val="0"/>
+                <w:sz w:val="28"/>
+                <w:szCs w:val="28"/>
+                <w14:ligatures w14:val="none"/>
+              </w:rPr>
+              <w:t>Complete</w:t>
+            </w:r>
+          </w:p>
+        </w:tc>
+        <w:tc>
+          <w:tcPr>
+            <w:tcW w:w="3510" w:type="dxa"/>
+            <w:hideMark/>
+          </w:tcPr>
+          <w:p>
+            <w:pPr>
+              <w:rPr>
+                <w:rFonts w:ascii="Times New Roman" w:eastAsia="Times New Roman" w:hAnsi="Times New Roman" w:cs="Times New Roman"/>
+                <w:kern w:val="0"/>
+                <w14:ligatures w14:val="none"/>
+              </w:rPr>
+            </w:pPr>
+            <w:r>
+              <w:rPr>
+                <w:rFonts w:ascii="Noto Serif CJK SC" w:eastAsia="Times New Roman" w:hAnsi="Noto Serif CJK SC" w:cs="Times New Roman"/>
+                <w:color w:val="000000"/>
+                <w:kern w:val="0"/>
+                <w:sz w:val="28"/>
+                <w:szCs w:val="28"/>
+                <w14:ligatures w14:val="none"/>
+              </w:rPr>
+              <w:t>Thomas R</w:t>
+            </w:r>
+          </w:p>
+        </w:tc>
+      </w:tr>
+      <w:tr>
+        <w:tc>
+          <w:tcPr>
+            <w:tcW w:w="605" w:type="dxa"/>
+            <w:hideMark/>
+          </w:tcPr>
+          <w:p>
+            <w:pPr>
+              <w:rPr>
+                <w:rFonts w:ascii="Times New Roman" w:eastAsia="Times New Roman" w:hAnsi="Times New Roman" w:cs="Times New Roman"/>
+                <w:kern w:val="0"/>
+                <w14:ligatures w14:val="none"/>
+              </w:rPr>
+            </w:pPr>
+            <w:r>
+              <w:rPr>
+                <w:rFonts w:ascii="Noto Serif CJK SC" w:eastAsia="Times New Roman" w:hAnsi="Noto Serif CJK SC" w:cs="Times New Roman"/>
+                <w:color w:val="000000"/>
+                <w:kern w:val="0"/>
+                <w:sz w:val="28"/>
+                <w:szCs w:val="28"/>
+                <w14:ligatures w14:val="none"/>
+              </w:rPr>
+              <w:t>1m</w:t>
+            </w:r>
+          </w:p>
+        </w:tc>
+        <w:tc>
+          <w:tcPr>
+            <w:tcW w:w="2033" w:type="dxa"/>
+            <w:hideMark/>
+          </w:tcPr>
+          <w:p>
+            <w:pPr>
+              <w:rPr>
+                <w:rFonts w:ascii="Times New Roman" w:eastAsia="Times New Roman" w:hAnsi="Times New Roman" w:cs="Times New Roman"/>
+                <w:kern w:val="0"/>
+                <w14:ligatures w14:val="none"/>
+              </w:rPr>
+            </w:pPr>
+            <w:r>
+              <w:rPr>
+                <w:rFonts w:ascii="Noto Serif CJK SC" w:eastAsia="Times New Roman" w:hAnsi="Noto Serif CJK SC" w:cs="Times New Roman"/>
+                <w:color w:val="000000"/>
+                <w:kern w:val="0"/>
+                <w:sz w:val="28"/>
+                <w:szCs w:val="28"/>
+                <w14:ligatures w14:val="none"/>
+              </w:rPr>
+              <w:t xml:space="preserve">Setup Google Maps API Key </w:t>
+            </w:r>
+          </w:p>
+        </w:tc>
+        <w:tc>
+          <w:tcPr>
+            <w:tcW w:w="1764" w:type="dxa"/>
+            <w:hideMark/>
+          </w:tcPr>
+          <w:p>
+            <w:pPr>
+              <w:rPr>
+                <w:rFonts w:ascii="Times New Roman" w:eastAsia="Times New Roman" w:hAnsi="Times New Roman" w:cs="Times New Roman"/>
+                <w:kern w:val="0"/>
+                <w14:ligatures w14:val="none"/>
+              </w:rPr>
+            </w:pPr>
+            <w:r>
+              <w:rPr>
+                <w:rFonts w:ascii="Noto Serif CJK SC" w:eastAsia="Times New Roman" w:hAnsi="Noto Serif CJK SC" w:cs="Times New Roman"/>
+                <w:color w:val="000000"/>
+                <w:kern w:val="0"/>
+                <w:sz w:val="28"/>
+                <w:szCs w:val="28"/>
+                <w14:ligatures w14:val="none"/>
+              </w:rPr>
+              <w:t>Medium</w:t>
+            </w:r>
+          </w:p>
+        </w:tc>
+        <w:tc>
+          <w:tcPr>
+            <w:tcW w:w="2253" w:type="dxa"/>
+            <w:hideMark/>
+          </w:tcPr>
+          <w:p>
+            <w:pPr>
+              <w:rPr>
+                <w:rFonts w:ascii="Times New Roman" w:eastAsia="Times New Roman" w:hAnsi="Times New Roman" w:cs="Times New Roman"/>
+                <w:kern w:val="0"/>
+                <w14:ligatures w14:val="none"/>
+              </w:rPr>
+            </w:pPr>
+            <w:r>
+              <w:rPr>
+                <w:rFonts w:ascii="Noto Serif CJK SC" w:eastAsia="Times New Roman" w:hAnsi="Noto Serif CJK SC" w:cs="Times New Roman"/>
+                <w:color w:val="000000"/>
+                <w:kern w:val="0"/>
+                <w:sz w:val="28"/>
+                <w:szCs w:val="28"/>
+                <w14:ligatures w14:val="none"/>
+              </w:rPr>
+              <w:t>Complete</w:t>
+            </w:r>
+          </w:p>
+        </w:tc>
+        <w:tc>
+          <w:tcPr>
+            <w:tcW w:w="3510" w:type="dxa"/>
+            <w:hideMark/>
+          </w:tcPr>
+          <w:p>
+            <w:pPr>
+              <w:rPr>
+                <w:rFonts w:ascii="Times New Roman" w:eastAsia="Times New Roman" w:hAnsi="Times New Roman" w:cs="Times New Roman"/>
+                <w:kern w:val="0"/>
+                <w14:ligatures w14:val="none"/>
+              </w:rPr>
+            </w:pPr>
+            <w:r>
+              <w:rPr>
+                <w:rFonts w:ascii="Noto Serif CJK SC" w:eastAsia="Times New Roman" w:hAnsi="Noto Serif CJK SC" w:cs="Times New Roman"/>
+                <w:color w:val="000000"/>
+                <w:kern w:val="0"/>
+                <w:sz w:val="28"/>
+                <w:szCs w:val="28"/>
+                <w14:ligatures w14:val="none"/>
+              </w:rPr>
+              <w:t>Nate C</w:t>
+            </w:r>
+          </w:p>
+        </w:tc>
+      </w:tr>
+      <w:tr>
+        <w:tc>
+          <w:tcPr>
+            <w:tcW w:w="605" w:type="dxa"/>
+            <w:hideMark/>
+          </w:tcPr>
+          <w:p>
+            <w:pPr>
+              <w:rPr>
+                <w:rFonts w:ascii="Times New Roman" w:eastAsia="Times New Roman" w:hAnsi="Times New Roman" w:cs="Times New Roman"/>
+                <w:kern w:val="0"/>
+                <w14:ligatures w14:val="none"/>
+              </w:rPr>
+            </w:pPr>
+            <w:r>
+              <w:rPr>
+                <w:rFonts w:ascii="Noto Serif CJK SC" w:eastAsia="Times New Roman" w:hAnsi="Noto Serif CJK SC" w:cs="Times New Roman"/>
+                <w:color w:val="000000"/>
+                <w:kern w:val="0"/>
+                <w:sz w:val="28"/>
+                <w:szCs w:val="28"/>
+                <w14:ligatures w14:val="none"/>
+              </w:rPr>
+              <w:t>1n</w:t>
+            </w:r>
+          </w:p>
+        </w:tc>
+        <w:tc>
+          <w:tcPr>
+            <w:tcW w:w="2033" w:type="dxa"/>
+            <w:hideMark/>
+          </w:tcPr>
+          <w:p>
+            <w:pPr>
+              <w:rPr>
+                <w:rFonts w:ascii="Times New Roman" w:eastAsia="Times New Roman" w:hAnsi="Times New Roman" w:cs="Times New Roman"/>
+                <w:kern w:val="0"/>
+                <w14:ligatures w14:val="none"/>
+              </w:rPr>
+            </w:pPr>
+            <w:r>
+              <w:rPr>
+                <w:rFonts w:ascii="Noto Serif CJK SC" w:eastAsia="Times New Roman" w:hAnsi="Noto Serif CJK SC" w:cs="Times New Roman"/>
+                <w:color w:val="000000"/>
+                <w:kern w:val="0"/>
+                <w:sz w:val="28"/>
+                <w:szCs w:val="28"/>
+                <w14:ligatures w14:val="none"/>
+              </w:rPr>
+              <w:t>Setup initial database</w:t>
+            </w:r>
+          </w:p>
+        </w:tc>
+        <w:tc>
+          <w:tcPr>
+            <w:tcW w:w="1764" w:type="dxa"/>
+            <w:hideMark/>
+          </w:tcPr>
+          <w:p>
+            <w:pPr>
+              <w:rPr>
+                <w:rFonts w:ascii="Times New Roman" w:eastAsia="Times New Roman" w:hAnsi="Times New Roman" w:cs="Times New Roman"/>
+                <w:kern w:val="0"/>
+                <w14:ligatures w14:val="none"/>
+              </w:rPr>
+            </w:pPr>
+            <w:r>
+              <w:rPr>
+                <w:rFonts w:ascii="Noto Serif CJK SC" w:eastAsia="Times New Roman" w:hAnsi="Noto Serif CJK SC" w:cs="Times New Roman"/>
+                <w:color w:val="000000"/>
+                <w:kern w:val="0"/>
+                <w:sz w:val="28"/>
+                <w:szCs w:val="28"/>
+                <w14:ligatures w14:val="none"/>
+              </w:rPr>
+              <w:t>Medium</w:t>
+            </w:r>
+          </w:p>
+        </w:tc>
+        <w:tc>
+          <w:tcPr>
+            <w:tcW w:w="2253" w:type="dxa"/>
+            <w:hideMark/>
+          </w:tcPr>
+          <w:p>
+            <w:pPr>
+              <w:rPr>
+                <w:rFonts w:ascii="Times New Roman" w:eastAsia="Times New Roman" w:hAnsi="Times New Roman" w:cs="Times New Roman"/>
+                <w:kern w:val="0"/>
+                <w14:ligatures w14:val="none"/>
+              </w:rPr>
+            </w:pPr>
+            <w:r>
+              <w:rPr>
+                <w:rFonts w:ascii="Noto Serif CJK SC" w:eastAsia="Times New Roman" w:hAnsi="Noto Serif CJK SC" w:cs="Times New Roman"/>
+                <w:color w:val="000000"/>
+                <w:kern w:val="0"/>
+                <w:sz w:val="28"/>
+                <w:szCs w:val="28"/>
+                <w14:ligatures w14:val="none"/>
+              </w:rPr>
+              <w:t>Complete</w:t>
+            </w:r>
+          </w:p>
+        </w:tc>
+        <w:tc>
+          <w:tcPr>
+            <w:tcW w:w="3510" w:type="dxa"/>
+            <w:hideMark/>
+          </w:tcPr>
+          <w:p>
+            <w:pPr>
+              <w:rPr>
+                <w:rFonts w:ascii="Times New Roman" w:eastAsia="Times New Roman" w:hAnsi="Times New Roman" w:cs="Times New Roman"/>
+                <w:kern w:val="0"/>
+                <w14:ligatures w14:val="none"/>
+              </w:rPr>
+            </w:pPr>
+            <w:r>
+              <w:rPr>
+                <w:rFonts w:ascii="Noto Serif CJK SC" w:eastAsia="Times New Roman" w:hAnsi="Noto Serif CJK SC" w:cs="Times New Roman"/>
+                <w:color w:val="000000"/>
+                <w:kern w:val="0"/>
+                <w:sz w:val="28"/>
+                <w:szCs w:val="28"/>
+                <w14:ligatures w14:val="none"/>
+              </w:rPr>
+              <w:t>Kyler C</w:t>
+            </w:r>
+          </w:p>
+        </w:tc>
+      </w:tr>
+      <w:tr>
+        <w:tc>
+          <w:tcPr>
+            <w:tcW w:w="605" w:type="dxa"/>
+            <w:hideMark/>
+          </w:tcPr>
+          <w:p>
+            <w:pPr>
+              <w:rPr>
+                <w:rFonts w:ascii="Times New Roman" w:eastAsia="Times New Roman" w:hAnsi="Times New Roman" w:cs="Times New Roman"/>
+                <w:kern w:val="0"/>
+                <w14:ligatures w14:val="none"/>
+              </w:rPr>
+            </w:pPr>
+            <w:r>
+              <w:rPr>
+                <w:rFonts w:ascii="Noto Serif CJK SC" w:eastAsia="Times New Roman" w:hAnsi="Noto Serif CJK SC" w:cs="Times New Roman"/>
+                <w:color w:val="000000"/>
+                <w:kern w:val="0"/>
+                <w:sz w:val="28"/>
+                <w:szCs w:val="28"/>
+                <w14:ligatures w14:val="none"/>
+              </w:rPr>
+              <w:t>1o</w:t>
+            </w:r>
+          </w:p>
+        </w:tc>
+        <w:tc>
+          <w:tcPr>
+            <w:tcW w:w="2033" w:type="dxa"/>
+            <w:hideMark/>
+          </w:tcPr>
+          <w:p>
+            <w:pPr>
+              <w:rPr>
+                <w:rFonts w:ascii="Times New Roman" w:eastAsia="Times New Roman" w:hAnsi="Times New Roman" w:cs="Times New Roman"/>
+                <w:kern w:val="0"/>
+                <w14:ligatures w14:val="none"/>
+              </w:rPr>
+            </w:pPr>
+            <w:r>
+              <w:rPr>
+                <w:rFonts w:ascii="Noto Serif CJK SC" w:eastAsia="Times New Roman" w:hAnsi="Noto Serif CJK SC" w:cs="Times New Roman"/>
+                <w:color w:val="000000"/>
+                <w:kern w:val="0"/>
+                <w:sz w:val="28"/>
+                <w:szCs w:val="28"/>
+                <w14:ligatures w14:val="none"/>
+              </w:rPr>
+              <w:t>Create initial mapping pins</w:t>
+            </w:r>
+          </w:p>
+        </w:tc>
+        <w:tc>
+          <w:tcPr>
+            <w:tcW w:w="1764" w:type="dxa"/>
+            <w:hideMark/>
+          </w:tcPr>
+          <w:p>
+            <w:pPr>
+              <w:rPr>
+                <w:rFonts w:ascii="Times New Roman" w:eastAsia="Times New Roman" w:hAnsi="Times New Roman" w:cs="Times New Roman"/>
+                <w:kern w:val="0"/>
+                <w14:ligatures w14:val="none"/>
+              </w:rPr>
+            </w:pPr>
+            <w:r>
+              <w:rPr>
+                <w:rFonts w:ascii="Noto Serif CJK SC" w:eastAsia="Times New Roman" w:hAnsi="Noto Serif CJK SC" w:cs="Times New Roman"/>
+                <w:color w:val="000000"/>
+                <w:kern w:val="0"/>
+                <w:sz w:val="28"/>
+                <w:szCs w:val="28"/>
+                <w14:ligatures w14:val="none"/>
+              </w:rPr>
+              <w:t>Medium</w:t>
+            </w:r>
+          </w:p>
+        </w:tc>
+        <w:tc>
+          <w:tcPr>
+            <w:tcW w:w="2253" w:type="dxa"/>
+            <w:hideMark/>
+          </w:tcPr>
+          <w:p>
+            <w:pPr>
+              <w:rPr>
+                <w:rFonts w:ascii="Times New Roman" w:eastAsia="Times New Roman" w:hAnsi="Times New Roman" w:cs="Times New Roman"/>
+                <w:kern w:val="0"/>
+                <w14:ligatures w14:val="none"/>
+              </w:rPr>
+            </w:pPr>
+            <w:r>
+              <w:rPr>
+                <w:rFonts w:ascii="Noto Serif CJK SC" w:eastAsia="Times New Roman" w:hAnsi="Noto Serif CJK SC" w:cs="Times New Roman"/>
+                <w:color w:val="000000"/>
+                <w:kern w:val="0"/>
+                <w:sz w:val="28"/>
+                <w:szCs w:val="28"/>
+                <w14:ligatures w14:val="none"/>
+              </w:rPr>
+              <w:t>Complete</w:t>
+            </w:r>
+          </w:p>
+        </w:tc>
+        <w:tc>
+          <w:tcPr>
+            <w:tcW w:w="3510" w:type="dxa"/>
+            <w:hideMark/>
+          </w:tcPr>
+          <w:p>
+            <w:pPr>
+              <w:rPr>
+                <w:rFonts w:ascii="Times New Roman" w:eastAsia="Times New Roman" w:hAnsi="Times New Roman" w:cs="Times New Roman"/>
+                <w:kern w:val="0"/>
+                <w14:ligatures w14:val="none"/>
+              </w:rPr>
+            </w:pPr>
+            <w:r>
+              <w:rPr>
+                <w:rFonts w:ascii="Noto Serif CJK SC" w:eastAsia="Times New Roman" w:hAnsi="Noto Serif CJK SC" w:cs="Times New Roman"/>
+                <w:color w:val="000000"/>
+                <w:kern w:val="0"/>
+                <w:sz w:val="28"/>
+                <w:szCs w:val="28"/>
+                <w14:ligatures w14:val="none"/>
+              </w:rPr>
+              <w:t>Eric P</w:t>
+            </w:r>
+          </w:p>
+        </w:tc>
+      </w:tr>
+      <w:tr>
+        <w:tc>
+          <w:tcPr>
+            <w:tcW w:w="605" w:type="dxa"/>
+            <w:hideMark/>
+          </w:tcPr>
+          <w:p>
+            <w:pPr>
+              <w:rPr>
+                <w:rFonts w:ascii="Times New Roman" w:eastAsia="Times New Roman" w:hAnsi="Times New Roman" w:cs="Times New Roman"/>
+                <w:kern w:val="0"/>
+                <w14:ligatures w14:val="none"/>
+              </w:rPr>
+            </w:pPr>
+            <w:r>
+              <w:rPr>
+                <w:rFonts w:ascii="Noto Serif CJK SC" w:eastAsia="Times New Roman" w:hAnsi="Noto Serif CJK SC" w:cs="Times New Roman"/>
+                <w:color w:val="000000"/>
+                <w:kern w:val="0"/>
+                <w:sz w:val="28"/>
+                <w:szCs w:val="28"/>
+                <w14:ligatures w14:val="none"/>
+              </w:rPr>
+              <w:t>1p</w:t>
+            </w:r>
+          </w:p>
+        </w:tc>
+        <w:tc>
+          <w:tcPr>
+            <w:tcW w:w="2033" w:type="dxa"/>
+            <w:hideMark/>
+          </w:tcPr>
+          <w:p>
+            <w:pPr>
+              <w:rPr>
+                <w:rFonts w:ascii="Times New Roman" w:eastAsia="Times New Roman" w:hAnsi="Times New Roman" w:cs="Times New Roman"/>
+                <w:kern w:val="0"/>
+                <w14:ligatures w14:val="none"/>
+              </w:rPr>
+            </w:pPr>
+            <w:r>
+              <w:rPr>
+                <w:rFonts w:ascii="Noto Serif CJK SC" w:eastAsia="Times New Roman" w:hAnsi="Noto Serif CJK SC" w:cs="Times New Roman"/>
+                <w:color w:val="000000"/>
+                <w:kern w:val="0"/>
+                <w:sz w:val="28"/>
+                <w:szCs w:val="28"/>
+                <w14:ligatures w14:val="none"/>
+              </w:rPr>
+              <w:t>Create dummy data for the first sprint</w:t>
+            </w:r>
+          </w:p>
+        </w:tc>
+        <w:tc>
+          <w:tcPr>
+            <w:tcW w:w="1764" w:type="dxa"/>
+            <w:hideMark/>
+          </w:tcPr>
+          <w:p>
+            <w:pPr>
+              <w:rPr>
+                <w:rFonts w:ascii="Times New Roman" w:eastAsia="Times New Roman" w:hAnsi="Times New Roman" w:cs="Times New Roman"/>
+                <w:kern w:val="0"/>
+                <w14:ligatures w14:val="none"/>
+              </w:rPr>
+            </w:pPr>
+            <w:r>
+              <w:rPr>
+                <w:rFonts w:ascii="Noto Serif CJK SC" w:eastAsia="Times New Roman" w:hAnsi="Noto Serif CJK SC" w:cs="Times New Roman"/>
+                <w:color w:val="000000"/>
+                <w:kern w:val="0"/>
+                <w:sz w:val="28"/>
+                <w:szCs w:val="28"/>
+                <w14:ligatures w14:val="none"/>
+              </w:rPr>
+              <w:t>Medium</w:t>
+            </w:r>
+          </w:p>
+        </w:tc>
+        <w:tc>
+          <w:tcPr>
+            <w:tcW w:w="2253" w:type="dxa"/>
+            <w:hideMark/>
+          </w:tcPr>
+          <w:p>
+            <w:pPr>
+              <w:rPr>
+                <w:rFonts w:ascii="Times New Roman" w:eastAsia="Times New Roman" w:hAnsi="Times New Roman" w:cs="Times New Roman"/>
+                <w:kern w:val="0"/>
+                <w14:ligatures w14:val="none"/>
+              </w:rPr>
+            </w:pPr>
+            <w:r>
+              <w:rPr>
+                <w:rFonts w:ascii="Noto Serif CJK SC" w:eastAsia="Times New Roman" w:hAnsi="Noto Serif CJK SC" w:cs="Times New Roman"/>
+                <w:color w:val="000000"/>
+                <w:kern w:val="0"/>
+                <w:sz w:val="28"/>
+                <w:szCs w:val="28"/>
+                <w14:ligatures w14:val="none"/>
+              </w:rPr>
+              <w:t>Complete</w:t>
+            </w:r>
+          </w:p>
+        </w:tc>
+        <w:tc>
+          <w:tcPr>
+            <w:tcW w:w="3510" w:type="dxa"/>
+            <w:hideMark/>
+          </w:tcPr>
+          <w:p>
+            <w:pPr>
+              <w:rPr>
+                <w:rFonts w:ascii="Times New Roman" w:eastAsia="Times New Roman" w:hAnsi="Times New Roman" w:cs="Times New Roman"/>
+                <w:kern w:val="0"/>
+                <w14:ligatures w14:val="none"/>
+              </w:rPr>
+            </w:pPr>
+            <w:r>
+              <w:rPr>
+                <w:rFonts w:ascii="Noto Serif CJK SC" w:eastAsia="Times New Roman" w:hAnsi="Noto Serif CJK SC" w:cs="Times New Roman"/>
+                <w:color w:val="000000"/>
+                <w:kern w:val="0"/>
+                <w:sz w:val="28"/>
+                <w:szCs w:val="28"/>
+                <w14:ligatures w14:val="none"/>
+              </w:rPr>
+              <w:t>Thomas R</w:t>
+            </w:r>
+          </w:p>
+        </w:tc>
+      </w:tr>
+      <w:tr>
+        <w:tc>
+          <w:tcPr>
+            <w:tcW w:w="605" w:type="dxa"/>
+            <w:hideMark/>
+          </w:tcPr>
+          <w:p>
+            <w:pPr>
+              <w:rPr>
+                <w:rFonts w:ascii="Times New Roman" w:eastAsia="Times New Roman" w:hAnsi="Times New Roman" w:cs="Times New Roman"/>
+                <w:kern w:val="0"/>
+                <w14:ligatures w14:val="none"/>
+              </w:rPr>
+            </w:pPr>
+            <w:r>
+              <w:rPr>
+                <w:rFonts w:ascii="Noto Serif CJK SC" w:eastAsia="Times New Roman" w:hAnsi="Noto Serif CJK SC" w:cs="Times New Roman"/>
+                <w:color w:val="000000"/>
+                <w:kern w:val="0"/>
+                <w:sz w:val="28"/>
+                <w:szCs w:val="28"/>
+                <w14:ligatures w14:val="none"/>
+              </w:rPr>
+              <w:t>1r</w:t>
+            </w:r>
+          </w:p>
+        </w:tc>
+        <w:tc>
+          <w:tcPr>
+            <w:tcW w:w="2033" w:type="dxa"/>
+            <w:hideMark/>
+          </w:tcPr>
+          <w:p>
+            <w:pPr>
+              <w:rPr>
+                <w:rFonts w:ascii="Times New Roman" w:eastAsia="Times New Roman" w:hAnsi="Times New Roman" w:cs="Times New Roman"/>
+                <w:kern w:val="0"/>
+                <w14:ligatures w14:val="none"/>
+              </w:rPr>
+            </w:pPr>
+            <w:r>
+              <w:rPr>
+                <w:rFonts w:ascii="Noto Serif CJK SC" w:eastAsia="Times New Roman" w:hAnsi="Noto Serif CJK SC" w:cs="Times New Roman"/>
+                <w:color w:val="000000"/>
+                <w:kern w:val="0"/>
+                <w:sz w:val="28"/>
+                <w:szCs w:val="28"/>
+                <w14:ligatures w14:val="none"/>
+              </w:rPr>
+              <w:t>Record demo video</w:t>
+            </w:r>
+          </w:p>
+        </w:tc>
+        <w:tc>
+          <w:tcPr>
+            <w:tcW w:w="1764" w:type="dxa"/>
+            <w:hideMark/>
+          </w:tcPr>
+          <w:p>
+            <w:pPr>
+              <w:rPr>
+                <w:rFonts w:ascii="Times New Roman" w:eastAsia="Times New Roman" w:hAnsi="Times New Roman" w:cs="Times New Roman"/>
+                <w:kern w:val="0"/>
+                <w14:ligatures w14:val="none"/>
+              </w:rPr>
+            </w:pPr>
+            <w:r>
+              <w:rPr>
+                <w:rFonts w:ascii="Noto Serif CJK SC" w:eastAsia="Times New Roman" w:hAnsi="Noto Serif CJK SC" w:cs="Times New Roman"/>
+                <w:color w:val="000000"/>
+                <w:kern w:val="0"/>
+                <w:sz w:val="28"/>
+                <w:szCs w:val="28"/>
+                <w14:ligatures w14:val="none"/>
+              </w:rPr>
+              <w:t>Medium</w:t>
+            </w:r>
+          </w:p>
+        </w:tc>
+        <w:tc>
+          <w:tcPr>
+            <w:tcW w:w="2253" w:type="dxa"/>
+            <w:hideMark/>
+          </w:tcPr>
+          <w:p>
+            <w:pPr>
+              <w:rPr>
+                <w:rFonts w:ascii="Times New Roman" w:eastAsia="Times New Roman" w:hAnsi="Times New Roman" w:cs="Times New Roman"/>
+                <w:kern w:val="0"/>
+                <w14:ligatures w14:val="none"/>
+              </w:rPr>
+            </w:pPr>
+            <w:r>
+              <w:rPr>
+                <w:rFonts w:ascii="Noto Serif CJK SC" w:eastAsia="Times New Roman" w:hAnsi="Noto Serif CJK SC" w:cs="Times New Roman"/>
+                <w:color w:val="000000"/>
+                <w:kern w:val="0"/>
+                <w:sz w:val="28"/>
+                <w:szCs w:val="28"/>
+                <w14:ligatures w14:val="none"/>
+              </w:rPr>
+              <w:t>Complete</w:t>
+            </w:r>
+          </w:p>
+        </w:tc>
+        <w:tc>
+          <w:tcPr>
+            <w:tcW w:w="3510" w:type="dxa"/>
+            <w:hideMark/>
+          </w:tcPr>
+          <w:p>
+            <w:pPr>
+              <w:rPr>
+                <w:rFonts w:ascii="Times New Roman" w:eastAsia="Times New Roman" w:hAnsi="Times New Roman" w:cs="Times New Roman"/>
+                <w:kern w:val="0"/>
+                <w14:ligatures w14:val="none"/>
+              </w:rPr>
+            </w:pPr>
+            <w:r>
+              <w:rPr>
+                <w:rFonts w:ascii="Noto Serif CJK SC" w:eastAsia="Times New Roman" w:hAnsi="Noto Serif CJK SC" w:cs="Times New Roman"/>
+                <w:color w:val="000000"/>
+                <w:kern w:val="0"/>
+                <w:sz w:val="28"/>
+                <w:szCs w:val="28"/>
+                <w14:ligatures w14:val="none"/>
+              </w:rPr>
+              <w:t>Kyler C</w:t>
+            </w:r>
+          </w:p>
+        </w:tc>
+      </w:tr>
+      <w:tr>
+        <w:tc>
+          <w:tcPr>
+            <w:tcW w:w="605" w:type="dxa"/>
+            <w:hideMark/>
+          </w:tcPr>
+          <w:p>
+            <w:pPr>
+              <w:rPr>
+                <w:rFonts w:ascii="Times New Roman" w:eastAsia="Times New Roman" w:hAnsi="Times New Roman" w:cs="Times New Roman"/>
+                <w:kern w:val="0"/>
+                <w14:ligatures w14:val="none"/>
+              </w:rPr>
+            </w:pPr>
+            <w:r>
+              <w:rPr>
+                <w:rFonts w:ascii="Noto Serif CJK SC" w:eastAsia="Times New Roman" w:hAnsi="Noto Serif CJK SC" w:cs="Times New Roman"/>
+                <w:color w:val="000000"/>
+                <w:kern w:val="0"/>
+                <w:sz w:val="28"/>
+                <w:szCs w:val="28"/>
+                <w14:ligatures w14:val="none"/>
+              </w:rPr>
+              <w:t>1q</w:t>
+            </w:r>
+          </w:p>
+        </w:tc>
+        <w:tc>
+          <w:tcPr>
+            <w:tcW w:w="2033" w:type="dxa"/>
+            <w:hideMark/>
+          </w:tcPr>
+          <w:p>
+            <w:pPr>
+              <w:rPr>
+                <w:rFonts w:ascii="Times New Roman" w:eastAsia="Times New Roman" w:hAnsi="Times New Roman" w:cs="Times New Roman"/>
+                <w:kern w:val="0"/>
+                <w14:ligatures w14:val="none"/>
+              </w:rPr>
+            </w:pPr>
+            <w:r>
+              <w:rPr>
+                <w:rFonts w:ascii="Noto Serif CJK SC" w:eastAsia="Times New Roman" w:hAnsi="Noto Serif CJK SC" w:cs="Times New Roman"/>
+                <w:color w:val="000000"/>
+                <w:kern w:val="0"/>
+                <w:sz w:val="28"/>
+                <w:szCs w:val="28"/>
+                <w14:ligatures w14:val="none"/>
+              </w:rPr>
+              <w:t>Wrap up documentation for sprint 1 and submit</w:t>
+            </w:r>
+          </w:p>
+        </w:tc>
+        <w:tc>
+          <w:tcPr>
+            <w:tcW w:w="1764" w:type="dxa"/>
+            <w:hideMark/>
+          </w:tcPr>
+          <w:p>
+            <w:pPr>
+              <w:rPr>
+                <w:rFonts w:ascii="Times New Roman" w:eastAsia="Times New Roman" w:hAnsi="Times New Roman" w:cs="Times New Roman"/>
+                <w:kern w:val="0"/>
+                <w14:ligatures w14:val="none"/>
+              </w:rPr>
+            </w:pPr>
+            <w:r>
+              <w:rPr>
+                <w:rFonts w:ascii="Noto Serif CJK SC" w:eastAsia="Times New Roman" w:hAnsi="Noto Serif CJK SC" w:cs="Times New Roman"/>
+                <w:color w:val="000000"/>
+                <w:kern w:val="0"/>
+                <w:sz w:val="28"/>
+                <w:szCs w:val="28"/>
+                <w14:ligatures w14:val="none"/>
+              </w:rPr>
+              <w:t>High</w:t>
+            </w:r>
+          </w:p>
+        </w:tc>
+        <w:tc>
+          <w:tcPr>
+            <w:tcW w:w="2253" w:type="dxa"/>
+            <w:hideMark/>
+          </w:tcPr>
+          <w:p>
+            <w:pPr>
+              <w:rPr>
+                <w:rFonts w:ascii="Times New Roman" w:eastAsia="Times New Roman" w:hAnsi="Times New Roman" w:cs="Times New Roman"/>
+                <w:kern w:val="0"/>
+                <w14:ligatures w14:val="none"/>
+              </w:rPr>
+            </w:pPr>
+            <w:r>
+              <w:rPr>
+                <w:rFonts w:ascii="Noto Serif CJK SC" w:eastAsia="Times New Roman" w:hAnsi="Noto Serif CJK SC" w:cs="Times New Roman"/>
+                <w:color w:val="000000"/>
+                <w:kern w:val="0"/>
+                <w:sz w:val="28"/>
+                <w:szCs w:val="28"/>
+                <w14:ligatures w14:val="none"/>
+              </w:rPr>
+              <w:t>Complete</w:t>
+            </w:r>
+          </w:p>
+        </w:tc>
+        <w:tc>
+          <w:tcPr>
+            <w:tcW w:w="3510" w:type="dxa"/>
+            <w:hideMark/>
+          </w:tcPr>
+          <w:p>
+            <w:pPr>
+              <w:rPr>
+                <w:rFonts w:ascii="Times New Roman" w:eastAsia="Times New Roman" w:hAnsi="Times New Roman" w:cs="Times New Roman"/>
+                <w:kern w:val="0"/>
+                <w14:ligatures w14:val="none"/>
+              </w:rPr>
+            </w:pPr>
+            <w:r>
+              <w:rPr>
+                <w:rFonts w:ascii="Noto Serif CJK SC" w:eastAsia="Times New Roman" w:hAnsi="Noto Serif CJK SC" w:cs="Times New Roman"/>
+                <w:color w:val="000000"/>
+                <w:kern w:val="0"/>
+                <w:sz w:val="28"/>
+                <w:szCs w:val="28"/>
+                <w14:ligatures w14:val="none"/>
+              </w:rPr>
+              <w:t>Eric P</w:t>
+            </w:r>
+          </w:p>
+        </w:tc>
+      </w:tr>
+      <w:tr>
+        <w:tc>
+          <w:tcPr>
+            <w:tcW w:w="605" w:type="dxa"/>
+            <w:hideMark/>
+          </w:tcPr>
+          <w:p>
+            <w:pPr>
+              <w:rPr>
+                <w:rFonts w:ascii="Times New Roman" w:eastAsia="Times New Roman" w:hAnsi="Times New Roman" w:cs="Times New Roman"/>
+                <w:kern w:val="0"/>
+                <w14:ligatures w14:val="none"/>
+              </w:rPr>
+            </w:pPr>
+          </w:p>
+        </w:tc>
+        <w:tc>
+          <w:tcPr>
+            <w:tcW w:w="2033" w:type="dxa"/>
+            <w:hideMark/>
+          </w:tcPr>
+          <w:p>
+            <w:pPr>
+              <w:rPr>
+                <w:rFonts w:ascii="Times New Roman" w:eastAsia="Times New Roman" w:hAnsi="Times New Roman" w:cs="Times New Roman"/>
+                <w:kern w:val="0"/>
+                <w:sz w:val="20"/>
+                <w:szCs w:val="20"/>
+                <w14:ligatures w14:val="none"/>
+              </w:rPr>
+            </w:pPr>
+          </w:p>
+        </w:tc>
+        <w:tc>
+          <w:tcPr>
+            <w:tcW w:w="1764" w:type="dxa"/>
+            <w:hideMark/>
+          </w:tcPr>
+          <w:p>
+            <w:pPr>
+              <w:rPr>
+                <w:rFonts w:ascii="Times New Roman" w:eastAsia="Times New Roman" w:hAnsi="Times New Roman" w:cs="Times New Roman"/>
+                <w:kern w:val="0"/>
+                <w:sz w:val="20"/>
+                <w:szCs w:val="20"/>
+                <w14:ligatures w14:val="none"/>
+              </w:rPr>
+            </w:pPr>
+          </w:p>
+        </w:tc>
+        <w:tc>
+          <w:tcPr>
+            <w:tcW w:w="2253" w:type="dxa"/>
+            <w:hideMark/>
+          </w:tcPr>
+          <w:p>
+            <w:pPr>
+              <w:rPr>
+                <w:rFonts w:ascii="Times New Roman" w:eastAsia="Times New Roman" w:hAnsi="Times New Roman" w:cs="Times New Roman"/>
+                <w:kern w:val="0"/>
+                <w:sz w:val="20"/>
+                <w:szCs w:val="20"/>
+                <w14:ligatures w14:val="none"/>
+              </w:rPr>
+            </w:pPr>
+          </w:p>
+        </w:tc>
+        <w:tc>
+          <w:tcPr>
+            <w:tcW w:w="3510" w:type="dxa"/>
+            <w:hideMark/>
+          </w:tcPr>
+          <w:p>
+            <w:pPr>
+              <w:rPr>
+                <w:rFonts w:ascii="Times New Roman" w:eastAsia="Times New Roman" w:hAnsi="Times New Roman" w:cs="Times New Roman"/>
+                <w:kern w:val="0"/>
+                <w:sz w:val="20"/>
+                <w:szCs w:val="20"/>
+                <w14:ligatures w14:val="none"/>
+              </w:rPr>
+            </w:pPr>
+          </w:p>
+        </w:tc>
+      </w:tr>
+    </w:tbl>
+    <w:p>
+      <w:pPr>
+        <w:spacing w:after="0" w:line="240" w:lineRule="auto"/>
+        <w:rPr>
+          <w:rFonts w:ascii="Times New Roman" w:eastAsia="Times New Roman" w:hAnsi="Times New Roman" w:cs="Times New Roman"/>
+          <w:kern w:val="0"/>
+          <w14:ligatures w14:val="none"/>
+        </w:rPr>
+      </w:pPr>
+      <w:r>
+        <w:rPr>
+          <w:rFonts w:ascii="Noto Serif CJK SC" w:eastAsia="Times New Roman" w:hAnsi="Noto Serif CJK SC" w:cs="Times New Roman"/>
+          <w:color w:val="000000"/>
+          <w:kern w:val="0"/>
+          <w:sz w:val="32"/>
+          <w:szCs w:val="32"/>
+          <w14:ligatures w14:val="none"/>
+        </w:rPr>
+        <w:t>Backlog Sprint 2:</w:t>
+      </w:r>
+    </w:p>
+    <w:tbl>
+      <w:tblPr>
+        <w:tblStyle w:val="TableGrid"/>
+        <w:tblW w:w="10165" w:type="dxa"/>
+        <w:tblLook w:val="04A0" w:firstRow="1" w:lastRow="0" w:firstColumn="1" w:lastColumn="0" w:noHBand="0" w:noVBand="1"/>
+      </w:tblPr>
+      <w:tblGrid>
+        <w:gridCol w:w="529"/>
+        <w:gridCol w:w="1959"/>
+        <w:gridCol w:w="1233"/>
+        <w:gridCol w:w="1356"/>
+        <w:gridCol w:w="5088"/>
+      </w:tblGrid>
+      <w:tr>
+        <w:tc>
+          <w:tcPr>
+            <w:tcW w:w="529" w:type="dxa"/>
+            <w:hideMark/>
+          </w:tcPr>
+          <w:p>
+            <w:pPr>
+              <w:rPr>
+                <w:rFonts w:ascii="Times New Roman" w:eastAsia="Times New Roman" w:hAnsi="Times New Roman" w:cs="Times New Roman"/>
+                <w:kern w:val="0"/>
+                <w14:ligatures w14:val="none"/>
+              </w:rPr>
+            </w:pPr>
+            <w:r>
+              <w:rPr>
+                <w:rFonts w:ascii="Noto Serif CJK SC" w:eastAsia="Times New Roman" w:hAnsi="Noto Serif CJK SC" w:cs="Times New Roman"/>
+                <w:b/>
+                <w:bCs/>
+                <w:color w:val="000000"/>
+                <w:kern w:val="0"/>
+                <w:sz w:val="28"/>
+                <w:szCs w:val="28"/>
+                <w14:ligatures w14:val="none"/>
+              </w:rPr>
+              <w:t>ID</w:t>
+            </w:r>
+          </w:p>
+        </w:tc>
+        <w:tc>
+          <w:tcPr>
+            <w:tcW w:w="1959" w:type="dxa"/>
+            <w:hideMark/>
+          </w:tcPr>
+          <w:p>
+            <w:pPr>
+              <w:rPr>
+                <w:rFonts w:ascii="Times New Roman" w:eastAsia="Times New Roman" w:hAnsi="Times New Roman" w:cs="Times New Roman"/>
+                <w:kern w:val="0"/>
+                <w14:ligatures w14:val="none"/>
+              </w:rPr>
+            </w:pPr>
+            <w:r>
+              <w:rPr>
+                <w:rFonts w:ascii="Noto Serif CJK SC" w:eastAsia="Times New Roman" w:hAnsi="Noto Serif CJK SC" w:cs="Times New Roman"/>
+                <w:b/>
+                <w:bCs/>
+                <w:color w:val="000000"/>
+                <w:kern w:val="0"/>
+                <w:sz w:val="28"/>
+                <w:szCs w:val="28"/>
+                <w14:ligatures w14:val="none"/>
+              </w:rPr>
+              <w:t>Task</w:t>
+            </w:r>
+          </w:p>
+        </w:tc>
+        <w:tc>
+          <w:tcPr>
+            <w:tcW w:w="1233" w:type="dxa"/>
+            <w:hideMark/>
+          </w:tcPr>
+          <w:p>
+            <w:pPr>
+              <w:rPr>
+                <w:rFonts w:ascii="Times New Roman" w:eastAsia="Times New Roman" w:hAnsi="Times New Roman" w:cs="Times New Roman"/>
+                <w:kern w:val="0"/>
+                <w14:ligatures w14:val="none"/>
+              </w:rPr>
+            </w:pPr>
+            <w:r>
+              <w:rPr>
+                <w:rFonts w:ascii="Noto Serif CJK SC" w:eastAsia="Times New Roman" w:hAnsi="Noto Serif CJK SC" w:cs="Times New Roman"/>
+                <w:b/>
+                <w:bCs/>
+                <w:color w:val="000000"/>
+                <w:kern w:val="0"/>
+                <w:sz w:val="28"/>
+                <w:szCs w:val="28"/>
+                <w14:ligatures w14:val="none"/>
+              </w:rPr>
+              <w:t>Priority</w:t>
+            </w:r>
+          </w:p>
+        </w:tc>
+        <w:tc>
+          <w:tcPr>
+            <w:tcW w:w="1356" w:type="dxa"/>
+            <w:hideMark/>
+          </w:tcPr>
+          <w:p>
+            <w:pPr>
+              <w:rPr>
+                <w:rFonts w:ascii="Times New Roman" w:eastAsia="Times New Roman" w:hAnsi="Times New Roman" w:cs="Times New Roman"/>
+                <w:kern w:val="0"/>
+                <w14:ligatures w14:val="none"/>
+              </w:rPr>
+            </w:pPr>
+            <w:r>
+              <w:rPr>
+                <w:rFonts w:ascii="Noto Serif CJK SC" w:eastAsia="Times New Roman" w:hAnsi="Noto Serif CJK SC" w:cs="Times New Roman"/>
+                <w:b/>
+                <w:bCs/>
+                <w:color w:val="000000"/>
+                <w:kern w:val="0"/>
+                <w:sz w:val="28"/>
+                <w:szCs w:val="28"/>
+                <w14:ligatures w14:val="none"/>
+              </w:rPr>
+              <w:t>Status</w:t>
+            </w:r>
+          </w:p>
+        </w:tc>
+        <w:tc>
+          <w:tcPr>
+            <w:tcW w:w="5088" w:type="dxa"/>
+            <w:hideMark/>
+          </w:tcPr>
+          <w:p>
+            <w:pPr>
+              <w:rPr>
+                <w:rFonts w:ascii="Times New Roman" w:eastAsia="Times New Roman" w:hAnsi="Times New Roman" w:cs="Times New Roman"/>
+                <w:kern w:val="0"/>
+                <w14:ligatures w14:val="none"/>
+              </w:rPr>
+            </w:pPr>
+            <w:r>
+              <w:rPr>
+                <w:rFonts w:ascii="Noto Serif CJK SC" w:eastAsia="Times New Roman" w:hAnsi="Noto Serif CJK SC" w:cs="Times New Roman"/>
+                <w:b/>
+                <w:bCs/>
+                <w:color w:val="000000"/>
+                <w:kern w:val="0"/>
+                <w:sz w:val="28"/>
+                <w:szCs w:val="28"/>
+                <w14:ligatures w14:val="none"/>
+              </w:rPr>
+              <w:t>Assigned To</w:t>
+            </w:r>
+          </w:p>
+        </w:tc>
+      </w:tr>
+      <w:tr>
+        <w:tc>
+          <w:tcPr>
+            <w:tcW w:w="529" w:type="dxa"/>
+            <w:hideMark/>
+          </w:tcPr>
+          <w:p>
+            <w:pPr>
+              <w:rPr>
+                <w:rFonts w:ascii="Times New Roman" w:eastAsia="Times New Roman" w:hAnsi="Times New Roman" w:cs="Times New Roman"/>
+                <w:kern w:val="0"/>
+                <w14:ligatures w14:val="none"/>
+              </w:rPr>
+            </w:pPr>
+            <w:r>
+              <w:rPr>
+                <w:rFonts w:ascii="Noto Serif CJK SC" w:eastAsia="Times New Roman" w:hAnsi="Noto Serif CJK SC" w:cs="Times New Roman"/>
+                <w:color w:val="000000"/>
+                <w:kern w:val="0"/>
+                <w:sz w:val="28"/>
+                <w:szCs w:val="28"/>
+                <w14:ligatures w14:val="none"/>
+              </w:rPr>
+              <w:t>2a</w:t>
+            </w:r>
+          </w:p>
+        </w:tc>
+        <w:tc>
+          <w:tcPr>
+            <w:tcW w:w="1959" w:type="dxa"/>
+            <w:hideMark/>
+          </w:tcPr>
+          <w:p>
+            <w:pPr>
+              <w:rPr>
+                <w:rFonts w:ascii="Times New Roman" w:eastAsia="Times New Roman" w:hAnsi="Times New Roman" w:cs="Times New Roman"/>
+                <w:kern w:val="0"/>
+                <w14:ligatures w14:val="none"/>
+              </w:rPr>
+            </w:pPr>
+            <w:r>
+              <w:rPr>
+                <w:rFonts w:ascii="Noto Serif CJK SC" w:eastAsia="Times New Roman" w:hAnsi="Noto Serif CJK SC" w:cs="Times New Roman"/>
+                <w:color w:val="000000"/>
+                <w:kern w:val="0"/>
+                <w:sz w:val="28"/>
+                <w:szCs w:val="28"/>
+                <w14:ligatures w14:val="none"/>
+              </w:rPr>
+              <w:t>Additional Fixes to Sprint 1 (as we learn new requirements)</w:t>
+            </w:r>
+          </w:p>
+        </w:tc>
+        <w:tc>
+          <w:tcPr>
+            <w:tcW w:w="1233" w:type="dxa"/>
+            <w:hideMark/>
+          </w:tcPr>
+          <w:p>
+            <w:pPr>
+              <w:rPr>
+                <w:rFonts w:ascii="Times New Roman" w:eastAsia="Times New Roman" w:hAnsi="Times New Roman" w:cs="Times New Roman"/>
+                <w:kern w:val="0"/>
+                <w14:ligatures w14:val="none"/>
+              </w:rPr>
+            </w:pPr>
+            <w:r>
+              <w:rPr>
+                <w:rFonts w:ascii="Noto Serif CJK SC" w:eastAsia="Times New Roman" w:hAnsi="Noto Serif CJK SC" w:cs="Times New Roman"/>
+                <w:color w:val="000000"/>
+                <w:kern w:val="0"/>
+                <w:sz w:val="28"/>
+                <w:szCs w:val="28"/>
+                <w14:ligatures w14:val="none"/>
+              </w:rPr>
+              <w:t>High</w:t>
+            </w:r>
+          </w:p>
+        </w:tc>
+        <w:tc>
+          <w:tcPr>
+            <w:tcW w:w="1356" w:type="dxa"/>
+            <w:hideMark/>
+          </w:tcPr>
+          <w:p>
+            <w:pPr>
+              <w:rPr>
+                <w:rFonts w:ascii="Times New Roman" w:eastAsia="Times New Roman" w:hAnsi="Times New Roman" w:cs="Times New Roman"/>
+                <w:kern w:val="0"/>
+                <w14:ligatures w14:val="none"/>
+              </w:rPr>
+            </w:pPr>
+            <w:r>
+              <w:rPr>
+                <w:rFonts w:ascii="Noto Serif CJK SC" w:eastAsia="Times New Roman" w:hAnsi="Noto Serif CJK SC" w:cs="Times New Roman"/>
+                <w:color w:val="000000"/>
+                <w:kern w:val="0"/>
+                <w:sz w:val="28"/>
+                <w:szCs w:val="28"/>
+                <w14:ligatures w14:val="none"/>
+              </w:rPr>
+              <w:t>Complete</w:t>
+            </w:r>
+          </w:p>
+        </w:tc>
+        <w:tc>
+          <w:tcPr>
+            <w:tcW w:w="5088" w:type="dxa"/>
+            <w:hideMark/>
+          </w:tcPr>
+          <w:p>
+            <w:pPr>
+              <w:rPr>
+                <w:rFonts w:ascii="Times New Roman" w:eastAsia="Times New Roman" w:hAnsi="Times New Roman" w:cs="Times New Roman"/>
+                <w:kern w:val="0"/>
+                <w14:ligatures w14:val="none"/>
+              </w:rPr>
+            </w:pPr>
+            <w:r>
+              <w:rPr>
+                <w:rFonts w:ascii="Noto Serif CJK SC" w:eastAsia="Times New Roman" w:hAnsi="Noto Serif CJK SC" w:cs="Times New Roman"/>
+                <w:color w:val="000000"/>
+                <w:kern w:val="0"/>
+                <w:sz w:val="28"/>
+                <w:szCs w:val="28"/>
+                <w14:ligatures w14:val="none"/>
+              </w:rPr>
+              <w:t>Eric P, Nate C</w:t>
+            </w:r>
+          </w:p>
+        </w:tc>
+      </w:tr>
+      <w:tr>
+        <w:tc>
+          <w:tcPr>
+            <w:tcW w:w="529" w:type="dxa"/>
+            <w:hideMark/>
+          </w:tcPr>
+          <w:p>
+            <w:pPr>
+              <w:rPr>
+                <w:rFonts w:ascii="Times New Roman" w:eastAsia="Times New Roman" w:hAnsi="Times New Roman" w:cs="Times New Roman"/>
+                <w:kern w:val="0"/>
+                <w14:ligatures w14:val="none"/>
+              </w:rPr>
+            </w:pPr>
+            <w:r>
+              <w:rPr>
+                <w:rFonts w:ascii="Noto Serif CJK SC" w:eastAsia="Times New Roman" w:hAnsi="Noto Serif CJK SC" w:cs="Times New Roman"/>
+                <w:color w:val="000000"/>
+                <w:kern w:val="0"/>
+                <w:sz w:val="28"/>
+                <w:szCs w:val="28"/>
+                <w14:ligatures w14:val="none"/>
+              </w:rPr>
+              <w:t>2b</w:t>
+            </w:r>
+          </w:p>
+        </w:tc>
+        <w:tc>
+          <w:tcPr>
+            <w:tcW w:w="1959" w:type="dxa"/>
+            <w:hideMark/>
+          </w:tcPr>
+          <w:p>
+            <w:pPr>
+              <w:rPr>
+                <w:rFonts w:ascii="Times New Roman" w:eastAsia="Times New Roman" w:hAnsi="Times New Roman" w:cs="Times New Roman"/>
+                <w:kern w:val="0"/>
+                <w14:ligatures w14:val="none"/>
+              </w:rPr>
+            </w:pPr>
+            <w:r>
+              <w:rPr>
+                <w:rFonts w:ascii="Noto Serif CJK SC" w:eastAsia="Times New Roman" w:hAnsi="Noto Serif CJK SC" w:cs="Times New Roman"/>
+                <w:color w:val="000000"/>
+                <w:kern w:val="0"/>
+                <w:sz w:val="28"/>
+                <w:szCs w:val="28"/>
+                <w14:ligatures w14:val="none"/>
+              </w:rPr>
+              <w:t>Route API to show station pricing</w:t>
+            </w:r>
+          </w:p>
+        </w:tc>
+        <w:tc>
+          <w:tcPr>
+            <w:tcW w:w="1233" w:type="dxa"/>
+            <w:hideMark/>
+          </w:tcPr>
+          <w:p>
+            <w:pPr>
+              <w:rPr>
+                <w:rFonts w:ascii="Times New Roman" w:eastAsia="Times New Roman" w:hAnsi="Times New Roman" w:cs="Times New Roman"/>
+                <w:kern w:val="0"/>
+                <w14:ligatures w14:val="none"/>
+              </w:rPr>
+            </w:pPr>
+            <w:r>
+              <w:rPr>
+                <w:rFonts w:ascii="Noto Serif CJK SC" w:eastAsia="Times New Roman" w:hAnsi="Noto Serif CJK SC" w:cs="Times New Roman"/>
+                <w:color w:val="000000"/>
+                <w:kern w:val="0"/>
+                <w:sz w:val="28"/>
+                <w:szCs w:val="28"/>
+                <w14:ligatures w14:val="none"/>
+              </w:rPr>
+              <w:t>Medium</w:t>
+            </w:r>
+          </w:p>
+        </w:tc>
+        <w:tc>
+          <w:tcPr>
+            <w:tcW w:w="1356" w:type="dxa"/>
+            <w:hideMark/>
+          </w:tcPr>
+          <w:p>
+            <w:pPr>
+              <w:rPr>
+                <w:rFonts w:ascii="Times New Roman" w:eastAsia="Times New Roman" w:hAnsi="Times New Roman" w:cs="Times New Roman"/>
+                <w:kern w:val="0"/>
+                <w14:ligatures w14:val="none"/>
+              </w:rPr>
+            </w:pPr>
+            <w:r>
+              <w:rPr>
+                <w:rFonts w:ascii="Noto Serif CJK SC" w:eastAsia="Times New Roman" w:hAnsi="Noto Serif CJK SC" w:cs="Times New Roman"/>
+                <w:color w:val="000000"/>
+                <w:kern w:val="0"/>
+                <w:sz w:val="28"/>
+                <w:szCs w:val="28"/>
+                <w14:ligatures w14:val="none"/>
+              </w:rPr>
+              <w:t>In-progress</w:t>
+            </w:r>
+          </w:p>
+        </w:tc>
+        <w:tc>
+          <w:tcPr>
+            <w:tcW w:w="5088" w:type="dxa"/>
+            <w:hideMark/>
+          </w:tcPr>
+          <w:p>
+            <w:pPr>
+              <w:rPr>
+                <w:rFonts w:ascii="Times New Roman" w:eastAsia="Times New Roman" w:hAnsi="Times New Roman" w:cs="Times New Roman"/>
+                <w:kern w:val="0"/>
+                <w14:ligatures w14:val="none"/>
+              </w:rPr>
+            </w:pPr>
+            <w:r>
+              <w:rPr>
+                <w:rFonts w:ascii="Noto Serif CJK SC" w:eastAsia="Times New Roman" w:hAnsi="Noto Serif CJK SC" w:cs="Times New Roman"/>
+                <w:color w:val="000000"/>
+                <w:kern w:val="0"/>
+                <w:sz w:val="28"/>
+                <w:szCs w:val="28"/>
+                <w14:ligatures w14:val="none"/>
+              </w:rPr>
+              <w:t>Nate C</w:t>
+            </w:r>
+          </w:p>
+        </w:tc>
+      </w:tr>
+      <w:tr>
+        <w:tc>
+          <w:tcPr>
+            <w:tcW w:w="529" w:type="dxa"/>
+            <w:hideMark/>
+          </w:tcPr>
+          <w:p>
+            <w:pPr>
+              <w:rPr>
+                <w:rFonts w:ascii="Times New Roman" w:eastAsia="Times New Roman" w:hAnsi="Times New Roman" w:cs="Times New Roman"/>
+                <w:kern w:val="0"/>
+                <w14:ligatures w14:val="none"/>
+              </w:rPr>
+            </w:pPr>
+            <w:r>
+              <w:rPr>
+                <w:rFonts w:ascii="Noto Serif CJK SC" w:eastAsia="Times New Roman" w:hAnsi="Noto Serif CJK SC" w:cs="Times New Roman"/>
+                <w:color w:val="000000"/>
+                <w:kern w:val="0"/>
+                <w:sz w:val="28"/>
+                <w:szCs w:val="28"/>
+                <w14:ligatures w14:val="none"/>
+              </w:rPr>
+              <w:t>2c</w:t>
+            </w:r>
+          </w:p>
+        </w:tc>
+        <w:tc>
+          <w:tcPr>
+            <w:tcW w:w="1959" w:type="dxa"/>
+            <w:hideMark/>
+          </w:tcPr>
+          <w:p>
+            <w:pPr>
+              <w:rPr>
+                <w:rFonts w:ascii="Times New Roman" w:eastAsia="Times New Roman" w:hAnsi="Times New Roman" w:cs="Times New Roman"/>
+                <w:kern w:val="0"/>
+                <w14:ligatures w14:val="none"/>
+              </w:rPr>
+            </w:pPr>
+            <w:r>
+              <w:rPr>
+                <w:rFonts w:ascii="Noto Serif CJK SC" w:eastAsia="Times New Roman" w:hAnsi="Noto Serif CJK SC" w:cs="Times New Roman"/>
+                <w:color w:val="000000"/>
+                <w:kern w:val="0"/>
+                <w:sz w:val="28"/>
+                <w:szCs w:val="28"/>
+                <w14:ligatures w14:val="none"/>
+              </w:rPr>
+              <w:t>Create filters for displaying fuel prices</w:t>
+            </w:r>
+          </w:p>
+        </w:tc>
+        <w:tc>
+          <w:tcPr>
+            <w:tcW w:w="1233" w:type="dxa"/>
+            <w:hideMark/>
+          </w:tcPr>
+          <w:p>
+            <w:pPr>
+              <w:rPr>
+                <w:rFonts w:ascii="Times New Roman" w:eastAsia="Times New Roman" w:hAnsi="Times New Roman" w:cs="Times New Roman"/>
+                <w:kern w:val="0"/>
+                <w14:ligatures w14:val="none"/>
+              </w:rPr>
+            </w:pPr>
+            <w:r>
+              <w:rPr>
+                <w:rFonts w:ascii="Noto Serif CJK SC" w:eastAsia="Times New Roman" w:hAnsi="Noto Serif CJK SC" w:cs="Times New Roman"/>
+                <w:color w:val="000000"/>
+                <w:kern w:val="0"/>
+                <w:sz w:val="28"/>
+                <w:szCs w:val="28"/>
+                <w14:ligatures w14:val="none"/>
+              </w:rPr>
+              <w:t>Medium</w:t>
+            </w:r>
+          </w:p>
+        </w:tc>
+        <w:tc>
+          <w:tcPr>
+            <w:tcW w:w="1356" w:type="dxa"/>
+            <w:hideMark/>
+          </w:tcPr>
+          <w:p>
+            <w:pPr>
+              <w:rPr>
+                <w:rFonts w:ascii="Times New Roman" w:eastAsia="Times New Roman" w:hAnsi="Times New Roman" w:cs="Times New Roman"/>
+                <w:kern w:val="0"/>
+                <w14:ligatures w14:val="none"/>
+              </w:rPr>
+            </w:pPr>
+            <w:r>
+              <w:rPr>
+                <w:rFonts w:ascii="Noto Serif CJK SC" w:eastAsia="Times New Roman" w:hAnsi="Noto Serif CJK SC" w:cs="Times New Roman"/>
+                <w:color w:val="000000"/>
+                <w:kern w:val="0"/>
+                <w:sz w:val="28"/>
+                <w:szCs w:val="28"/>
+                <w14:ligatures w14:val="none"/>
+              </w:rPr>
+              <w:t>In-progress</w:t>
+            </w:r>
+          </w:p>
+        </w:tc>
+        <w:tc>
+          <w:tcPr>
+            <w:tcW w:w="5088" w:type="dxa"/>
+            <w:hideMark/>
+          </w:tcPr>
+          <w:p>
+            <w:pPr>
+              <w:rPr>
+                <w:rFonts w:ascii="Times New Roman" w:eastAsia="Times New Roman" w:hAnsi="Times New Roman" w:cs="Times New Roman"/>
+                <w:kern w:val="0"/>
+                <w14:ligatures w14:val="none"/>
+              </w:rPr>
+            </w:pPr>
+            <w:r>
+              <w:rPr>
+                <w:rFonts w:ascii="Noto Serif CJK SC" w:eastAsia="Times New Roman" w:hAnsi="Noto Serif CJK SC" w:cs="Times New Roman"/>
+                <w:color w:val="000000"/>
+                <w:kern w:val="0"/>
+                <w:sz w:val="28"/>
+                <w:szCs w:val="28"/>
+                <w14:ligatures w14:val="none"/>
+              </w:rPr>
+              <w:t>Eric P</w:t>
+            </w:r>
+          </w:p>
+        </w:tc>
+      </w:tr>
+      <w:tr>
+        <w:tc>
+          <w:tcPr>
+            <w:tcW w:w="529" w:type="dxa"/>
+            <w:hideMark/>
+          </w:tcPr>
+          <w:p>
+            <w:pPr>
+              <w:rPr>
+                <w:rFonts w:ascii="Times New Roman" w:eastAsia="Times New Roman" w:hAnsi="Times New Roman" w:cs="Times New Roman"/>
+                <w:kern w:val="0"/>
+                <w14:ligatures w14:val="none"/>
+              </w:rPr>
+            </w:pPr>
+            <w:r>
+              <w:rPr>
+                <w:rFonts w:ascii="Noto Serif CJK SC" w:eastAsia="Times New Roman" w:hAnsi="Noto Serif CJK SC" w:cs="Times New Roman"/>
+                <w:color w:val="000000"/>
+                <w:kern w:val="0"/>
+                <w:sz w:val="28"/>
+                <w:szCs w:val="28"/>
+                <w14:ligatures w14:val="none"/>
+              </w:rPr>
+              <w:t>2d</w:t>
+            </w:r>
+          </w:p>
+        </w:tc>
+        <w:tc>
+          <w:tcPr>
+            <w:tcW w:w="1959" w:type="dxa"/>
+            <w:hideMark/>
+          </w:tcPr>
+          <w:p>
+            <w:pPr>
+              <w:rPr>
+                <w:rFonts w:ascii="Times New Roman" w:eastAsia="Times New Roman" w:hAnsi="Times New Roman" w:cs="Times New Roman"/>
+                <w:kern w:val="0"/>
+                <w14:ligatures w14:val="none"/>
+              </w:rPr>
+            </w:pPr>
+            <w:r>
+              <w:rPr>
+                <w:rFonts w:ascii="Noto Serif CJK SC" w:eastAsia="Times New Roman" w:hAnsi="Noto Serif CJK SC" w:cs="Times New Roman"/>
+                <w:color w:val="000000"/>
+                <w:kern w:val="0"/>
+                <w:sz w:val="28"/>
+                <w:szCs w:val="28"/>
+                <w14:ligatures w14:val="none"/>
+              </w:rPr>
+              <w:t>Create UI for filtering options</w:t>
+            </w:r>
+          </w:p>
+        </w:tc>
+        <w:tc>
+          <w:tcPr>
+            <w:tcW w:w="1233" w:type="dxa"/>
+            <w:hideMark/>
+          </w:tcPr>
+          <w:p>
+            <w:pPr>
+              <w:rPr>
+                <w:rFonts w:ascii="Times New Roman" w:eastAsia="Times New Roman" w:hAnsi="Times New Roman" w:cs="Times New Roman"/>
+                <w:kern w:val="0"/>
+                <w14:ligatures w14:val="none"/>
+              </w:rPr>
+            </w:pPr>
+            <w:r>
+              <w:rPr>
+                <w:rFonts w:ascii="Noto Serif CJK SC" w:eastAsia="Times New Roman" w:hAnsi="Noto Serif CJK SC" w:cs="Times New Roman"/>
+                <w:color w:val="000000"/>
+                <w:kern w:val="0"/>
+                <w:sz w:val="28"/>
+                <w:szCs w:val="28"/>
+                <w14:ligatures w14:val="none"/>
+              </w:rPr>
+              <w:t>Medium</w:t>
+            </w:r>
+          </w:p>
+        </w:tc>
+        <w:tc>
+          <w:tcPr>
+            <w:tcW w:w="1356" w:type="dxa"/>
+            <w:hideMark/>
+          </w:tcPr>
+          <w:p>
+            <w:pPr>
+              <w:rPr>
+                <w:rFonts w:ascii="Times New Roman" w:eastAsia="Times New Roman" w:hAnsi="Times New Roman" w:cs="Times New Roman"/>
+                <w:kern w:val="0"/>
+                <w14:ligatures w14:val="none"/>
+              </w:rPr>
+            </w:pPr>
+            <w:r>
+              <w:rPr>
+                <w:rFonts w:ascii="Noto Serif CJK SC" w:eastAsia="Times New Roman" w:hAnsi="Noto Serif CJK SC" w:cs="Times New Roman"/>
+                <w:color w:val="000000"/>
+                <w:kern w:val="0"/>
+                <w:sz w:val="28"/>
+                <w:szCs w:val="28"/>
+                <w14:ligatures w14:val="none"/>
+              </w:rPr>
+              <w:t>In-progress</w:t>
+            </w:r>
+          </w:p>
+        </w:tc>
+        <w:tc>
+          <w:tcPr>
+            <w:tcW w:w="5088" w:type="dxa"/>
+            <w:hideMark/>
+          </w:tcPr>
+          <w:p>
+            <w:pPr>
+              <w:rPr>
+                <w:rFonts w:ascii="Times New Roman" w:eastAsia="Times New Roman" w:hAnsi="Times New Roman" w:cs="Times New Roman"/>
+                <w:kern w:val="0"/>
+                <w14:ligatures w14:val="none"/>
+              </w:rPr>
+            </w:pPr>
+            <w:r>
+              <w:rPr>
+                <w:rFonts w:ascii="Noto Serif CJK SC" w:eastAsia="Times New Roman" w:hAnsi="Noto Serif CJK SC" w:cs="Times New Roman"/>
+                <w:color w:val="000000"/>
+                <w:kern w:val="0"/>
+                <w:sz w:val="28"/>
+                <w:szCs w:val="28"/>
+                <w14:ligatures w14:val="none"/>
+              </w:rPr>
+              <w:t>Eric P, Thomas R</w:t>
+            </w:r>
+          </w:p>
+        </w:tc>
+      </w:tr>
+      <w:tr>
+        <w:tc>
+          <w:tcPr>
+            <w:tcW w:w="529" w:type="dxa"/>
+            <w:hideMark/>
+          </w:tcPr>
+          <w:p>
+            <w:pPr>
+              <w:rPr>
+                <w:rFonts w:ascii="Times New Roman" w:eastAsia="Times New Roman" w:hAnsi="Times New Roman" w:cs="Times New Roman"/>
+                <w:kern w:val="0"/>
+                <w14:ligatures w14:val="none"/>
+              </w:rPr>
+            </w:pPr>
+            <w:r>
+              <w:rPr>
+                <w:rFonts w:ascii="Noto Serif CJK SC" w:eastAsia="Times New Roman" w:hAnsi="Noto Serif CJK SC" w:cs="Times New Roman"/>
+                <w:color w:val="000000"/>
+                <w:kern w:val="0"/>
+                <w:sz w:val="28"/>
+                <w:szCs w:val="28"/>
+                <w14:ligatures w14:val="none"/>
+              </w:rPr>
+              <w:lastRenderedPageBreak/>
+              <w:t>2e</w:t>
+            </w:r>
+          </w:p>
+        </w:tc>
+        <w:tc>
+          <w:tcPr>
+            <w:tcW w:w="1959" w:type="dxa"/>
+            <w:hideMark/>
+          </w:tcPr>
+          <w:p>
+            <w:pPr>
+              <w:rPr>
+                <w:rFonts w:ascii="Times New Roman" w:eastAsia="Times New Roman" w:hAnsi="Times New Roman" w:cs="Times New Roman"/>
+                <w:kern w:val="0"/>
+                <w14:ligatures w14:val="none"/>
+              </w:rPr>
+            </w:pPr>
+            <w:r>
+              <w:rPr>
+                <w:rFonts w:ascii="Noto Serif CJK SC" w:eastAsia="Times New Roman" w:hAnsi="Noto Serif CJK SC" w:cs="Times New Roman"/>
+                <w:color w:val="000000"/>
+                <w:kern w:val="0"/>
+                <w:sz w:val="28"/>
+                <w:szCs w:val="28"/>
+                <w14:ligatures w14:val="none"/>
+              </w:rPr>
+              <w:t>Create list view of stations</w:t>
+            </w:r>
+          </w:p>
+        </w:tc>
+        <w:tc>
+          <w:tcPr>
+            <w:tcW w:w="1233" w:type="dxa"/>
+            <w:hideMark/>
+          </w:tcPr>
+          <w:p>
+            <w:pPr>
+              <w:rPr>
+                <w:rFonts w:ascii="Times New Roman" w:eastAsia="Times New Roman" w:hAnsi="Times New Roman" w:cs="Times New Roman"/>
+                <w:kern w:val="0"/>
+                <w14:ligatures w14:val="none"/>
+              </w:rPr>
+            </w:pPr>
+            <w:r>
+              <w:rPr>
+                <w:rFonts w:ascii="Noto Serif CJK SC" w:eastAsia="Times New Roman" w:hAnsi="Noto Serif CJK SC" w:cs="Times New Roman"/>
+                <w:color w:val="000000"/>
+                <w:kern w:val="0"/>
+                <w:sz w:val="28"/>
+                <w:szCs w:val="28"/>
+                <w14:ligatures w14:val="none"/>
+              </w:rPr>
+              <w:t>Medium</w:t>
+            </w:r>
+          </w:p>
+        </w:tc>
+        <w:tc>
+          <w:tcPr>
+            <w:tcW w:w="1356" w:type="dxa"/>
+            <w:hideMark/>
+          </w:tcPr>
+          <w:p>
+            <w:pPr>
+              <w:rPr>
+                <w:rFonts w:ascii="Times New Roman" w:eastAsia="Times New Roman" w:hAnsi="Times New Roman" w:cs="Times New Roman"/>
+                <w:kern w:val="0"/>
+                <w14:ligatures w14:val="none"/>
+              </w:rPr>
+            </w:pPr>
+            <w:r>
+              <w:rPr>
+                <w:rFonts w:ascii="Noto Serif CJK SC" w:eastAsia="Times New Roman" w:hAnsi="Noto Serif CJK SC" w:cs="Times New Roman"/>
+                <w:color w:val="000000"/>
+                <w:kern w:val="0"/>
+                <w:sz w:val="28"/>
+                <w:szCs w:val="28"/>
+                <w14:ligatures w14:val="none"/>
+              </w:rPr>
+              <w:t>In-progress</w:t>
+            </w:r>
+          </w:p>
+        </w:tc>
+        <w:tc>
+          <w:tcPr>
+            <w:tcW w:w="5088" w:type="dxa"/>
+            <w:hideMark/>
+          </w:tcPr>
+          <w:p>
+            <w:pPr>
+              <w:rPr>
+                <w:rFonts w:ascii="Times New Roman" w:eastAsia="Times New Roman" w:hAnsi="Times New Roman" w:cs="Times New Roman"/>
+                <w:kern w:val="0"/>
+                <w14:ligatures w14:val="none"/>
+              </w:rPr>
+            </w:pPr>
+            <w:r>
+              <w:rPr>
+                <w:rFonts w:ascii="Noto Serif CJK SC" w:eastAsia="Times New Roman" w:hAnsi="Noto Serif CJK SC" w:cs="Times New Roman"/>
+                <w:color w:val="000000"/>
+                <w:kern w:val="0"/>
+                <w:sz w:val="28"/>
+                <w:szCs w:val="28"/>
+                <w14:ligatures w14:val="none"/>
+              </w:rPr>
+              <w:t>Thomas R</w:t>
+            </w:r>
+          </w:p>
+        </w:tc>
+      </w:tr>
+      <w:tr>
+        <w:tc>
+          <w:tcPr>
+            <w:tcW w:w="529" w:type="dxa"/>
+            <w:hideMark/>
+          </w:tcPr>
+          <w:p>
+            <w:pPr>
+              <w:rPr>
+                <w:rFonts w:ascii="Times New Roman" w:eastAsia="Times New Roman" w:hAnsi="Times New Roman" w:cs="Times New Roman"/>
+                <w:kern w:val="0"/>
+                <w14:ligatures w14:val="none"/>
+              </w:rPr>
+            </w:pPr>
+            <w:r>
+              <w:rPr>
+                <w:rFonts w:ascii="Noto Serif CJK SC" w:eastAsia="Times New Roman" w:hAnsi="Noto Serif CJK SC" w:cs="Times New Roman"/>
+                <w:color w:val="000000"/>
+                <w:kern w:val="0"/>
+                <w:sz w:val="28"/>
+                <w:szCs w:val="28"/>
+                <w14:ligatures w14:val="none"/>
+              </w:rPr>
+              <w:t>2f</w:t>
+            </w:r>
+          </w:p>
+        </w:tc>
+        <w:tc>
+          <w:tcPr>
+            <w:tcW w:w="1959" w:type="dxa"/>
+            <w:hideMark/>
+          </w:tcPr>
+          <w:p>
+            <w:pPr>
+              <w:rPr>
+                <w:rFonts w:ascii="Times New Roman" w:eastAsia="Times New Roman" w:hAnsi="Times New Roman" w:cs="Times New Roman"/>
+                <w:kern w:val="0"/>
+                <w14:ligatures w14:val="none"/>
+              </w:rPr>
+            </w:pPr>
+            <w:r>
+              <w:rPr>
+                <w:rFonts w:ascii="Noto Serif CJK SC" w:eastAsia="Times New Roman" w:hAnsi="Noto Serif CJK SC" w:cs="Times New Roman"/>
+                <w:color w:val="000000"/>
+                <w:kern w:val="0"/>
+                <w:sz w:val="28"/>
+                <w:szCs w:val="28"/>
+                <w14:ligatures w14:val="none"/>
+              </w:rPr>
+              <w:t>Cache API data to offline database</w:t>
+            </w:r>
+          </w:p>
+        </w:tc>
+        <w:tc>
+          <w:tcPr>
+            <w:tcW w:w="1233" w:type="dxa"/>
+            <w:hideMark/>
+          </w:tcPr>
+          <w:p>
+            <w:pPr>
+              <w:rPr>
+                <w:rFonts w:ascii="Times New Roman" w:eastAsia="Times New Roman" w:hAnsi="Times New Roman" w:cs="Times New Roman"/>
+                <w:kern w:val="0"/>
+                <w14:ligatures w14:val="none"/>
+              </w:rPr>
+            </w:pPr>
+            <w:r>
+              <w:rPr>
+                <w:rFonts w:ascii="Noto Serif CJK SC" w:eastAsia="Times New Roman" w:hAnsi="Noto Serif CJK SC" w:cs="Times New Roman"/>
+                <w:color w:val="000000"/>
+                <w:kern w:val="0"/>
+                <w:sz w:val="28"/>
+                <w:szCs w:val="28"/>
+                <w14:ligatures w14:val="none"/>
+              </w:rPr>
+              <w:t>Medium</w:t>
+            </w:r>
+          </w:p>
+        </w:tc>
+        <w:tc>
+          <w:tcPr>
+            <w:tcW w:w="1356" w:type="dxa"/>
+            <w:hideMark/>
+          </w:tcPr>
+          <w:p>
+            <w:pPr>
+              <w:rPr>
+                <w:rFonts w:ascii="Times New Roman" w:eastAsia="Times New Roman" w:hAnsi="Times New Roman" w:cs="Times New Roman"/>
+                <w:kern w:val="0"/>
+                <w14:ligatures w14:val="none"/>
+              </w:rPr>
+            </w:pPr>
+            <w:r>
+              <w:rPr>
+                <w:rFonts w:ascii="Noto Serif CJK SC" w:eastAsia="Times New Roman" w:hAnsi="Noto Serif CJK SC" w:cs="Times New Roman"/>
+                <w:color w:val="000000"/>
+                <w:kern w:val="0"/>
+                <w:sz w:val="28"/>
+                <w:szCs w:val="28"/>
+                <w14:ligatures w14:val="none"/>
+              </w:rPr>
+              <w:t>In-progress</w:t>
+            </w:r>
+          </w:p>
+        </w:tc>
+        <w:tc>
+          <w:tcPr>
+            <w:tcW w:w="5088" w:type="dxa"/>
+            <w:hideMark/>
+          </w:tcPr>
+          <w:p>
+            <w:pPr>
+              <w:rPr>
+                <w:rFonts w:ascii="Times New Roman" w:eastAsia="Times New Roman" w:hAnsi="Times New Roman" w:cs="Times New Roman"/>
+                <w:kern w:val="0"/>
+                <w14:ligatures w14:val="none"/>
+              </w:rPr>
+            </w:pPr>
+            <w:r>
+              <w:rPr>
+                <w:rFonts w:ascii="Noto Serif CJK SC" w:eastAsia="Times New Roman" w:hAnsi="Noto Serif CJK SC" w:cs="Times New Roman"/>
+                <w:color w:val="000000"/>
+                <w:kern w:val="0"/>
+                <w:sz w:val="28"/>
+                <w:szCs w:val="28"/>
+                <w14:ligatures w14:val="none"/>
+              </w:rPr>
+              <w:t>Kyler C</w:t>
+            </w:r>
+          </w:p>
+        </w:tc>
+      </w:tr>
+      <w:tr>
+        <w:tc>
+          <w:tcPr>
+            <w:tcW w:w="529" w:type="dxa"/>
+            <w:hideMark/>
+          </w:tcPr>
+          <w:p>
+            <w:pPr>
+              <w:rPr>
+                <w:rFonts w:ascii="Times New Roman" w:eastAsia="Times New Roman" w:hAnsi="Times New Roman" w:cs="Times New Roman"/>
+                <w:kern w:val="0"/>
+                <w14:ligatures w14:val="none"/>
+              </w:rPr>
+            </w:pPr>
+            <w:r>
+              <w:rPr>
+                <w:rFonts w:ascii="Noto Serif CJK SC" w:eastAsia="Times New Roman" w:hAnsi="Noto Serif CJK SC" w:cs="Times New Roman"/>
+                <w:color w:val="000000"/>
+                <w:kern w:val="0"/>
+                <w:sz w:val="28"/>
+                <w:szCs w:val="28"/>
+                <w14:ligatures w14:val="none"/>
+              </w:rPr>
+              <w:t>2g</w:t>
+            </w:r>
+          </w:p>
+        </w:tc>
+        <w:tc>
+          <w:tcPr>
+            <w:tcW w:w="1959" w:type="dxa"/>
+            <w:hideMark/>
+          </w:tcPr>
+          <w:p>
+            <w:pPr>
+              <w:rPr>
+                <w:rFonts w:ascii="Times New Roman" w:eastAsia="Times New Roman" w:hAnsi="Times New Roman" w:cs="Times New Roman"/>
+                <w:kern w:val="0"/>
+                <w14:ligatures w14:val="none"/>
+              </w:rPr>
+            </w:pPr>
+            <w:r>
+              <w:rPr>
+                <w:rFonts w:ascii="Noto Serif CJK SC" w:eastAsia="Times New Roman" w:hAnsi="Noto Serif CJK SC" w:cs="Times New Roman"/>
+                <w:color w:val="000000"/>
+                <w:kern w:val="0"/>
+                <w:sz w:val="28"/>
+                <w:szCs w:val="28"/>
+                <w14:ligatures w14:val="none"/>
+              </w:rPr>
+              <w:t>Revise Test Plan</w:t>
+            </w:r>
+          </w:p>
+        </w:tc>
+        <w:tc>
+          <w:tcPr>
+            <w:tcW w:w="1233" w:type="dxa"/>
+            <w:hideMark/>
+          </w:tcPr>
+          <w:p>
+            <w:pPr>
+              <w:rPr>
+                <w:rFonts w:ascii="Times New Roman" w:eastAsia="Times New Roman" w:hAnsi="Times New Roman" w:cs="Times New Roman"/>
+                <w:kern w:val="0"/>
+                <w14:ligatures w14:val="none"/>
+              </w:rPr>
+            </w:pPr>
+            <w:r>
+              <w:rPr>
+                <w:rFonts w:ascii="Noto Serif CJK SC" w:eastAsia="Times New Roman" w:hAnsi="Noto Serif CJK SC" w:cs="Times New Roman"/>
+                <w:color w:val="000000"/>
+                <w:kern w:val="0"/>
+                <w:sz w:val="28"/>
+                <w:szCs w:val="28"/>
+                <w14:ligatures w14:val="none"/>
+              </w:rPr>
+              <w:t>Medium</w:t>
+            </w:r>
+          </w:p>
+        </w:tc>
+        <w:tc>
+          <w:tcPr>
+            <w:tcW w:w="1356" w:type="dxa"/>
+            <w:hideMark/>
+          </w:tcPr>
+          <w:p>
+            <w:pPr>
+              <w:rPr>
+                <w:rFonts w:ascii="Times New Roman" w:eastAsia="Times New Roman" w:hAnsi="Times New Roman" w:cs="Times New Roman"/>
+                <w:kern w:val="0"/>
+                <w14:ligatures w14:val="none"/>
+              </w:rPr>
+            </w:pPr>
+            <w:r>
+              <w:rPr>
+                <w:rFonts w:ascii="Noto Serif CJK SC" w:eastAsia="Times New Roman" w:hAnsi="Noto Serif CJK SC" w:cs="Times New Roman"/>
+                <w:color w:val="000000"/>
+                <w:kern w:val="0"/>
+                <w:sz w:val="28"/>
+                <w:szCs w:val="28"/>
+                <w14:ligatures w14:val="none"/>
+              </w:rPr>
+              <w:t>In-progress</w:t>
+            </w:r>
+          </w:p>
+        </w:tc>
+        <w:tc>
+          <w:tcPr>
+            <w:tcW w:w="5088" w:type="dxa"/>
+            <w:hideMark/>
+          </w:tcPr>
+          <w:p>
+            <w:pPr>
+              <w:rPr>
+                <w:rFonts w:ascii="Times New Roman" w:eastAsia="Times New Roman" w:hAnsi="Times New Roman" w:cs="Times New Roman"/>
+                <w:kern w:val="0"/>
+                <w14:ligatures w14:val="none"/>
+              </w:rPr>
+            </w:pPr>
+            <w:r>
+              <w:rPr>
+                <w:rFonts w:ascii="Noto Serif CJK SC" w:eastAsia="Times New Roman" w:hAnsi="Noto Serif CJK SC" w:cs="Times New Roman"/>
+                <w:color w:val="000000"/>
+                <w:kern w:val="0"/>
+                <w:sz w:val="28"/>
+                <w:szCs w:val="28"/>
+                <w14:ligatures w14:val="none"/>
+              </w:rPr>
+              <w:t>Eric P, Nate C</w:t>
+            </w:r>
+          </w:p>
+        </w:tc>
+      </w:tr>
+      <w:tr>
+        <w:tc>
+          <w:tcPr>
+            <w:tcW w:w="529" w:type="dxa"/>
+            <w:hideMark/>
+          </w:tcPr>
+          <w:p>
+            <w:pPr>
+              <w:rPr>
+                <w:rFonts w:ascii="Times New Roman" w:eastAsia="Times New Roman" w:hAnsi="Times New Roman" w:cs="Times New Roman"/>
+                <w:kern w:val="0"/>
+                <w14:ligatures w14:val="none"/>
+              </w:rPr>
+            </w:pPr>
+            <w:r>
+              <w:rPr>
+                <w:rFonts w:ascii="Noto Serif CJK SC" w:eastAsia="Times New Roman" w:hAnsi="Noto Serif CJK SC" w:cs="Times New Roman"/>
+                <w:color w:val="000000"/>
+                <w:kern w:val="0"/>
+                <w:sz w:val="28"/>
+                <w:szCs w:val="28"/>
+                <w14:ligatures w14:val="none"/>
+              </w:rPr>
+              <w:t>2h</w:t>
+            </w:r>
+          </w:p>
+        </w:tc>
+        <w:tc>
+          <w:tcPr>
+            <w:tcW w:w="1959" w:type="dxa"/>
+            <w:hideMark/>
+          </w:tcPr>
+          <w:p>
+            <w:pPr>
+              <w:rPr>
+                <w:rFonts w:ascii="Times New Roman" w:eastAsia="Times New Roman" w:hAnsi="Times New Roman" w:cs="Times New Roman"/>
+                <w:kern w:val="0"/>
+                <w14:ligatures w14:val="none"/>
+              </w:rPr>
+            </w:pPr>
+            <w:r>
+              <w:rPr>
+                <w:rFonts w:ascii="Noto Serif CJK SC" w:eastAsia="Times New Roman" w:hAnsi="Noto Serif CJK SC" w:cs="Times New Roman"/>
+                <w:color w:val="000000"/>
+                <w:kern w:val="0"/>
+                <w:sz w:val="28"/>
+                <w:szCs w:val="28"/>
+                <w14:ligatures w14:val="none"/>
+              </w:rPr>
+              <w:t>Create functional test plan (start automated testing)</w:t>
+            </w:r>
+          </w:p>
+        </w:tc>
+        <w:tc>
+          <w:tcPr>
+            <w:tcW w:w="1233" w:type="dxa"/>
+            <w:hideMark/>
+          </w:tcPr>
+          <w:p>
+            <w:pPr>
+              <w:rPr>
+                <w:rFonts w:ascii="Times New Roman" w:eastAsia="Times New Roman" w:hAnsi="Times New Roman" w:cs="Times New Roman"/>
+                <w:kern w:val="0"/>
+                <w14:ligatures w14:val="none"/>
+              </w:rPr>
+            </w:pPr>
+            <w:r>
+              <w:rPr>
+                <w:rFonts w:ascii="Noto Serif CJK SC" w:eastAsia="Times New Roman" w:hAnsi="Noto Serif CJK SC" w:cs="Times New Roman"/>
+                <w:color w:val="000000"/>
+                <w:kern w:val="0"/>
+                <w:sz w:val="28"/>
+                <w:szCs w:val="28"/>
+                <w14:ligatures w14:val="none"/>
+              </w:rPr>
+              <w:t>Medium</w:t>
+            </w:r>
+          </w:p>
+        </w:tc>
+        <w:tc>
+          <w:tcPr>
+            <w:tcW w:w="1356" w:type="dxa"/>
+            <w:hideMark/>
+          </w:tcPr>
+          <w:p>
+            <w:pPr>
+              <w:rPr>
+                <w:rFonts w:ascii="Times New Roman" w:eastAsia="Times New Roman" w:hAnsi="Times New Roman" w:cs="Times New Roman"/>
+                <w:kern w:val="0"/>
+                <w14:ligatures w14:val="none"/>
+              </w:rPr>
+            </w:pPr>
+            <w:r>
+              <w:rPr>
+                <w:rFonts w:ascii="Noto Serif CJK SC" w:eastAsia="Times New Roman" w:hAnsi="Noto Serif CJK SC" w:cs="Times New Roman"/>
+                <w:color w:val="000000"/>
+                <w:kern w:val="0"/>
+                <w:sz w:val="28"/>
+                <w:szCs w:val="28"/>
+                <w14:ligatures w14:val="none"/>
+              </w:rPr>
+              <w:t>In-progress</w:t>
+            </w:r>
+          </w:p>
+        </w:tc>
+        <w:tc>
+          <w:tcPr>
+            <w:tcW w:w="5088" w:type="dxa"/>
+            <w:hideMark/>
+          </w:tcPr>
+          <w:p>
+            <w:pPr>
+              <w:rPr>
+                <w:rFonts w:ascii="Times New Roman" w:eastAsia="Times New Roman" w:hAnsi="Times New Roman" w:cs="Times New Roman"/>
+                <w:kern w:val="0"/>
+                <w14:ligatures w14:val="none"/>
+              </w:rPr>
+            </w:pPr>
+            <w:r>
+              <w:rPr>
+                <w:rFonts w:ascii="Noto Serif CJK SC" w:eastAsia="Times New Roman" w:hAnsi="Noto Serif CJK SC" w:cs="Times New Roman"/>
+                <w:color w:val="000000"/>
+                <w:kern w:val="0"/>
+                <w:sz w:val="28"/>
+                <w:szCs w:val="28"/>
+                <w14:ligatures w14:val="none"/>
+              </w:rPr>
+              <w:t>Nate C</w:t>
+            </w:r>
+          </w:p>
+        </w:tc>
+      </w:tr>
+      <w:tr>
+        <w:tc>
+          <w:tcPr>
+            <w:tcW w:w="529" w:type="dxa"/>
+            <w:hideMark/>
+          </w:tcPr>
+          <w:p>
+            <w:pPr>
+              <w:rPr>
+                <w:rFonts w:ascii="Times New Roman" w:eastAsia="Times New Roman" w:hAnsi="Times New Roman" w:cs="Times New Roman"/>
+                <w:kern w:val="0"/>
+                <w14:ligatures w14:val="none"/>
+              </w:rPr>
+            </w:pPr>
+            <w:r>
+              <w:rPr>
+                <w:rFonts w:ascii="Noto Serif CJK SC" w:eastAsia="Times New Roman" w:hAnsi="Noto Serif CJK SC" w:cs="Times New Roman"/>
+                <w:color w:val="000000"/>
+                <w:kern w:val="0"/>
+                <w:sz w:val="28"/>
+                <w:szCs w:val="28"/>
+                <w14:ligatures w14:val="none"/>
+              </w:rPr>
+              <w:t>2i</w:t>
+            </w:r>
+          </w:p>
+        </w:tc>
+        <w:tc>
+          <w:tcPr>
+            <w:tcW w:w="1959" w:type="dxa"/>
+            <w:hideMark/>
+          </w:tcPr>
+          <w:p>
+            <w:pPr>
+              <w:rPr>
+                <w:rFonts w:ascii="Times New Roman" w:eastAsia="Times New Roman" w:hAnsi="Times New Roman" w:cs="Times New Roman"/>
+                <w:kern w:val="0"/>
+                <w14:ligatures w14:val="none"/>
+              </w:rPr>
+            </w:pPr>
+            <w:r>
+              <w:rPr>
+                <w:rFonts w:ascii="Noto Serif CJK SC" w:eastAsia="Times New Roman" w:hAnsi="Noto Serif CJK SC" w:cs="Times New Roman"/>
+                <w:color w:val="000000"/>
+                <w:kern w:val="0"/>
+                <w:sz w:val="28"/>
+                <w:szCs w:val="28"/>
+                <w14:ligatures w14:val="none"/>
+              </w:rPr>
+              <w:t>Create non-functional test plan</w:t>
+            </w:r>
+          </w:p>
+        </w:tc>
+        <w:tc>
+          <w:tcPr>
+            <w:tcW w:w="1233" w:type="dxa"/>
+            <w:hideMark/>
+          </w:tcPr>
+          <w:p>
+            <w:pPr>
+              <w:rPr>
+                <w:rFonts w:ascii="Times New Roman" w:eastAsia="Times New Roman" w:hAnsi="Times New Roman" w:cs="Times New Roman"/>
+                <w:kern w:val="0"/>
+                <w14:ligatures w14:val="none"/>
+              </w:rPr>
+            </w:pPr>
+            <w:r>
+              <w:rPr>
+                <w:rFonts w:ascii="Noto Serif CJK SC" w:eastAsia="Times New Roman" w:hAnsi="Noto Serif CJK SC" w:cs="Times New Roman"/>
+                <w:color w:val="000000"/>
+                <w:kern w:val="0"/>
+                <w:sz w:val="28"/>
+                <w:szCs w:val="28"/>
+                <w14:ligatures w14:val="none"/>
+              </w:rPr>
+              <w:t>Medium</w:t>
+            </w:r>
+          </w:p>
+        </w:tc>
+        <w:tc>
+          <w:tcPr>
+            <w:tcW w:w="1356" w:type="dxa"/>
+            <w:hideMark/>
+          </w:tcPr>
+          <w:p>
+            <w:pPr>
+              <w:rPr>
+                <w:rFonts w:ascii="Times New Roman" w:eastAsia="Times New Roman" w:hAnsi="Times New Roman" w:cs="Times New Roman"/>
+                <w:kern w:val="0"/>
+                <w14:ligatures w14:val="none"/>
+              </w:rPr>
+            </w:pPr>
+            <w:r>
+              <w:rPr>
+                <w:rFonts w:ascii="Noto Serif CJK SC" w:eastAsia="Times New Roman" w:hAnsi="Noto Serif CJK SC" w:cs="Times New Roman"/>
+                <w:color w:val="000000"/>
+                <w:kern w:val="0"/>
+                <w:sz w:val="28"/>
+                <w:szCs w:val="28"/>
+                <w14:ligatures w14:val="none"/>
+              </w:rPr>
+              <w:t>In-progress</w:t>
+            </w:r>
+          </w:p>
+        </w:tc>
+        <w:tc>
+          <w:tcPr>
+            <w:tcW w:w="5088" w:type="dxa"/>
+            <w:hideMark/>
+          </w:tcPr>
+          <w:p>
+            <w:pPr>
+              <w:rPr>
+                <w:rFonts w:ascii="Times New Roman" w:eastAsia="Times New Roman" w:hAnsi="Times New Roman" w:cs="Times New Roman"/>
+                <w:kern w:val="0"/>
+                <w14:ligatures w14:val="none"/>
+              </w:rPr>
+            </w:pPr>
+            <w:r>
+              <w:rPr>
+                <w:rFonts w:ascii="Noto Serif CJK SC" w:eastAsia="Times New Roman" w:hAnsi="Noto Serif CJK SC" w:cs="Times New Roman"/>
+                <w:color w:val="000000"/>
+                <w:kern w:val="0"/>
+                <w:sz w:val="28"/>
+                <w:szCs w:val="28"/>
+                <w14:ligatures w14:val="none"/>
+              </w:rPr>
+              <w:t>Thomas R</w:t>
+            </w:r>
+          </w:p>
+        </w:tc>
+      </w:tr>
+      <w:tr>
+        <w:tc>
+          <w:tcPr>
+            <w:tcW w:w="529" w:type="dxa"/>
+            <w:hideMark/>
+          </w:tcPr>
+          <w:p>
+            <w:pPr>
+              <w:rPr>
+                <w:rFonts w:ascii="Times New Roman" w:eastAsia="Times New Roman" w:hAnsi="Times New Roman" w:cs="Times New Roman"/>
+                <w:kern w:val="0"/>
+                <w14:ligatures w14:val="none"/>
+              </w:rPr>
+            </w:pPr>
+            <w:r>
+              <w:rPr>
+                <w:rFonts w:ascii="Noto Serif CJK SC" w:eastAsia="Times New Roman" w:hAnsi="Noto Serif CJK SC" w:cs="Times New Roman"/>
+                <w:color w:val="000000"/>
+                <w:kern w:val="0"/>
+                <w:sz w:val="28"/>
+                <w:szCs w:val="28"/>
+                <w14:ligatures w14:val="none"/>
+              </w:rPr>
+              <w:t>2j</w:t>
+            </w:r>
+          </w:p>
+        </w:tc>
+        <w:tc>
+          <w:tcPr>
+            <w:tcW w:w="1959" w:type="dxa"/>
+            <w:hideMark/>
+          </w:tcPr>
+          <w:p>
+            <w:pPr>
+              <w:rPr>
+                <w:rFonts w:ascii="Times New Roman" w:eastAsia="Times New Roman" w:hAnsi="Times New Roman" w:cs="Times New Roman"/>
+                <w:kern w:val="0"/>
+                <w14:ligatures w14:val="none"/>
+              </w:rPr>
+            </w:pPr>
+            <w:r>
+              <w:rPr>
+                <w:rFonts w:ascii="Noto Serif CJK SC" w:eastAsia="Times New Roman" w:hAnsi="Noto Serif CJK SC" w:cs="Times New Roman"/>
+                <w:color w:val="000000"/>
+                <w:kern w:val="0"/>
+                <w:sz w:val="28"/>
+                <w:szCs w:val="28"/>
+                <w14:ligatures w14:val="none"/>
+              </w:rPr>
+              <w:t>Organize backlog</w:t>
+            </w:r>
+          </w:p>
+        </w:tc>
+        <w:tc>
+          <w:tcPr>
+            <w:tcW w:w="1233" w:type="dxa"/>
+            <w:hideMark/>
+          </w:tcPr>
+          <w:p>
+            <w:pPr>
+              <w:rPr>
+                <w:rFonts w:ascii="Times New Roman" w:eastAsia="Times New Roman" w:hAnsi="Times New Roman" w:cs="Times New Roman"/>
+                <w:kern w:val="0"/>
+                <w14:ligatures w14:val="none"/>
+              </w:rPr>
+            </w:pPr>
+            <w:r>
+              <w:rPr>
+                <w:rFonts w:ascii="Noto Serif CJK SC" w:eastAsia="Times New Roman" w:hAnsi="Noto Serif CJK SC" w:cs="Times New Roman"/>
+                <w:color w:val="000000"/>
+                <w:kern w:val="0"/>
+                <w:sz w:val="28"/>
+                <w:szCs w:val="28"/>
+                <w14:ligatures w14:val="none"/>
+              </w:rPr>
+              <w:t>Low</w:t>
+            </w:r>
+          </w:p>
+        </w:tc>
+        <w:tc>
+          <w:tcPr>
+            <w:tcW w:w="1356" w:type="dxa"/>
+            <w:hideMark/>
+          </w:tcPr>
+          <w:p>
+            <w:pPr>
+              <w:rPr>
+                <w:rFonts w:ascii="Times New Roman" w:eastAsia="Times New Roman" w:hAnsi="Times New Roman" w:cs="Times New Roman"/>
+                <w:kern w:val="0"/>
+                <w14:ligatures w14:val="none"/>
+              </w:rPr>
+            </w:pPr>
+            <w:r>
+              <w:rPr>
+                <w:rFonts w:ascii="Noto Serif CJK SC" w:eastAsia="Times New Roman" w:hAnsi="Noto Serif CJK SC" w:cs="Times New Roman"/>
+                <w:color w:val="000000"/>
+                <w:kern w:val="0"/>
+                <w:sz w:val="28"/>
+                <w:szCs w:val="28"/>
+                <w14:ligatures w14:val="none"/>
+              </w:rPr>
+              <w:t>In-progress</w:t>
+            </w:r>
+          </w:p>
+        </w:tc>
+        <w:tc>
+          <w:tcPr>
+            <w:tcW w:w="5088" w:type="dxa"/>
+            <w:hideMark/>
+          </w:tcPr>
+          <w:p>
+            <w:pPr>
+              <w:rPr>
+                <w:rFonts w:ascii="Times New Roman" w:eastAsia="Times New Roman" w:hAnsi="Times New Roman" w:cs="Times New Roman"/>
+                <w:kern w:val="0"/>
+                <w14:ligatures w14:val="none"/>
+              </w:rPr>
+            </w:pPr>
+            <w:r>
+              <w:rPr>
+                <w:rFonts w:ascii="Noto Serif CJK SC" w:eastAsia="Times New Roman" w:hAnsi="Noto Serif CJK SC" w:cs="Times New Roman"/>
+                <w:color w:val="000000"/>
+                <w:kern w:val="0"/>
+                <w:sz w:val="28"/>
+                <w:szCs w:val="28"/>
+                <w14:ligatures w14:val="none"/>
+              </w:rPr>
+              <w:t>Kyler C</w:t>
+            </w:r>
+          </w:p>
+        </w:tc>
+      </w:tr>
+    </w:tbl>
+    <w:p>
+      <w:pPr>
+        <w:rPr>
+          <w:sz w:val="32"/>
+          <w:szCs w:val="32"/>
+        </w:rPr>
+      </w:pPr>
+    </w:p>
+    <w:p>
+      <w:pPr>
+        <w:rPr>
+          <w:sz w:val="32"/>
+          <w:szCs w:val="32"/>
+        </w:rPr>
+      </w:pPr>
+      <w:r>
+        <w:rPr>
+          <w:sz w:val="32"/>
+          <w:szCs w:val="32"/>
+        </w:rPr>
+        <w:t>Contribution Form</w:t>
+      </w:r>
+      <w:r>
+        <w:rPr>
+          <w:sz w:val="32"/>
+          <w:szCs w:val="32"/>
+        </w:rPr>
+        <w:t xml:space="preserve"> Appendix (C) </w:t>
+      </w:r>
+      <w:r>
+        <w:rPr>
+          <w:sz w:val="32"/>
+          <w:szCs w:val="32"/>
+        </w:rPr>
+        <w:t xml:space="preserve"> </w:t>
+      </w:r>
+    </w:p>
+    <w:tbl>
+      <w:tblPr>
+        <w:tblStyle w:val="TableGrid"/>
+        <w:tblW w:w="9587" w:type="dxa"/>
+        <w:tblLook w:val="04A0" w:firstRow="1" w:lastRow="0" w:firstColumn="1" w:lastColumn="0" w:noHBand="0" w:noVBand="1"/>
+      </w:tblPr>
+      <w:tblGrid>
+        <w:gridCol w:w="1597"/>
+        <w:gridCol w:w="1598"/>
+        <w:gridCol w:w="3195"/>
+        <w:gridCol w:w="1598"/>
+        <w:gridCol w:w="1599"/>
+      </w:tblGrid>
+      <w:tr>
+        <w:trPr>
+          <w:trHeight w:val="606"/>
+        </w:trPr>
+        <w:tc>
+          <w:tcPr>
+            <w:tcW w:w="1597" w:type="dxa"/>
+          </w:tcPr>
+          <w:p>
+            <w:r>
+              <w:t>Team Name</w:t>
+            </w:r>
+          </w:p>
+          <w:p>
+            <w:r>
+              <w:t>Gas Guzzlers</w:t>
+            </w:r>
+          </w:p>
+        </w:tc>
+        <w:tc>
+          <w:tcPr>
+            <w:tcW w:w="1598" w:type="dxa"/>
+          </w:tcPr>
+          <w:p>
+            <w:r>
+              <w:t>Sprint # 2</w:t>
+            </w:r>
+          </w:p>
+        </w:tc>
+        <w:tc>
+          <w:tcPr>
+            <w:tcW w:w="3195" w:type="dxa"/>
+          </w:tcPr>
+          <w:p>
+            <w:r>
+              <w:t>Date 3/22/26</w:t>
+            </w:r>
+          </w:p>
+        </w:tc>
+        <w:tc>
+          <w:tcPr>
+            <w:tcW w:w="3197" w:type="dxa"/>
+            <w:gridSpan w:val="2"/>
+          </w:tcPr>
+          <w:p>
+            <w:r>
+              <w:t>Team Score 100%</w:t>
+            </w:r>
+          </w:p>
+        </w:tc>
+      </w:tr>
+      <w:tr>
+        <w:trPr>
+          <w:trHeight w:val="295"/>
+        </w:trPr>
+        <w:tc>
+          <w:tcPr>
+            <w:tcW w:w="3195" w:type="dxa"/>
+            <w:gridSpan w:val="2"/>
+          </w:tcPr>
+          <w:p>
+            <w:r>
+              <w:t>Name</w:t>
+            </w:r>
+          </w:p>
+        </w:tc>
+        <w:tc>
+          <w:tcPr>
+            <w:tcW w:w="3195" w:type="dxa"/>
+          </w:tcPr>
+          <w:p>
+            <w:r>
+              <w:t>Contribution (%)</w:t>
+            </w:r>
+          </w:p>
+        </w:tc>
+        <w:tc>
+          <w:tcPr>
+            <w:tcW w:w="1598" w:type="dxa"/>
+          </w:tcPr>
+          <w:p>
+            <w:r>
+              <w:t>Signature</w:t>
+            </w:r>
+          </w:p>
+        </w:tc>
+        <w:tc>
+          <w:tcPr>
+            <w:tcW w:w="1599" w:type="dxa"/>
+          </w:tcPr>
+          <w:p>
+            <w:r>
+              <w:t>Individual</w:t>
+            </w:r>
+          </w:p>
+        </w:tc>
+      </w:tr>
+      <w:tr>
+        <w:trPr>
+          <w:trHeight w:val="295"/>
+        </w:trPr>
+        <w:tc>
+          <w:tcPr>
+            <w:tcW w:w="3195" w:type="dxa"/>
+            <w:gridSpan w:val="2"/>
+          </w:tcPr>
+          <w:p>
+            <w:r>
+              <w:t>Eric Parral</w:t>
+            </w:r>
+          </w:p>
+        </w:tc>
+        <w:tc>
+          <w:tcPr>
+            <w:tcW w:w="3195" w:type="dxa"/>
+          </w:tcPr>
+          <w:p>
+            <w:r>
+              <w:t>25%</w:t>
+            </w:r>
+          </w:p>
+        </w:tc>
+        <w:tc>
+          <w:tcPr>
+            <w:tcW w:w="1598" w:type="dxa"/>
+          </w:tcPr>
+          <w:p>
+            <w:r>
+              <w:t>Eric Parral</w:t>
+            </w:r>
+          </w:p>
+        </w:tc>
+        <w:tc>
+          <w:tcPr>
+            <w:tcW w:w="1599" w:type="dxa"/>
+          </w:tcPr>
+          <w:p>
+            <w:r>
+              <w:t>25</w:t>
+            </w:r>
+          </w:p>
+        </w:tc>
+      </w:tr>
+      <w:tr>
+        <w:trPr>
+          <w:trHeight w:val="557"/>
+        </w:trPr>
+        <w:tc>
+          <w:tcPr>
+            <w:tcW w:w="3195" w:type="dxa"/>
+            <w:gridSpan w:val="2"/>
+          </w:tcPr>
+          <w:p>
+            <w:r>
+              <w:t>Nathan Carlson</w:t>
+            </w:r>
+          </w:p>
+        </w:tc>
+        <w:tc>
+          <w:tcPr>
+            <w:tcW w:w="3195" w:type="dxa"/>
+          </w:tcPr>
+          <w:p>
+            <w:r>
+              <w:t>25%</w:t>
+            </w:r>
+          </w:p>
+        </w:tc>
+        <w:tc>
+          <w:tcPr>
+            <w:tcW w:w="1598" w:type="dxa"/>
+          </w:tcPr>
+          <w:p>
+            <w:r>
+              <w:t>Nathan Carlson</w:t>
+            </w:r>
+          </w:p>
+        </w:tc>
+        <w:tc>
+          <w:tcPr>
+            <w:tcW w:w="1599" w:type="dxa"/>
+          </w:tcPr>
+          <w:p>
+            <w:r>
+              <w:t>25</w:t>
+            </w:r>
+          </w:p>
+        </w:tc>
+      </w:tr>
+      <w:tr>
+        <w:trPr>
+          <w:trHeight w:val="295"/>
+        </w:trPr>
+        <w:tc>
+          <w:tcPr>
+            <w:tcW w:w="3195" w:type="dxa"/>
+            <w:gridSpan w:val="2"/>
+          </w:tcPr>
+          <w:p>
+            <w:r>
+              <w:t>Kyler Cressall</w:t>
+            </w:r>
+          </w:p>
+        </w:tc>
+        <w:tc>
+          <w:tcPr>
+            <w:tcW w:w="3195" w:type="dxa"/>
+          </w:tcPr>
+          <w:p>
+            <w:r>
+              <w:t>25%</w:t>
+            </w:r>
+          </w:p>
+        </w:tc>
+        <w:tc>
+          <w:tcPr>
+            <w:tcW w:w="1598" w:type="dxa"/>
+          </w:tcPr>
+          <w:p>
+            <w:r>
+              <w:t>Kyler Cressall</w:t>
+            </w:r>
+          </w:p>
+        </w:tc>
+        <w:tc>
+          <w:tcPr>
+            <w:tcW w:w="1599" w:type="dxa"/>
+          </w:tcPr>
+          <w:p>
+            <w:r>
+              <w:t>25</w:t>
+            </w:r>
+          </w:p>
+        </w:tc>
+      </w:tr>
+      <w:tr>
+        <w:trPr>
+          <w:trHeight w:val="295"/>
+        </w:trPr>
+        <w:tc>
+          <w:tcPr>
+            <w:tcW w:w="3195" w:type="dxa"/>
+            <w:gridSpan w:val="2"/>
+          </w:tcPr>
+          <w:p>
+            <w:r>
+              <w:t xml:space="preserve">Thomas Ross </w:t>
+            </w:r>
+          </w:p>
+        </w:tc>
+        <w:tc>
+          <w:tcPr>
+            <w:tcW w:w="3195" w:type="dxa"/>
+          </w:tcPr>
+          <w:p>
+            <w:r>
+              <w:t>25%</w:t>
+            </w:r>
+          </w:p>
+        </w:tc>
+        <w:tc>
+          <w:tcPr>
+            <w:tcW w:w="1598" w:type="dxa"/>
+          </w:tcPr>
+          <w:p>
+            <w:r>
+              <w:t>Thomas Ross</w:t>
+            </w:r>
+          </w:p>
+        </w:tc>
+        <w:tc>
+          <w:tcPr>
+            <w:tcW w:w="1599" w:type="dxa"/>
+          </w:tcPr>
+          <w:p>
+            <w:r>
+              <w:t>25</w:t>
+            </w:r>
+          </w:p>
+        </w:tc>
+      </w:tr>
+    </w:tbl>
+    <w:p>
+      <w:pPr>
+        <w:rPr>
+          <w:sz w:val="32"/>
+          <w:szCs w:val="32"/>
+        </w:rPr>
+      </w:pPr>
     </w:p>
     <w:p/>
     <w:sectPr>
